--- a/Mohamad_Mostafa_CV.docx
+++ b/Mohamad_Mostafa_CV.docx
@@ -32,24 +32,8 @@
           <w:rtl w:val="0"/>
         </w:rPr>
         <w:t>mohamadmostafa79@gmail.com  |  +961 79 160 283  |  Tripoli, Lebanon</w:t>
-      </w:r>
-      <w:r>
-        <w:rPr>
-          <w:color w:val="333333"/>
-          <w:sz w:val="19"/>
-          <w:szCs w:val="19"/>
-          <w:rtl w:val="0"/>
-        </w:rPr>
         <w:br w:type="textWrapping"/>
-      </w:r>
-      <w:r>
-        <w:rPr>
-          <w:color w:val="333333"/>
-          <w:sz w:val="19"/>
-          <w:szCs w:val="19"/>
-          <w:rtl w:val="0"/>
-        </w:rPr>
-        <w:t>GitHub: github.com/moudzx  |  LinkedIn: linkedin.com/in/moudzx</w:t>
+        <w:t>GitHub: github.com/moudzx  |  LinkedIn: linkedin.com/in/moudzx  |  Portfolio: moudzx.github.io</w:t>
       </w:r>
     </w:p>
     <w:p>
@@ -163,41 +147,11 @@
           <w:rtl w:val="0"/>
         </w:rPr>
         <w:tab/>
-      </w:r>
-      <w:r>
-        <w:rPr>
-          <w:rtl w:val="0"/>
-        </w:rPr>
         <w:tab/>
-      </w:r>
-      <w:r>
-        <w:rPr>
-          <w:rtl w:val="0"/>
-        </w:rPr>
         <w:tab/>
-      </w:r>
-      <w:r>
-        <w:rPr>
-          <w:rtl w:val="0"/>
-        </w:rPr>
         <w:tab/>
-      </w:r>
-      <w:r>
-        <w:rPr>
-          <w:rtl w:val="0"/>
-        </w:rPr>
         <w:tab/>
-      </w:r>
-      <w:r>
-        <w:rPr>
-          <w:rtl w:val="0"/>
-        </w:rPr>
         <w:tab/>
-      </w:r>
-      <w:r>
-        <w:rPr>
-          <w:rtl w:val="0"/>
-        </w:rPr>
         <w:t>Graduation: 2026</w:t>
       </w:r>
     </w:p>
@@ -880,35 +834,10 @@
           <w:rtl w:val="0"/>
         </w:rPr>
         <w:tab/>
-      </w:r>
-      <w:r>
-        <w:rPr>
-          <w:rtl w:val="0"/>
-        </w:rPr>
         <w:tab/>
-      </w:r>
-      <w:r>
-        <w:rPr>
-          <w:rtl w:val="0"/>
-        </w:rPr>
         <w:tab/>
-      </w:r>
-      <w:r>
-        <w:rPr>
-          <w:rtl w:val="0"/>
-        </w:rPr>
         <w:tab/>
-      </w:r>
-      <w:r>
-        <w:rPr>
-          <w:rtl w:val="0"/>
-        </w:rPr>
         <w:tab/>
-      </w:r>
-      <w:r>
-        <w:rPr>
-          <w:rtl w:val="0"/>
-        </w:rPr>
         <w:t>2023 —Present</w:t>
       </w:r>
     </w:p>
@@ -2176,6 +2105,61 @@
       </w:r>
       <w:bookmarkStart w:id="0" w:name="_GoBack"/>
       <w:bookmarkEnd w:id="0"/>
+    </w:p>
+    <w:p>
+      <w:pPr>
+        <w:keepNext/>
+        <w:spacing w:before="80" w:after="40"/>
+      </w:pPr>
+      <w:r>
+        <w:rPr>
+          <w:rFonts w:hint="default"/>
+          <w:b/>
+          <w:bCs/>
+          <w:sz w:val="22"/>
+          <w:szCs w:val="22"/>
+          <w:rtl w:val="0"/>
+          <w:lang w:val="en-US"/>
+        </w:rPr>
+        <w:t xml:space="preserve">x86 Overflow-Aware Arithmetic Engine </w:t>
+      </w:r>
+      <w:r>
+        <w:rPr>
+          <w:color w:val="7F8C8D"/>
+          <w:sz w:val="19"/>
+          <w:szCs w:val="19"/>
+          <w:rtl w:val="0"/>
+        </w:rPr>
+        <w:t xml:space="preserve">   [C, x86 Assembly, NASM]</w:t>
+      </w:r>
+    </w:p>
+    <w:p>
+      <w:pPr>
+        <w:spacing w:after="40" w:line="276" w:lineRule="auto"/>
+      </w:pPr>
+      <w:r>
+        <w:rPr>
+          <w:rFonts w:hint="default"/>
+          <w:lang w:val="en-US"/>
+        </w:rPr>
+        <w:t>Signed and unsigned 8/16/32-bit add, sub, and mul routines hand-written in NASM, detecting overflow directly from CPU flags into a 16-bit shift register and exposed through a single C11 _Generic dispatch layer.</w:t>
+      </w:r>
+    </w:p>
+    <w:p>
+      <w:pPr>
+        <w:spacing w:after="120"/>
+      </w:pPr>
+      <w:r>
+        <w:rPr>
+          <w:i/>
+          <w:iCs/>
+          <w:color w:val="2C3E50"/>
+          <w:sz w:val="19"/>
+          <w:szCs w:val="19"/>
+          <w:rtl w:val="0"/>
+        </w:rPr>
+        <w:t>Repository: github.com/moudzx/C-Integer-Overflow</w:t>
+      </w:r>
     </w:p>
     <w:p>
       <w:pPr>

--- a/Mohamad_Mostafa_CV.docx
+++ b/Mohamad_Mostafa_CV.docx
@@ -4,35 +4,75 @@
   <w:body>
     <w:p>
       <w:pPr>
+        <w:spacing w:after="60"/>
+        <w:jc w:val="center"/>
+      </w:pPr>
+      <w:r>
+        <w:rPr>
+          <w:rFonts w:ascii="Cambria" w:hAnsi="Cambria" w:eastAsia="Cambria" w:cs="Cambria"/>
+          <w:b/>
+          <w:bCs/>
+          <w:color w:val="2C3E50"/>
+          <w:spacing w:val="40"/>
+          <w:sz w:val="46"/>
+          <w:szCs w:val="46"/>
+          <w:rtl w:val="0"/>
+        </w:rPr>
+        <w:t>MOHAMAD MOSTAFA</w:t>
+      </w:r>
+    </w:p>
+    <w:p>
+      <w:pPr>
         <w:spacing w:after="160"/>
         <w:jc w:val="center"/>
       </w:pPr>
       <w:r>
         <w:rPr>
-          <w:b/>
-          <w:bCs/>
-          <w:color w:val="2C3E50"/>
-          <w:sz w:val="48"/>
-          <w:szCs w:val="48"/>
-          <w:rtl w:val="0"/>
-        </w:rPr>
-        <w:t>MOHAMAD MOSTAFA</w:t>
-      </w:r>
-    </w:p>
-    <w:p>
-      <w:pPr>
-        <w:spacing w:after="320"/>
-        <w:jc w:val="center"/>
-      </w:pPr>
-      <w:r>
-        <w:rPr>
-          <w:color w:val="333333"/>
+          <w:rFonts w:ascii="Cambria" w:hAnsi="Cambria" w:eastAsia="Cambria" w:cs="Cambria"/>
+          <w:i/>
+          <w:iCs/>
+          <w:color w:val="7F8C8D"/>
+          <w:spacing w:val="10"/>
           <w:sz w:val="19"/>
           <w:szCs w:val="19"/>
           <w:rtl w:val="0"/>
         </w:rPr>
+        <w:t>Systems, Web &amp; Low-Level Engineering</w:t>
+      </w:r>
+    </w:p>
+    <w:p>
+      <w:pPr>
+        <w:pBdr>
+          <w:bottom w:val="single" w:color="2C3E50" w:sz="4" w:space="8"/>
+        </w:pBdr>
+        <w:spacing w:after="240"/>
+        <w:jc w:val="center"/>
+      </w:pPr>
+      <w:r>
+        <w:rPr>
+          <w:color w:val="333333"/>
+          <w:sz w:val="19"/>
+          <w:szCs w:val="19"/>
+          <w:rtl w:val="0"/>
+        </w:rPr>
         <w:t>mohamadmostafa79@gmail.com  |  +961 79 160 283  |  Tripoli, Lebanon</w:t>
+      </w:r>
+      <w:r>
+        <w:rPr>
+          <w:color w:val="333333"/>
+          <w:sz w:val="19"/>
+          <w:szCs w:val="19"/>
+          <w:rtl w:val="0"/>
+        </w:rPr>
         <w:br w:type="textWrapping"/>
+      </w:r>
+      <w:r>
+        <w:rPr>
+          <w:color w:val="333333"/>
+          <w:sz w:val="19"/>
+          <w:szCs w:val="19"/>
+          <w:rtl w:val="0"/>
+        </w:rPr>
         <w:t>GitHub: github.com/moudzx  |  LinkedIn: linkedin.com/in/moudzx  |  Portfolio: moudzx.github.io</w:t>
       </w:r>
     </w:p>
@@ -40,17 +80,19 @@
       <w:pPr>
         <w:keepNext/>
         <w:pBdr>
-          <w:bottom w:val="single" w:color="2C3E50" w:sz="8" w:space="4"/>
+          <w:bottom w:val="single" w:color="2C3E50" w:sz="4" w:space="6"/>
         </w:pBdr>
-        <w:spacing w:before="280" w:after="120"/>
-      </w:pPr>
-      <w:r>
-        <w:rPr>
+        <w:spacing w:before="300" w:after="140"/>
+      </w:pPr>
+      <w:r>
+        <w:rPr>
+          <w:rFonts w:ascii="Cambria" w:hAnsi="Cambria" w:eastAsia="Cambria" w:cs="Cambria"/>
           <w:b/>
           <w:bCs/>
           <w:color w:val="2C3E50"/>
-          <w:sz w:val="26"/>
-          <w:szCs w:val="26"/>
+          <w:spacing w:val="16"/>
+          <w:sz w:val="24"/>
+          <w:szCs w:val="24"/>
           <w:rtl w:val="0"/>
         </w:rPr>
         <w:t>PROFESSIONAL SUMMARY</w:t>
@@ -64,7 +106,7 @@
         <w:rPr>
           <w:rtl w:val="0"/>
         </w:rPr>
-        <w:t xml:space="preserve">Computer Science graduate with a </w:t>
+        <w:t xml:space="preserve">Computer Science </w:t>
       </w:r>
       <w:r>
         <w:rPr>
@@ -72,7 +114,21 @@
           <w:rtl w:val="0"/>
           <w:lang w:val="en-US"/>
         </w:rPr>
-        <w:t>decent to strong foundation in computer architecture, operating systems, networking, cybersecurity, software engineering, relational databases and full-stack web development</w:t>
+        <w:t xml:space="preserve">bachelor </w:t>
+      </w:r>
+      <w:r>
+        <w:rPr>
+          <w:rtl w:val="0"/>
+        </w:rPr>
+        <w:t xml:space="preserve">with a </w:t>
+      </w:r>
+      <w:r>
+        <w:rPr>
+          <w:rFonts w:hint="default"/>
+          <w:rtl w:val="0"/>
+          <w:lang w:val="en-US"/>
+        </w:rPr>
+        <w:t>strong foundation in computer architecture, operating systems, networking, cybersecurity, software engineering, relational databases and full-stack web development</w:t>
       </w:r>
       <w:r>
         <w:rPr>
@@ -99,17 +155,19 @@
       <w:pPr>
         <w:keepNext/>
         <w:pBdr>
-          <w:bottom w:val="single" w:color="2C3E50" w:sz="8" w:space="4"/>
+          <w:bottom w:val="single" w:color="2C3E50" w:sz="4" w:space="6"/>
         </w:pBdr>
-        <w:spacing w:before="280" w:after="120"/>
-      </w:pPr>
-      <w:r>
-        <w:rPr>
+        <w:spacing w:before="300" w:after="140"/>
+      </w:pPr>
+      <w:r>
+        <w:rPr>
+          <w:rFonts w:ascii="Cambria" w:hAnsi="Cambria" w:eastAsia="Cambria" w:cs="Cambria"/>
           <w:b/>
           <w:bCs/>
           <w:color w:val="2C3E50"/>
-          <w:sz w:val="26"/>
-          <w:szCs w:val="26"/>
+          <w:spacing w:val="16"/>
+          <w:sz w:val="24"/>
+          <w:szCs w:val="24"/>
           <w:rtl w:val="0"/>
         </w:rPr>
         <w:t>EDUCATION</w:t>
@@ -147,11 +205,41 @@
           <w:rtl w:val="0"/>
         </w:rPr>
         <w:tab/>
+      </w:r>
+      <w:r>
+        <w:rPr>
+          <w:rtl w:val="0"/>
+        </w:rPr>
         <w:tab/>
+      </w:r>
+      <w:r>
+        <w:rPr>
+          <w:rtl w:val="0"/>
+        </w:rPr>
         <w:tab/>
+      </w:r>
+      <w:r>
+        <w:rPr>
+          <w:rtl w:val="0"/>
+        </w:rPr>
         <w:tab/>
+      </w:r>
+      <w:r>
+        <w:rPr>
+          <w:rtl w:val="0"/>
+        </w:rPr>
         <w:tab/>
+      </w:r>
+      <w:r>
+        <w:rPr>
+          <w:rtl w:val="0"/>
+        </w:rPr>
         <w:tab/>
+      </w:r>
+      <w:r>
+        <w:rPr>
+          <w:rtl w:val="0"/>
+        </w:rPr>
         <w:t>Graduation: 2026</w:t>
       </w:r>
     </w:p>
@@ -159,17 +247,19 @@
       <w:pPr>
         <w:keepNext/>
         <w:pBdr>
-          <w:bottom w:val="single" w:color="2C3E50" w:sz="8" w:space="4"/>
+          <w:bottom w:val="single" w:color="2C3E50" w:sz="4" w:space="6"/>
         </w:pBdr>
-        <w:spacing w:before="280" w:after="120"/>
-      </w:pPr>
-      <w:r>
-        <w:rPr>
+        <w:spacing w:before="300" w:after="140"/>
+      </w:pPr>
+      <w:r>
+        <w:rPr>
+          <w:rFonts w:ascii="Cambria" w:hAnsi="Cambria" w:eastAsia="Cambria" w:cs="Cambria"/>
           <w:b/>
           <w:bCs/>
           <w:color w:val="2C3E50"/>
-          <w:sz w:val="26"/>
-          <w:szCs w:val="26"/>
+          <w:spacing w:val="16"/>
+          <w:sz w:val="24"/>
+          <w:szCs w:val="24"/>
           <w:rtl w:val="0"/>
         </w:rPr>
         <w:t>TECHNICAL EXPERTISE</w:t>
@@ -199,7 +289,7 @@
       </w:pPr>
       <w:r>
         <w:rPr>
-          <w:rFonts w:ascii="Arial" w:hAnsi="Arial" w:eastAsia="Arial" w:cs="Arial"/>
+          <w:rFonts w:ascii="Calibri" w:hAnsi="Calibri" w:eastAsia="Calibri" w:cs="Calibri"/>
           <w:b/>
           <w:bCs/>
           <w:i w:val="0"/>
@@ -218,7 +308,7 @@
       </w:r>
       <w:r>
         <w:rPr>
-          <w:rFonts w:ascii="Arial" w:hAnsi="Arial" w:eastAsia="Arial" w:cs="Arial"/>
+          <w:rFonts w:ascii="Calibri" w:hAnsi="Calibri" w:eastAsia="Calibri" w:cs="Calibri"/>
           <w:b w:val="0"/>
           <w:bCs w:val="0"/>
           <w:i w:val="0"/>
@@ -233,7 +323,85 @@
           <w:vertAlign w:val="baseline"/>
           <w:rtl w:val="0"/>
         </w:rPr>
-        <w:t>C, C++, Rust, Assembly (MIPS32 / x86-64), Java, C#, Python, PHP, JavaScript (ES6+), PL/SQL, Prolog</w:t>
+        <w:t>C, C++, Rust, Assembly (x86-64</w:t>
+      </w:r>
+      <w:r>
+        <w:rPr>
+          <w:rFonts w:hint="default" w:ascii="Calibri" w:hAnsi="Calibri" w:eastAsia="Calibri" w:cs="Calibri"/>
+          <w:b w:val="0"/>
+          <w:bCs w:val="0"/>
+          <w:i w:val="0"/>
+          <w:iCs w:val="0"/>
+          <w:smallCaps w:val="0"/>
+          <w:strike w:val="0"/>
+          <w:color w:val="333333"/>
+          <w:sz w:val="21"/>
+          <w:szCs w:val="21"/>
+          <w:u w:val="none"/>
+          <w:shd w:val="clear" w:fill="auto"/>
+          <w:vertAlign w:val="baseline"/>
+          <w:rtl w:val="0"/>
+          <w:lang w:val="en-US"/>
+        </w:rPr>
+        <w:t xml:space="preserve"> / ARM / MIPS</w:t>
+      </w:r>
+      <w:r>
+        <w:rPr>
+          <w:rFonts w:ascii="Calibri" w:hAnsi="Calibri" w:eastAsia="Calibri" w:cs="Calibri"/>
+          <w:b w:val="0"/>
+          <w:bCs w:val="0"/>
+          <w:i w:val="0"/>
+          <w:iCs w:val="0"/>
+          <w:smallCaps w:val="0"/>
+          <w:strike w:val="0"/>
+          <w:color w:val="333333"/>
+          <w:sz w:val="21"/>
+          <w:szCs w:val="21"/>
+          <w:u w:val="none"/>
+          <w:shd w:val="clear" w:fill="auto"/>
+          <w:vertAlign w:val="baseline"/>
+          <w:rtl w:val="0"/>
+        </w:rPr>
+        <w:t>), Java, C#, Python, PHP, JavaScript (ES6+), PL/SQL,</w:t>
+      </w:r>
+      <w:r>
+        <w:rPr>
+          <w:rFonts w:hint="default" w:ascii="Calibri" w:hAnsi="Calibri" w:eastAsia="Calibri" w:cs="Calibri"/>
+          <w:b w:val="0"/>
+          <w:bCs w:val="0"/>
+          <w:i w:val="0"/>
+          <w:iCs w:val="0"/>
+          <w:smallCaps w:val="0"/>
+          <w:strike w:val="0"/>
+          <w:color w:val="333333"/>
+          <w:sz w:val="21"/>
+          <w:szCs w:val="21"/>
+          <w:u w:val="none"/>
+          <w:shd w:val="clear" w:fill="auto"/>
+          <w:vertAlign w:val="baseline"/>
+          <w:rtl w:val="0"/>
+          <w:lang w:val="en-US"/>
+        </w:rPr>
+        <w:t xml:space="preserve"> bash scripting,</w:t>
+      </w:r>
+      <w:r>
+        <w:rPr>
+          <w:rFonts w:ascii="Calibri" w:hAnsi="Calibri" w:eastAsia="Calibri" w:cs="Calibri"/>
+          <w:b w:val="0"/>
+          <w:bCs w:val="0"/>
+          <w:i w:val="0"/>
+          <w:iCs w:val="0"/>
+          <w:smallCaps w:val="0"/>
+          <w:strike w:val="0"/>
+          <w:color w:val="333333"/>
+          <w:sz w:val="21"/>
+          <w:szCs w:val="21"/>
+          <w:u w:val="none"/>
+          <w:shd w:val="clear" w:fill="auto"/>
+          <w:vertAlign w:val="baseline"/>
+          <w:rtl w:val="0"/>
+        </w:rPr>
+        <w:t xml:space="preserve"> Prolog</w:t>
       </w:r>
     </w:p>
     <w:p>
@@ -260,7 +428,7 @@
       </w:pPr>
       <w:r>
         <w:rPr>
-          <w:rFonts w:ascii="Arial" w:hAnsi="Arial" w:eastAsia="Arial" w:cs="Arial"/>
+          <w:rFonts w:ascii="Calibri" w:hAnsi="Calibri" w:eastAsia="Calibri" w:cs="Calibri"/>
           <w:b/>
           <w:bCs/>
           <w:i w:val="0"/>
@@ -279,7 +447,7 @@
       </w:r>
       <w:r>
         <w:rPr>
-          <w:rFonts w:ascii="Arial" w:hAnsi="Arial" w:eastAsia="Arial" w:cs="Arial"/>
+          <w:rFonts w:ascii="Calibri" w:hAnsi="Calibri" w:eastAsia="Calibri" w:cs="Calibri"/>
           <w:b w:val="0"/>
           <w:bCs w:val="0"/>
           <w:i w:val="0"/>
@@ -318,7 +486,7 @@
       </w:r>
       <w:r>
         <w:rPr>
-          <w:rFonts w:ascii="Arial" w:hAnsi="Arial" w:eastAsia="Arial" w:cs="Arial"/>
+          <w:rFonts w:ascii="Calibri" w:hAnsi="Calibri" w:eastAsia="Calibri" w:cs="Calibri"/>
           <w:b w:val="0"/>
           <w:bCs w:val="0"/>
           <w:i w:val="0"/>
@@ -333,7 +501,7 @@
           <w:vertAlign w:val="baseline"/>
           <w:rtl w:val="0"/>
         </w:rPr>
-        <w:t>server-side PHP, HTML5, CSS3, mobile-first responsive design</w:t>
+        <w:t>server-side PHP, HTML5, CSS3</w:t>
       </w:r>
       <w:r>
         <w:rPr>
@@ -380,7 +548,7 @@
       </w:pPr>
       <w:r>
         <w:rPr>
-          <w:rFonts w:ascii="Arial" w:hAnsi="Arial" w:eastAsia="Arial" w:cs="Arial"/>
+          <w:rFonts w:ascii="Calibri" w:hAnsi="Calibri" w:eastAsia="Calibri" w:cs="Calibri"/>
           <w:b/>
           <w:bCs/>
           <w:i w:val="0"/>
@@ -399,7 +567,7 @@
       </w:r>
       <w:r>
         <w:rPr>
-          <w:rFonts w:ascii="Arial" w:hAnsi="Arial" w:eastAsia="Arial" w:cs="Arial"/>
+          <w:rFonts w:ascii="Calibri" w:hAnsi="Calibri" w:eastAsia="Calibri" w:cs="Calibri"/>
           <w:b w:val="0"/>
           <w:bCs w:val="0"/>
           <w:i w:val="0"/>
@@ -441,7 +609,7 @@
       </w:pPr>
       <w:r>
         <w:rPr>
-          <w:rFonts w:ascii="Arial" w:hAnsi="Arial" w:eastAsia="Arial" w:cs="Arial"/>
+          <w:rFonts w:ascii="Calibri" w:hAnsi="Calibri" w:eastAsia="Calibri" w:cs="Calibri"/>
           <w:b/>
           <w:bCs/>
           <w:i w:val="0"/>
@@ -460,7 +628,7 @@
       </w:r>
       <w:r>
         <w:rPr>
-          <w:rFonts w:ascii="Arial" w:hAnsi="Arial" w:eastAsia="Arial" w:cs="Arial"/>
+          <w:rFonts w:ascii="Calibri" w:hAnsi="Calibri" w:eastAsia="Calibri" w:cs="Calibri"/>
           <w:b w:val="0"/>
           <w:bCs w:val="0"/>
           <w:i w:val="0"/>
@@ -475,7 +643,46 @@
           <w:vertAlign w:val="baseline"/>
           <w:rtl w:val="0"/>
         </w:rPr>
-        <w:t xml:space="preserve">Oracle PL/SQL, SQL Server, ACID transactions, B+ Tree indexing, Compiler design, </w:t>
+        <w:t xml:space="preserve">Oracle PL/SQL, </w:t>
+      </w:r>
+      <w:r>
+        <w:rPr>
+          <w:rFonts w:hint="default" w:ascii="Calibri" w:hAnsi="Calibri" w:eastAsia="Calibri" w:cs="Calibri"/>
+          <w:b w:val="0"/>
+          <w:bCs w:val="0"/>
+          <w:i w:val="0"/>
+          <w:iCs w:val="0"/>
+          <w:smallCaps w:val="0"/>
+          <w:strike w:val="0"/>
+          <w:color w:val="333333"/>
+          <w:sz w:val="21"/>
+          <w:szCs w:val="21"/>
+          <w:u w:val="none"/>
+          <w:shd w:val="clear" w:fill="auto"/>
+          <w:vertAlign w:val="baseline"/>
+          <w:rtl w:val="0"/>
+          <w:lang w:val="en-US"/>
+        </w:rPr>
+        <w:t>PostgreSQL, MySQL</w:t>
+      </w:r>
+      <w:r>
+        <w:rPr>
+          <w:rFonts w:ascii="Calibri" w:hAnsi="Calibri" w:eastAsia="Calibri" w:cs="Calibri"/>
+          <w:b w:val="0"/>
+          <w:bCs w:val="0"/>
+          <w:i w:val="0"/>
+          <w:iCs w:val="0"/>
+          <w:smallCaps w:val="0"/>
+          <w:strike w:val="0"/>
+          <w:color w:val="333333"/>
+          <w:sz w:val="21"/>
+          <w:szCs w:val="21"/>
+          <w:u w:val="none"/>
+          <w:shd w:val="clear" w:fill="auto"/>
+          <w:vertAlign w:val="baseline"/>
+          <w:rtl w:val="0"/>
+        </w:rPr>
+        <w:t xml:space="preserve">, Compiler design, </w:t>
       </w:r>
       <w:r>
         <w:rPr>
@@ -499,7 +706,7 @@
       </w:r>
       <w:r>
         <w:rPr>
-          <w:rFonts w:ascii="Arial" w:hAnsi="Arial" w:eastAsia="Arial" w:cs="Arial"/>
+          <w:rFonts w:ascii="Calibri" w:hAnsi="Calibri" w:eastAsia="Calibri" w:cs="Calibri"/>
           <w:b w:val="0"/>
           <w:bCs w:val="0"/>
           <w:i w:val="0"/>
@@ -538,7 +745,7 @@
       </w:r>
       <w:r>
         <w:rPr>
-          <w:rFonts w:ascii="Arial" w:hAnsi="Arial" w:eastAsia="Arial" w:cs="Arial"/>
+          <w:rFonts w:ascii="Calibri" w:hAnsi="Calibri" w:eastAsia="Calibri" w:cs="Calibri"/>
           <w:b w:val="0"/>
           <w:bCs w:val="0"/>
           <w:i w:val="0"/>
@@ -577,7 +784,7 @@
       </w:r>
       <w:r>
         <w:rPr>
-          <w:rFonts w:ascii="Arial" w:hAnsi="Arial" w:eastAsia="Arial" w:cs="Arial"/>
+          <w:rFonts w:ascii="Calibri" w:hAnsi="Calibri" w:eastAsia="Calibri" w:cs="Calibri"/>
           <w:b w:val="0"/>
           <w:bCs w:val="0"/>
           <w:i w:val="0"/>
@@ -592,7 +799,46 @@
           <w:vertAlign w:val="baseline"/>
           <w:rtl w:val="0"/>
         </w:rPr>
-        <w:t>heory, Discrete Mathematics, Analysis, Linear &amp; Abstract Algebra</w:t>
+        <w:t xml:space="preserve">heory, Discrete Mathematics, </w:t>
+      </w:r>
+      <w:r>
+        <w:rPr>
+          <w:rFonts w:hint="default" w:ascii="Calibri" w:hAnsi="Calibri" w:eastAsia="Calibri" w:cs="Calibri"/>
+          <w:b w:val="0"/>
+          <w:bCs w:val="0"/>
+          <w:i w:val="0"/>
+          <w:iCs w:val="0"/>
+          <w:smallCaps w:val="0"/>
+          <w:strike w:val="0"/>
+          <w:color w:val="333333"/>
+          <w:sz w:val="21"/>
+          <w:szCs w:val="21"/>
+          <w:u w:val="none"/>
+          <w:shd w:val="clear" w:fill="auto"/>
+          <w:vertAlign w:val="baseline"/>
+          <w:rtl w:val="0"/>
+          <w:lang w:val="en-US"/>
+        </w:rPr>
+        <w:t>Calculus</w:t>
+      </w:r>
+      <w:r>
+        <w:rPr>
+          <w:rFonts w:ascii="Calibri" w:hAnsi="Calibri" w:eastAsia="Calibri" w:cs="Calibri"/>
+          <w:b w:val="0"/>
+          <w:bCs w:val="0"/>
+          <w:i w:val="0"/>
+          <w:iCs w:val="0"/>
+          <w:smallCaps w:val="0"/>
+          <w:strike w:val="0"/>
+          <w:color w:val="333333"/>
+          <w:sz w:val="21"/>
+          <w:szCs w:val="21"/>
+          <w:u w:val="none"/>
+          <w:shd w:val="clear" w:fill="auto"/>
+          <w:vertAlign w:val="baseline"/>
+          <w:rtl w:val="0"/>
+        </w:rPr>
+        <w:t>, Linear &amp; Abstract Algebra</w:t>
       </w:r>
     </w:p>
     <w:p>
@@ -619,7 +865,7 @@
       </w:pPr>
       <w:r>
         <w:rPr>
-          <w:rFonts w:ascii="Arial" w:hAnsi="Arial" w:eastAsia="Arial" w:cs="Arial"/>
+          <w:rFonts w:ascii="Calibri" w:hAnsi="Calibri" w:eastAsia="Calibri" w:cs="Calibri"/>
           <w:b/>
           <w:bCs/>
           <w:i w:val="0"/>
@@ -638,7 +884,7 @@
       </w:r>
       <w:r>
         <w:rPr>
-          <w:rFonts w:ascii="Arial" w:hAnsi="Arial" w:eastAsia="Arial" w:cs="Arial"/>
+          <w:rFonts w:ascii="Calibri" w:hAnsi="Calibri" w:eastAsia="Calibri" w:cs="Calibri"/>
           <w:b w:val="0"/>
           <w:bCs w:val="0"/>
           <w:i w:val="0"/>
@@ -680,7 +926,7 @@
       </w:pPr>
       <w:r>
         <w:rPr>
-          <w:rFonts w:ascii="Arial" w:hAnsi="Arial" w:eastAsia="Arial" w:cs="Arial"/>
+          <w:rFonts w:ascii="Calibri" w:hAnsi="Calibri" w:eastAsia="Calibri" w:cs="Calibri"/>
           <w:b/>
           <w:bCs/>
           <w:i w:val="0"/>
@@ -699,7 +945,7 @@
       </w:r>
       <w:r>
         <w:rPr>
-          <w:rFonts w:ascii="Arial" w:hAnsi="Arial" w:eastAsia="Arial" w:cs="Arial"/>
+          <w:rFonts w:ascii="Calibri" w:hAnsi="Calibri" w:eastAsia="Calibri" w:cs="Calibri"/>
           <w:b w:val="0"/>
           <w:bCs w:val="0"/>
           <w:i w:val="0"/>
@@ -738,7 +984,7 @@
       </w:r>
       <w:r>
         <w:rPr>
-          <w:rFonts w:ascii="Arial" w:hAnsi="Arial" w:eastAsia="Arial" w:cs="Arial"/>
+          <w:rFonts w:ascii="Calibri" w:hAnsi="Calibri" w:eastAsia="Calibri" w:cs="Calibri"/>
           <w:b w:val="0"/>
           <w:bCs w:val="0"/>
           <w:i w:val="0"/>
@@ -773,11 +1019,11 @@
           <w:rtl w:val="0"/>
           <w:lang w:val="en-US"/>
         </w:rPr>
-        <w:t xml:space="preserve"> VS/VS Code, vim/neovim, Docker, </w:t>
-      </w:r>
-      <w:r>
-        <w:rPr>
-          <w:rFonts w:ascii="Arial" w:hAnsi="Arial" w:eastAsia="Arial" w:cs="Arial"/>
+        <w:t xml:space="preserve"> VS/VS Code, Docker, </w:t>
+      </w:r>
+      <w:r>
+        <w:rPr>
+          <w:rFonts w:ascii="Calibri" w:hAnsi="Calibri" w:eastAsia="Calibri" w:cs="Calibri"/>
           <w:b w:val="0"/>
           <w:bCs w:val="0"/>
           <w:i w:val="0"/>
@@ -794,22 +1040,26 @@
         </w:rPr>
         <w:t>Microsoft Office</w:t>
       </w:r>
+      <w:bookmarkStart w:id="0" w:name="_GoBack"/>
+      <w:bookmarkEnd w:id="0"/>
     </w:p>
     <w:p>
       <w:pPr>
         <w:keepNext/>
         <w:pBdr>
-          <w:bottom w:val="single" w:color="2C3E50" w:sz="8" w:space="4"/>
+          <w:bottom w:val="single" w:color="2C3E50" w:sz="4" w:space="6"/>
         </w:pBdr>
-        <w:spacing w:before="280" w:after="120"/>
-      </w:pPr>
-      <w:r>
-        <w:rPr>
+        <w:spacing w:before="300" w:after="140"/>
+      </w:pPr>
+      <w:r>
+        <w:rPr>
+          <w:rFonts w:ascii="Cambria" w:hAnsi="Cambria" w:eastAsia="Cambria" w:cs="Cambria"/>
           <w:b/>
           <w:bCs/>
           <w:color w:val="2C3E50"/>
-          <w:sz w:val="26"/>
-          <w:szCs w:val="26"/>
+          <w:spacing w:val="16"/>
+          <w:sz w:val="24"/>
+          <w:szCs w:val="24"/>
           <w:rtl w:val="0"/>
         </w:rPr>
         <w:t>PROFESSIONAL EXPERIENCE</w:t>
@@ -834,10 +1084,35 @@
           <w:rtl w:val="0"/>
         </w:rPr>
         <w:tab/>
+      </w:r>
+      <w:r>
+        <w:rPr>
+          <w:rtl w:val="0"/>
+        </w:rPr>
         <w:tab/>
+      </w:r>
+      <w:r>
+        <w:rPr>
+          <w:rtl w:val="0"/>
+        </w:rPr>
         <w:tab/>
+      </w:r>
+      <w:r>
+        <w:rPr>
+          <w:rtl w:val="0"/>
+        </w:rPr>
         <w:tab/>
+      </w:r>
+      <w:r>
+        <w:rPr>
+          <w:rtl w:val="0"/>
+        </w:rPr>
         <w:tab/>
+      </w:r>
+      <w:r>
+        <w:rPr>
+          <w:rtl w:val="0"/>
+        </w:rPr>
         <w:t>2023 —Present</w:t>
       </w:r>
     </w:p>
@@ -878,7 +1153,7 @@
       </w:pPr>
       <w:r>
         <w:rPr>
-          <w:rFonts w:ascii="Arial" w:hAnsi="Arial" w:eastAsia="Arial" w:cs="Arial"/>
+          <w:rFonts w:ascii="Calibri" w:hAnsi="Calibri" w:eastAsia="Calibri" w:cs="Calibri"/>
           <w:b w:val="0"/>
           <w:bCs w:val="0"/>
           <w:i w:val="0"/>
@@ -906,17 +1181,19 @@
       <w:pPr>
         <w:keepNext/>
         <w:pBdr>
-          <w:bottom w:val="single" w:color="2C3E50" w:sz="8" w:space="4"/>
+          <w:bottom w:val="single" w:color="2C3E50" w:sz="4" w:space="6"/>
         </w:pBdr>
-        <w:spacing w:before="280" w:after="120"/>
-      </w:pPr>
-      <w:r>
-        <w:rPr>
+        <w:spacing w:before="300" w:after="140"/>
+      </w:pPr>
+      <w:r>
+        <w:rPr>
+          <w:rFonts w:ascii="Cambria" w:hAnsi="Cambria" w:eastAsia="Cambria" w:cs="Cambria"/>
           <w:b/>
           <w:bCs/>
           <w:color w:val="2C3E50"/>
-          <w:sz w:val="26"/>
-          <w:szCs w:val="26"/>
+          <w:spacing w:val="16"/>
+          <w:sz w:val="24"/>
+          <w:szCs w:val="24"/>
           <w:rtl w:val="0"/>
         </w:rPr>
         <w:t>CORE SOFT SKILLS &amp; LANGUAGES</w:t>
@@ -946,7 +1223,7 @@
       </w:pPr>
       <w:r>
         <w:rPr>
-          <w:rFonts w:ascii="Arial" w:hAnsi="Arial" w:eastAsia="Arial" w:cs="Arial"/>
+          <w:rFonts w:ascii="Calibri" w:hAnsi="Calibri" w:eastAsia="Calibri" w:cs="Calibri"/>
           <w:b/>
           <w:bCs/>
           <w:i w:val="0"/>
@@ -1008,7 +1285,7 @@
       </w:pPr>
       <w:r>
         <w:rPr>
-          <w:rFonts w:ascii="Arial" w:hAnsi="Arial" w:eastAsia="Arial" w:cs="Arial"/>
+          <w:rFonts w:ascii="Calibri" w:hAnsi="Calibri" w:eastAsia="Calibri" w:cs="Calibri"/>
           <w:b/>
           <w:bCs/>
           <w:i w:val="0"/>
@@ -1027,7 +1304,7 @@
       </w:r>
       <w:r>
         <w:rPr>
-          <w:rFonts w:ascii="Arial" w:hAnsi="Arial" w:eastAsia="Arial" w:cs="Arial"/>
+          <w:rFonts w:ascii="Calibri" w:hAnsi="Calibri" w:eastAsia="Calibri" w:cs="Calibri"/>
           <w:b w:val="0"/>
           <w:bCs w:val="0"/>
           <w:i w:val="0"/>
@@ -1049,17 +1326,19 @@
       <w:pPr>
         <w:keepNext/>
         <w:pBdr>
-          <w:bottom w:val="single" w:color="2C3E50" w:sz="8" w:space="4"/>
+          <w:bottom w:val="single" w:color="2C3E50" w:sz="4" w:space="6"/>
         </w:pBdr>
-        <w:spacing w:before="280" w:after="120"/>
-      </w:pPr>
-      <w:r>
-        <w:rPr>
+        <w:spacing w:before="300" w:after="140"/>
+      </w:pPr>
+      <w:r>
+        <w:rPr>
+          <w:rFonts w:ascii="Cambria" w:hAnsi="Cambria" w:eastAsia="Cambria" w:cs="Cambria"/>
           <w:b/>
           <w:bCs/>
           <w:color w:val="2C3E50"/>
-          <w:sz w:val="26"/>
-          <w:szCs w:val="26"/>
+          <w:spacing w:val="16"/>
+          <w:sz w:val="24"/>
+          <w:szCs w:val="24"/>
           <w:rtl w:val="0"/>
         </w:rPr>
         <w:t>SELECTED ENGINEERING PROJECTS</w:t>
@@ -1068,17 +1347,40 @@
     <w:p>
       <w:pPr>
         <w:keepNext/>
-        <w:spacing w:before="80" w:after="40"/>
-      </w:pPr>
-      <w:r>
-        <w:rPr>
-          <w:b/>
-          <w:bCs/>
-          <w:sz w:val="22"/>
-          <w:szCs w:val="22"/>
-          <w:rtl w:val="0"/>
-        </w:rPr>
-        <w:t>MediCare Healthcare Platform</w:t>
+        <w:spacing w:before="120" w:after="40"/>
+      </w:pPr>
+      <w:r>
+        <w:rPr>
+          <w:rFonts w:ascii="Cambria" w:hAnsi="Cambria" w:eastAsia="Cambria" w:cs="Cambria"/>
+          <w:b/>
+          <w:bCs/>
+          <w:i/>
+          <w:iCs/>
+          <w:color w:val="2C3E50"/>
+          <w:spacing w:val="8"/>
+          <w:sz w:val="20"/>
+          <w:szCs w:val="20"/>
+          <w:rtl w:val="0"/>
+        </w:rPr>
+        <w:t>Systems &amp; Low-Level Programming</w:t>
+      </w:r>
+    </w:p>
+    <w:p>
+      <w:pPr>
+        <w:numPr>
+          <w:ilvl w:val="0"/>
+          <w:numId w:val="1"/>
+        </w:numPr>
+        <w:spacing w:before="0" w:after="50" w:line="252" w:lineRule="auto"/>
+        <w:ind w:left="360" w:right="0" w:hanging="360"/>
+      </w:pPr>
+      <w:r>
+        <w:rPr>
+          <w:b/>
+          <w:bCs/>
+          <w:rtl w:val="0"/>
+        </w:rPr>
+        <w:t xml:space="preserve">CPU Scheduling Real-Time Visualizer </w:t>
       </w:r>
       <w:r>
         <w:rPr>
@@ -1087,50 +1389,42 @@
           <w:szCs w:val="19"/>
           <w:rtl w:val="0"/>
         </w:rPr>
-        <w:t xml:space="preserve">   [C#, ASP.NET WebForms, SQL Server]</w:t>
-      </w:r>
-    </w:p>
-    <w:p>
-      <w:pPr>
-        <w:spacing w:after="40" w:line="276" w:lineRule="auto"/>
-      </w:pPr>
-      <w:r>
-        <w:rPr>
-          <w:rtl w:val="0"/>
-        </w:rPr>
-        <w:t>A full-stack, multi-role healthcare administration platform (Patient, Doctor, Admin). Implements BCrypt-secured authentication, role-based master pages, real-time chat, slot-based appointment scheduling, and a notification system backed by transactional SQL Server data flows.</w:t>
-      </w:r>
-    </w:p>
-    <w:p>
-      <w:pPr>
-        <w:spacing w:after="120"/>
-      </w:pPr>
+        <w:t xml:space="preserve">[C, Raylib] — </w:t>
+      </w:r>
+      <w:r>
+        <w:rPr>
+          <w:rtl w:val="0"/>
+        </w:rPr>
+        <w:t xml:space="preserve">Interactive simulator animating Gantt charts for FCFS, SJF, Round Robin, and Priority scheduling. </w:t>
+      </w:r>
       <w:r>
         <w:rPr>
           <w:i/>
           <w:iCs/>
           <w:color w:val="2C3E50"/>
-          <w:sz w:val="19"/>
-          <w:szCs w:val="19"/>
-          <w:rtl w:val="0"/>
-        </w:rPr>
-        <w:t>Repository: github.com/moudzx/MediCare</w:t>
-      </w:r>
-    </w:p>
-    <w:p>
-      <w:pPr>
-        <w:keepNext/>
-        <w:spacing w:before="80" w:after="40"/>
-      </w:pPr>
-      <w:r>
-        <w:rPr>
-          <w:b/>
-          <w:bCs/>
-          <w:sz w:val="22"/>
-          <w:szCs w:val="22"/>
-          <w:rtl w:val="0"/>
-        </w:rPr>
-        <w:t>Hybrid Parallel Distributed File Search</w:t>
+          <w:sz w:val="18"/>
+          <w:szCs w:val="18"/>
+          <w:rtl w:val="0"/>
+        </w:rPr>
+        <w:t>(github.com/moudzx/CPU-scheduling-visualizer)</w:t>
+      </w:r>
+    </w:p>
+    <w:p>
+      <w:pPr>
+        <w:numPr>
+          <w:ilvl w:val="0"/>
+          <w:numId w:val="1"/>
+        </w:numPr>
+        <w:spacing w:before="0" w:after="50" w:line="252" w:lineRule="auto"/>
+        <w:ind w:left="360" w:right="0" w:hanging="360"/>
+      </w:pPr>
+      <w:r>
+        <w:rPr>
+          <w:b/>
+          <w:bCs/>
+          <w:rtl w:val="0"/>
+        </w:rPr>
+        <w:t xml:space="preserve">x86 Overflow-Aware Arithmetic Engine </w:t>
       </w:r>
       <w:r>
         <w:rPr>
@@ -1139,50 +1433,42 @@
           <w:szCs w:val="19"/>
           <w:rtl w:val="0"/>
         </w:rPr>
-        <w:t xml:space="preserve">   [C, MPI, OpenMP]</w:t>
-      </w:r>
-    </w:p>
-    <w:p>
-      <w:pPr>
-        <w:spacing w:after="40" w:line="276" w:lineRule="auto"/>
-      </w:pPr>
-      <w:r>
-        <w:rPr>
-          <w:rtl w:val="0"/>
-        </w:rPr>
-        <w:t>A high-throughput text search engine combining distributed and shared-memory parallelism. Uses MPI to coordinate cross-node workload distribution and pthreads/OpenMP for concurrent in-node searching, with iterative optimization of scatter, broadcast, and point-to-point communication.</w:t>
-      </w:r>
-    </w:p>
-    <w:p>
-      <w:pPr>
-        <w:spacing w:after="120"/>
-      </w:pPr>
+        <w:t xml:space="preserve">[C, x86 Assembly, NASM] — </w:t>
+      </w:r>
+      <w:r>
+        <w:rPr>
+          <w:rtl w:val="0"/>
+        </w:rPr>
+        <w:t xml:space="preserve">NASM arithmetic library detecting overflow from CPU flags, exposed via a C11 _Generic dispatch layer. </w:t>
+      </w:r>
       <w:r>
         <w:rPr>
           <w:i/>
           <w:iCs/>
           <w:color w:val="2C3E50"/>
-          <w:sz w:val="19"/>
-          <w:szCs w:val="19"/>
-          <w:rtl w:val="0"/>
-        </w:rPr>
-        <w:t>Repository: github.com/moudzx/Parallel-programming</w:t>
-      </w:r>
-    </w:p>
-    <w:p>
-      <w:pPr>
-        <w:keepNext/>
-        <w:spacing w:before="80" w:after="40"/>
-      </w:pPr>
-      <w:r>
-        <w:rPr>
-          <w:b/>
-          <w:bCs/>
-          <w:sz w:val="22"/>
-          <w:szCs w:val="22"/>
-          <w:rtl w:val="0"/>
-        </w:rPr>
-        <w:t>CPU Scheduling Real-Time Visualizer</w:t>
+          <w:sz w:val="18"/>
+          <w:szCs w:val="18"/>
+          <w:rtl w:val="0"/>
+        </w:rPr>
+        <w:t>(github.com/moudzx/C-Integer-Overflow)</w:t>
+      </w:r>
+    </w:p>
+    <w:p>
+      <w:pPr>
+        <w:numPr>
+          <w:ilvl w:val="0"/>
+          <w:numId w:val="1"/>
+        </w:numPr>
+        <w:spacing w:before="0" w:after="50" w:line="252" w:lineRule="auto"/>
+        <w:ind w:left="360" w:right="0" w:hanging="360"/>
+      </w:pPr>
+      <w:r>
+        <w:rPr>
+          <w:b/>
+          <w:bCs/>
+          <w:rtl w:val="0"/>
+        </w:rPr>
+        <w:t xml:space="preserve">rprintf </w:t>
       </w:r>
       <w:r>
         <w:rPr>
@@ -1191,50 +1477,42 @@
           <w:szCs w:val="19"/>
           <w:rtl w:val="0"/>
         </w:rPr>
-        <w:t xml:space="preserve">   [C, Raylib]</w:t>
-      </w:r>
-    </w:p>
-    <w:p>
-      <w:pPr>
-        <w:spacing w:after="40" w:line="276" w:lineRule="auto"/>
-      </w:pPr>
-      <w:r>
-        <w:rPr>
-          <w:rtl w:val="0"/>
-        </w:rPr>
-        <w:t>An interactive graphical simulator built with Raylib that animates Gantt charts for FCFS, SJF, Round Robin, and Priority scheduling, including both preemptive and non-preemptive variants, with full-window scrolling.</w:t>
-      </w:r>
-    </w:p>
-    <w:p>
-      <w:pPr>
-        <w:spacing w:after="120"/>
-      </w:pPr>
+        <w:t xml:space="preserve">[C, Metaprogramming] — </w:t>
+      </w:r>
+      <w:r>
+        <w:rPr>
+          <w:rtl w:val="0"/>
+        </w:rPr>
+        <w:t xml:space="preserve">Rust-style {variable} string interpolation for C using _Generic dispatch and a runtime variable registry. </w:t>
+      </w:r>
       <w:r>
         <w:rPr>
           <w:i/>
           <w:iCs/>
           <w:color w:val="2C3E50"/>
-          <w:sz w:val="19"/>
-          <w:szCs w:val="19"/>
-          <w:rtl w:val="0"/>
-        </w:rPr>
-        <w:t>Repository: github.com/moudzx/CPU-scheduling-visualizer</w:t>
-      </w:r>
-    </w:p>
-    <w:p>
-      <w:pPr>
-        <w:keepNext/>
-        <w:spacing w:before="80" w:after="40"/>
-      </w:pPr>
-      <w:r>
-        <w:rPr>
-          <w:b/>
-          <w:bCs/>
-          <w:sz w:val="22"/>
-          <w:szCs w:val="22"/>
-          <w:rtl w:val="0"/>
-        </w:rPr>
-        <w:t>Helmert 7-Parameter Geodetic Transformer</w:t>
+          <w:sz w:val="18"/>
+          <w:szCs w:val="18"/>
+          <w:rtl w:val="0"/>
+        </w:rPr>
+        <w:t>(github.com/moudzx/rprintf)</w:t>
+      </w:r>
+    </w:p>
+    <w:p>
+      <w:pPr>
+        <w:numPr>
+          <w:ilvl w:val="0"/>
+          <w:numId w:val="1"/>
+        </w:numPr>
+        <w:spacing w:before="0" w:after="50" w:line="252" w:lineRule="auto"/>
+        <w:ind w:left="360" w:right="0" w:hanging="360"/>
+      </w:pPr>
+      <w:r>
+        <w:rPr>
+          <w:b/>
+          <w:bCs/>
+          <w:rtl w:val="0"/>
+        </w:rPr>
+        <w:t xml:space="preserve">Hybrid Parallel Distributed File Search </w:t>
       </w:r>
       <w:r>
         <w:rPr>
@@ -1243,18 +1521,86 @@
           <w:szCs w:val="19"/>
           <w:rtl w:val="0"/>
         </w:rPr>
-        <w:t xml:space="preserve">   [Java Swing</w:t>
-      </w:r>
-      <w:r>
-        <w:rPr>
-          <w:rFonts w:hint="default"/>
+        <w:t xml:space="preserve">[C, MPI, OpenMP] — </w:t>
+      </w:r>
+      <w:r>
+        <w:rPr>
+          <w:rtl w:val="0"/>
+        </w:rPr>
+        <w:t xml:space="preserve">High-throughput text search engine combining MPI cross-node coordination with OpenMP in-node concurrency. </w:t>
+      </w:r>
+      <w:r>
+        <w:rPr>
+          <w:i/>
+          <w:iCs/>
+          <w:color w:val="2C3E50"/>
+          <w:sz w:val="18"/>
+          <w:szCs w:val="18"/>
+          <w:rtl w:val="0"/>
+        </w:rPr>
+        <w:t>(github.com/moudzx/Parallel-programming)</w:t>
+      </w:r>
+    </w:p>
+    <w:p>
+      <w:pPr>
+        <w:numPr>
+          <w:ilvl w:val="0"/>
+          <w:numId w:val="1"/>
+        </w:numPr>
+        <w:spacing w:before="0" w:after="50" w:line="252" w:lineRule="auto"/>
+        <w:ind w:left="360" w:right="0" w:hanging="360"/>
+      </w:pPr>
+      <w:r>
+        <w:rPr>
+          <w:b/>
+          <w:bCs/>
+          <w:rtl w:val="0"/>
+        </w:rPr>
+        <w:t xml:space="preserve">Linux Loadable Kernel Module </w:t>
+      </w:r>
+      <w:r>
+        <w:rPr>
           <w:color w:val="7F8C8D"/>
           <w:sz w:val="19"/>
           <w:szCs w:val="19"/>
           <w:rtl w:val="0"/>
-          <w:lang w:val="en-US"/>
-        </w:rPr>
-        <w:t>, C</w:t>
+        </w:rPr>
+        <w:t xml:space="preserve">[C, Linux Kernel Internals] — </w:t>
+      </w:r>
+      <w:r>
+        <w:rPr>
+          <w:rtl w:val="0"/>
+        </w:rPr>
+        <w:t xml:space="preserve">LKM with manual initialization hooks, ring-buffer logging, and safe memory-mapped cleanup. </w:t>
+      </w:r>
+      <w:r>
+        <w:rPr>
+          <w:i/>
+          <w:iCs/>
+          <w:color w:val="2C3E50"/>
+          <w:sz w:val="18"/>
+          <w:szCs w:val="18"/>
+          <w:rtl w:val="0"/>
+        </w:rPr>
+        <w:t>(github.com/moudzx/Linux-driver)</w:t>
+      </w:r>
+    </w:p>
+    <w:p>
+      <w:pPr>
+        <w:numPr>
+          <w:ilvl w:val="0"/>
+          <w:numId w:val="1"/>
+        </w:numPr>
+        <w:spacing w:before="0" w:after="50" w:line="252" w:lineRule="auto"/>
+        <w:ind w:left="360" w:right="0" w:hanging="360"/>
+      </w:pPr>
+      <w:r>
+        <w:rPr>
+          <w:b/>
+          <w:bCs/>
+          <w:rtl w:val="0"/>
+        </w:rPr>
+        <w:t xml:space="preserve">Meow — POSIX Interrupt Signal Controller </w:t>
       </w:r>
       <w:r>
         <w:rPr>
@@ -1263,78 +1609,42 @@
           <w:szCs w:val="19"/>
           <w:rtl w:val="0"/>
         </w:rPr>
-        <w:t>]</w:t>
-      </w:r>
-    </w:p>
-    <w:p>
-      <w:pPr>
-        <w:spacing w:after="40" w:line="276" w:lineRule="auto"/>
-      </w:pPr>
-      <w:r>
-        <w:rPr>
-          <w:rtl w:val="0"/>
-        </w:rPr>
-        <w:t>A geodetic coordinate transformation tool implemented in both a Java Swing desktop application</w:t>
-      </w:r>
-      <w:r>
-        <w:rPr>
-          <w:rFonts w:hint="default"/>
-          <w:rtl w:val="0"/>
-          <w:lang w:val="en-US"/>
-        </w:rPr>
-        <w:t xml:space="preserve"> and </w:t>
-      </w:r>
-      <w:r>
-        <w:rPr>
-          <w:rtl w:val="0"/>
-        </w:rPr>
-        <w:t>a C</w:t>
-      </w:r>
-      <w:r>
-        <w:rPr>
-          <w:rFonts w:hint="default"/>
-          <w:rtl w:val="0"/>
-          <w:lang w:val="en-US"/>
-        </w:rPr>
-        <w:t xml:space="preserve"> terminal utility,</w:t>
-      </w:r>
-      <w:r>
-        <w:rPr>
-          <w:rtl w:val="0"/>
-        </w:rPr>
-        <w:t xml:space="preserve"> performing seven-parameter Helmert transformations between geographic and geocentric coordinate systems.</w:t>
-      </w:r>
-    </w:p>
-    <w:p>
-      <w:pPr>
-        <w:spacing w:after="120"/>
-      </w:pPr>
+        <w:t xml:space="preserve">[C, POSIX Signals] — </w:t>
+      </w:r>
+      <w:r>
+        <w:rPr>
+          <w:rtl w:val="0"/>
+        </w:rPr>
+        <w:t xml:space="preserve">Custom SIGINT handler linking live terminal interrupts to local audio playback. </w:t>
+      </w:r>
       <w:r>
         <w:rPr>
           <w:i/>
           <w:iCs/>
           <w:color w:val="2C3E50"/>
-          <w:sz w:val="19"/>
-          <w:szCs w:val="19"/>
-          <w:rtl w:val="0"/>
-        </w:rPr>
-        <w:t>Repository: github.com/moudzx/Helmert-transformation</w:t>
-      </w:r>
-    </w:p>
-    <w:p>
-      <w:pPr>
-        <w:keepNext/>
-        <w:spacing w:before="80" w:after="40"/>
-      </w:pPr>
-      <w:r>
-        <w:rPr>
-          <w:b/>
-          <w:bCs/>
-          <w:sz w:val="22"/>
-          <w:szCs w:val="22"/>
-          <w:rtl w:val="0"/>
-        </w:rPr>
-        <w:t>Linux Loadable Kernel Module</w:t>
+          <w:sz w:val="18"/>
+          <w:szCs w:val="18"/>
+          <w:rtl w:val="0"/>
+        </w:rPr>
+        <w:t>(github.com/moudzx/Meow)</w:t>
+      </w:r>
+    </w:p>
+    <w:p>
+      <w:pPr>
+        <w:numPr>
+          <w:ilvl w:val="0"/>
+          <w:numId w:val="1"/>
+        </w:numPr>
+        <w:spacing w:before="0" w:after="50" w:line="252" w:lineRule="auto"/>
+        <w:ind w:left="360" w:right="0" w:hanging="360"/>
+      </w:pPr>
+      <w:r>
+        <w:rPr>
+          <w:b/>
+          <w:bCs/>
+          <w:rtl w:val="0"/>
+        </w:rPr>
+        <w:t xml:space="preserve">MIPS32 Cryptographic Memory Maze </w:t>
       </w:r>
       <w:r>
         <w:rPr>
@@ -1343,50 +1653,63 @@
           <w:szCs w:val="19"/>
           <w:rtl w:val="0"/>
         </w:rPr>
-        <w:t xml:space="preserve">   [C, Linux Kernel Internals]</w:t>
-      </w:r>
-    </w:p>
-    <w:p>
-      <w:pPr>
-        <w:spacing w:after="40" w:line="276" w:lineRule="auto"/>
-      </w:pPr>
-      <w:r>
-        <w:rPr>
-          <w:rtl w:val="0"/>
-        </w:rPr>
-        <w:t>A low-level loadable kernel module demonstrating manual initialization hooks, ring-buffer logging, hardware configuration tracking, and safe memory-mapped cleanup on unload.</w:t>
-      </w:r>
-    </w:p>
-    <w:p>
-      <w:pPr>
-        <w:spacing w:after="120"/>
-      </w:pPr>
+        <w:t xml:space="preserve">[MIPS32 Assembly, C] — </w:t>
+      </w:r>
+      <w:r>
+        <w:rPr>
+          <w:rtl w:val="0"/>
+        </w:rPr>
+        <w:t xml:space="preserve">Bare-metal memory matrix manipulation with precise register maps and branch offset control. </w:t>
+      </w:r>
       <w:r>
         <w:rPr>
           <w:i/>
           <w:iCs/>
           <w:color w:val="2C3E50"/>
-          <w:sz w:val="19"/>
-          <w:szCs w:val="19"/>
-          <w:rtl w:val="0"/>
-        </w:rPr>
-        <w:t>Repository: github.com/moudzx/Linux-driver</w:t>
+          <w:sz w:val="18"/>
+          <w:szCs w:val="18"/>
+          <w:rtl w:val="0"/>
+        </w:rPr>
+        <w:t>(github.com/moudzx/MIPS32-Assembly)</w:t>
       </w:r>
     </w:p>
     <w:p>
       <w:pPr>
         <w:keepNext/>
-        <w:spacing w:before="80" w:after="40"/>
-      </w:pPr>
-      <w:r>
-        <w:rPr>
-          <w:b/>
-          <w:bCs/>
-          <w:sz w:val="22"/>
-          <w:szCs w:val="22"/>
-          <w:rtl w:val="0"/>
-        </w:rPr>
-        <w:t>Football League Database Engine (RDBMS)</w:t>
+        <w:spacing w:before="120" w:after="40"/>
+      </w:pPr>
+      <w:r>
+        <w:rPr>
+          <w:rFonts w:ascii="Cambria" w:hAnsi="Cambria" w:eastAsia="Cambria" w:cs="Cambria"/>
+          <w:b/>
+          <w:bCs/>
+          <w:i/>
+          <w:iCs/>
+          <w:color w:val="2C3E50"/>
+          <w:spacing w:val="8"/>
+          <w:sz w:val="20"/>
+          <w:szCs w:val="20"/>
+          <w:rtl w:val="0"/>
+        </w:rPr>
+        <w:t>Full-Stack &amp; Web Development</w:t>
+      </w:r>
+    </w:p>
+    <w:p>
+      <w:pPr>
+        <w:numPr>
+          <w:ilvl w:val="0"/>
+          <w:numId w:val="1"/>
+        </w:numPr>
+        <w:spacing w:before="0" w:after="50" w:line="252" w:lineRule="auto"/>
+        <w:ind w:left="360" w:right="0" w:hanging="360"/>
+      </w:pPr>
+      <w:r>
+        <w:rPr>
+          <w:b/>
+          <w:bCs/>
+          <w:rtl w:val="0"/>
+        </w:rPr>
+        <w:t xml:space="preserve">MediCare Healthcare Platform </w:t>
       </w:r>
       <w:r>
         <w:rPr>
@@ -1395,50 +1718,42 @@
           <w:szCs w:val="19"/>
           <w:rtl w:val="0"/>
         </w:rPr>
-        <w:t xml:space="preserve">   [Oracle SQL, PL/SQL]</w:t>
-      </w:r>
-    </w:p>
-    <w:p>
-      <w:pPr>
-        <w:spacing w:after="40" w:line="276" w:lineRule="auto"/>
-      </w:pPr>
-      <w:r>
-        <w:rPr>
-          <w:rtl w:val="0"/>
-        </w:rPr>
-        <w:t>A relational database system with custom PL/SQL packages enforcing match validation rules, B+ Tree-backed indexing, and strict ACID transactional integrity.</w:t>
-      </w:r>
-    </w:p>
-    <w:p>
-      <w:pPr>
-        <w:spacing w:after="120"/>
-      </w:pPr>
+        <w:t xml:space="preserve">[C#, ASP.NET WebForms, SQL Server] — </w:t>
+      </w:r>
+      <w:r>
+        <w:rPr>
+          <w:rtl w:val="0"/>
+        </w:rPr>
+        <w:t xml:space="preserve">Multi-role healthcare platform with BCrypt authentication, real-time chat, and slot-based appointment scheduling. </w:t>
+      </w:r>
       <w:r>
         <w:rPr>
           <w:i/>
           <w:iCs/>
           <w:color w:val="2C3E50"/>
-          <w:sz w:val="19"/>
-          <w:szCs w:val="19"/>
-          <w:rtl w:val="0"/>
-        </w:rPr>
-        <w:t>Repository: github.com/moudzx/RDBMS</w:t>
-      </w:r>
-    </w:p>
-    <w:p>
-      <w:pPr>
-        <w:keepNext/>
-        <w:spacing w:before="80" w:after="40"/>
-      </w:pPr>
-      <w:r>
-        <w:rPr>
-          <w:b/>
-          <w:bCs/>
-          <w:sz w:val="22"/>
-          <w:szCs w:val="22"/>
-          <w:rtl w:val="0"/>
-        </w:rPr>
-        <w:t>Theory of Computation Educational Toolkit</w:t>
+          <w:sz w:val="18"/>
+          <w:szCs w:val="18"/>
+          <w:rtl w:val="0"/>
+        </w:rPr>
+        <w:t>(github.com/moudzx/MediCare)</w:t>
+      </w:r>
+    </w:p>
+    <w:p>
+      <w:pPr>
+        <w:numPr>
+          <w:ilvl w:val="0"/>
+          <w:numId w:val="1"/>
+        </w:numPr>
+        <w:spacing w:before="0" w:after="50" w:line="252" w:lineRule="auto"/>
+        <w:ind w:left="360" w:right="0" w:hanging="360"/>
+      </w:pPr>
+      <w:r>
+        <w:rPr>
+          <w:b/>
+          <w:bCs/>
+          <w:rtl w:val="0"/>
+        </w:rPr>
+        <w:t xml:space="preserve">PHP Software Suite </w:t>
       </w:r>
       <w:r>
         <w:rPr>
@@ -1447,50 +1762,42 @@
           <w:szCs w:val="19"/>
           <w:rtl w:val="0"/>
         </w:rPr>
-        <w:t xml:space="preserve">   [Automata Theory]</w:t>
-      </w:r>
-    </w:p>
-    <w:p>
-      <w:pPr>
-        <w:spacing w:after="40" w:line="276" w:lineRule="auto"/>
-      </w:pPr>
-      <w:r>
-        <w:rPr>
-          <w:rtl w:val="0"/>
-        </w:rPr>
-        <w:t>An algorithmic suite for abstract computing models: interactive DFA design, automated ε-NFA conversion, regular expression parsing, language operations, context-free grammars, and Pushdown Automata simulation.</w:t>
-      </w:r>
-    </w:p>
-    <w:p>
-      <w:pPr>
-        <w:spacing w:after="120"/>
-      </w:pPr>
+        <w:t xml:space="preserve">[PHP, Relational Databases] — </w:t>
+      </w:r>
+      <w:r>
+        <w:rPr>
+          <w:rtl w:val="0"/>
+        </w:rPr>
+        <w:t xml:space="preserve">Modular web applications including a COVID tracker, library management engine, and course/attendance tools. </w:t>
+      </w:r>
       <w:r>
         <w:rPr>
           <w:i/>
           <w:iCs/>
           <w:color w:val="2C3E50"/>
-          <w:sz w:val="19"/>
-          <w:szCs w:val="19"/>
-          <w:rtl w:val="0"/>
-        </w:rPr>
-        <w:t>Repository: github.com/moudzx/TheoryOfComputation</w:t>
-      </w:r>
-    </w:p>
-    <w:p>
-      <w:pPr>
-        <w:keepNext/>
-        <w:spacing w:before="80" w:after="40"/>
-      </w:pPr>
-      <w:r>
-        <w:rPr>
-          <w:b/>
-          <w:bCs/>
-          <w:sz w:val="22"/>
-          <w:szCs w:val="22"/>
-          <w:rtl w:val="0"/>
-        </w:rPr>
-        <w:t>MIPS32 Cryptographic Memory Maze</w:t>
+          <w:sz w:val="18"/>
+          <w:szCs w:val="18"/>
+          <w:rtl w:val="0"/>
+        </w:rPr>
+        <w:t>(github.com/moudzx/PHP)</w:t>
+      </w:r>
+    </w:p>
+    <w:p>
+      <w:pPr>
+        <w:numPr>
+          <w:ilvl w:val="0"/>
+          <w:numId w:val="1"/>
+        </w:numPr>
+        <w:spacing w:before="0" w:after="50" w:line="252" w:lineRule="auto"/>
+        <w:ind w:left="360" w:right="0" w:hanging="360"/>
+      </w:pPr>
+      <w:r>
+        <w:rPr>
+          <w:b/>
+          <w:bCs/>
+          <w:rtl w:val="0"/>
+        </w:rPr>
+        <w:t xml:space="preserve">Football League Database Engine (RDBMS) </w:t>
       </w:r>
       <w:r>
         <w:rPr>
@@ -1499,50 +1806,42 @@
           <w:szCs w:val="19"/>
           <w:rtl w:val="0"/>
         </w:rPr>
-        <w:t xml:space="preserve">   [MIPS32 Assembly, C]</w:t>
-      </w:r>
-    </w:p>
-    <w:p>
-      <w:pPr>
-        <w:spacing w:after="40" w:line="276" w:lineRule="auto"/>
-      </w:pPr>
-      <w:r>
-        <w:rPr>
-          <w:rtl w:val="0"/>
-        </w:rPr>
-        <w:t>A hybrid bare-metal utility combining MIPS32 assembly with C to manipulate volatile memory matrices, tracking precise register maps, branch offsets, and byte-level transformations under tight hardware constraints.</w:t>
-      </w:r>
-    </w:p>
-    <w:p>
-      <w:pPr>
-        <w:spacing w:after="120"/>
-      </w:pPr>
+        <w:t xml:space="preserve">[Oracle SQL, PL/SQL] — </w:t>
+      </w:r>
+      <w:r>
+        <w:rPr>
+          <w:rtl w:val="0"/>
+        </w:rPr>
+        <w:t xml:space="preserve">Relational database with PL/SQL validation rules, B+ Tree indexing, and strict ACID integrity. </w:t>
+      </w:r>
       <w:r>
         <w:rPr>
           <w:i/>
           <w:iCs/>
           <w:color w:val="2C3E50"/>
-          <w:sz w:val="19"/>
-          <w:szCs w:val="19"/>
-          <w:rtl w:val="0"/>
-        </w:rPr>
-        <w:t>Repository: github.com/moudzx/MIPS32-Assembly</w:t>
-      </w:r>
-    </w:p>
-    <w:p>
-      <w:pPr>
-        <w:keepNext/>
-        <w:spacing w:before="80" w:after="40"/>
-      </w:pPr>
-      <w:r>
-        <w:rPr>
-          <w:b/>
-          <w:bCs/>
-          <w:sz w:val="22"/>
-          <w:szCs w:val="22"/>
-          <w:rtl w:val="0"/>
-        </w:rPr>
-        <w:t>Prolog Heuristic State-Space Search Engine</w:t>
+          <w:sz w:val="18"/>
+          <w:szCs w:val="18"/>
+          <w:rtl w:val="0"/>
+        </w:rPr>
+        <w:t>(github.com/moudzx/RDBMS)</w:t>
+      </w:r>
+    </w:p>
+    <w:p>
+      <w:pPr>
+        <w:numPr>
+          <w:ilvl w:val="0"/>
+          <w:numId w:val="1"/>
+        </w:numPr>
+        <w:spacing w:before="0" w:after="50" w:line="252" w:lineRule="auto"/>
+        <w:ind w:left="360" w:right="0" w:hanging="360"/>
+      </w:pPr>
+      <w:r>
+        <w:rPr>
+          <w:b/>
+          <w:bCs/>
+          <w:rtl w:val="0"/>
+        </w:rPr>
+        <w:t xml:space="preserve">Tripoli Culture Portal </w:t>
       </w:r>
       <w:r>
         <w:rPr>
@@ -1551,50 +1850,68 @@
           <w:szCs w:val="19"/>
           <w:rtl w:val="0"/>
         </w:rPr>
-        <w:t xml:space="preserve">   [Prolog, Classical AI]</w:t>
-      </w:r>
-    </w:p>
-    <w:p>
-      <w:pPr>
-        <w:spacing w:after="40" w:line="276" w:lineRule="auto"/>
-      </w:pPr>
-      <w:r>
-        <w:rPr>
-          <w:rtl w:val="0"/>
-        </w:rPr>
-        <w:t>A declarative logic framework comparing DFS, BFS, IDS, and A* search on grid pathfinding, including a 6x6 grid with dead-end traps to demonstrate A*'s heuristic advantage.</w:t>
-      </w:r>
-    </w:p>
-    <w:p>
-      <w:pPr>
-        <w:spacing w:after="120"/>
-      </w:pPr>
+        <w:t xml:space="preserve">[HTML5, CSS3, JavaScript] — </w:t>
+      </w:r>
+      <w:r>
+        <w:rPr>
+          <w:rtl w:val="0"/>
+        </w:rPr>
+        <w:t xml:space="preserve">Responsive bilingual (Arabic RTL / English) site with glassmorphism UI and smooth-scroll physics. </w:t>
+      </w:r>
       <w:r>
         <w:rPr>
           <w:i/>
           <w:iCs/>
           <w:color w:val="2C3E50"/>
-          <w:sz w:val="19"/>
-          <w:szCs w:val="19"/>
-          <w:rtl w:val="0"/>
-        </w:rPr>
-        <w:t>Repository: github.com/moudzx/Prolog</w:t>
+          <w:sz w:val="18"/>
+          <w:szCs w:val="18"/>
+          <w:rtl w:val="0"/>
+        </w:rPr>
+        <w:t>(github.com/moudzx/static-web)</w:t>
       </w:r>
     </w:p>
     <w:p>
       <w:pPr>
         <w:keepNext/>
-        <w:spacing w:before="80" w:after="40"/>
-      </w:pPr>
-      <w:r>
-        <w:rPr>
-          <w:b/>
-          <w:bCs/>
-          <w:sz w:val="22"/>
-          <w:szCs w:val="22"/>
-          <w:rtl w:val="0"/>
-        </w:rPr>
-        <w:t>Cinema Booking System Architecture</w:t>
+        <w:spacing w:before="120" w:after="40"/>
+        <w:rPr>
+          <w:rFonts w:hint="default"/>
+          <w:lang w:val="en-US"/>
+        </w:rPr>
+      </w:pPr>
+      <w:r>
+        <w:rPr>
+          <w:rFonts w:hint="default" w:ascii="Cambria" w:hAnsi="Cambria" w:eastAsia="Cambria" w:cs="Cambria"/>
+          <w:b/>
+          <w:bCs/>
+          <w:i/>
+          <w:iCs/>
+          <w:color w:val="2C3E50"/>
+          <w:spacing w:val="8"/>
+          <w:sz w:val="20"/>
+          <w:szCs w:val="20"/>
+          <w:rtl w:val="0"/>
+          <w:lang w:val="en-US"/>
+        </w:rPr>
+        <w:t>Games, Theory and Others</w:t>
+      </w:r>
+    </w:p>
+    <w:p>
+      <w:pPr>
+        <w:numPr>
+          <w:ilvl w:val="0"/>
+          <w:numId w:val="1"/>
+        </w:numPr>
+        <w:spacing w:before="0" w:after="50" w:line="252" w:lineRule="auto"/>
+        <w:ind w:left="360" w:right="0" w:hanging="360"/>
+      </w:pPr>
+      <w:r>
+        <w:rPr>
+          <w:b/>
+          <w:bCs/>
+          <w:rtl w:val="0"/>
+        </w:rPr>
+        <w:t xml:space="preserve">Dark Shadows </w:t>
       </w:r>
       <w:r>
         <w:rPr>
@@ -1603,50 +1920,42 @@
           <w:szCs w:val="19"/>
           <w:rtl w:val="0"/>
         </w:rPr>
-        <w:t xml:space="preserve">   [UML, Visual Paradigm, OOP]</w:t>
-      </w:r>
-    </w:p>
-    <w:p>
-      <w:pPr>
-        <w:spacing w:after="40" w:line="276" w:lineRule="auto"/>
-      </w:pPr>
-      <w:r>
-        <w:rPr>
-          <w:rtl w:val="0"/>
-        </w:rPr>
-        <w:t>An object-oriented design blueprint for a concurrent ticket-reservation engine, developed in Visual Paradigm with a full set of Class, Sequence, Use Case, and Activity diagrams.</w:t>
-      </w:r>
-    </w:p>
-    <w:p>
-      <w:pPr>
-        <w:spacing w:after="120"/>
-      </w:pPr>
+        <w:t xml:space="preserve">[HTML5 Canvas, JavaScript] — </w:t>
+      </w:r>
+      <w:r>
+        <w:rPr>
+          <w:rtl w:val="0"/>
+        </w:rPr>
+        <w:t xml:space="preserve">2D arcade game with custom particle physics and a dynamic sine-wave rhythmic pacing system. </w:t>
+      </w:r>
       <w:r>
         <w:rPr>
           <w:i/>
           <w:iCs/>
           <w:color w:val="2C3E50"/>
-          <w:sz w:val="19"/>
-          <w:szCs w:val="19"/>
-          <w:rtl w:val="0"/>
-        </w:rPr>
-        <w:t>Repository: github.com/moudzx/architectural-design</w:t>
-      </w:r>
-    </w:p>
-    <w:p>
-      <w:pPr>
-        <w:keepNext/>
-        <w:spacing w:before="80" w:after="40"/>
-      </w:pPr>
-      <w:r>
-        <w:rPr>
-          <w:b/>
-          <w:bCs/>
-          <w:sz w:val="22"/>
-          <w:szCs w:val="22"/>
-          <w:rtl w:val="0"/>
-        </w:rPr>
-        <w:t>Meow — POSIX Interrupt Signal Controller</w:t>
+          <w:sz w:val="18"/>
+          <w:szCs w:val="18"/>
+          <w:rtl w:val="0"/>
+        </w:rPr>
+        <w:t>(github.com/moudzx/DarkShadows)</w:t>
+      </w:r>
+    </w:p>
+    <w:p>
+      <w:pPr>
+        <w:numPr>
+          <w:ilvl w:val="0"/>
+          <w:numId w:val="1"/>
+        </w:numPr>
+        <w:spacing w:before="0" w:after="50" w:line="252" w:lineRule="auto"/>
+        <w:ind w:left="360" w:right="0" w:hanging="360"/>
+      </w:pPr>
+      <w:r>
+        <w:rPr>
+          <w:b/>
+          <w:bCs/>
+          <w:rtl w:val="0"/>
+        </w:rPr>
+        <w:t xml:space="preserve">Helmert 7-Parameter Geodetic Transformer </w:t>
       </w:r>
       <w:r>
         <w:rPr>
@@ -1655,50 +1964,42 @@
           <w:szCs w:val="19"/>
           <w:rtl w:val="0"/>
         </w:rPr>
-        <w:t xml:space="preserve">   [C, POSIX Signals]</w:t>
-      </w:r>
-    </w:p>
-    <w:p>
-      <w:pPr>
-        <w:spacing w:after="40" w:line="276" w:lineRule="auto"/>
-      </w:pPr>
-      <w:r>
-        <w:rPr>
-          <w:rtl w:val="0"/>
-        </w:rPr>
-        <w:t>A low-level utility that intercepts native Linux terminal hooks, overriding SIGINT (Ctrl+C) via a custom POSIX signal handler that links live terminal interrupts to local audio playback.</w:t>
-      </w:r>
-    </w:p>
-    <w:p>
-      <w:pPr>
-        <w:spacing w:after="120"/>
-      </w:pPr>
+        <w:t xml:space="preserve">[Java Swing, C] — </w:t>
+      </w:r>
+      <w:r>
+        <w:rPr>
+          <w:rtl w:val="0"/>
+        </w:rPr>
+        <w:t xml:space="preserve">Coordinate transformation tool performing seven-parameter Helmert transforms between geographic and geocentric systems. </w:t>
+      </w:r>
       <w:r>
         <w:rPr>
           <w:i/>
           <w:iCs/>
           <w:color w:val="2C3E50"/>
-          <w:sz w:val="19"/>
-          <w:szCs w:val="19"/>
-          <w:rtl w:val="0"/>
-        </w:rPr>
-        <w:t>Repository: github.com/moudzx/Meow</w:t>
-      </w:r>
-    </w:p>
-    <w:p>
-      <w:pPr>
-        <w:keepNext/>
-        <w:spacing w:before="80" w:after="40"/>
-      </w:pPr>
-      <w:r>
-        <w:rPr>
-          <w:b/>
-          <w:bCs/>
-          <w:sz w:val="22"/>
-          <w:szCs w:val="22"/>
-          <w:rtl w:val="0"/>
-        </w:rPr>
-        <w:t>Letterboxd Activity Telemetry Tracker</w:t>
+          <w:sz w:val="18"/>
+          <w:szCs w:val="18"/>
+          <w:rtl w:val="0"/>
+        </w:rPr>
+        <w:t>(github.com/moudzx/Helmert-transformation)</w:t>
+      </w:r>
+    </w:p>
+    <w:p>
+      <w:pPr>
+        <w:numPr>
+          <w:ilvl w:val="0"/>
+          <w:numId w:val="1"/>
+        </w:numPr>
+        <w:spacing w:before="0" w:after="50" w:line="252" w:lineRule="auto"/>
+        <w:ind w:left="360" w:right="0" w:hanging="360"/>
+      </w:pPr>
+      <w:r>
+        <w:rPr>
+          <w:b/>
+          <w:bCs/>
+          <w:rtl w:val="0"/>
+        </w:rPr>
+        <w:t xml:space="preserve">Prolog Heuristic State-Space Search Engine </w:t>
       </w:r>
       <w:r>
         <w:rPr>
@@ -1707,50 +2008,42 @@
           <w:szCs w:val="19"/>
           <w:rtl w:val="0"/>
         </w:rPr>
-        <w:t xml:space="preserve">   [Python, SQLite, BeautifulSoup]</w:t>
-      </w:r>
-    </w:p>
-    <w:p>
-      <w:pPr>
-        <w:spacing w:after="40" w:line="276" w:lineRule="auto"/>
-      </w:pPr>
-      <w:r>
-        <w:rPr>
-          <w:rtl w:val="0"/>
-        </w:rPr>
-        <w:t>An unfollower-tracking automation tool with both a client-side web app and a Python CLI (watch/check/history/clear), using SQLite snapshots and scheduled scraping to monitor follower changes.</w:t>
-      </w:r>
-    </w:p>
-    <w:p>
-      <w:pPr>
-        <w:spacing w:after="120"/>
-      </w:pPr>
+        <w:t xml:space="preserve">[Prolog, Classical AI] — </w:t>
+      </w:r>
+      <w:r>
+        <w:rPr>
+          <w:rtl w:val="0"/>
+        </w:rPr>
+        <w:t xml:space="preserve">Declarative framework comparing DFS, BFS, IDS, and A* search on grid pathfinding problems. </w:t>
+      </w:r>
       <w:r>
         <w:rPr>
           <w:i/>
           <w:iCs/>
           <w:color w:val="2C3E50"/>
-          <w:sz w:val="19"/>
-          <w:szCs w:val="19"/>
-          <w:rtl w:val="0"/>
-        </w:rPr>
-        <w:t>Repository: github.com/moudzx/Letterboxd-tracker</w:t>
-      </w:r>
-    </w:p>
-    <w:p>
-      <w:pPr>
-        <w:keepNext/>
-        <w:spacing w:before="80" w:after="40"/>
-      </w:pPr>
-      <w:r>
-        <w:rPr>
-          <w:b/>
-          <w:bCs/>
-          <w:sz w:val="22"/>
-          <w:szCs w:val="22"/>
-          <w:rtl w:val="0"/>
-        </w:rPr>
-        <w:t>Tripoli Culture Portal</w:t>
+          <w:sz w:val="18"/>
+          <w:szCs w:val="18"/>
+          <w:rtl w:val="0"/>
+        </w:rPr>
+        <w:t>(github.com/moudzx/Prolog)</w:t>
+      </w:r>
+    </w:p>
+    <w:p>
+      <w:pPr>
+        <w:numPr>
+          <w:ilvl w:val="0"/>
+          <w:numId w:val="1"/>
+        </w:numPr>
+        <w:spacing w:before="0" w:after="50" w:line="252" w:lineRule="auto"/>
+        <w:ind w:left="360" w:right="0" w:hanging="360"/>
+      </w:pPr>
+      <w:r>
+        <w:rPr>
+          <w:b/>
+          <w:bCs/>
+          <w:rtl w:val="0"/>
+        </w:rPr>
+        <w:t xml:space="preserve">Theory of Computation Educational Toolkit </w:t>
       </w:r>
       <w:r>
         <w:rPr>
@@ -1759,243 +2052,110 @@
           <w:szCs w:val="19"/>
           <w:rtl w:val="0"/>
         </w:rPr>
-        <w:t xml:space="preserve">   [HTML5, CSS3, JavaScript, RTL Arabic]</w:t>
-      </w:r>
-    </w:p>
-    <w:p>
-      <w:pPr>
-        <w:spacing w:after="40" w:line="276" w:lineRule="auto"/>
-      </w:pPr>
-      <w:r>
-        <w:rPr>
-          <w:rtl w:val="0"/>
-        </w:rPr>
-        <w:t>A responsive static web interface showcasing the history and landmarks of Tripoli, Lebanon, featuring glassmorphism UI panels, smooth scroll physics, and full Arabic (RTL) localization.</w:t>
-      </w:r>
-    </w:p>
-    <w:p>
-      <w:pPr>
-        <w:spacing w:after="120"/>
-      </w:pPr>
+        <w:t xml:space="preserve">[Automata Theory] — </w:t>
+      </w:r>
+      <w:r>
+        <w:rPr>
+          <w:rtl w:val="0"/>
+        </w:rPr>
+        <w:t xml:space="preserve">Algorithmic suite for DFA design, ε-NFA conversion, regex parsing, CFGs, and Pushdown Automata simulation. </w:t>
+      </w:r>
       <w:r>
         <w:rPr>
           <w:i/>
           <w:iCs/>
           <w:color w:val="2C3E50"/>
-          <w:sz w:val="19"/>
-          <w:szCs w:val="19"/>
-          <w:rtl w:val="0"/>
-        </w:rPr>
-        <w:t>Repository: github.com/moudzx/static-web</w:t>
-      </w:r>
-    </w:p>
-    <w:p>
-      <w:pPr>
-        <w:keepNext/>
-        <w:spacing w:before="80" w:after="40"/>
-      </w:pPr>
-      <w:r>
-        <w:rPr>
-          <w:b/>
-          <w:bCs/>
-          <w:sz w:val="22"/>
-          <w:szCs w:val="22"/>
-          <w:rtl w:val="0"/>
-        </w:rPr>
-        <w:t>PHP Software Suite</w:t>
-      </w:r>
-      <w:r>
-        <w:rPr>
-          <w:color w:val="7F8C8D"/>
-          <w:sz w:val="19"/>
-          <w:szCs w:val="19"/>
-          <w:rtl w:val="0"/>
-        </w:rPr>
-        <w:t xml:space="preserve">   [PHP, Relational Databases]</w:t>
-      </w:r>
-    </w:p>
-    <w:p>
-      <w:pPr>
-        <w:spacing w:after="40" w:line="276" w:lineRule="auto"/>
-      </w:pPr>
-      <w:r>
-        <w:rPr>
-          <w:rtl w:val="0"/>
-        </w:rPr>
-        <w:t>A modular collection of web applications, including a COVID tracker, a geographical borders system, a library management engine, and standalone product, student course, and attendance-tracking tools.</w:t>
-      </w:r>
-    </w:p>
-    <w:p>
-      <w:pPr>
-        <w:spacing w:after="120"/>
-        <w:rPr>
-          <w:i/>
-          <w:iCs/>
-          <w:color w:val="2C3E50"/>
-          <w:sz w:val="19"/>
-          <w:szCs w:val="19"/>
-          <w:rtl w:val="0"/>
-        </w:rPr>
-      </w:pPr>
-      <w:r>
-        <w:rPr>
-          <w:i/>
-          <w:iCs/>
-          <w:color w:val="2C3E50"/>
-          <w:sz w:val="19"/>
-          <w:szCs w:val="19"/>
-          <w:rtl w:val="0"/>
-        </w:rPr>
-        <w:t>Repository: github.com/moudzx/PHP</w:t>
-      </w:r>
-    </w:p>
-    <w:p>
-      <w:pPr>
-        <w:keepNext/>
-        <w:spacing w:before="80" w:after="40"/>
-      </w:pPr>
-      <w:r>
-        <w:rPr>
-          <w:rFonts w:hint="default"/>
-          <w:b/>
-          <w:bCs/>
-          <w:sz w:val="22"/>
-          <w:szCs w:val="22"/>
-          <w:rtl w:val="0"/>
-          <w:lang w:val="en-US"/>
-        </w:rPr>
-        <w:t xml:space="preserve">Dark Shadows </w:t>
-      </w:r>
-      <w:r>
-        <w:rPr>
-          <w:color w:val="7F8C8D"/>
-          <w:sz w:val="19"/>
-          <w:szCs w:val="19"/>
-          <w:rtl w:val="0"/>
-        </w:rPr>
-        <w:t>[</w:t>
-      </w:r>
-      <w:r>
-        <w:rPr>
-          <w:rFonts w:hint="default"/>
-          <w:color w:val="7F8C8D"/>
-          <w:sz w:val="19"/>
-          <w:szCs w:val="19"/>
-          <w:rtl w:val="0"/>
-          <w:lang w:val="en-US"/>
-        </w:rPr>
-        <w:t>HTML5 Canvas</w:t>
-      </w:r>
-      <w:r>
-        <w:rPr>
-          <w:color w:val="7F8C8D"/>
-          <w:sz w:val="19"/>
-          <w:szCs w:val="19"/>
-          <w:rtl w:val="0"/>
-        </w:rPr>
-        <w:t xml:space="preserve">, </w:t>
-      </w:r>
-      <w:r>
-        <w:rPr>
-          <w:rFonts w:hint="default"/>
-          <w:color w:val="7F8C8D"/>
-          <w:sz w:val="19"/>
-          <w:szCs w:val="19"/>
-          <w:rtl w:val="0"/>
-          <w:lang w:val="en-US"/>
-        </w:rPr>
-        <w:t>JavaScript</w:t>
-      </w:r>
-      <w:r>
-        <w:rPr>
-          <w:color w:val="7F8C8D"/>
-          <w:sz w:val="19"/>
-          <w:szCs w:val="19"/>
-          <w:rtl w:val="0"/>
-        </w:rPr>
-        <w:t>]</w:t>
-      </w:r>
-    </w:p>
-    <w:p>
-      <w:pPr>
-        <w:spacing w:after="40" w:line="276" w:lineRule="auto"/>
-      </w:pPr>
-      <w:r>
-        <w:rPr>
-          <w:rFonts w:hint="default"/>
-          <w:lang w:val="en-US"/>
-        </w:rPr>
-        <w:t>A 2D arcade game made with JavaScript, f</w:t>
-      </w:r>
-      <w:r>
-        <w:t>eatur</w:t>
-      </w:r>
-      <w:r>
-        <w:rPr>
-          <w:rFonts w:hint="default"/>
-          <w:lang w:val="en-US"/>
-        </w:rPr>
-        <w:t>ing</w:t>
-      </w:r>
-      <w:r>
-        <w:t xml:space="preserve"> custom particle physics, linear and radial camera tracking interpolation, and a dynamic rhythmic pacing system that alternates intensities using sine-wave frequency modifiers.</w:t>
-      </w:r>
-    </w:p>
-    <w:p>
-      <w:pPr>
-        <w:spacing w:after="120"/>
+          <w:sz w:val="18"/>
+          <w:szCs w:val="18"/>
+          <w:rtl w:val="0"/>
+        </w:rPr>
+        <w:t>(github.com/moudzx/</w:t>
+      </w:r>
+      <w:r>
         <w:rPr>
           <w:rFonts w:hint="default"/>
           <w:i/>
           <w:iCs/>
           <w:color w:val="2C3E50"/>
-          <w:sz w:val="19"/>
-          <w:szCs w:val="19"/>
+          <w:sz w:val="18"/>
+          <w:szCs w:val="18"/>
           <w:rtl w:val="0"/>
           <w:lang w:val="en-US"/>
         </w:rPr>
-      </w:pPr>
+        <w:t>TheoryOfComputation</w:t>
+      </w:r>
       <w:r>
         <w:rPr>
           <w:i/>
           <w:iCs/>
           <w:color w:val="2C3E50"/>
+          <w:sz w:val="18"/>
+          <w:szCs w:val="18"/>
+          <w:rtl w:val="0"/>
+        </w:rPr>
+        <w:t>)</w:t>
+      </w:r>
+    </w:p>
+    <w:p>
+      <w:pPr>
+        <w:numPr>
+          <w:ilvl w:val="0"/>
+          <w:numId w:val="1"/>
+        </w:numPr>
+        <w:spacing w:before="0" w:after="50" w:line="252" w:lineRule="auto"/>
+        <w:ind w:left="360" w:right="0" w:hanging="360"/>
+      </w:pPr>
+      <w:r>
+        <w:rPr>
+          <w:b/>
+          <w:bCs/>
+          <w:rtl w:val="0"/>
+        </w:rPr>
+        <w:t xml:space="preserve">Letterboxd Activity Telemetry Tracker </w:t>
+      </w:r>
+      <w:r>
+        <w:rPr>
+          <w:color w:val="7F8C8D"/>
           <w:sz w:val="19"/>
           <w:szCs w:val="19"/>
           <w:rtl w:val="0"/>
         </w:rPr>
-        <w:t>Repository: github.com/moudzx/</w:t>
-      </w:r>
-      <w:r>
-        <w:rPr>
-          <w:rFonts w:hint="default"/>
+        <w:t xml:space="preserve">[Python, SQLite, BeautifulSoup] — </w:t>
+      </w:r>
+      <w:r>
+        <w:rPr>
+          <w:rtl w:val="0"/>
+        </w:rPr>
+        <w:t xml:space="preserve">Web app and CLI for tracking follower changes via scheduled scraping and SQLite snapshots. </w:t>
+      </w:r>
+      <w:r>
+        <w:rPr>
           <w:i/>
           <w:iCs/>
           <w:color w:val="2C3E50"/>
-          <w:sz w:val="19"/>
-          <w:szCs w:val="19"/>
-          <w:rtl w:val="0"/>
-          <w:lang w:val="en-US"/>
-        </w:rPr>
-        <w:t>DarkShadows</w:t>
-      </w:r>
-    </w:p>
-    <w:p>
-      <w:pPr>
-        <w:keepNext/>
-        <w:spacing w:before="80" w:after="40"/>
-      </w:pPr>
-      <w:r>
-        <w:rPr>
-          <w:rFonts w:hint="default"/>
-          <w:b/>
-          <w:bCs/>
-          <w:sz w:val="22"/>
-          <w:szCs w:val="22"/>
-          <w:rtl w:val="0"/>
-          <w:lang w:val="en-US"/>
-        </w:rPr>
-        <w:t>rprintf - String interpolation in C</w:t>
+          <w:sz w:val="18"/>
+          <w:szCs w:val="18"/>
+          <w:rtl w:val="0"/>
+        </w:rPr>
+        <w:t>(github.com/moudzx/Letterboxd-tracker)</w:t>
+      </w:r>
+    </w:p>
+    <w:p>
+      <w:pPr>
+        <w:numPr>
+          <w:ilvl w:val="0"/>
+          <w:numId w:val="1"/>
+        </w:numPr>
+        <w:spacing w:before="0" w:after="50" w:line="252" w:lineRule="auto"/>
+        <w:ind w:left="360" w:right="0" w:hanging="360"/>
+      </w:pPr>
+      <w:r>
+        <w:rPr>
+          <w:b/>
+          <w:bCs/>
+          <w:rtl w:val="0"/>
+        </w:rPr>
+        <w:t xml:space="preserve">Cinema Booking System Architecture </w:t>
       </w:r>
       <w:r>
         <w:rPr>
@@ -2004,175 +2164,25 @@
           <w:szCs w:val="19"/>
           <w:rtl w:val="0"/>
         </w:rPr>
-        <w:t xml:space="preserve">   [</w:t>
-      </w:r>
-      <w:r>
-        <w:rPr>
-          <w:rFonts w:hint="default"/>
-          <w:color w:val="7F8C8D"/>
-          <w:sz w:val="19"/>
-          <w:szCs w:val="19"/>
-          <w:rtl w:val="0"/>
-          <w:lang w:val="en-US"/>
-        </w:rPr>
-        <w:t>C</w:t>
-      </w:r>
-      <w:r>
-        <w:rPr>
-          <w:color w:val="7F8C8D"/>
-          <w:sz w:val="19"/>
-          <w:szCs w:val="19"/>
-          <w:rtl w:val="0"/>
-        </w:rPr>
-        <w:t xml:space="preserve">, </w:t>
-      </w:r>
-      <w:r>
-        <w:rPr>
-          <w:rFonts w:hint="default"/>
-          <w:color w:val="7F8C8D"/>
-          <w:sz w:val="19"/>
-          <w:szCs w:val="19"/>
-          <w:rtl w:val="0"/>
-          <w:lang w:val="en-US"/>
-        </w:rPr>
-        <w:t>Metaprogramming</w:t>
-      </w:r>
-      <w:r>
-        <w:rPr>
-          <w:color w:val="7F8C8D"/>
-          <w:sz w:val="19"/>
-          <w:szCs w:val="19"/>
-          <w:rtl w:val="0"/>
-        </w:rPr>
-        <w:t>]</w:t>
-      </w:r>
-    </w:p>
-    <w:p>
-      <w:pPr>
-        <w:spacing w:after="40" w:line="276" w:lineRule="auto"/>
-      </w:pPr>
-      <w:r>
-        <w:rPr>
-          <w:rFonts w:ascii="Segoe UI" w:hAnsi="Segoe UI" w:eastAsia="Segoe UI" w:cs="Segoe UI"/>
-          <w:i w:val="0"/>
-          <w:iCs w:val="0"/>
-          <w:caps w:val="0"/>
-          <w:spacing w:val="0"/>
-          <w:sz w:val="21"/>
-          <w:szCs w:val="21"/>
-          <w:shd w:val="clear" w:fill="FFFFFF"/>
-        </w:rPr>
-        <w:t>Rust-style {variable} string interpolation for C using _Generic and a runtime variable registry.</w:t>
-      </w:r>
-    </w:p>
-    <w:p>
-      <w:pPr>
-        <w:spacing w:after="120"/>
-        <w:rPr>
-          <w:rFonts w:hint="default"/>
+        <w:t xml:space="preserve">[UML, Visual Paradigm, OOP] — </w:t>
+      </w:r>
+      <w:r>
+        <w:rPr>
+          <w:rtl w:val="0"/>
+        </w:rPr>
+        <w:t xml:space="preserve">Object-oriented design blueprint with a full set of Class, Sequence, Use Case, and Activity diagrams. </w:t>
+      </w:r>
+      <w:r>
+        <w:rPr>
           <w:i/>
           <w:iCs/>
           <w:color w:val="2C3E50"/>
-          <w:sz w:val="19"/>
-          <w:szCs w:val="19"/>
-          <w:rtl w:val="0"/>
-          <w:lang w:val="en-US"/>
-        </w:rPr>
-      </w:pPr>
-      <w:r>
-        <w:rPr>
-          <w:i/>
-          <w:iCs/>
-          <w:color w:val="2C3E50"/>
-          <w:sz w:val="19"/>
-          <w:szCs w:val="19"/>
-          <w:rtl w:val="0"/>
-        </w:rPr>
-        <w:t>Repository: github.com/moudzx/</w:t>
-      </w:r>
-      <w:r>
-        <w:rPr>
-          <w:rFonts w:hint="default"/>
-          <w:i/>
-          <w:iCs/>
-          <w:color w:val="2C3E50"/>
-          <w:sz w:val="19"/>
-          <w:szCs w:val="19"/>
-          <w:rtl w:val="0"/>
-          <w:lang w:val="en-US"/>
-        </w:rPr>
-        <w:t>rprintf</w:t>
-      </w:r>
-      <w:bookmarkStart w:id="0" w:name="_GoBack"/>
-      <w:bookmarkEnd w:id="0"/>
-    </w:p>
-    <w:p>
-      <w:pPr>
-        <w:keepNext/>
-        <w:spacing w:before="80" w:after="40"/>
-      </w:pPr>
-      <w:r>
-        <w:rPr>
-          <w:rFonts w:hint="default"/>
-          <w:b/>
-          <w:bCs/>
-          <w:sz w:val="22"/>
-          <w:szCs w:val="22"/>
-          <w:rtl w:val="0"/>
-          <w:lang w:val="en-US"/>
-        </w:rPr>
-        <w:t xml:space="preserve">x86 Overflow-Aware Arithmetic Engine </w:t>
-      </w:r>
-      <w:r>
-        <w:rPr>
-          <w:color w:val="7F8C8D"/>
-          <w:sz w:val="19"/>
-          <w:szCs w:val="19"/>
-          <w:rtl w:val="0"/>
-        </w:rPr>
-        <w:t xml:space="preserve">   [C, x86 Assembly, NASM]</w:t>
-      </w:r>
-    </w:p>
-    <w:p>
-      <w:pPr>
-        <w:spacing w:after="40" w:line="276" w:lineRule="auto"/>
-      </w:pPr>
-      <w:r>
-        <w:rPr>
-          <w:rFonts w:hint="default"/>
-          <w:lang w:val="en-US"/>
-        </w:rPr>
-        <w:t>Signed and unsigned 8/16/32-bit add, sub, and mul routines hand-written in NASM, detecting overflow directly from CPU flags into a 16-bit shift register and exposed through a single C11 _Generic dispatch layer.</w:t>
-      </w:r>
-    </w:p>
-    <w:p>
-      <w:pPr>
-        <w:spacing w:after="120"/>
-      </w:pPr>
-      <w:r>
-        <w:rPr>
-          <w:i/>
-          <w:iCs/>
-          <w:color w:val="2C3E50"/>
-          <w:sz w:val="19"/>
-          <w:szCs w:val="19"/>
-          <w:rtl w:val="0"/>
-        </w:rPr>
-        <w:t>Repository: github.com/moudzx/C-Integer-Overflow</w:t>
-      </w:r>
-    </w:p>
-    <w:p>
-      <w:pPr>
-        <w:spacing w:after="120"/>
-        <w:rPr>
-          <w:i/>
-          <w:iCs/>
-          <w:color w:val="2C3E50"/>
-          <w:sz w:val="19"/>
-          <w:szCs w:val="19"/>
-          <w:rtl w:val="0"/>
-        </w:rPr>
-      </w:pPr>
+          <w:sz w:val="18"/>
+          <w:szCs w:val="18"/>
+          <w:rtl w:val="0"/>
+        </w:rPr>
+        <w:t>(github.com/moudzx/architectural-design)</w:t>
+      </w:r>
     </w:p>
     <w:sectPr>
       <w:pgSz w:w="12240" w:h="15840"/>
@@ -2336,7 +2346,7 @@
   <w:docDefaults>
     <w:rPrDefault>
       <w:rPr>
-        <w:rFonts w:ascii="Times New Roman" w:hAnsi="Times New Roman" w:eastAsia="SimSun" w:cs="Times New Roman"/>
+        <w:rFonts w:ascii="Calibri" w:hAnsi="Calibri" w:eastAsia="Calibri" w:cs="Calibri"/>
       </w:rPr>
     </w:rPrDefault>
     <w:pPrDefault/>

--- a/Mohamad_Mostafa_CV.docx
+++ b/Mohamad_Mostafa_CV.docx
@@ -56,23 +56,7 @@
           <w:rtl w:val="0"/>
         </w:rPr>
         <w:t>mohamadmostafa79@gmail.com  |  +961 79 160 283  |  Tripoli, Lebanon</w:t>
-      </w:r>
-      <w:r>
-        <w:rPr>
-          <w:color w:val="333333"/>
-          <w:sz w:val="19"/>
-          <w:szCs w:val="19"/>
-          <w:rtl w:val="0"/>
-        </w:rPr>
         <w:br w:type="textWrapping"/>
-      </w:r>
-      <w:r>
-        <w:rPr>
-          <w:color w:val="333333"/>
-          <w:sz w:val="19"/>
-          <w:szCs w:val="19"/>
-          <w:rtl w:val="0"/>
-        </w:rPr>
         <w:t>GitHub: github.com/moudzx  |  LinkedIn: linkedin.com/in/moudzx  |  Portfolio: moudzx.github.io</w:t>
       </w:r>
     </w:p>
@@ -205,41 +189,11 @@
           <w:rtl w:val="0"/>
         </w:rPr>
         <w:tab/>
-      </w:r>
-      <w:r>
-        <w:rPr>
-          <w:rtl w:val="0"/>
-        </w:rPr>
         <w:tab/>
-      </w:r>
-      <w:r>
-        <w:rPr>
-          <w:rtl w:val="0"/>
-        </w:rPr>
         <w:tab/>
-      </w:r>
-      <w:r>
-        <w:rPr>
-          <w:rtl w:val="0"/>
-        </w:rPr>
         <w:tab/>
-      </w:r>
-      <w:r>
-        <w:rPr>
-          <w:rtl w:val="0"/>
-        </w:rPr>
         <w:tab/>
-      </w:r>
-      <w:r>
-        <w:rPr>
-          <w:rtl w:val="0"/>
-        </w:rPr>
         <w:tab/>
-      </w:r>
-      <w:r>
-        <w:rPr>
-          <w:rtl w:val="0"/>
-        </w:rPr>
         <w:t>Graduation: 2026</w:t>
       </w:r>
     </w:p>
@@ -1084,35 +1038,10 @@
           <w:rtl w:val="0"/>
         </w:rPr>
         <w:tab/>
-      </w:r>
-      <w:r>
-        <w:rPr>
-          <w:rtl w:val="0"/>
-        </w:rPr>
         <w:tab/>
-      </w:r>
-      <w:r>
-        <w:rPr>
-          <w:rtl w:val="0"/>
-        </w:rPr>
         <w:tab/>
-      </w:r>
-      <w:r>
-        <w:rPr>
-          <w:rtl w:val="0"/>
-        </w:rPr>
         <w:tab/>
-      </w:r>
-      <w:r>
-        <w:rPr>
-          <w:rtl w:val="0"/>
-        </w:rPr>
         <w:tab/>
-      </w:r>
-      <w:r>
-        <w:rPr>
-          <w:rtl w:val="0"/>
-        </w:rPr>
         <w:t>2023 —Present</w:t>
       </w:r>
     </w:p>
@@ -1671,6 +1600,50 @@
           <w:rtl w:val="0"/>
         </w:rPr>
         <w:t>(github.com/moudzx/MIPS32-Assembly)</w:t>
+      </w:r>
+    </w:p>
+    <w:p>
+      <w:pPr>
+        <w:numPr>
+          <w:ilvl w:val="0"/>
+          <w:numId w:val="1"/>
+        </w:numPr>
+        <w:spacing w:before="0" w:after="50" w:line="252" w:lineRule="auto"/>
+        <w:ind w:left="360" w:right="0" w:hanging="360"/>
+      </w:pPr>
+      <w:r>
+        <w:rPr>
+          <w:b/>
+          <w:bCs/>
+          <w:rtl w:val="0"/>
+        </w:rPr>
+        <w:t xml:space="preserve">Myshell </w:t>
+      </w:r>
+      <w:r>
+        <w:rPr>
+          <w:color w:val="7F8C8D"/>
+          <w:sz w:val="19"/>
+          <w:szCs w:val="19"/>
+          <w:rtl w:val="0"/>
+        </w:rPr>
+        <w:t xml:space="preserve">[C, Unix] — </w:t>
+      </w:r>
+      <w:r>
+        <w:rPr>
+          <w:rtl w:val="0"/>
+        </w:rPr>
+        <w:t xml:space="preserve">Minimal Unix shell supporting pipes, redirections, built-in commands, background jobs, and environment variable expansion. </w:t>
+      </w:r>
+      <w:r>
+        <w:rPr>
+          <w:i/>
+          <w:iCs/>
+          <w:color w:val="2C3E50"/>
+          <w:sz w:val="18"/>
+          <w:szCs w:val="18"/>
+          <w:rtl w:val="0"/>
+        </w:rPr>
+        <w:t>(github.com/moudzx/Myshell)</w:t>
       </w:r>
     </w:p>
     <w:p>

--- a/Mohamad_Mostafa_CV.docx
+++ b/Mohamad_Mostafa_CV.docx
@@ -7,31 +7,50 @@
         <w:pStyle w:val="Normal"/>
         <w:spacing w:lineRule="auto" w:line="252" w:before="0" w:after="20"/>
         <w:jc w:val="center"/>
-        <w:rPr/>
+        <w:rPr>
+          <w:rFonts w:ascii="URW Bookman" w:hAnsi="URW Bookman"/>
+          <w:i w:val="false"/>
+          <w:i w:val="false"/>
+          <w:iCs w:val="false"/>
+          <w:color w:val="000000"/>
+          <w:sz w:val="36"/>
+          <w:szCs w:val="36"/>
+          <w:u w:val="none"/>
+        </w:rPr>
+      </w:pPr>
+      <w:r>
+        <w:rPr>
+          <w:rFonts w:ascii="URW Bookman" w:hAnsi="URW Bookman"/>
+          <w:b/>
+          <w:i w:val="false"/>
+          <w:iCs w:val="false"/>
+          <w:color w:val="000000"/>
+          <w:sz w:val="36"/>
+          <w:szCs w:val="36"/>
+          <w:u w:val="none"/>
+        </w:rPr>
+        <w:t>Mohamad Mostafa</w:t>
+      </w:r>
+    </w:p>
+    <w:p>
+      <w:pPr>
+        <w:pStyle w:val="Normal"/>
+        <w:spacing w:lineRule="auto" w:line="252" w:before="0" w:after="20"/>
+        <w:jc w:val="center"/>
+        <w:rPr>
+          <w:color w:val="1C1C1C"/>
+          <w:sz w:val="24"/>
+          <w:szCs w:val="24"/>
+        </w:rPr>
       </w:pPr>
       <w:r>
         <w:rPr>
           <w:b/>
-          <w:color w:val="111111"/>
-          <w:sz w:val="30"/>
+          <w:color w:val="1C1C1C"/>
+          <w:sz w:val="24"/>
+          <w:szCs w:val="24"/>
         </w:rPr>
-        <w:t>MOHAMAD MOSTAFA</w:t>
-      </w:r>
-    </w:p>
-    <w:p>
-      <w:pPr>
-        <w:pStyle w:val="Normal"/>
-        <w:spacing w:lineRule="auto" w:line="252" w:before="0" w:after="20"/>
-        <w:jc w:val="center"/>
-        <w:rPr/>
-      </w:pPr>
-      <w:r>
-        <w:rPr>
-          <w:b/>
-          <w:color w:val="444444"/>
-          <w:sz w:val="19"/>
-        </w:rPr>
-        <w:t>Systems, Web &amp; Low-Level Engineering</w:t>
+        <w:t>Software Engineer</w:t>
       </w:r>
     </w:p>
     <w:p>
@@ -42,27 +61,73 @@
         <w:rPr/>
       </w:pPr>
       <w:r>
-        <w:rPr/>
-        <w:t xml:space="preserve">mohamadmostafa79@gmail.com  |  +961 79 160 283  |  Tripoli, Lebanon </w:t>
+        <w:rPr>
+          <w:sz w:val="18"/>
+          <w:szCs w:val="18"/>
+        </w:rPr>
+        <w:t xml:space="preserve">mohamadmostafa79@gmail.com  |  +96179160283  |  Tripoli, Lebanon </w:t>
         <w:br/>
-        <w:t>GitHub: github.com/moudzx  |  LinkedIn: linkedin.com/in/moudzx  |  Portfolio: moudzx.github.io</w:t>
+        <w:t xml:space="preserve">GitHub: </w:t>
       </w:r>
+      <w:hyperlink r:id="rId2">
+        <w:r>
+          <w:rPr>
+            <w:rStyle w:val="Hyperlink"/>
+            <w:sz w:val="18"/>
+            <w:szCs w:val="18"/>
+          </w:rPr>
+          <w:t>github.com/moudzx</w:t>
+        </w:r>
+      </w:hyperlink>
+      <w:r>
+        <w:rPr>
+          <w:sz w:val="18"/>
+          <w:szCs w:val="18"/>
+        </w:rPr>
+        <w:t xml:space="preserve">  |  LinkedIn: </w:t>
+      </w:r>
+      <w:hyperlink r:id="rId3">
+        <w:r>
+          <w:rPr>
+            <w:rStyle w:val="Hyperlink"/>
+            <w:sz w:val="18"/>
+            <w:szCs w:val="18"/>
+          </w:rPr>
+          <w:t>linkedin.com/in/moudzx</w:t>
+        </w:r>
+      </w:hyperlink>
+      <w:r>
+        <w:rPr>
+          <w:sz w:val="18"/>
+          <w:szCs w:val="18"/>
+        </w:rPr>
+        <w:t xml:space="preserve">  |  Portfolio: </w:t>
+      </w:r>
+      <w:hyperlink r:id="rId4">
+        <w:r>
+          <w:rPr>
+            <w:rStyle w:val="Hyperlink"/>
+            <w:sz w:val="18"/>
+            <w:szCs w:val="18"/>
+          </w:rPr>
+          <w:t>moudzx.github.io</w:t>
+        </w:r>
+      </w:hyperlink>
     </w:p>
     <w:p>
       <w:pPr>
         <w:pStyle w:val="Normal"/>
-        <w:spacing w:lineRule="auto" w:line="252" w:before="80" w:after="40"/>
+        <w:spacing w:lineRule="auto" w:line="252" w:before="0" w:after="80"/>
+        <w:jc w:val="center"/>
         <w:rPr>
-          <w:b/>
-          <w:color w:val="111111"/>
-          <w:sz w:val="19"/>
+          <w:sz w:val="18"/>
+          <w:szCs w:val="18"/>
         </w:rPr>
       </w:pPr>
       <w:r>
         <w:rPr>
-          <w:b/>
-          <w:color w:val="111111"/>
-          <w:sz w:val="19"/>
+          <w:sz w:val="18"/>
+          <w:szCs w:val="18"/>
         </w:rPr>
       </w:r>
     </w:p>
@@ -73,13 +138,17 @@
           <w:bottom w:val="single" w:sz="6" w:space="3" w:color="111111"/>
         </w:pBdr>
         <w:spacing w:lineRule="auto" w:line="252" w:before="120" w:after="40"/>
-        <w:rPr/>
+        <w:rPr>
+          <w:sz w:val="18"/>
+          <w:szCs w:val="18"/>
+        </w:rPr>
       </w:pPr>
       <w:r>
         <w:rPr>
           <w:b/>
           <w:color w:val="111111"/>
-          <w:sz w:val="19"/>
+          <w:sz w:val="18"/>
+          <w:szCs w:val="18"/>
         </w:rPr>
         <w:t>PROFESSIONAL SUMMARY</w:t>
       </w:r>
@@ -98,24 +167,22 @@
           <w:sz w:val="18"/>
           <w:szCs w:val="18"/>
         </w:rPr>
-        <w:t>Systems-minded engineer who thinks in both assembly and API calls. Sharpened by deep dives into kernels, memory, and concurrency, and just as capable turning that rigor into full-stack products people actually use.</w:t>
+        <w:t>I build and maintain secure systems.</w:t>
       </w:r>
     </w:p>
     <w:p>
       <w:pPr>
         <w:pStyle w:val="Normal"/>
-        <w:spacing w:lineRule="auto" w:line="252" w:before="80" w:after="40"/>
+        <w:spacing w:lineRule="auto" w:line="252" w:before="0" w:after="60"/>
         <w:rPr>
-          <w:b/>
-          <w:color w:val="111111"/>
-          <w:sz w:val="19"/>
+          <w:sz w:val="18"/>
+          <w:szCs w:val="18"/>
         </w:rPr>
       </w:pPr>
       <w:r>
         <w:rPr>
-          <w:b/>
-          <w:color w:val="111111"/>
-          <w:sz w:val="19"/>
+          <w:sz w:val="18"/>
+          <w:szCs w:val="18"/>
         </w:rPr>
       </w:r>
     </w:p>
@@ -126,13 +193,17 @@
           <w:bottom w:val="single" w:sz="6" w:space="3" w:color="111111"/>
         </w:pBdr>
         <w:spacing w:lineRule="auto" w:line="252" w:before="120" w:after="40"/>
-        <w:rPr/>
+        <w:rPr>
+          <w:sz w:val="18"/>
+          <w:szCs w:val="18"/>
+        </w:rPr>
       </w:pPr>
       <w:r>
         <w:rPr>
           <w:b/>
           <w:color w:val="111111"/>
-          <w:sz w:val="19"/>
+          <w:sz w:val="18"/>
+          <w:szCs w:val="18"/>
         </w:rPr>
         <w:t>EDUCATION</w:t>
       </w:r>
@@ -160,47 +231,7 @@
           <w:sz w:val="18"/>
           <w:szCs w:val="18"/>
         </w:rPr>
-        <w:t>Bachelor of Science in Computer Science (B.Sc.)</w:t>
-        <w:br/>
-        <w:t>GPA: 83/100</w:t>
-        <w:br/>
-        <w:t>Graduation: 2026</w:t>
-      </w:r>
-    </w:p>
-    <w:p>
-      <w:pPr>
-        <w:pStyle w:val="Normal"/>
-        <w:spacing w:lineRule="auto" w:line="252" w:before="80" w:after="40"/>
-        <w:rPr>
-          <w:b/>
-          <w:color w:val="111111"/>
-          <w:sz w:val="19"/>
-        </w:rPr>
-      </w:pPr>
-      <w:r>
-        <w:rPr>
-          <w:b/>
-          <w:color w:val="111111"/>
-          <w:sz w:val="19"/>
-        </w:rPr>
-      </w:r>
-    </w:p>
-    <w:p>
-      <w:pPr>
-        <w:pStyle w:val="Normal"/>
-        <w:pBdr>
-          <w:bottom w:val="single" w:sz="6" w:space="3" w:color="111111"/>
-        </w:pBdr>
-        <w:spacing w:lineRule="auto" w:line="252" w:before="120" w:after="40"/>
-        <w:rPr/>
-      </w:pPr>
-      <w:r>
-        <w:rPr>
-          <w:b/>
-          <w:color w:val="111111"/>
-          <w:sz w:val="19"/>
-        </w:rPr>
-        <w:t>SKILLS</w:t>
+        <w:t>Bachelor of Computer Science (B.Sc.), 2026</w:t>
       </w:r>
     </w:p>
     <w:p>
@@ -214,100 +245,137 @@
       </w:pPr>
       <w:r>
         <w:rPr>
+          <w:sz w:val="18"/>
+          <w:szCs w:val="18"/>
+        </w:rPr>
+        <w:t>GPA: 83/100</w:t>
+      </w:r>
+    </w:p>
+    <w:p>
+      <w:pPr>
+        <w:pStyle w:val="Normal"/>
+        <w:spacing w:lineRule="auto" w:line="252" w:before="0" w:after="60"/>
+        <w:rPr>
+          <w:sz w:val="18"/>
+          <w:szCs w:val="18"/>
+        </w:rPr>
+      </w:pPr>
+      <w:r>
+        <w:rPr>
+          <w:sz w:val="18"/>
+          <w:szCs w:val="18"/>
+        </w:rPr>
+      </w:r>
+    </w:p>
+    <w:p>
+      <w:pPr>
+        <w:pStyle w:val="Normal"/>
+        <w:pBdr>
+          <w:bottom w:val="single" w:sz="6" w:space="3" w:color="111111"/>
+        </w:pBdr>
+        <w:spacing w:lineRule="auto" w:line="252" w:before="120" w:after="40"/>
+        <w:rPr>
+          <w:sz w:val="18"/>
+          <w:szCs w:val="18"/>
+        </w:rPr>
+      </w:pPr>
+      <w:r>
+        <w:rPr>
+          <w:b/>
+          <w:color w:val="111111"/>
+          <w:sz w:val="18"/>
+          <w:szCs w:val="18"/>
+        </w:rPr>
+        <w:t>SKILLS</w:t>
+      </w:r>
+    </w:p>
+    <w:p>
+      <w:pPr>
+        <w:pStyle w:val="Normal"/>
+        <w:spacing w:lineRule="auto" w:line="252" w:before="0" w:after="60"/>
+        <w:rPr>
+          <w:sz w:val="18"/>
+          <w:szCs w:val="18"/>
+        </w:rPr>
+      </w:pPr>
+      <w:r>
+        <w:rPr>
           <w:b/>
           <w:sz w:val="18"/>
           <w:szCs w:val="18"/>
         </w:rPr>
-        <w:t xml:space="preserve">Languages: </w:t>
+        <w:t xml:space="preserve">Programming Languages: </w:t>
       </w:r>
       <w:r>
         <w:rPr>
           <w:sz w:val="18"/>
           <w:szCs w:val="18"/>
         </w:rPr>
-        <w:t>C, C++, Rust, Assembly (x86-64/ARM/MIPS), Java, C#, Python, PHP, JavaScript, PL/SQL, bash, Prolog</w:t>
-        <w:br/>
+        <w:t>C, C++, Rust, Assembly (x86-64/ARM/MIPS), Java, C#, PHP, Python, JavaScript, Prolog, bash Scripting</w:t>
       </w:r>
+    </w:p>
+    <w:p>
+      <w:pPr>
+        <w:pStyle w:val="Normal"/>
+        <w:spacing w:lineRule="auto" w:line="252" w:before="0" w:after="60"/>
+        <w:rPr>
+          <w:sz w:val="18"/>
+          <w:szCs w:val="18"/>
+        </w:rPr>
+      </w:pPr>
+      <w:r>
+        <w:rPr>
+          <w:b/>
+          <w:bCs/>
+          <w:sz w:val="18"/>
+          <w:szCs w:val="18"/>
+        </w:rPr>
+        <w:t>Web and Databases</w:t>
+      </w:r>
+      <w:r>
+        <w:rPr>
+          <w:sz w:val="18"/>
+          <w:szCs w:val="18"/>
+        </w:rPr>
+        <w:t>: HTML, CSS, JS/TS, PHP, MERN, .NET Core &amp; WebForms, PL/SQL, PostgreSQL, RDBMS</w:t>
+      </w:r>
+    </w:p>
+    <w:p>
+      <w:pPr>
+        <w:pStyle w:val="Normal"/>
+        <w:spacing w:lineRule="auto" w:line="252" w:before="0" w:after="60"/>
+        <w:rPr>
+          <w:sz w:val="18"/>
+          <w:szCs w:val="18"/>
+        </w:rPr>
+      </w:pPr>
       <w:r>
         <w:rPr>
           <w:b/>
           <w:sz w:val="18"/>
           <w:szCs w:val="18"/>
         </w:rPr>
-        <w:t xml:space="preserve">Web &amp; Apps: </w:t>
+        <w:t xml:space="preserve">Technical Stack: </w:t>
       </w:r>
       <w:r>
+        <w:rPr>
+          <w:b w:val="false"/>
+          <w:bCs w:val="false"/>
+          <w:sz w:val="18"/>
+          <w:szCs w:val="18"/>
+        </w:rPr>
+        <w:t>Computer Architecture, Operating Systems, Linux Administration, Network, AI, Cybersecurity, Web Developement</w:t>
+      </w:r>
+    </w:p>
+    <w:p>
+      <w:pPr>
+        <w:pStyle w:val="Normal"/>
+        <w:spacing w:lineRule="auto" w:line="252" w:before="0" w:after="60"/>
         <w:rPr>
           <w:sz w:val="18"/>
           <w:szCs w:val="18"/>
         </w:rPr>
-        <w:t>React.js, Node.js/Express, ASP.NET WebForms, .NET Core 11, PHP, HTML5, CSS3, REST APIs</w:t>
-        <w:br/>
-      </w:r>
-      <w:r>
-        <w:rPr>
-          <w:b/>
-          <w:sz w:val="18"/>
-          <w:szCs w:val="18"/>
-        </w:rPr>
-        <w:t xml:space="preserve">Systems &amp; Low-Level: </w:t>
-      </w:r>
-      <w:r>
-        <w:rPr>
-          <w:sz w:val="18"/>
-          <w:szCs w:val="18"/>
-        </w:rPr>
-        <w:t>Process/thread &amp; memory mgmt, kernel modules, syscalls &amp; interrupts, file systems &amp; I/O, concurrency</w:t>
-        <w:br/>
-      </w:r>
-      <w:r>
-        <w:rPr>
-          <w:b/>
-          <w:sz w:val="18"/>
-          <w:szCs w:val="18"/>
-        </w:rPr>
-        <w:t xml:space="preserve">Databases &amp; Theory: </w:t>
-      </w:r>
-      <w:r>
-        <w:rPr>
-          <w:sz w:val="18"/>
-          <w:szCs w:val="18"/>
-        </w:rPr>
-        <w:t>Oracle PL/SQL, PostgreSQL, MySQL, compiler design, formal language theory, discrete math, algebra</w:t>
-        <w:br/>
-      </w:r>
-      <w:r>
-        <w:rPr>
-          <w:b/>
-          <w:sz w:val="18"/>
-          <w:szCs w:val="18"/>
-        </w:rPr>
-        <w:t xml:space="preserve">Networking &amp; Security: </w:t>
-      </w:r>
-      <w:r>
-        <w:rPr>
-          <w:sz w:val="18"/>
-          <w:szCs w:val="18"/>
-        </w:rPr>
-        <w:t>CCNA Routing &amp; Switching, CyberOps Fundamentals, Packet Tracer, Wireshark</w:t>
-        <w:br/>
-      </w:r>
-      <w:r>
-        <w:rPr>
-          <w:b/>
-          <w:sz w:val="18"/>
-          <w:szCs w:val="18"/>
-        </w:rPr>
-        <w:t xml:space="preserve">Tools &amp; Modeling: </w:t>
-      </w:r>
-      <w:r>
-        <w:rPr>
-          <w:sz w:val="18"/>
-          <w:szCs w:val="18"/>
-        </w:rPr>
-        <w:t>Git/GitHub, Visual Paradigm (UML), ArcGIS Pro, Figma, VS/VS Code, Docker, MS Office</w:t>
-        <w:br/>
-      </w:r>
+      </w:pPr>
       <w:r>
         <w:rPr>
           <w:b/>
@@ -327,18 +395,16 @@
     <w:p>
       <w:pPr>
         <w:pStyle w:val="Normal"/>
-        <w:spacing w:lineRule="auto" w:line="252" w:before="80" w:after="40"/>
+        <w:spacing w:lineRule="auto" w:line="252" w:before="0" w:after="60"/>
         <w:rPr>
           <w:b/>
           <w:color w:val="111111"/>
-          <w:sz w:val="19"/>
         </w:rPr>
       </w:pPr>
       <w:r>
         <w:rPr>
           <w:b/>
           <w:color w:val="111111"/>
-          <w:sz w:val="19"/>
         </w:rPr>
       </w:r>
     </w:p>
@@ -349,13 +415,17 @@
           <w:bottom w:val="single" w:sz="6" w:space="3" w:color="111111"/>
         </w:pBdr>
         <w:spacing w:lineRule="auto" w:line="252" w:before="120" w:after="40"/>
-        <w:rPr/>
+        <w:rPr>
+          <w:sz w:val="18"/>
+          <w:szCs w:val="18"/>
+        </w:rPr>
       </w:pPr>
       <w:r>
         <w:rPr>
           <w:b/>
           <w:color w:val="111111"/>
-          <w:sz w:val="19"/>
+          <w:sz w:val="18"/>
+          <w:szCs w:val="18"/>
         </w:rPr>
         <w:t>CERTIFICATIONS</w:t>
       </w:r>
@@ -364,10 +434,16 @@
       <w:pPr>
         <w:pStyle w:val="Normal"/>
         <w:spacing w:lineRule="auto" w:line="252" w:before="0" w:after="60"/>
-        <w:rPr/>
+        <w:rPr>
+          <w:sz w:val="18"/>
+          <w:szCs w:val="18"/>
+        </w:rPr>
       </w:pPr>
       <w:r>
-        <w:rPr/>
+        <w:rPr>
+          <w:sz w:val="18"/>
+          <w:szCs w:val="18"/>
+        </w:rPr>
         <w:t>Oracle Java Foundations  —  Oracle</w:t>
         <w:br/>
         <w:t>Software Engineer  —  HackerRank</w:t>
@@ -380,11 +456,25 @@
         <w:br/>
         <w:t>LFS101 / LFD103: Linux &amp; Kernel Development  —  The Linux Foundation</w:t>
         <w:br/>
-        <w:t>Linux Essentials / Unhatched  —  NDG and Cisco</w:t>
-        <w:br/>
-        <w:t>Critical Infrastructure Protection  —  OPSWAT Academy</w:t>
+        <w:t>Linux Essentials / Unhatched  —  NDG</w:t>
         <w:br/>
         <w:t>CS50: Intro to Cybersecurity, Intro to Computer Science  —  Harvard</w:t>
+      </w:r>
+    </w:p>
+    <w:p>
+      <w:pPr>
+        <w:pStyle w:val="Normal"/>
+        <w:spacing w:lineRule="auto" w:line="252" w:before="0" w:after="60"/>
+        <w:rPr>
+          <w:sz w:val="18"/>
+          <w:szCs w:val="18"/>
+        </w:rPr>
+      </w:pPr>
+      <w:r>
+        <w:rPr>
+          <w:sz w:val="18"/>
+          <w:szCs w:val="18"/>
+        </w:rPr>
       </w:r>
     </w:p>
     <w:p>
@@ -395,33 +485,16 @@
         </w:pBdr>
         <w:spacing w:lineRule="auto" w:line="252" w:before="120" w:after="40"/>
         <w:rPr>
-          <w:b/>
-          <w:color w:val="111111"/>
-          <w:sz w:val="19"/>
+          <w:sz w:val="18"/>
+          <w:szCs w:val="18"/>
         </w:rPr>
       </w:pPr>
       <w:r>
         <w:rPr>
           <w:b/>
           <w:color w:val="111111"/>
-          <w:sz w:val="19"/>
-        </w:rPr>
-      </w:r>
-    </w:p>
-    <w:p>
-      <w:pPr>
-        <w:pStyle w:val="Normal"/>
-        <w:pBdr>
-          <w:bottom w:val="single" w:sz="6" w:space="3" w:color="111111"/>
-        </w:pBdr>
-        <w:spacing w:lineRule="auto" w:line="252" w:before="120" w:after="40"/>
-        <w:rPr/>
-      </w:pPr>
-      <w:r>
-        <w:rPr>
-          <w:b/>
-          <w:color w:val="111111"/>
-          <w:sz w:val="19"/>
+          <w:sz w:val="18"/>
+          <w:szCs w:val="18"/>
         </w:rPr>
         <w:t>SELECTED ENGINEERING PROJECTS</w:t>
       </w:r>
@@ -429,476 +502,65 @@
     <w:p>
       <w:pPr>
         <w:pStyle w:val="Normal"/>
-        <w:spacing w:lineRule="auto" w:line="252" w:before="60" w:after="20"/>
-        <w:rPr>
-          <w:sz w:val="16"/>
-          <w:szCs w:val="16"/>
-        </w:rPr>
-      </w:pPr>
-      <w:r>
-        <w:rPr>
-          <w:b/>
-          <w:sz w:val="16"/>
-          <w:szCs w:val="16"/>
-        </w:rPr>
-        <w:t xml:space="preserve">-- </w:t>
-      </w:r>
+        <w:numPr>
+          <w:ilvl w:val="0"/>
+          <w:numId w:val="7"/>
+        </w:numPr>
+        <w:spacing w:lineRule="auto" w:line="252" w:before="0" w:after="30"/>
+        <w:rPr/>
+      </w:pPr>
       <w:r>
         <w:rPr>
           <w:b/>
           <w:sz w:val="18"/>
           <w:szCs w:val="18"/>
         </w:rPr>
-        <w:t>Systems &amp; Low-Level Programming (part of “mOStafa” project) --</w:t>
+        <w:t xml:space="preserve">MediCare Healthcare Platform [C#, ASP.NET, SQL Server] </w:t>
       </w:r>
     </w:p>
     <w:p>
       <w:pPr>
         <w:pStyle w:val="Normal"/>
-        <w:spacing w:lineRule="auto" w:line="252" w:before="60" w:after="20"/>
-        <w:rPr>
-          <w:b/>
-        </w:rPr>
-      </w:pPr>
-      <w:r>
-        <w:rPr>
-          <w:b/>
-        </w:rPr>
-      </w:r>
-    </w:p>
-    <w:p>
-      <w:pPr>
-        <w:pStyle w:val="Normal"/>
         <w:spacing w:lineRule="auto" w:line="252" w:before="0" w:after="30"/>
-        <w:rPr>
-          <w:sz w:val="16"/>
-          <w:szCs w:val="16"/>
-        </w:rPr>
-      </w:pPr>
-      <w:r>
-        <w:rPr>
-          <w:b/>
-          <w:sz w:val="16"/>
-          <w:szCs w:val="16"/>
-        </w:rPr>
-        <w:t xml:space="preserve">CPU Scheduling Real-Time Visualizer [C, Raylib] — </w:t>
-      </w:r>
-      <w:r>
-        <w:rPr>
-          <w:sz w:val="16"/>
-          <w:szCs w:val="16"/>
-        </w:rPr>
-        <w:t xml:space="preserve">Interactive simulator animating Gantt charts for FCFS, SJF, Round Robin, and Priority scheduling. </w:t>
-      </w:r>
-    </w:p>
-    <w:p>
-      <w:pPr>
-        <w:pStyle w:val="Normal"/>
-        <w:spacing w:lineRule="auto" w:line="252" w:before="0" w:after="30"/>
-        <w:rPr>
-          <w:sz w:val="16"/>
-          <w:szCs w:val="16"/>
-        </w:rPr>
-      </w:pPr>
-      <w:r>
-        <w:rPr>
-          <w:sz w:val="16"/>
-          <w:szCs w:val="16"/>
-        </w:rPr>
-        <w:t>github.com/moudzx/CPU-scheduling-visualizer</w:t>
-      </w:r>
-    </w:p>
-    <w:p>
-      <w:pPr>
-        <w:pStyle w:val="Normal"/>
-        <w:spacing w:lineRule="auto" w:line="252" w:before="0" w:after="30"/>
-        <w:rPr>
-          <w:sz w:val="16"/>
-          <w:szCs w:val="16"/>
-        </w:rPr>
-      </w:pPr>
-      <w:r>
-        <w:rPr>
-          <w:sz w:val="16"/>
-          <w:szCs w:val="16"/>
-        </w:rPr>
-      </w:r>
-    </w:p>
-    <w:p>
-      <w:pPr>
-        <w:pStyle w:val="Normal"/>
-        <w:spacing w:lineRule="auto" w:line="252" w:before="0" w:after="30"/>
-        <w:rPr>
-          <w:sz w:val="16"/>
-          <w:szCs w:val="16"/>
-        </w:rPr>
-      </w:pPr>
-      <w:r>
-        <w:rPr>
-          <w:b/>
-          <w:sz w:val="16"/>
-          <w:szCs w:val="16"/>
-        </w:rPr>
-        <w:t xml:space="preserve">x86 Overflow-Aware Arithmetic Engine [C, x86 Assembly, NASM] — </w:t>
-      </w:r>
-      <w:r>
-        <w:rPr>
-          <w:sz w:val="16"/>
-          <w:szCs w:val="16"/>
-        </w:rPr>
-        <w:t xml:space="preserve">NASM arithmetic library detecting overflow directly from CPU flags via a C11 _Generic dispatch layer. </w:t>
-      </w:r>
-    </w:p>
-    <w:p>
-      <w:pPr>
-        <w:pStyle w:val="Normal"/>
-        <w:spacing w:lineRule="auto" w:line="252" w:before="0" w:after="30"/>
-        <w:rPr>
-          <w:sz w:val="16"/>
-          <w:szCs w:val="16"/>
-        </w:rPr>
-      </w:pPr>
-      <w:r>
-        <w:rPr>
-          <w:sz w:val="16"/>
-          <w:szCs w:val="16"/>
-        </w:rPr>
-        <w:t>github.com/moudzx/C-Integer-Overflow</w:t>
-      </w:r>
-    </w:p>
-    <w:p>
-      <w:pPr>
-        <w:pStyle w:val="Normal"/>
-        <w:spacing w:lineRule="auto" w:line="252" w:before="0" w:after="30"/>
-        <w:rPr>
-          <w:sz w:val="16"/>
-          <w:szCs w:val="16"/>
-        </w:rPr>
-      </w:pPr>
-      <w:r>
-        <w:rPr>
-          <w:sz w:val="16"/>
-          <w:szCs w:val="16"/>
-        </w:rPr>
-      </w:r>
-    </w:p>
-    <w:p>
-      <w:pPr>
-        <w:pStyle w:val="Normal"/>
-        <w:spacing w:lineRule="auto" w:line="252" w:before="0" w:after="30"/>
-        <w:rPr>
-          <w:sz w:val="16"/>
-          <w:szCs w:val="16"/>
-        </w:rPr>
-      </w:pPr>
-      <w:r>
-        <w:rPr>
-          <w:b/>
-          <w:sz w:val="16"/>
-          <w:szCs w:val="16"/>
-        </w:rPr>
-        <w:t xml:space="preserve">rprintf [C, Metaprogramming] — </w:t>
-      </w:r>
-      <w:r>
-        <w:rPr>
-          <w:sz w:val="16"/>
-          <w:szCs w:val="16"/>
-        </w:rPr>
-        <w:t xml:space="preserve">Rust-style {variable} string interpolation for C via _Generic dispatch and a runtime variable registry. </w:t>
-      </w:r>
-    </w:p>
-    <w:p>
-      <w:pPr>
-        <w:pStyle w:val="Normal"/>
-        <w:spacing w:lineRule="auto" w:line="252" w:before="0" w:after="30"/>
-        <w:rPr>
-          <w:sz w:val="16"/>
-          <w:szCs w:val="16"/>
-        </w:rPr>
-      </w:pPr>
-      <w:r>
-        <w:rPr>
-          <w:sz w:val="16"/>
-          <w:szCs w:val="16"/>
-        </w:rPr>
-        <w:t>github.com/moudzx/rprintf</w:t>
-      </w:r>
-    </w:p>
-    <w:p>
-      <w:pPr>
-        <w:pStyle w:val="Normal"/>
-        <w:spacing w:lineRule="auto" w:line="252" w:before="0" w:after="30"/>
-        <w:rPr>
-          <w:sz w:val="16"/>
-          <w:szCs w:val="16"/>
-        </w:rPr>
-      </w:pPr>
-      <w:r>
-        <w:rPr>
-          <w:sz w:val="16"/>
-          <w:szCs w:val="16"/>
-        </w:rPr>
-      </w:r>
-    </w:p>
-    <w:p>
-      <w:pPr>
-        <w:pStyle w:val="Normal"/>
-        <w:spacing w:lineRule="auto" w:line="252" w:before="0" w:after="30"/>
-        <w:rPr>
-          <w:sz w:val="16"/>
-          <w:szCs w:val="16"/>
-        </w:rPr>
-      </w:pPr>
-      <w:r>
-        <w:rPr>
-          <w:b/>
-          <w:sz w:val="16"/>
-          <w:szCs w:val="16"/>
-        </w:rPr>
-        <w:t xml:space="preserve">Hybrid Parallel Distributed File Search [C, MPI, OpenMP] — </w:t>
-      </w:r>
-      <w:r>
-        <w:rPr>
-          <w:sz w:val="16"/>
-          <w:szCs w:val="16"/>
-        </w:rPr>
-        <w:t>Se</w:t>
-      </w:r>
-      <w:r>
-        <w:rPr>
-          <w:sz w:val="16"/>
-          <w:szCs w:val="16"/>
-        </w:rPr>
-        <w:t xml:space="preserve">arch engine combining MPI cross-node coordination with OpenMP in-node concurrency. </w:t>
-      </w:r>
-    </w:p>
-    <w:p>
-      <w:pPr>
-        <w:pStyle w:val="Normal"/>
-        <w:spacing w:lineRule="auto" w:line="252" w:before="0" w:after="30"/>
-        <w:rPr>
-          <w:sz w:val="16"/>
-          <w:szCs w:val="16"/>
-        </w:rPr>
-      </w:pPr>
-      <w:r>
-        <w:rPr>
-          <w:sz w:val="16"/>
-          <w:szCs w:val="16"/>
-        </w:rPr>
-        <w:t>github.com/moudzx/Parallel-programming</w:t>
-      </w:r>
-    </w:p>
-    <w:p>
-      <w:pPr>
-        <w:pStyle w:val="Normal"/>
-        <w:spacing w:lineRule="auto" w:line="252" w:before="0" w:after="30"/>
-        <w:rPr>
-          <w:sz w:val="16"/>
-          <w:szCs w:val="16"/>
-        </w:rPr>
-      </w:pPr>
-      <w:r>
-        <w:rPr>
-          <w:sz w:val="16"/>
-          <w:szCs w:val="16"/>
-        </w:rPr>
-      </w:r>
-    </w:p>
-    <w:p>
-      <w:pPr>
-        <w:pStyle w:val="Normal"/>
-        <w:spacing w:lineRule="auto" w:line="252" w:before="0" w:after="30"/>
-        <w:rPr>
-          <w:sz w:val="16"/>
-          <w:szCs w:val="16"/>
-        </w:rPr>
-      </w:pPr>
-      <w:r>
-        <w:rPr>
-          <w:b/>
-          <w:sz w:val="16"/>
-          <w:szCs w:val="16"/>
-        </w:rPr>
-        <w:t xml:space="preserve">Linux Loadable Kernel Module [C, Linux Kernel Internals] — </w:t>
-      </w:r>
-      <w:r>
-        <w:rPr>
-          <w:sz w:val="16"/>
-          <w:szCs w:val="16"/>
-        </w:rPr>
-        <w:t xml:space="preserve">LKM with manual init hooks, ring-buffer logging, and safe memory-mapped cleanup. </w:t>
-      </w:r>
-    </w:p>
-    <w:p>
-      <w:pPr>
-        <w:pStyle w:val="Normal"/>
-        <w:spacing w:lineRule="auto" w:line="252" w:before="0" w:after="30"/>
-        <w:rPr>
-          <w:sz w:val="16"/>
-          <w:szCs w:val="16"/>
-        </w:rPr>
-      </w:pPr>
-      <w:r>
-        <w:rPr>
-          <w:sz w:val="16"/>
-          <w:szCs w:val="16"/>
-        </w:rPr>
-        <w:t>github.com/moudzx/Linux-driver</w:t>
-      </w:r>
-    </w:p>
-    <w:p>
-      <w:pPr>
-        <w:pStyle w:val="Normal"/>
-        <w:spacing w:lineRule="auto" w:line="252" w:before="0" w:after="30"/>
-        <w:rPr>
-          <w:sz w:val="16"/>
-          <w:szCs w:val="16"/>
-        </w:rPr>
-      </w:pPr>
-      <w:r>
-        <w:rPr>
-          <w:sz w:val="16"/>
-          <w:szCs w:val="16"/>
-        </w:rPr>
-      </w:r>
-    </w:p>
-    <w:p>
-      <w:pPr>
-        <w:pStyle w:val="Normal"/>
-        <w:spacing w:lineRule="auto" w:line="252" w:before="0" w:after="30"/>
-        <w:rPr>
-          <w:sz w:val="16"/>
-          <w:szCs w:val="16"/>
-        </w:rPr>
-      </w:pPr>
-      <w:r>
-        <w:rPr>
-          <w:b/>
-          <w:sz w:val="16"/>
-          <w:szCs w:val="16"/>
-        </w:rPr>
-        <w:t xml:space="preserve">Meow — POSIX Interrupt Signal Controller [C, POSIX Signals] — </w:t>
-      </w:r>
-      <w:r>
-        <w:rPr>
-          <w:sz w:val="16"/>
-          <w:szCs w:val="16"/>
-        </w:rPr>
-        <w:t xml:space="preserve">Custom SIGINT handler linking terminal interrupts to local audio playback. </w:t>
-      </w:r>
-    </w:p>
-    <w:p>
-      <w:pPr>
-        <w:pStyle w:val="Normal"/>
-        <w:spacing w:lineRule="auto" w:line="252" w:before="0" w:after="30"/>
-        <w:rPr>
-          <w:sz w:val="16"/>
-          <w:szCs w:val="16"/>
-        </w:rPr>
-      </w:pPr>
-      <w:r>
-        <w:rPr>
-          <w:sz w:val="16"/>
-          <w:szCs w:val="16"/>
-        </w:rPr>
-        <w:t>github.com/moudzx/Meow</w:t>
-      </w:r>
-    </w:p>
-    <w:p>
-      <w:pPr>
-        <w:pStyle w:val="Normal"/>
-        <w:spacing w:lineRule="auto" w:line="252" w:before="0" w:after="30"/>
-        <w:rPr>
-          <w:sz w:val="16"/>
-          <w:szCs w:val="16"/>
-        </w:rPr>
-      </w:pPr>
-      <w:r>
-        <w:rPr>
-          <w:sz w:val="16"/>
-          <w:szCs w:val="16"/>
-        </w:rPr>
-      </w:r>
-    </w:p>
-    <w:p>
-      <w:pPr>
-        <w:pStyle w:val="Normal"/>
-        <w:spacing w:lineRule="auto" w:line="252" w:before="0" w:after="30"/>
-        <w:rPr>
-          <w:sz w:val="16"/>
-          <w:szCs w:val="16"/>
-        </w:rPr>
-      </w:pPr>
-      <w:r>
-        <w:rPr>
-          <w:b/>
-          <w:sz w:val="16"/>
-          <w:szCs w:val="16"/>
-        </w:rPr>
-        <w:t xml:space="preserve">Myshell [C, Unix] — </w:t>
-      </w:r>
-      <w:r>
-        <w:rPr>
-          <w:sz w:val="16"/>
-          <w:szCs w:val="16"/>
-        </w:rPr>
-        <w:t xml:space="preserve">Minimal Unix shell supporting pipes, redirections, built-ins, background jobs, and env var expansion. </w:t>
-      </w:r>
-    </w:p>
-    <w:p>
-      <w:pPr>
-        <w:pStyle w:val="Normal"/>
-        <w:spacing w:lineRule="auto" w:line="252" w:before="0" w:after="30"/>
-        <w:rPr>
-          <w:sz w:val="16"/>
-          <w:szCs w:val="16"/>
-        </w:rPr>
-      </w:pPr>
-      <w:r>
-        <w:rPr>
-          <w:sz w:val="16"/>
-          <w:szCs w:val="16"/>
-        </w:rPr>
-        <w:t>github.com/moudzx/Myshell</w:t>
-      </w:r>
-    </w:p>
-    <w:p>
-      <w:pPr>
-        <w:pStyle w:val="Normal"/>
-        <w:spacing w:lineRule="auto" w:line="252" w:before="60" w:after="20"/>
-        <w:rPr>
-          <w:b/>
-        </w:rPr>
-      </w:pPr>
-      <w:r>
-        <w:rPr>
-          <w:b/>
-        </w:rPr>
-      </w:r>
-    </w:p>
-    <w:p>
-      <w:pPr>
-        <w:pStyle w:val="Normal"/>
-        <w:spacing w:lineRule="auto" w:line="252" w:before="60" w:after="20"/>
-        <w:rPr>
-          <w:b/>
-        </w:rPr>
-      </w:pPr>
-      <w:r>
-        <w:rPr>
-          <w:b/>
-        </w:rPr>
-      </w:r>
-    </w:p>
-    <w:p>
-      <w:pPr>
-        <w:pStyle w:val="Normal"/>
-        <w:spacing w:lineRule="auto" w:line="252" w:before="60" w:after="20"/>
         <w:rPr>
           <w:sz w:val="18"/>
           <w:szCs w:val="18"/>
         </w:rPr>
+      </w:pPr>
+      <w:r>
+        <w:rPr>
+          <w:sz w:val="18"/>
+          <w:szCs w:val="18"/>
+        </w:rPr>
+        <w:t xml:space="preserve">An interaction based platform for patients and doctor with medication and nutrition management, real-time chat, and slot-based appointment scheduling. </w:t>
+      </w:r>
+    </w:p>
+    <w:p>
+      <w:pPr>
+        <w:pStyle w:val="Normal"/>
+        <w:spacing w:lineRule="auto" w:line="252" w:before="0" w:after="30"/>
+        <w:rPr/>
+      </w:pPr>
+      <w:hyperlink r:id="rId5">
+        <w:r>
+          <w:rPr>
+            <w:rStyle w:val="Hyperlink"/>
+            <w:sz w:val="18"/>
+            <w:szCs w:val="18"/>
+          </w:rPr>
+          <w:t>https://github.com/moudzx/MediCare</w:t>
+        </w:r>
+      </w:hyperlink>
+    </w:p>
+    <w:p>
+      <w:pPr>
+        <w:pStyle w:val="Normal"/>
+        <w:numPr>
+          <w:ilvl w:val="0"/>
+          <w:numId w:val="7"/>
+        </w:numPr>
+        <w:spacing w:lineRule="auto" w:line="252" w:before="60" w:after="20"/>
+        <w:rPr/>
       </w:pPr>
       <w:r>
         <w:rPr>
@@ -906,7 +568,7 @@
           <w:sz w:val="18"/>
           <w:szCs w:val="18"/>
         </w:rPr>
-        <w:t>-- Full-Stack &amp; Web Development --</w:t>
+        <w:t>mOStafa Operating System [C, x86-64 Assembly]</w:t>
       </w:r>
     </w:p>
     <w:p>
@@ -914,13 +576,20 @@
         <w:pStyle w:val="Normal"/>
         <w:spacing w:lineRule="auto" w:line="252" w:before="60" w:after="20"/>
         <w:rPr>
-          <w:b/>
+          <w:b w:val="false"/>
+          <w:bCs w:val="false"/>
+          <w:sz w:val="18"/>
+          <w:szCs w:val="18"/>
         </w:rPr>
       </w:pPr>
       <w:r>
         <w:rPr>
-          <w:b/>
+          <w:b w:val="false"/>
+          <w:bCs w:val="false"/>
+          <w:sz w:val="18"/>
+          <w:szCs w:val="18"/>
         </w:rPr>
+        <w:t>An ongoing project, so far consists of a bootable Linux kernel customization, a customized shell environment, a custom logging driver, additional C libraries (string interpolation and integer overflow handling) and re-creations of some command-line tools.</w:t>
       </w:r>
     </w:p>
     <w:p>
@@ -930,169 +599,50 @@
         <w:rPr/>
       </w:pPr>
       <w:r>
-        <w:rPr>
-          <w:b/>
-        </w:rPr>
-        <w:t xml:space="preserve">MediCare Healthcare Platform [C#, ASP.NET WebForms, SQL Server] — </w:t>
+        <w:fldChar w:fldCharType="begin"/>
       </w:r>
       <w:r>
-        <w:rPr/>
-        <w:t xml:space="preserve">Multi-role platform with BCrypt auth, real-time chat, and slot-based appointment scheduling. </w:t>
+        <w:rPr>
+          <w:rStyle w:val="Hyperlink"/>
+          <w:sz w:val="18"/>
+          <w:szCs w:val="18"/>
+        </w:rPr>
+        <w:instrText xml:space="preserve"> HYPERLINK "https://moudzx.github.io/" \l "projects/mOStafa"</w:instrText>
+      </w:r>
+      <w:r>
+        <w:rPr>
+          <w:rStyle w:val="Hyperlink"/>
+          <w:sz w:val="18"/>
+          <w:szCs w:val="18"/>
+        </w:rPr>
+        <w:fldChar w:fldCharType="separate"/>
+      </w:r>
+      <w:r>
+        <w:rPr>
+          <w:rStyle w:val="Hyperlink"/>
+          <w:sz w:val="18"/>
+          <w:szCs w:val="18"/>
+        </w:rPr>
+        <w:t>https://moudzx.github.io/#projects</w:t>
+      </w:r>
+      <w:r>
+        <w:rPr>
+          <w:rStyle w:val="Hyperlink"/>
+          <w:sz w:val="18"/>
+          <w:szCs w:val="18"/>
+        </w:rPr>
+        <w:fldChar w:fldCharType="end"/>
       </w:r>
     </w:p>
     <w:p>
       <w:pPr>
         <w:pStyle w:val="Normal"/>
+        <w:numPr>
+          <w:ilvl w:val="0"/>
+          <w:numId w:val="7"/>
+        </w:numPr>
         <w:spacing w:lineRule="auto" w:line="252" w:before="0" w:after="30"/>
         <w:rPr/>
-      </w:pPr>
-      <w:r>
-        <w:rPr/>
-        <w:t>github.com/moudzx/MediCare</w:t>
-      </w:r>
-    </w:p>
-    <w:p>
-      <w:pPr>
-        <w:pStyle w:val="Normal"/>
-        <w:spacing w:lineRule="auto" w:line="252" w:before="0" w:after="30"/>
-        <w:rPr/>
-      </w:pPr>
-      <w:r>
-        <w:rPr/>
-      </w:r>
-    </w:p>
-    <w:p>
-      <w:pPr>
-        <w:pStyle w:val="Normal"/>
-        <w:spacing w:lineRule="auto" w:line="252" w:before="0" w:after="30"/>
-        <w:rPr/>
-      </w:pPr>
-      <w:r>
-        <w:rPr>
-          <w:b/>
-        </w:rPr>
-        <w:t xml:space="preserve">PHP Software Suite [PHP, Relational Databases] — </w:t>
-      </w:r>
-      <w:r>
-        <w:rPr/>
-        <w:t xml:space="preserve">Modular apps including a COVID tracker, library management engine, and course/attendance tools. </w:t>
-      </w:r>
-    </w:p>
-    <w:p>
-      <w:pPr>
-        <w:pStyle w:val="Normal"/>
-        <w:spacing w:lineRule="auto" w:line="252" w:before="0" w:after="30"/>
-        <w:rPr/>
-      </w:pPr>
-      <w:r>
-        <w:rPr/>
-        <w:t>github.com/moudzx/PHP</w:t>
-      </w:r>
-    </w:p>
-    <w:p>
-      <w:pPr>
-        <w:pStyle w:val="Normal"/>
-        <w:spacing w:lineRule="auto" w:line="252" w:before="0" w:after="30"/>
-        <w:rPr/>
-      </w:pPr>
-      <w:r>
-        <w:rPr/>
-      </w:r>
-    </w:p>
-    <w:p>
-      <w:pPr>
-        <w:pStyle w:val="Normal"/>
-        <w:spacing w:lineRule="auto" w:line="252" w:before="0" w:after="30"/>
-        <w:rPr/>
-      </w:pPr>
-      <w:r>
-        <w:rPr>
-          <w:b/>
-        </w:rPr>
-        <w:t xml:space="preserve">Football League Database Engine (RDBMS) [Oracle SQL, PL/SQL] — </w:t>
-      </w:r>
-      <w:r>
-        <w:rPr/>
-        <w:t xml:space="preserve">Relational database with PL/SQL validation rules, B+ Tree indexing, and strict ACID integrity. </w:t>
-      </w:r>
-    </w:p>
-    <w:p>
-      <w:pPr>
-        <w:pStyle w:val="Normal"/>
-        <w:spacing w:lineRule="auto" w:line="252" w:before="0" w:after="30"/>
-        <w:rPr/>
-      </w:pPr>
-      <w:r>
-        <w:rPr/>
-        <w:t>Github.com/moudzx/RDBMS</w:t>
-      </w:r>
-    </w:p>
-    <w:p>
-      <w:pPr>
-        <w:pStyle w:val="Normal"/>
-        <w:spacing w:lineRule="auto" w:line="252" w:before="0" w:after="30"/>
-        <w:rPr/>
-      </w:pPr>
-      <w:r>
-        <w:rPr/>
-      </w:r>
-    </w:p>
-    <w:p>
-      <w:pPr>
-        <w:pStyle w:val="Normal"/>
-        <w:spacing w:lineRule="auto" w:line="252" w:before="0" w:after="30"/>
-        <w:rPr/>
-      </w:pPr>
-      <w:r>
-        <w:rPr>
-          <w:b/>
-        </w:rPr>
-        <w:t xml:space="preserve">Tripoli Culture Portal [HTML5, CSS3, JavaScript] — </w:t>
-      </w:r>
-      <w:r>
-        <w:rPr/>
-        <w:t xml:space="preserve">Responsive bilingual (Arabic RTL/English) site with glassmorphism UI and smooth-scroll physics. </w:t>
-      </w:r>
-    </w:p>
-    <w:p>
-      <w:pPr>
-        <w:pStyle w:val="Normal"/>
-        <w:spacing w:lineRule="auto" w:line="252" w:before="0" w:after="30"/>
-        <w:rPr/>
-      </w:pPr>
-      <w:r>
-        <w:rPr/>
-        <w:t>github.com/moudzx/static-web</w:t>
-      </w:r>
-    </w:p>
-    <w:p>
-      <w:pPr>
-        <w:pStyle w:val="Normal"/>
-        <w:spacing w:lineRule="auto" w:line="252" w:before="0" w:after="30"/>
-        <w:rPr/>
-      </w:pPr>
-      <w:r>
-        <w:rPr/>
-      </w:r>
-    </w:p>
-    <w:p>
-      <w:pPr>
-        <w:pStyle w:val="Normal"/>
-        <w:spacing w:lineRule="auto" w:line="252" w:before="0" w:after="30"/>
-        <w:rPr/>
-      </w:pPr>
-      <w:r>
-        <w:rPr/>
-      </w:r>
-    </w:p>
-    <w:p>
-      <w:pPr>
-        <w:pStyle w:val="Normal"/>
-        <w:spacing w:lineRule="auto" w:line="252" w:before="60" w:after="20"/>
-        <w:rPr>
-          <w:sz w:val="18"/>
-          <w:szCs w:val="18"/>
-        </w:rPr>
       </w:pPr>
       <w:r>
         <w:rPr>
@@ -1100,37 +650,76 @@
           <w:sz w:val="18"/>
           <w:szCs w:val="18"/>
         </w:rPr>
-        <w:t>-- Games, Theory and Others --</w:t>
+        <w:t xml:space="preserve">PHP Software Suite [PHP, Relational Databases] </w:t>
       </w:r>
     </w:p>
     <w:p>
       <w:pPr>
         <w:pStyle w:val="Normal"/>
-        <w:spacing w:lineRule="auto" w:line="252" w:before="60" w:after="20"/>
+        <w:spacing w:lineRule="auto" w:line="252" w:before="0" w:after="30"/>
         <w:rPr>
-          <w:b/>
+          <w:sz w:val="18"/>
+          <w:szCs w:val="18"/>
         </w:rPr>
+      </w:pPr>
+      <w:r>
+        <w:rPr>
+          <w:sz w:val="18"/>
+          <w:szCs w:val="18"/>
+        </w:rPr>
+        <w:t xml:space="preserve">Modular apps including a COVID tracker, library management engine, and course/attendance tools. </w:t>
+      </w:r>
+    </w:p>
+    <w:p>
+      <w:pPr>
+        <w:pStyle w:val="Normal"/>
+        <w:spacing w:lineRule="auto" w:line="252" w:before="0" w:after="30"/>
+        <w:rPr/>
+      </w:pPr>
+      <w:hyperlink r:id="rId6">
+        <w:r>
+          <w:rPr>
+            <w:rStyle w:val="Hyperlink"/>
+            <w:sz w:val="18"/>
+            <w:szCs w:val="18"/>
+          </w:rPr>
+          <w:t>https://github.com/moudzx/PHP</w:t>
+        </w:r>
+      </w:hyperlink>
+    </w:p>
+    <w:p>
+      <w:pPr>
+        <w:pStyle w:val="Normal"/>
+        <w:numPr>
+          <w:ilvl w:val="0"/>
+          <w:numId w:val="7"/>
+        </w:numPr>
+        <w:spacing w:lineRule="auto" w:line="252" w:before="0" w:after="30"/>
+        <w:rPr/>
       </w:pPr>
       <w:r>
         <w:rPr>
           <w:b/>
+          <w:sz w:val="18"/>
+          <w:szCs w:val="18"/>
         </w:rPr>
+        <w:t>Dark Shadows [JavaScript]</w:t>
       </w:r>
     </w:p>
     <w:p>
       <w:pPr>
         <w:pStyle w:val="Normal"/>
         <w:spacing w:lineRule="auto" w:line="252" w:before="0" w:after="30"/>
-        <w:rPr/>
+        <w:rPr>
+          <w:sz w:val="18"/>
+          <w:szCs w:val="18"/>
+        </w:rPr>
       </w:pPr>
       <w:r>
         <w:rPr>
-          <w:b/>
+          <w:sz w:val="18"/>
+          <w:szCs w:val="18"/>
         </w:rPr>
-        <w:t xml:space="preserve">Dark Shadows [HTML5 Canvas, JavaScript] — </w:t>
-      </w:r>
-      <w:r>
-        <w:rPr/>
         <w:t xml:space="preserve">2D arcade game with custom particle physics and a dynamic sine-wave pacing system. </w:t>
       </w:r>
     </w:p>
@@ -1140,35 +729,50 @@
         <w:spacing w:lineRule="auto" w:line="252" w:before="0" w:after="30"/>
         <w:rPr/>
       </w:pPr>
+      <w:hyperlink r:id="rId7">
+        <w:r>
+          <w:rPr>
+            <w:rStyle w:val="Hyperlink"/>
+            <w:sz w:val="18"/>
+            <w:szCs w:val="18"/>
+          </w:rPr>
+          <w:t>https://github.com/moudzx/DarkShadows</w:t>
+        </w:r>
+      </w:hyperlink>
+    </w:p>
+    <w:p>
+      <w:pPr>
+        <w:pStyle w:val="Normal"/>
+        <w:numPr>
+          <w:ilvl w:val="0"/>
+          <w:numId w:val="7"/>
+        </w:numPr>
+        <w:spacing w:lineRule="auto" w:line="252" w:before="0" w:after="30"/>
+        <w:rPr/>
+      </w:pPr>
       <w:r>
-        <w:rPr/>
-        <w:t>github.com/moudzx/DarkShadows</w:t>
+        <w:rPr>
+          <w:b/>
+          <w:sz w:val="18"/>
+          <w:szCs w:val="18"/>
+        </w:rPr>
+        <w:t>Helmert 7-Parameter Geodetic Transformer [Java Swing, C]</w:t>
       </w:r>
     </w:p>
     <w:p>
       <w:pPr>
         <w:pStyle w:val="Normal"/>
         <w:spacing w:lineRule="auto" w:line="252" w:before="0" w:after="30"/>
-        <w:rPr/>
-      </w:pPr>
-      <w:r>
-        <w:rPr/>
-      </w:r>
-    </w:p>
-    <w:p>
-      <w:pPr>
-        <w:pStyle w:val="Normal"/>
-        <w:spacing w:lineRule="auto" w:line="252" w:before="0" w:after="30"/>
-        <w:rPr/>
+        <w:rPr>
+          <w:sz w:val="18"/>
+          <w:szCs w:val="18"/>
+        </w:rPr>
       </w:pPr>
       <w:r>
         <w:rPr>
-          <w:b/>
+          <w:sz w:val="18"/>
+          <w:szCs w:val="18"/>
         </w:rPr>
-        <w:t xml:space="preserve">Helmert 7-Parameter Geodetic Transformer [Java Swing, C] — </w:t>
-      </w:r>
-      <w:r>
-        <w:rPr/>
         <w:t xml:space="preserve">Coordinate tool performing seven-parameter Helmert transforms between geographic and geocentric systems. </w:t>
       </w:r>
     </w:p>
@@ -1178,35 +782,50 @@
         <w:spacing w:lineRule="auto" w:line="252" w:before="0" w:after="30"/>
         <w:rPr/>
       </w:pPr>
+      <w:hyperlink r:id="rId8">
+        <w:r>
+          <w:rPr>
+            <w:rStyle w:val="Hyperlink"/>
+            <w:sz w:val="18"/>
+            <w:szCs w:val="18"/>
+          </w:rPr>
+          <w:t>https://github.com/moudzx/Helmert-transformation</w:t>
+        </w:r>
+      </w:hyperlink>
+    </w:p>
+    <w:p>
+      <w:pPr>
+        <w:pStyle w:val="Normal"/>
+        <w:numPr>
+          <w:ilvl w:val="0"/>
+          <w:numId w:val="7"/>
+        </w:numPr>
+        <w:spacing w:lineRule="auto" w:line="252" w:before="0" w:after="30"/>
+        <w:rPr/>
+      </w:pPr>
       <w:r>
-        <w:rPr/>
-        <w:t>github.com/moudzx/Helmert-transformation</w:t>
+        <w:rPr>
+          <w:b/>
+          <w:sz w:val="18"/>
+          <w:szCs w:val="18"/>
+        </w:rPr>
+        <w:t>AI - Prolog Heuristic State-Space Search Engine [Prolog, Classical AI]</w:t>
       </w:r>
     </w:p>
     <w:p>
       <w:pPr>
         <w:pStyle w:val="Normal"/>
         <w:spacing w:lineRule="auto" w:line="252" w:before="0" w:after="30"/>
-        <w:rPr/>
-      </w:pPr>
-      <w:r>
-        <w:rPr/>
-      </w:r>
-    </w:p>
-    <w:p>
-      <w:pPr>
-        <w:pStyle w:val="Normal"/>
-        <w:spacing w:lineRule="auto" w:line="252" w:before="0" w:after="30"/>
-        <w:rPr/>
+        <w:rPr>
+          <w:sz w:val="18"/>
+          <w:szCs w:val="18"/>
+        </w:rPr>
       </w:pPr>
       <w:r>
         <w:rPr>
-          <w:b/>
+          <w:sz w:val="18"/>
+          <w:szCs w:val="18"/>
         </w:rPr>
-        <w:t xml:space="preserve">Prolog Heuristic State-Space Search Engine [Prolog, Classical AI] — </w:t>
-      </w:r>
-      <w:r>
-        <w:rPr/>
         <w:t xml:space="preserve">Declarative framework comparing DFS, BFS, IDS, and A* search on grid pathfinding. </w:t>
       </w:r>
     </w:p>
@@ -1216,111 +835,50 @@
         <w:spacing w:lineRule="auto" w:line="252" w:before="0" w:after="30"/>
         <w:rPr/>
       </w:pPr>
+      <w:hyperlink r:id="rId9">
+        <w:r>
+          <w:rPr>
+            <w:rStyle w:val="Hyperlink"/>
+            <w:sz w:val="18"/>
+            <w:szCs w:val="18"/>
+          </w:rPr>
+          <w:t>https://github.com/moudzx/Prolog</w:t>
+        </w:r>
+      </w:hyperlink>
+    </w:p>
+    <w:p>
+      <w:pPr>
+        <w:pStyle w:val="Normal"/>
+        <w:numPr>
+          <w:ilvl w:val="0"/>
+          <w:numId w:val="7"/>
+        </w:numPr>
+        <w:spacing w:lineRule="auto" w:line="252" w:before="0" w:after="30"/>
+        <w:rPr/>
+      </w:pPr>
       <w:r>
-        <w:rPr/>
-        <w:t>github.com/moudzx/Prolog</w:t>
+        <w:rPr>
+          <w:b/>
+          <w:sz w:val="18"/>
+          <w:szCs w:val="18"/>
+        </w:rPr>
+        <w:t>MIPS32 Cryptographic Memory Maze [MIPS32 Assembly, C]</w:t>
       </w:r>
     </w:p>
     <w:p>
       <w:pPr>
         <w:pStyle w:val="Normal"/>
         <w:spacing w:lineRule="auto" w:line="252" w:before="0" w:after="30"/>
-        <w:rPr/>
-      </w:pPr>
-      <w:r>
-        <w:rPr/>
-      </w:r>
-    </w:p>
-    <w:p>
-      <w:pPr>
-        <w:pStyle w:val="Normal"/>
-        <w:spacing w:lineRule="auto" w:line="252" w:before="0" w:after="30"/>
-        <w:rPr/>
+        <w:rPr>
+          <w:sz w:val="18"/>
+          <w:szCs w:val="18"/>
+        </w:rPr>
       </w:pPr>
       <w:r>
         <w:rPr>
-          <w:b/>
+          <w:sz w:val="18"/>
+          <w:szCs w:val="18"/>
         </w:rPr>
-        <w:t xml:space="preserve">Letterboxd Activity Telemetry Tracker [Python, SQLite, BeautifulSoup] — </w:t>
-      </w:r>
-      <w:r>
-        <w:rPr/>
-        <w:t xml:space="preserve">Web app and CLI tracking follower changes via scheduled scraping and SQLite snapshots. </w:t>
-      </w:r>
-    </w:p>
-    <w:p>
-      <w:pPr>
-        <w:pStyle w:val="Normal"/>
-        <w:spacing w:lineRule="auto" w:line="252" w:before="0" w:after="30"/>
-        <w:rPr/>
-      </w:pPr>
-      <w:r>
-        <w:rPr/>
-        <w:t>github.com/moudzx/Letterboxd-tracker</w:t>
-      </w:r>
-    </w:p>
-    <w:p>
-      <w:pPr>
-        <w:pStyle w:val="Normal"/>
-        <w:spacing w:lineRule="auto" w:line="252" w:before="0" w:after="30"/>
-        <w:rPr/>
-      </w:pPr>
-      <w:r>
-        <w:rPr/>
-      </w:r>
-    </w:p>
-    <w:p>
-      <w:pPr>
-        <w:pStyle w:val="Normal"/>
-        <w:spacing w:lineRule="auto" w:line="252" w:before="0" w:after="30"/>
-        <w:rPr/>
-      </w:pPr>
-      <w:r>
-        <w:rPr>
-          <w:b/>
-        </w:rPr>
-        <w:t xml:space="preserve">Cinema Booking System Architecture [UML, Visual Paradigm, OOP] — </w:t>
-      </w:r>
-      <w:r>
-        <w:rPr/>
-        <w:t xml:space="preserve">Object-oriented blueprint with a full set of Class, Sequence, Use Case, and Activity diagrams. </w:t>
-      </w:r>
-    </w:p>
-    <w:p>
-      <w:pPr>
-        <w:pStyle w:val="Normal"/>
-        <w:spacing w:lineRule="auto" w:line="252" w:before="0" w:after="30"/>
-        <w:rPr/>
-      </w:pPr>
-      <w:r>
-        <w:rPr/>
-        <w:t>github.com/moudzx/architectural-design</w:t>
-      </w:r>
-    </w:p>
-    <w:p>
-      <w:pPr>
-        <w:pStyle w:val="Normal"/>
-        <w:spacing w:lineRule="auto" w:line="252" w:before="0" w:after="30"/>
-        <w:rPr/>
-      </w:pPr>
-      <w:r>
-        <w:rPr/>
-      </w:r>
-    </w:p>
-    <w:p>
-      <w:pPr>
-        <w:pStyle w:val="Normal"/>
-        <w:spacing w:lineRule="auto" w:line="252" w:before="0" w:after="30"/>
-        <w:rPr/>
-      </w:pPr>
-      <w:r>
-        <w:rPr>
-          <w:b/>
-        </w:rPr>
-        <w:t xml:space="preserve">MIPS32 Cryptographic Memory Maze [MIPS32 Assembly, C] — </w:t>
-      </w:r>
-      <w:r>
-        <w:rPr/>
         <w:t xml:space="preserve">Bare-metal memory matrix manipulation with precise register maps and branch control. </w:t>
       </w:r>
     </w:p>
@@ -1330,80 +888,16 @@
         <w:spacing w:lineRule="auto" w:line="252" w:before="0" w:after="30"/>
         <w:rPr/>
       </w:pPr>
-      <w:r>
-        <w:rPr/>
-        <w:t>github.com/moudzx/CryptArithmatic-MIPS32-Assembly</w:t>
-      </w:r>
-    </w:p>
-    <w:p>
-      <w:pPr>
-        <w:pStyle w:val="Normal"/>
-        <w:spacing w:lineRule="auto" w:line="252" w:before="160" w:after="0"/>
-        <w:jc w:val="center"/>
-        <w:rPr>
-          <w:b/>
-          <w:i/>
-          <w:i/>
-          <w:color w:val="555555"/>
-          <w:sz w:val="20"/>
-        </w:rPr>
-      </w:pPr>
-      <w:r>
-        <w:rPr>
-          <w:b/>
-          <w:i/>
-          <w:color w:val="555555"/>
-          <w:sz w:val="20"/>
-        </w:rPr>
-      </w:r>
-    </w:p>
-    <w:p>
-      <w:pPr>
-        <w:pStyle w:val="Normal"/>
-        <w:spacing w:lineRule="auto" w:line="252" w:before="160" w:after="0"/>
-        <w:jc w:val="center"/>
-        <w:rPr>
-          <w:b/>
-          <w:i/>
-          <w:i/>
-          <w:color w:val="555555"/>
-          <w:sz w:val="20"/>
-        </w:rPr>
-      </w:pPr>
-      <w:r>
-        <w:rPr>
-          <w:b/>
-          <w:i/>
-          <w:color w:val="555555"/>
-          <w:sz w:val="20"/>
-        </w:rPr>
-      </w:r>
-    </w:p>
-    <w:p>
-      <w:pPr>
-        <w:pStyle w:val="Normal"/>
-        <w:spacing w:lineRule="auto" w:line="252" w:before="160" w:after="0"/>
-        <w:jc w:val="center"/>
-        <w:rPr/>
-      </w:pPr>
-      <w:r>
-        <w:rPr>
-          <w:b/>
-          <w:i/>
-          <w:color w:val="555555"/>
-          <w:sz w:val="20"/>
-        </w:rPr>
-        <w:t>“</w:t>
-      </w:r>
-      <w:r>
-        <w:rPr>
-          <w:b/>
-          <w:i/>
-          <w:color w:val="555555"/>
-          <w:sz w:val="20"/>
-        </w:rPr>
-        <w:t>let's build something”</w:t>
-      </w:r>
+      <w:hyperlink r:id="rId10">
+        <w:r>
+          <w:rPr>
+            <w:rStyle w:val="Hyperlink"/>
+            <w:sz w:val="18"/>
+            <w:szCs w:val="18"/>
+          </w:rPr>
+          <w:t>https://github.com/moudzx/CryptArithmatic-MIPS32-Assembly</w:t>
+        </w:r>
+      </w:hyperlink>
     </w:p>
     <w:sectPr>
       <w:type w:val="nextPage"/>
@@ -2143,6 +1637,143 @@
   <w:abstractNum w:abstractNumId="7">
     <w:lvl w:ilvl="0">
       <w:start w:val="1"/>
+      <w:numFmt w:val="bullet"/>
+      <w:lvlText w:val=""/>
+      <w:lvlJc w:val="left"/>
+      <w:pPr>
+        <w:tabs>
+          <w:tab w:val="num" w:pos="227"/>
+        </w:tabs>
+        <w:ind w:left="227" w:hanging="227"/>
+      </w:pPr>
+      <w:rPr>
+        <w:rFonts w:ascii="Symbol" w:hAnsi="Symbol" w:cs="Symbol" w:hint="default"/>
+      </w:rPr>
+    </w:lvl>
+    <w:lvl w:ilvl="1">
+      <w:start w:val="1"/>
+      <w:numFmt w:val="bullet"/>
+      <w:lvlText w:val=""/>
+      <w:lvlJc w:val="left"/>
+      <w:pPr>
+        <w:tabs>
+          <w:tab w:val="num" w:pos="454"/>
+        </w:tabs>
+        <w:ind w:left="454" w:hanging="227"/>
+      </w:pPr>
+      <w:rPr>
+        <w:rFonts w:ascii="Symbol" w:hAnsi="Symbol" w:cs="Symbol" w:hint="default"/>
+      </w:rPr>
+    </w:lvl>
+    <w:lvl w:ilvl="2">
+      <w:start w:val="1"/>
+      <w:numFmt w:val="bullet"/>
+      <w:lvlText w:val=""/>
+      <w:lvlJc w:val="left"/>
+      <w:pPr>
+        <w:tabs>
+          <w:tab w:val="num" w:pos="680"/>
+        </w:tabs>
+        <w:ind w:left="680" w:hanging="227"/>
+      </w:pPr>
+      <w:rPr>
+        <w:rFonts w:ascii="Symbol" w:hAnsi="Symbol" w:cs="Symbol" w:hint="default"/>
+      </w:rPr>
+    </w:lvl>
+    <w:lvl w:ilvl="3">
+      <w:start w:val="1"/>
+      <w:numFmt w:val="bullet"/>
+      <w:lvlText w:val=""/>
+      <w:lvlJc w:val="left"/>
+      <w:pPr>
+        <w:tabs>
+          <w:tab w:val="num" w:pos="907"/>
+        </w:tabs>
+        <w:ind w:left="907" w:hanging="227"/>
+      </w:pPr>
+      <w:rPr>
+        <w:rFonts w:ascii="Symbol" w:hAnsi="Symbol" w:cs="Symbol" w:hint="default"/>
+      </w:rPr>
+    </w:lvl>
+    <w:lvl w:ilvl="4">
+      <w:start w:val="1"/>
+      <w:numFmt w:val="bullet"/>
+      <w:lvlText w:val=""/>
+      <w:lvlJc w:val="left"/>
+      <w:pPr>
+        <w:tabs>
+          <w:tab w:val="num" w:pos="1134"/>
+        </w:tabs>
+        <w:ind w:left="1134" w:hanging="227"/>
+      </w:pPr>
+      <w:rPr>
+        <w:rFonts w:ascii="Symbol" w:hAnsi="Symbol" w:cs="Symbol" w:hint="default"/>
+      </w:rPr>
+    </w:lvl>
+    <w:lvl w:ilvl="5">
+      <w:start w:val="1"/>
+      <w:numFmt w:val="bullet"/>
+      <w:lvlText w:val=""/>
+      <w:lvlJc w:val="left"/>
+      <w:pPr>
+        <w:tabs>
+          <w:tab w:val="num" w:pos="1361"/>
+        </w:tabs>
+        <w:ind w:left="1361" w:hanging="227"/>
+      </w:pPr>
+      <w:rPr>
+        <w:rFonts w:ascii="Symbol" w:hAnsi="Symbol" w:cs="Symbol" w:hint="default"/>
+      </w:rPr>
+    </w:lvl>
+    <w:lvl w:ilvl="6">
+      <w:start w:val="1"/>
+      <w:numFmt w:val="bullet"/>
+      <w:lvlText w:val=""/>
+      <w:lvlJc w:val="left"/>
+      <w:pPr>
+        <w:tabs>
+          <w:tab w:val="num" w:pos="1587"/>
+        </w:tabs>
+        <w:ind w:left="1587" w:hanging="227"/>
+      </w:pPr>
+      <w:rPr>
+        <w:rFonts w:ascii="Symbol" w:hAnsi="Symbol" w:cs="Symbol" w:hint="default"/>
+      </w:rPr>
+    </w:lvl>
+    <w:lvl w:ilvl="7">
+      <w:start w:val="1"/>
+      <w:numFmt w:val="bullet"/>
+      <w:lvlText w:val=""/>
+      <w:lvlJc w:val="left"/>
+      <w:pPr>
+        <w:tabs>
+          <w:tab w:val="num" w:pos="1814"/>
+        </w:tabs>
+        <w:ind w:left="1814" w:hanging="227"/>
+      </w:pPr>
+      <w:rPr>
+        <w:rFonts w:ascii="Symbol" w:hAnsi="Symbol" w:cs="Symbol" w:hint="default"/>
+      </w:rPr>
+    </w:lvl>
+    <w:lvl w:ilvl="8">
+      <w:start w:val="1"/>
+      <w:numFmt w:val="bullet"/>
+      <w:lvlText w:val=""/>
+      <w:lvlJc w:val="left"/>
+      <w:pPr>
+        <w:tabs>
+          <w:tab w:val="num" w:pos="2041"/>
+        </w:tabs>
+        <w:ind w:left="2041" w:hanging="227"/>
+      </w:pPr>
+      <w:rPr>
+        <w:rFonts w:ascii="Symbol" w:hAnsi="Symbol" w:cs="Symbol" w:hint="default"/>
+      </w:rPr>
+    </w:lvl>
+  </w:abstractNum>
+  <w:abstractNum w:abstractNumId="8">
+    <w:lvl w:ilvl="0">
+      <w:start w:val="1"/>
       <w:numFmt w:val="none"/>
       <w:suff w:val="nothing"/>
       <w:lvlText w:val=""/>
@@ -2279,6 +1910,9 @@
   </w:num>
   <w:num w:numId="7">
     <w:abstractNumId w:val="7"/>
+  </w:num>
+  <w:num w:numId="8">
+    <w:abstractNumId w:val="8"/>
   </w:num>
 </w:numbering>
 </file>
@@ -3049,6 +2683,18 @@
       <w:vertAlign w:val="superscript"/>
     </w:rPr>
   </w:style>
+  <w:style w:type="character" w:styleId="Hyperlink">
+    <w:name w:val="Hyperlink"/>
+    <w:rPr>
+      <w:color w:val="000080"/>
+      <w:u w:val="single"/>
+    </w:rPr>
+  </w:style>
+  <w:style w:type="character" w:styleId="NumberingSymbols">
+    <w:name w:val="Numbering Symbols"/>
+    <w:qFormat/>
+    <w:rPr/>
+  </w:style>
   <w:style w:type="paragraph" w:styleId="Heading">
     <w:name w:val="Heading"/>
     <w:basedOn w:val="Normal"/>
@@ -3550,6 +3196,10 @@
     <w:uiPriority w:val="99"/>
     <w:semiHidden/>
     <w:unhideWhenUsed/>
+    <w:qFormat/>
+  </w:style>
+  <w:style w:type="numbering" w:styleId="Bullet">
+    <w:name w:val="Bullet •"/>
     <w:qFormat/>
   </w:style>
   <w:style w:type="table" w:default="1" w:styleId="TableNormal">

--- a/Mohamad_Mostafa_CV.docx
+++ b/Mohamad_Mostafa_CV.docx
@@ -65,7 +65,7 @@
           <w:sz w:val="18"/>
           <w:szCs w:val="18"/>
         </w:rPr>
-        <w:t xml:space="preserve">mohamadmostafa79@gmail.com  |  +96179160283  |  Tripoli, Lebanon </w:t>
+        <w:t xml:space="preserve">mohamadmostafa79@gmail.com  |  +96179160283  |  Lebanon </w:t>
         <w:br/>
         <w:t xml:space="preserve">GitHub: </w:t>
       </w:r>
@@ -164,10 +164,93 @@
       </w:pPr>
       <w:r>
         <w:rPr>
+          <w:b/>
           <w:sz w:val="18"/>
           <w:szCs w:val="18"/>
         </w:rPr>
-        <w:t>I build and maintain secure systems.</w:t>
+        <w:t>Backend-focused Software Engineer</w:t>
+      </w:r>
+      <w:r>
+        <w:rPr>
+          <w:sz w:val="18"/>
+          <w:szCs w:val="18"/>
+        </w:rPr>
+        <w:t xml:space="preserve"> with strong capabilities in full-stack architecture, database optimization, and secure software development. Backed by industry-standard credentials including </w:t>
+      </w:r>
+      <w:r>
+        <w:rPr>
+          <w:b/>
+          <w:sz w:val="18"/>
+          <w:szCs w:val="18"/>
+        </w:rPr>
+        <w:t>HackerRank</w:t>
+      </w:r>
+      <w:r>
+        <w:rPr>
+          <w:sz w:val="18"/>
+          <w:szCs w:val="18"/>
+        </w:rPr>
+        <w:t xml:space="preserve">, </w:t>
+      </w:r>
+      <w:r>
+        <w:rPr>
+          <w:b/>
+          <w:sz w:val="18"/>
+          <w:szCs w:val="18"/>
+        </w:rPr>
+        <w:t>Oracle</w:t>
+      </w:r>
+      <w:r>
+        <w:rPr>
+          <w:sz w:val="18"/>
+          <w:szCs w:val="18"/>
+        </w:rPr>
+        <w:t xml:space="preserve"> and </w:t>
+      </w:r>
+      <w:r>
+        <w:rPr>
+          <w:b/>
+          <w:sz w:val="18"/>
+          <w:szCs w:val="18"/>
+        </w:rPr>
+        <w:t>Harvard</w:t>
+      </w:r>
+      <w:r>
+        <w:rPr>
+          <w:sz w:val="18"/>
+          <w:szCs w:val="18"/>
+        </w:rPr>
+        <w:t xml:space="preserve"> certifications. Experienced in building structured data models, modular software suites, and multimedia web utilities using .NET, PHP, and the MERN stack. Complemented by professional training in Linux systems from </w:t>
+      </w:r>
+      <w:r>
+        <w:rPr>
+          <w:b/>
+          <w:sz w:val="18"/>
+          <w:szCs w:val="18"/>
+        </w:rPr>
+        <w:t>The Linux Foundation</w:t>
+      </w:r>
+      <w:r>
+        <w:rPr>
+          <w:sz w:val="18"/>
+          <w:szCs w:val="18"/>
+        </w:rPr>
+        <w:t xml:space="preserve"> and network security from the </w:t>
+      </w:r>
+      <w:r>
+        <w:rPr>
+          <w:b/>
+          <w:sz w:val="18"/>
+          <w:szCs w:val="18"/>
+        </w:rPr>
+        <w:t>Cisco Networking Academy</w:t>
+      </w:r>
+      <w:r>
+        <w:rPr>
+          <w:sz w:val="18"/>
+          <w:szCs w:val="18"/>
+        </w:rPr>
+        <w:t>, offering a highly technical, infrastructure-aware approach to backend engineering and secure API design.</w:t>
       </w:r>
     </w:p>
     <w:p>
@@ -364,7 +447,52 @@
           <w:sz w:val="18"/>
           <w:szCs w:val="18"/>
         </w:rPr>
-        <w:t>Computer Architecture, Operating Systems, Linux Administration, Network, AI, Cybersecurity, Web Developement</w:t>
+        <w:t xml:space="preserve">Computer Architecture, </w:t>
+      </w:r>
+      <w:r>
+        <w:rPr>
+          <w:b w:val="false"/>
+          <w:bCs w:val="false"/>
+          <w:sz w:val="18"/>
+          <w:szCs w:val="18"/>
+        </w:rPr>
+        <w:t>Web Development,</w:t>
+      </w:r>
+      <w:r>
+        <w:rPr>
+          <w:b w:val="false"/>
+          <w:bCs w:val="false"/>
+          <w:sz w:val="18"/>
+          <w:szCs w:val="18"/>
+        </w:rPr>
+        <w:t xml:space="preserve"> </w:t>
+      </w:r>
+      <w:r>
+        <w:rPr>
+          <w:b w:val="false"/>
+          <w:bCs w:val="false"/>
+          <w:sz w:val="18"/>
+          <w:szCs w:val="18"/>
+        </w:rPr>
+        <w:t xml:space="preserve">Embedded Systems, </w:t>
+      </w:r>
+      <w:r>
+        <w:rPr>
+          <w:b w:val="false"/>
+          <w:bCs w:val="false"/>
+          <w:sz w:val="18"/>
+          <w:szCs w:val="18"/>
+        </w:rPr>
+        <w:t xml:space="preserve">AI, Cybersecurity, </w:t>
+      </w:r>
+      <w:r>
+        <w:rPr>
+          <w:b w:val="false"/>
+          <w:bCs w:val="false"/>
+          <w:sz w:val="18"/>
+          <w:szCs w:val="18"/>
+        </w:rPr>
+        <w:t>Data Structures &amp; Algorithms</w:t>
       </w:r>
     </w:p>
     <w:p>
@@ -450,11 +578,26 @@
         <w:br/>
         <w:t>Junior Cybersecurity Analyst  —  Cisco Networking Academy</w:t>
         <w:br/>
-        <w:t>Data Science &amp; Analytics  —  HP LIFE</w:t>
-        <w:br/>
-        <w:t>Agile Project Management  —  HP LIFE</w:t>
+        <w:t>Data Science &amp; Analytics, Agile Project Management  —  HP LIFE</w:t>
         <w:br/>
         <w:t>LFS101 / LFD103: Linux &amp; Kernel Development  —  The Linux Foundation</w:t>
+      </w:r>
+    </w:p>
+    <w:p>
+      <w:pPr>
+        <w:pStyle w:val="Normal"/>
+        <w:spacing w:lineRule="auto" w:line="252" w:before="0" w:after="60"/>
+        <w:rPr>
+          <w:sz w:val="18"/>
+          <w:szCs w:val="18"/>
+        </w:rPr>
+      </w:pPr>
+      <w:r>
+        <w:rPr>
+          <w:sz w:val="18"/>
+          <w:szCs w:val="18"/>
+        </w:rPr>
+        <w:t>LFD121: Developing Secure Software — OpenSSF &amp; The Linux Foundation</w:t>
         <w:br/>
         <w:t>Linux Essentials / Unhatched  —  NDG</w:t>
         <w:br/>
@@ -756,7 +899,7 @@
           <w:sz w:val="18"/>
           <w:szCs w:val="18"/>
         </w:rPr>
-        <w:t>Helmert 7-Parameter Geodetic Transformer [Java Swing, C]</w:t>
+        <w:t>Helmert 7-Parameter Geodetic Transformer [Java Swing]</w:t>
       </w:r>
     </w:p>
     <w:p>
@@ -773,7 +916,21 @@
           <w:sz w:val="18"/>
           <w:szCs w:val="18"/>
         </w:rPr>
-        <w:t xml:space="preserve">Coordinate tool performing seven-parameter Helmert transforms between geographic and geocentric systems. </w:t>
+        <w:t xml:space="preserve">Coordinate </w:t>
+      </w:r>
+      <w:r>
+        <w:rPr>
+          <w:sz w:val="18"/>
+          <w:szCs w:val="18"/>
+        </w:rPr>
+        <w:t xml:space="preserve">GUI </w:t>
+      </w:r>
+      <w:r>
+        <w:rPr>
+          <w:sz w:val="18"/>
+          <w:szCs w:val="18"/>
+        </w:rPr>
+        <w:t xml:space="preserve">tool performing seven-parameter Helmert transforms between geographic and geocentric systems. </w:t>
       </w:r>
     </w:p>
     <w:p>
@@ -809,7 +966,39 @@
           <w:sz w:val="18"/>
           <w:szCs w:val="18"/>
         </w:rPr>
-        <w:t>AI - Prolog Heuristic State-Space Search Engine [Prolog, Classical AI]</w:t>
+        <w:t>Youtube Dracula [Python Flask, F</w:t>
+      </w:r>
+      <w:r>
+        <w:rPr>
+          <w:b/>
+          <w:sz w:val="18"/>
+          <w:szCs w:val="18"/>
+        </w:rPr>
+        <w:t>F</w:t>
+      </w:r>
+      <w:r>
+        <w:rPr>
+          <w:b/>
+          <w:sz w:val="18"/>
+          <w:szCs w:val="18"/>
+        </w:rPr>
+        <w:t xml:space="preserve">mpeg, </w:t>
+      </w:r>
+      <w:r>
+        <w:rPr>
+          <w:b/>
+          <w:sz w:val="18"/>
+          <w:szCs w:val="18"/>
+        </w:rPr>
+        <w:t>Docker</w:t>
+      </w:r>
+      <w:r>
+        <w:rPr>
+          <w:b/>
+          <w:sz w:val="18"/>
+          <w:szCs w:val="18"/>
+        </w:rPr>
+        <w:t>]</w:t>
       </w:r>
     </w:p>
     <w:p>
@@ -826,7 +1015,21 @@
           <w:sz w:val="18"/>
           <w:szCs w:val="18"/>
         </w:rPr>
-        <w:t xml:space="preserve">Declarative framework comparing DFS, BFS, IDS, and A* search on grid pathfinding. </w:t>
+        <w:t xml:space="preserve">YouTube </w:t>
+      </w:r>
+      <w:r>
+        <w:rPr>
+          <w:sz w:val="18"/>
+          <w:szCs w:val="18"/>
+        </w:rPr>
+        <w:t xml:space="preserve">downloader website for </w:t>
+      </w:r>
+      <w:r>
+        <w:rPr>
+          <w:sz w:val="18"/>
+          <w:szCs w:val="18"/>
+        </w:rPr>
+        <w:t>videos and audio: pick quality, trim to a section, convert to MP3, or pull whole playlists as one file or a zip.</w:t>
       </w:r>
     </w:p>
     <w:p>
@@ -842,62 +1045,17 @@
             <w:sz w:val="18"/>
             <w:szCs w:val="18"/>
           </w:rPr>
-          <w:t>https://github.com/moudzx/Prolog</w:t>
+          <w:t>https://github.com/moudzx/</w:t>
         </w:r>
       </w:hyperlink>
-    </w:p>
-    <w:p>
-      <w:pPr>
-        <w:pStyle w:val="Normal"/>
-        <w:numPr>
-          <w:ilvl w:val="0"/>
-          <w:numId w:val="7"/>
-        </w:numPr>
-        <w:spacing w:lineRule="auto" w:line="252" w:before="0" w:after="30"/>
-        <w:rPr/>
-      </w:pPr>
       <w:r>
         <w:rPr>
-          <w:b/>
+          <w:rStyle w:val="Hyperlink"/>
           <w:sz w:val="18"/>
           <w:szCs w:val="18"/>
         </w:rPr>
-        <w:t>MIPS32 Cryptographic Memory Maze [MIPS32 Assembly, C]</w:t>
+        <w:t>YoutubeDracula</w:t>
       </w:r>
-    </w:p>
-    <w:p>
-      <w:pPr>
-        <w:pStyle w:val="Normal"/>
-        <w:spacing w:lineRule="auto" w:line="252" w:before="0" w:after="30"/>
-        <w:rPr>
-          <w:sz w:val="18"/>
-          <w:szCs w:val="18"/>
-        </w:rPr>
-      </w:pPr>
-      <w:r>
-        <w:rPr>
-          <w:sz w:val="18"/>
-          <w:szCs w:val="18"/>
-        </w:rPr>
-        <w:t xml:space="preserve">Bare-metal memory matrix manipulation with precise register maps and branch control. </w:t>
-      </w:r>
-    </w:p>
-    <w:p>
-      <w:pPr>
-        <w:pStyle w:val="Normal"/>
-        <w:spacing w:lineRule="auto" w:line="252" w:before="0" w:after="30"/>
-        <w:rPr/>
-      </w:pPr>
-      <w:hyperlink r:id="rId10">
-        <w:r>
-          <w:rPr>
-            <w:rStyle w:val="Hyperlink"/>
-            <w:sz w:val="18"/>
-            <w:szCs w:val="18"/>
-          </w:rPr>
-          <w:t>https://github.com/moudzx/CryptArithmatic-MIPS32-Assembly</w:t>
-        </w:r>
-      </w:hyperlink>
     </w:p>
     <w:sectPr>
       <w:type w:val="nextPage"/>

--- a/Mohamad_Mostafa_CV.docx
+++ b/Mohamad_Mostafa_CV.docx
@@ -447,52 +447,7 @@
           <w:sz w:val="18"/>
           <w:szCs w:val="18"/>
         </w:rPr>
-        <w:t xml:space="preserve">Computer Architecture, </w:t>
-      </w:r>
-      <w:r>
-        <w:rPr>
-          <w:b w:val="false"/>
-          <w:bCs w:val="false"/>
-          <w:sz w:val="18"/>
-          <w:szCs w:val="18"/>
-        </w:rPr>
-        <w:t>Web Development,</w:t>
-      </w:r>
-      <w:r>
-        <w:rPr>
-          <w:b w:val="false"/>
-          <w:bCs w:val="false"/>
-          <w:sz w:val="18"/>
-          <w:szCs w:val="18"/>
-        </w:rPr>
-        <w:t xml:space="preserve"> </w:t>
-      </w:r>
-      <w:r>
-        <w:rPr>
-          <w:b w:val="false"/>
-          <w:bCs w:val="false"/>
-          <w:sz w:val="18"/>
-          <w:szCs w:val="18"/>
-        </w:rPr>
-        <w:t xml:space="preserve">Embedded Systems, </w:t>
-      </w:r>
-      <w:r>
-        <w:rPr>
-          <w:b w:val="false"/>
-          <w:bCs w:val="false"/>
-          <w:sz w:val="18"/>
-          <w:szCs w:val="18"/>
-        </w:rPr>
-        <w:t xml:space="preserve">AI, Cybersecurity, </w:t>
-      </w:r>
-      <w:r>
-        <w:rPr>
-          <w:b w:val="false"/>
-          <w:bCs w:val="false"/>
-          <w:sz w:val="18"/>
-          <w:szCs w:val="18"/>
-        </w:rPr>
-        <w:t>Data Structures &amp; Algorithms</w:t>
+        <w:t>Computer Architecture, Web Development, Embedded Systems, AI, Cybersecurity, Data Structures &amp; Algorithms</w:t>
       </w:r>
     </w:p>
     <w:p>
@@ -578,30 +533,27 @@
         <w:br/>
         <w:t>Junior Cybersecurity Analyst  —  Cisco Networking Academy</w:t>
         <w:br/>
-        <w:t>Data Science &amp; Analytics, Agile Project Management  —  HP LIFE</w:t>
+        <w:t>Data Science &amp; Analytics / Agile Project Management  —  HP LIFE</w:t>
         <w:br/>
-        <w:t>LFS101 / LFD103: Linux &amp; Kernel Development  —  The Linux Foundation</w:t>
+        <w:t>LFD103: Linux Kernel Development / LFD121: Developing Secure Software  —  The Linux Foundation</w:t>
+        <w:br/>
+        <w:t xml:space="preserve">Linux Essentials /  </w:t>
       </w:r>
-    </w:p>
-    <w:p>
-      <w:pPr>
-        <w:pStyle w:val="Normal"/>
-        <w:spacing w:lineRule="auto" w:line="252" w:before="0" w:after="60"/>
-        <w:rPr>
-          <w:sz w:val="18"/>
-          <w:szCs w:val="18"/>
-        </w:rPr>
-      </w:pPr>
       <w:r>
         <w:rPr>
           <w:sz w:val="18"/>
           <w:szCs w:val="18"/>
         </w:rPr>
-        <w:t>LFD121: Developing Secure Software — OpenSSF &amp; The Linux Foundation</w:t>
+        <w:t xml:space="preserve">Linux </w:t>
+      </w:r>
+      <w:r>
+        <w:rPr>
+          <w:sz w:val="18"/>
+          <w:szCs w:val="18"/>
+        </w:rPr>
+        <w:t>Unhatched  —  NDG</w:t>
         <w:br/>
-        <w:t>Linux Essentials / Unhatched  —  NDG</w:t>
-        <w:br/>
-        <w:t>CS50: Intro to Cybersecurity, Intro to Computer Science  —  Harvard</w:t>
+        <w:t>CS50: Intro to Cybersecurity / Intro to Computer Science  —  Harvard</w:t>
       </w:r>
     </w:p>
     <w:p>
@@ -916,21 +868,7 @@
           <w:sz w:val="18"/>
           <w:szCs w:val="18"/>
         </w:rPr>
-        <w:t xml:space="preserve">Coordinate </w:t>
-      </w:r>
-      <w:r>
-        <w:rPr>
-          <w:sz w:val="18"/>
-          <w:szCs w:val="18"/>
-        </w:rPr>
-        <w:t xml:space="preserve">GUI </w:t>
-      </w:r>
-      <w:r>
-        <w:rPr>
-          <w:sz w:val="18"/>
-          <w:szCs w:val="18"/>
-        </w:rPr>
-        <w:t xml:space="preserve">tool performing seven-parameter Helmert transforms between geographic and geocentric systems. </w:t>
+        <w:t xml:space="preserve">Coordinate GUI tool performing seven-parameter Helmert transforms between geographic and geocentric systems. </w:t>
       </w:r>
     </w:p>
     <w:p>
@@ -966,39 +904,7 @@
           <w:sz w:val="18"/>
           <w:szCs w:val="18"/>
         </w:rPr>
-        <w:t>Youtube Dracula [Python Flask, F</w:t>
-      </w:r>
-      <w:r>
-        <w:rPr>
-          <w:b/>
-          <w:sz w:val="18"/>
-          <w:szCs w:val="18"/>
-        </w:rPr>
-        <w:t>F</w:t>
-      </w:r>
-      <w:r>
-        <w:rPr>
-          <w:b/>
-          <w:sz w:val="18"/>
-          <w:szCs w:val="18"/>
-        </w:rPr>
-        <w:t xml:space="preserve">mpeg, </w:t>
-      </w:r>
-      <w:r>
-        <w:rPr>
-          <w:b/>
-          <w:sz w:val="18"/>
-          <w:szCs w:val="18"/>
-        </w:rPr>
-        <w:t>Docker</w:t>
-      </w:r>
-      <w:r>
-        <w:rPr>
-          <w:b/>
-          <w:sz w:val="18"/>
-          <w:szCs w:val="18"/>
-        </w:rPr>
-        <w:t>]</w:t>
+        <w:t>Youtube Dracula [Python Flask, FFmpeg, Docker]</w:t>
       </w:r>
     </w:p>
     <w:p>
@@ -1015,21 +921,7 @@
           <w:sz w:val="18"/>
           <w:szCs w:val="18"/>
         </w:rPr>
-        <w:t xml:space="preserve">YouTube </w:t>
-      </w:r>
-      <w:r>
-        <w:rPr>
-          <w:sz w:val="18"/>
-          <w:szCs w:val="18"/>
-        </w:rPr>
-        <w:t xml:space="preserve">downloader website for </w:t>
-      </w:r>
-      <w:r>
-        <w:rPr>
-          <w:sz w:val="18"/>
-          <w:szCs w:val="18"/>
-        </w:rPr>
-        <w:t>videos and audio: pick quality, trim to a section, convert to MP3, or pull whole playlists as one file or a zip.</w:t>
+        <w:t>YouTube downloader website for videos and audio: pick quality, trim to a section, convert to MP3, or pull whole playlists as one file or a zip.</w:t>
       </w:r>
     </w:p>
     <w:p>

--- a/Mohamad_Mostafa_CV.docx
+++ b/Mohamad_Mostafa_CV.docx
@@ -530,28 +530,60 @@
         <w:t>Oracle Java Foundations  —  Oracle</w:t>
         <w:br/>
         <w:t>Software Engineer  —  HackerRank</w:t>
-        <w:br/>
+      </w:r>
+    </w:p>
+    <w:p>
+      <w:pPr>
+        <w:pStyle w:val="Normal"/>
+        <w:spacing w:lineRule="auto" w:line="252" w:before="0" w:after="60"/>
+        <w:rPr>
+          <w:sz w:val="18"/>
+          <w:szCs w:val="18"/>
+        </w:rPr>
+      </w:pPr>
+      <w:r>
+        <w:rPr>
+          <w:sz w:val="18"/>
+          <w:szCs w:val="18"/>
+        </w:rPr>
+        <w:t xml:space="preserve">Cisco CCIE Security v6 </w:t>
+      </w:r>
+      <w:r>
+        <w:rPr>
+          <w:sz w:val="18"/>
+          <w:szCs w:val="18"/>
+        </w:rPr>
+        <w:t xml:space="preserve">— </w:t>
+      </w:r>
+      <w:r>
+        <w:rPr>
+          <w:sz w:val="18"/>
+          <w:szCs w:val="18"/>
+        </w:rPr>
+        <w:t>Udemy</w:t>
+      </w:r>
+    </w:p>
+    <w:p>
+      <w:pPr>
+        <w:pStyle w:val="Normal"/>
+        <w:spacing w:lineRule="auto" w:line="252" w:before="0" w:after="60"/>
+        <w:rPr>
+          <w:sz w:val="18"/>
+          <w:szCs w:val="18"/>
+        </w:rPr>
+      </w:pPr>
+      <w:r>
+        <w:rPr>
+          <w:sz w:val="18"/>
+          <w:szCs w:val="18"/>
+        </w:rPr>
         <w:t>Junior Cybersecurity Analyst  —  Cisco Networking Academy</w:t>
         <w:br/>
         <w:t>Data Science &amp; Analytics / Agile Project Management  —  HP LIFE</w:t>
         <w:br/>
         <w:t>LFD103: Linux Kernel Development / LFD121: Developing Secure Software  —  The Linux Foundation</w:t>
         <w:br/>
-        <w:t xml:space="preserve">Linux Essentials /  </w:t>
-      </w:r>
-      <w:r>
-        <w:rPr>
-          <w:sz w:val="18"/>
-          <w:szCs w:val="18"/>
-        </w:rPr>
-        <w:t xml:space="preserve">Linux </w:t>
-      </w:r>
-      <w:r>
-        <w:rPr>
-          <w:sz w:val="18"/>
-          <w:szCs w:val="18"/>
-        </w:rPr>
-        <w:t>Unhatched  —  NDG</w:t>
+        <w:t>Linux Essentials /  Linux Unhatched  —  NDG</w:t>
         <w:br/>
         <w:t>CS50: Intro to Cybersecurity / Intro to Computer Science  —  Harvard</w:t>
       </w:r>

--- a/Mohamad_Mostafa_CV.docx
+++ b/Mohamad_Mostafa_CV.docx
@@ -546,21 +546,24 @@
           <w:sz w:val="18"/>
           <w:szCs w:val="18"/>
         </w:rPr>
-        <w:t xml:space="preserve">Cisco CCIE Security v6 </w:t>
+        <w:t>Cisco CCIE Security v6 — Udemy</w:t>
       </w:r>
+    </w:p>
+    <w:p>
+      <w:pPr>
+        <w:pStyle w:val="BodyText"/>
+        <w:spacing w:lineRule="auto" w:line="252" w:before="0" w:after="60"/>
+        <w:rPr>
+          <w:sz w:val="18"/>
+          <w:szCs w:val="18"/>
+        </w:rPr>
+      </w:pPr>
       <w:r>
         <w:rPr>
           <w:sz w:val="18"/>
           <w:szCs w:val="18"/>
         </w:rPr>
-        <w:t xml:space="preserve">— </w:t>
-      </w:r>
-      <w:r>
-        <w:rPr>
-          <w:sz w:val="18"/>
-          <w:szCs w:val="18"/>
-        </w:rPr>
-        <w:t>Udemy</w:t>
+        <w:t>Kanz AI Hackaton — LAU Academy of Continuing Education</w:t>
       </w:r>
     </w:p>
     <w:p>

--- a/Mohamad_Mostafa_CV.docx
+++ b/Mohamad_Mostafa_CV.docx
@@ -8,19 +8,12 @@
         <w:spacing w:lineRule="auto" w:line="252" w:before="0" w:after="20"/>
         <w:jc w:val="center"/>
         <w:rPr>
-          <w:rFonts w:ascii="URW Bookman" w:hAnsi="URW Bookman"/>
-          <w:i w:val="false"/>
-          <w:i w:val="false"/>
-          <w:iCs w:val="false"/>
-          <w:color w:val="000000"/>
-          <w:sz w:val="36"/>
-          <w:szCs w:val="36"/>
-          <w:u w:val="none"/>
+          <w:rFonts w:ascii="C059" w:hAnsi="C059"/>
         </w:rPr>
       </w:pPr>
       <w:r>
         <w:rPr>
-          <w:rFonts w:ascii="URW Bookman" w:hAnsi="URW Bookman"/>
+          <w:rFonts w:ascii="C059" w:hAnsi="C059"/>
           <w:b/>
           <w:i w:val="false"/>
           <w:iCs w:val="false"/>
@@ -38,13 +31,12 @@
         <w:spacing w:lineRule="auto" w:line="252" w:before="0" w:after="20"/>
         <w:jc w:val="center"/>
         <w:rPr>
-          <w:color w:val="1C1C1C"/>
-          <w:sz w:val="24"/>
-          <w:szCs w:val="24"/>
+          <w:rFonts w:ascii="C059" w:hAnsi="C059"/>
         </w:rPr>
       </w:pPr>
       <w:r>
         <w:rPr>
+          <w:rFonts w:ascii="C059" w:hAnsi="C059"/>
           <w:b/>
           <w:color w:val="1C1C1C"/>
           <w:sz w:val="24"/>
@@ -62,6 +54,7 @@
       </w:pPr>
       <w:r>
         <w:rPr>
+          <w:rFonts w:ascii="C059" w:hAnsi="C059"/>
           <w:sz w:val="18"/>
           <w:szCs w:val="18"/>
         </w:rPr>
@@ -73,6 +66,7 @@
         <w:r>
           <w:rPr>
             <w:rStyle w:val="Hyperlink"/>
+            <w:rFonts w:ascii="C059" w:hAnsi="C059"/>
             <w:sz w:val="18"/>
             <w:szCs w:val="18"/>
           </w:rPr>
@@ -81,6 +75,7 @@
       </w:hyperlink>
       <w:r>
         <w:rPr>
+          <w:rFonts w:ascii="C059" w:hAnsi="C059"/>
           <w:sz w:val="18"/>
           <w:szCs w:val="18"/>
         </w:rPr>
@@ -90,6 +85,7 @@
         <w:r>
           <w:rPr>
             <w:rStyle w:val="Hyperlink"/>
+            <w:rFonts w:ascii="C059" w:hAnsi="C059"/>
             <w:sz w:val="18"/>
             <w:szCs w:val="18"/>
           </w:rPr>
@@ -98,6 +94,7 @@
       </w:hyperlink>
       <w:r>
         <w:rPr>
+          <w:rFonts w:ascii="C059" w:hAnsi="C059"/>
           <w:sz w:val="18"/>
           <w:szCs w:val="18"/>
         </w:rPr>
@@ -107,6 +104,7 @@
         <w:r>
           <w:rPr>
             <w:rStyle w:val="Hyperlink"/>
+            <w:rFonts w:ascii="C059" w:hAnsi="C059"/>
             <w:sz w:val="18"/>
             <w:szCs w:val="18"/>
           </w:rPr>
@@ -120,12 +118,14 @@
         <w:spacing w:lineRule="auto" w:line="252" w:before="0" w:after="80"/>
         <w:jc w:val="center"/>
         <w:rPr>
+          <w:rFonts w:ascii="C059" w:hAnsi="C059"/>
           <w:sz w:val="18"/>
           <w:szCs w:val="18"/>
         </w:rPr>
       </w:pPr>
       <w:r>
         <w:rPr>
+          <w:rFonts w:ascii="C059" w:hAnsi="C059"/>
           <w:sz w:val="18"/>
           <w:szCs w:val="18"/>
         </w:rPr>
@@ -139,12 +139,16 @@
         </w:pBdr>
         <w:spacing w:lineRule="auto" w:line="252" w:before="120" w:after="40"/>
         <w:rPr>
+          <w:rFonts w:ascii="C059" w:hAnsi="C059"/>
+          <w:b/>
+          <w:color w:val="111111"/>
           <w:sz w:val="18"/>
           <w:szCs w:val="18"/>
         </w:rPr>
       </w:pPr>
       <w:r>
         <w:rPr>
+          <w:rFonts w:ascii="C059" w:hAnsi="C059"/>
           <w:b/>
           <w:color w:val="111111"/>
           <w:sz w:val="18"/>
@@ -157,116 +161,17 @@
       <w:pPr>
         <w:pStyle w:val="Normal"/>
         <w:spacing w:lineRule="auto" w:line="252" w:before="0" w:after="60"/>
+        <w:ind w:hanging="0" w:left="720"/>
+        <w:jc w:val="left"/>
+        <w:rPr/>
+      </w:pPr>
+      <w:r>
         <w:rPr>
+          <w:rFonts w:ascii="C059" w:hAnsi="C059"/>
           <w:sz w:val="18"/>
           <w:szCs w:val="18"/>
         </w:rPr>
-      </w:pPr>
-      <w:r>
-        <w:rPr>
-          <w:b/>
-          <w:sz w:val="18"/>
-          <w:szCs w:val="18"/>
-        </w:rPr>
-        <w:t>Backend-focused Software Engineer</w:t>
-      </w:r>
-      <w:r>
-        <w:rPr>
-          <w:sz w:val="18"/>
-          <w:szCs w:val="18"/>
-        </w:rPr>
-        <w:t xml:space="preserve"> with strong capabilities in full-stack architecture, database optimization, and secure software development. Backed by industry-standard credentials including </w:t>
-      </w:r>
-      <w:r>
-        <w:rPr>
-          <w:b/>
-          <w:sz w:val="18"/>
-          <w:szCs w:val="18"/>
-        </w:rPr>
-        <w:t>HackerRank</w:t>
-      </w:r>
-      <w:r>
-        <w:rPr>
-          <w:sz w:val="18"/>
-          <w:szCs w:val="18"/>
-        </w:rPr>
-        <w:t xml:space="preserve">, </w:t>
-      </w:r>
-      <w:r>
-        <w:rPr>
-          <w:b/>
-          <w:sz w:val="18"/>
-          <w:szCs w:val="18"/>
-        </w:rPr>
-        <w:t>Oracle</w:t>
-      </w:r>
-      <w:r>
-        <w:rPr>
-          <w:sz w:val="18"/>
-          <w:szCs w:val="18"/>
-        </w:rPr>
-        <w:t xml:space="preserve"> and </w:t>
-      </w:r>
-      <w:r>
-        <w:rPr>
-          <w:b/>
-          <w:sz w:val="18"/>
-          <w:szCs w:val="18"/>
-        </w:rPr>
-        <w:t>Harvard</w:t>
-      </w:r>
-      <w:r>
-        <w:rPr>
-          <w:sz w:val="18"/>
-          <w:szCs w:val="18"/>
-        </w:rPr>
-        <w:t xml:space="preserve"> certifications. Experienced in building structured data models, modular software suites, and multimedia web utilities using .NET, PHP, and the MERN stack. Complemented by professional training in Linux systems from </w:t>
-      </w:r>
-      <w:r>
-        <w:rPr>
-          <w:b/>
-          <w:sz w:val="18"/>
-          <w:szCs w:val="18"/>
-        </w:rPr>
-        <w:t>The Linux Foundation</w:t>
-      </w:r>
-      <w:r>
-        <w:rPr>
-          <w:sz w:val="18"/>
-          <w:szCs w:val="18"/>
-        </w:rPr>
-        <w:t xml:space="preserve"> and network security from the </w:t>
-      </w:r>
-      <w:r>
-        <w:rPr>
-          <w:b/>
-          <w:sz w:val="18"/>
-          <w:szCs w:val="18"/>
-        </w:rPr>
-        <w:t>Cisco Networking Academy</w:t>
-      </w:r>
-      <w:r>
-        <w:rPr>
-          <w:sz w:val="18"/>
-          <w:szCs w:val="18"/>
-        </w:rPr>
-        <w:t>, offering a highly technical, infrastructure-aware approach to backend engineering and secure API design.</w:t>
-      </w:r>
-    </w:p>
-    <w:p>
-      <w:pPr>
-        <w:pStyle w:val="Normal"/>
-        <w:spacing w:lineRule="auto" w:line="252" w:before="0" w:after="60"/>
-        <w:rPr>
-          <w:sz w:val="18"/>
-          <w:szCs w:val="18"/>
-        </w:rPr>
-      </w:pPr>
-      <w:r>
-        <w:rPr>
-          <w:sz w:val="18"/>
-          <w:szCs w:val="18"/>
-        </w:rPr>
+        <w:t>Software Engineer with a Bachelor's degree in Computer Science and industry-recognized certifications. Experienced in full-stack architecture, database optimization, and secure software development. Combines low-level systems programming depth with full-stack versatility to design reliable, infrastructure-aware software.</w:t>
       </w:r>
     </w:p>
     <w:p>
@@ -277,12 +182,252 @@
         </w:pBdr>
         <w:spacing w:lineRule="auto" w:line="252" w:before="120" w:after="40"/>
         <w:rPr>
+          <w:rFonts w:ascii="C059" w:hAnsi="C059"/>
+        </w:rPr>
+      </w:pPr>
+      <w:r>
+        <w:rPr>
+          <w:rFonts w:ascii="C059" w:hAnsi="C059"/>
+          <w:b/>
+          <w:color w:val="111111"/>
           <w:sz w:val="18"/>
           <w:szCs w:val="18"/>
         </w:rPr>
+        <w:t>SKILLS</w:t>
+      </w:r>
+    </w:p>
+    <w:p>
+      <w:pPr>
+        <w:pStyle w:val="Normal"/>
+        <w:numPr>
+          <w:ilvl w:val="0"/>
+          <w:numId w:val="9"/>
+        </w:numPr>
+        <w:spacing w:lineRule="auto" w:line="252" w:before="0" w:after="60"/>
+        <w:rPr/>
       </w:pPr>
       <w:r>
         <w:rPr>
+          <w:rFonts w:ascii="C059" w:hAnsi="C059"/>
+          <w:b/>
+          <w:sz w:val="18"/>
+          <w:szCs w:val="18"/>
+        </w:rPr>
+        <w:t xml:space="preserve">Programming Languages: </w:t>
+      </w:r>
+      <w:r>
+        <w:rPr>
+          <w:rFonts w:ascii="C059" w:hAnsi="C059"/>
+          <w:sz w:val="18"/>
+          <w:szCs w:val="18"/>
+        </w:rPr>
+        <w:t xml:space="preserve">C, C++, Rust, Assembly, </w:t>
+      </w:r>
+      <w:r>
+        <w:rPr>
+          <w:rFonts w:ascii="C059" w:hAnsi="C059"/>
+          <w:sz w:val="18"/>
+          <w:szCs w:val="18"/>
+        </w:rPr>
+        <w:t xml:space="preserve">shell scripting, </w:t>
+      </w:r>
+      <w:r>
+        <w:rPr>
+          <w:rFonts w:ascii="C059" w:hAnsi="C059"/>
+          <w:sz w:val="18"/>
+          <w:szCs w:val="18"/>
+        </w:rPr>
+        <w:t>Java, Python, C#,  JavaScript</w:t>
+      </w:r>
+    </w:p>
+    <w:p>
+      <w:pPr>
+        <w:pStyle w:val="Normal"/>
+        <w:numPr>
+          <w:ilvl w:val="0"/>
+          <w:numId w:val="9"/>
+        </w:numPr>
+        <w:spacing w:lineRule="auto" w:line="252" w:before="0" w:after="60"/>
+        <w:rPr/>
+      </w:pPr>
+      <w:r>
+        <w:rPr>
+          <w:rFonts w:ascii="C059" w:hAnsi="C059"/>
+          <w:b/>
+          <w:bCs/>
+          <w:sz w:val="18"/>
+          <w:szCs w:val="18"/>
+        </w:rPr>
+        <w:t xml:space="preserve">Web Development </w:t>
+      </w:r>
+      <w:r>
+        <w:rPr>
+          <w:rFonts w:ascii="C059" w:hAnsi="C059"/>
+          <w:b/>
+          <w:bCs/>
+          <w:sz w:val="18"/>
+          <w:szCs w:val="18"/>
+        </w:rPr>
+        <w:t>Stack</w:t>
+      </w:r>
+      <w:r>
+        <w:rPr>
+          <w:rFonts w:ascii="C059" w:hAnsi="C059"/>
+          <w:sz w:val="18"/>
+          <w:szCs w:val="18"/>
+        </w:rPr>
+        <w:t>: SQL, R-Databases, Python Frameworks, PHP, MERN, ASP.NET</w:t>
+      </w:r>
+    </w:p>
+    <w:p>
+      <w:pPr>
+        <w:pStyle w:val="Normal"/>
+        <w:numPr>
+          <w:ilvl w:val="0"/>
+          <w:numId w:val="9"/>
+        </w:numPr>
+        <w:spacing w:lineRule="auto" w:line="252" w:before="0" w:after="60"/>
+        <w:rPr/>
+      </w:pPr>
+      <w:r>
+        <w:rPr>
+          <w:rFonts w:ascii="C059" w:hAnsi="C059"/>
+          <w:b/>
+          <w:sz w:val="18"/>
+          <w:szCs w:val="18"/>
+        </w:rPr>
+        <w:t xml:space="preserve">Technical Domains:  </w:t>
+      </w:r>
+      <w:r>
+        <w:rPr>
+          <w:rFonts w:ascii="C059" w:hAnsi="C059"/>
+          <w:b w:val="false"/>
+          <w:bCs w:val="false"/>
+          <w:sz w:val="18"/>
+          <w:szCs w:val="18"/>
+        </w:rPr>
+        <w:t xml:space="preserve">GUI, </w:t>
+      </w:r>
+      <w:r>
+        <w:rPr>
+          <w:rFonts w:ascii="C059" w:hAnsi="C059"/>
+          <w:b w:val="false"/>
+          <w:bCs w:val="false"/>
+          <w:sz w:val="18"/>
+          <w:szCs w:val="18"/>
+        </w:rPr>
+        <w:t xml:space="preserve">Web, </w:t>
+      </w:r>
+      <w:r>
+        <w:rPr>
+          <w:rFonts w:ascii="C059" w:hAnsi="C059"/>
+          <w:b w:val="false"/>
+          <w:bCs w:val="false"/>
+          <w:sz w:val="18"/>
+          <w:szCs w:val="18"/>
+        </w:rPr>
+        <w:t>AI, Network, Cybersecurity, Computer Architecture, Operating Systems, Robotics</w:t>
+      </w:r>
+    </w:p>
+    <w:p>
+      <w:pPr>
+        <w:pStyle w:val="Normal"/>
+        <w:numPr>
+          <w:ilvl w:val="0"/>
+          <w:numId w:val="9"/>
+        </w:numPr>
+        <w:spacing w:lineRule="auto" w:line="252" w:before="0" w:after="60"/>
+        <w:rPr>
+          <w:b/>
+          <w:bCs/>
+        </w:rPr>
+      </w:pPr>
+      <w:r>
+        <w:rPr>
+          <w:rFonts w:ascii="C059" w:hAnsi="C059"/>
+          <w:b/>
+          <w:bCs/>
+          <w:sz w:val="18"/>
+          <w:szCs w:val="18"/>
+        </w:rPr>
+        <w:t xml:space="preserve">Tools: </w:t>
+      </w:r>
+      <w:r>
+        <w:rPr>
+          <w:rFonts w:ascii="C059" w:hAnsi="C059"/>
+          <w:b w:val="false"/>
+          <w:bCs w:val="false"/>
+          <w:sz w:val="18"/>
+          <w:szCs w:val="18"/>
+        </w:rPr>
+        <w:t>Git/Github, Docker, Figma UI/UX, Visual Paradigm, Office, ArcGIS, VS/VSCode, Cisco Packet Tracer, Wireshark</w:t>
+      </w:r>
+    </w:p>
+    <w:p>
+      <w:pPr>
+        <w:pStyle w:val="Normal"/>
+        <w:numPr>
+          <w:ilvl w:val="0"/>
+          <w:numId w:val="9"/>
+        </w:numPr>
+        <w:spacing w:lineRule="auto" w:line="252" w:before="0" w:after="60"/>
+        <w:rPr>
+          <w:rFonts w:ascii="C059" w:hAnsi="C059"/>
+        </w:rPr>
+      </w:pPr>
+      <w:r>
+        <w:rPr>
+          <w:rFonts w:ascii="C059" w:hAnsi="C059"/>
+          <w:b/>
+          <w:sz w:val="18"/>
+          <w:szCs w:val="18"/>
+        </w:rPr>
+        <w:t xml:space="preserve">Languages Spoken: </w:t>
+      </w:r>
+      <w:r>
+        <w:rPr>
+          <w:rFonts w:ascii="C059" w:hAnsi="C059"/>
+          <w:sz w:val="18"/>
+          <w:szCs w:val="18"/>
+        </w:rPr>
+        <w:t>Arabic (Native), English (Fluent), French (Good)</w:t>
+      </w:r>
+    </w:p>
+    <w:p>
+      <w:pPr>
+        <w:pStyle w:val="Normal"/>
+        <w:numPr>
+          <w:ilvl w:val="0"/>
+          <w:numId w:val="0"/>
+        </w:numPr>
+        <w:spacing w:lineRule="auto" w:line="252" w:before="0" w:after="60"/>
+        <w:ind w:hanging="0" w:left="720"/>
+        <w:rPr>
+          <w:rFonts w:ascii="C059" w:hAnsi="C059"/>
+        </w:rPr>
+      </w:pPr>
+      <w:r>
+        <w:rPr/>
+      </w:r>
+    </w:p>
+    <w:p>
+      <w:pPr>
+        <w:pStyle w:val="Normal"/>
+        <w:pBdr>
+          <w:bottom w:val="single" w:sz="6" w:space="3" w:color="111111"/>
+        </w:pBdr>
+        <w:spacing w:lineRule="auto" w:line="252" w:before="120" w:after="40"/>
+        <w:rPr>
+          <w:rFonts w:ascii="C059" w:hAnsi="C059"/>
+          <w:b/>
+          <w:color w:val="111111"/>
+          <w:sz w:val="18"/>
+          <w:szCs w:val="18"/>
+        </w:rPr>
+      </w:pPr>
+      <w:r>
+        <w:rPr>
+          <w:rFonts w:ascii="C059" w:hAnsi="C059"/>
           <w:b/>
           <w:color w:val="111111"/>
           <w:sz w:val="18"/>
@@ -294,44 +439,85 @@
     <w:p>
       <w:pPr>
         <w:pStyle w:val="Normal"/>
+        <w:numPr>
+          <w:ilvl w:val="0"/>
+          <w:numId w:val="10"/>
+        </w:numPr>
         <w:spacing w:lineRule="auto" w:line="252" w:before="0" w:after="60"/>
-        <w:rPr>
-          <w:sz w:val="18"/>
-          <w:szCs w:val="18"/>
-        </w:rPr>
+        <w:rPr/>
       </w:pPr>
       <w:r>
         <w:rPr>
+          <w:rFonts w:ascii="C059" w:hAnsi="C059"/>
           <w:b/>
           <w:sz w:val="18"/>
           <w:szCs w:val="18"/>
         </w:rPr>
         <w:t>Lebanese University — Faculty of Sciences, 3rd Branch</w:t>
-        <w:br/>
+        <w:tab/>
+        <w:tab/>
+        <w:tab/>
+        <w:tab/>
+        <w:tab/>
+        <w:tab/>
       </w:r>
       <w:r>
         <w:rPr>
+          <w:rFonts w:ascii="C059" w:hAnsi="C059"/>
+          <w:b/>
           <w:sz w:val="18"/>
           <w:szCs w:val="18"/>
         </w:rPr>
-        <w:t>Bachelor of Computer Science (B.Sc.), 2026</w:t>
+        <w:t>2023 –</w:t>
+      </w:r>
+      <w:r>
+        <w:rPr>
+          <w:rFonts w:ascii="C059" w:hAnsi="C059"/>
+          <w:b/>
+          <w:sz w:val="18"/>
+          <w:szCs w:val="18"/>
+        </w:rPr>
+        <w:t>2026</w:t>
       </w:r>
     </w:p>
     <w:p>
       <w:pPr>
         <w:pStyle w:val="Normal"/>
+        <w:numPr>
+          <w:ilvl w:val="0"/>
+          <w:numId w:val="0"/>
+        </w:numPr>
         <w:spacing w:lineRule="auto" w:line="252" w:before="0" w:after="60"/>
+        <w:ind w:hanging="0" w:left="720"/>
+        <w:rPr/>
+      </w:pPr>
+      <w:r>
         <w:rPr>
+          <w:rFonts w:ascii="C059" w:hAnsi="C059"/>
           <w:sz w:val="18"/>
           <w:szCs w:val="18"/>
         </w:rPr>
+        <w:t>Bachelor of Computer Science</w:t>
+      </w:r>
+    </w:p>
+    <w:p>
+      <w:pPr>
+        <w:pStyle w:val="Normal"/>
+        <w:numPr>
+          <w:ilvl w:val="0"/>
+          <w:numId w:val="0"/>
+        </w:numPr>
+        <w:spacing w:lineRule="auto" w:line="252" w:before="0" w:after="60"/>
+        <w:ind w:hanging="0" w:left="720"/>
+        <w:rPr/>
       </w:pPr>
       <w:r>
         <w:rPr>
+          <w:rFonts w:ascii="C059" w:hAnsi="C059"/>
           <w:sz w:val="18"/>
           <w:szCs w:val="18"/>
         </w:rPr>
-        <w:t>GPA: 83/100</w:t>
+        <w:t>GPA: 82/100 (4/4)</w:t>
       </w:r>
     </w:p>
     <w:p>
@@ -339,12 +525,409 @@
         <w:pStyle w:val="Normal"/>
         <w:spacing w:lineRule="auto" w:line="252" w:before="0" w:after="60"/>
         <w:rPr>
+          <w:rFonts w:ascii="C059" w:hAnsi="C059"/>
+          <w:b/>
+          <w:color w:val="111111"/>
+        </w:rPr>
+      </w:pPr>
+      <w:r>
+        <w:rPr>
+          <w:rFonts w:ascii="C059" w:hAnsi="C059"/>
+          <w:b/>
+          <w:color w:val="111111"/>
+        </w:rPr>
+      </w:r>
+    </w:p>
+    <w:p>
+      <w:pPr>
+        <w:pStyle w:val="Normal"/>
+        <w:pBdr>
+          <w:bottom w:val="single" w:sz="6" w:space="3" w:color="111111"/>
+        </w:pBdr>
+        <w:spacing w:lineRule="auto" w:line="252" w:before="120" w:after="40"/>
+        <w:rPr/>
+      </w:pPr>
+      <w:r>
+        <w:rPr>
+          <w:rFonts w:ascii="C059" w:hAnsi="C059"/>
+          <w:b/>
+          <w:color w:val="111111"/>
           <w:sz w:val="18"/>
           <w:szCs w:val="18"/>
         </w:rPr>
-      </w:pPr>
+        <w:t xml:space="preserve">CERTIFICATIONS </w:t>
+        <w:tab/>
+        <w:tab/>
+        <w:tab/>
+        <w:tab/>
+        <w:tab/>
+        <w:tab/>
+        <w:tab/>
+      </w:r>
       <w:r>
         <w:rPr>
+          <w:rFonts w:ascii="C059" w:hAnsi="C059"/>
+          <w:b w:val="false"/>
+          <w:bCs w:val="false"/>
+          <w:color w:val="2A6099"/>
+          <w:sz w:val="18"/>
+          <w:szCs w:val="18"/>
+        </w:rPr>
+        <w:t>https://</w:t>
+      </w:r>
+      <w:r>
+        <w:rPr>
+          <w:rFonts w:ascii="C059" w:hAnsi="C059"/>
+          <w:b w:val="false"/>
+          <w:bCs w:val="false"/>
+          <w:color w:val="2A6099"/>
+          <w:sz w:val="18"/>
+          <w:szCs w:val="18"/>
+        </w:rPr>
+        <w:t>l</w:t>
+      </w:r>
+      <w:r>
+        <w:rPr>
+          <w:rFonts w:ascii="C059" w:hAnsi="C059"/>
+          <w:b w:val="false"/>
+          <w:bCs w:val="false"/>
+          <w:color w:val="2A6099"/>
+          <w:sz w:val="18"/>
+          <w:szCs w:val="18"/>
+        </w:rPr>
+        <w:t>inkedin.com/in/moudzx/details/certifications</w:t>
+      </w:r>
+    </w:p>
+    <w:p>
+      <w:pPr>
+        <w:pStyle w:val="Normal"/>
+        <w:numPr>
+          <w:ilvl w:val="0"/>
+          <w:numId w:val="7"/>
+        </w:numPr>
+        <w:spacing w:lineRule="auto" w:line="252" w:before="0" w:after="60"/>
+        <w:rPr/>
+      </w:pPr>
+      <w:r>
+        <w:rPr>
+          <w:rFonts w:ascii="C059" w:hAnsi="C059"/>
+          <w:strike w:val="false"/>
+          <w:dstrike w:val="false"/>
+          <w:position w:val="0"/>
+          <w:sz w:val="18"/>
+          <w:sz w:val="18"/>
+          <w:szCs w:val="18"/>
+          <w:vertAlign w:val="baseline"/>
+        </w:rPr>
+        <w:t xml:space="preserve">Oracle Java Foundations — </w:t>
+      </w:r>
+      <w:r>
+        <w:rPr>
+          <w:rFonts w:ascii="C059" w:hAnsi="C059"/>
+          <w:b/>
+          <w:bCs/>
+          <w:strike w:val="false"/>
+          <w:dstrike w:val="false"/>
+          <w:position w:val="0"/>
+          <w:sz w:val="18"/>
+          <w:sz w:val="18"/>
+          <w:szCs w:val="18"/>
+          <w:vertAlign w:val="baseline"/>
+        </w:rPr>
+        <w:t>Oracle</w:t>
+      </w:r>
+    </w:p>
+    <w:p>
+      <w:pPr>
+        <w:pStyle w:val="Normal"/>
+        <w:numPr>
+          <w:ilvl w:val="0"/>
+          <w:numId w:val="7"/>
+        </w:numPr>
+        <w:spacing w:lineRule="auto" w:line="252" w:before="0" w:after="60"/>
+        <w:rPr/>
+      </w:pPr>
+      <w:r>
+        <w:rPr>
+          <w:rFonts w:ascii="C059" w:hAnsi="C059"/>
+          <w:strike w:val="false"/>
+          <w:dstrike w:val="false"/>
+          <w:position w:val="0"/>
+          <w:sz w:val="18"/>
+          <w:sz w:val="18"/>
+          <w:szCs w:val="18"/>
+          <w:vertAlign w:val="baseline"/>
+        </w:rPr>
+        <w:t xml:space="preserve">CS50: Cybersecurity / Computer Science  — </w:t>
+      </w:r>
+      <w:r>
+        <w:rPr>
+          <w:rFonts w:ascii="C059" w:hAnsi="C059"/>
+          <w:b/>
+          <w:bCs/>
+          <w:strike w:val="false"/>
+          <w:dstrike w:val="false"/>
+          <w:position w:val="0"/>
+          <w:sz w:val="18"/>
+          <w:sz w:val="18"/>
+          <w:szCs w:val="18"/>
+          <w:vertAlign w:val="baseline"/>
+        </w:rPr>
+        <w:t>Harvard</w:t>
+      </w:r>
+    </w:p>
+    <w:p>
+      <w:pPr>
+        <w:pStyle w:val="Normal"/>
+        <w:numPr>
+          <w:ilvl w:val="0"/>
+          <w:numId w:val="7"/>
+        </w:numPr>
+        <w:spacing w:lineRule="auto" w:line="252" w:before="0" w:after="60"/>
+        <w:rPr/>
+      </w:pPr>
+      <w:r>
+        <w:rPr>
+          <w:rFonts w:ascii="C059" w:hAnsi="C059"/>
+          <w:strike w:val="false"/>
+          <w:dstrike w:val="false"/>
+          <w:position w:val="0"/>
+          <w:sz w:val="18"/>
+          <w:sz w:val="18"/>
+          <w:szCs w:val="18"/>
+          <w:vertAlign w:val="baseline"/>
+        </w:rPr>
+        <w:t xml:space="preserve">Software Engineer  —  </w:t>
+      </w:r>
+      <w:r>
+        <w:rPr>
+          <w:rFonts w:ascii="C059" w:hAnsi="C059"/>
+          <w:b/>
+          <w:bCs/>
+          <w:strike w:val="false"/>
+          <w:dstrike w:val="false"/>
+          <w:position w:val="0"/>
+          <w:sz w:val="18"/>
+          <w:sz w:val="18"/>
+          <w:szCs w:val="18"/>
+          <w:vertAlign w:val="baseline"/>
+        </w:rPr>
+        <w:t>HackerRank</w:t>
+      </w:r>
+    </w:p>
+    <w:p>
+      <w:pPr>
+        <w:pStyle w:val="Normal"/>
+        <w:numPr>
+          <w:ilvl w:val="0"/>
+          <w:numId w:val="7"/>
+        </w:numPr>
+        <w:spacing w:lineRule="auto" w:line="252" w:before="0" w:after="60"/>
+        <w:rPr/>
+      </w:pPr>
+      <w:r>
+        <w:rPr>
+          <w:rFonts w:ascii="C059" w:hAnsi="C059"/>
+          <w:strike w:val="false"/>
+          <w:dstrike w:val="false"/>
+          <w:position w:val="0"/>
+          <w:sz w:val="18"/>
+          <w:sz w:val="18"/>
+          <w:szCs w:val="18"/>
+          <w:vertAlign w:val="baseline"/>
+        </w:rPr>
+        <w:t xml:space="preserve">Cisco CCIE Security v6 — </w:t>
+      </w:r>
+      <w:r>
+        <w:rPr>
+          <w:rFonts w:ascii="C059" w:hAnsi="C059"/>
+          <w:b/>
+          <w:bCs/>
+          <w:strike w:val="false"/>
+          <w:dstrike w:val="false"/>
+          <w:position w:val="0"/>
+          <w:sz w:val="18"/>
+          <w:sz w:val="18"/>
+          <w:szCs w:val="18"/>
+          <w:vertAlign w:val="baseline"/>
+        </w:rPr>
+        <w:t>Udemy</w:t>
+      </w:r>
+    </w:p>
+    <w:p>
+      <w:pPr>
+        <w:pStyle w:val="Normal"/>
+        <w:numPr>
+          <w:ilvl w:val="0"/>
+          <w:numId w:val="7"/>
+        </w:numPr>
+        <w:spacing w:lineRule="auto" w:line="252" w:before="0" w:after="60"/>
+        <w:rPr/>
+      </w:pPr>
+      <w:r>
+        <w:rPr>
+          <w:rFonts w:ascii="C059" w:hAnsi="C059"/>
+          <w:strike w:val="false"/>
+          <w:dstrike w:val="false"/>
+          <w:position w:val="0"/>
+          <w:sz w:val="18"/>
+          <w:sz w:val="18"/>
+          <w:szCs w:val="18"/>
+          <w:vertAlign w:val="baseline"/>
+        </w:rPr>
+        <w:t xml:space="preserve">Junior Cybersecurity Analyst  —  </w:t>
+      </w:r>
+      <w:r>
+        <w:rPr>
+          <w:rFonts w:ascii="C059" w:hAnsi="C059"/>
+          <w:b/>
+          <w:bCs/>
+          <w:strike w:val="false"/>
+          <w:dstrike w:val="false"/>
+          <w:position w:val="0"/>
+          <w:sz w:val="18"/>
+          <w:sz w:val="18"/>
+          <w:szCs w:val="18"/>
+          <w:vertAlign w:val="baseline"/>
+        </w:rPr>
+        <w:t>Cisco</w:t>
+      </w:r>
+    </w:p>
+    <w:p>
+      <w:pPr>
+        <w:pStyle w:val="Normal"/>
+        <w:numPr>
+          <w:ilvl w:val="0"/>
+          <w:numId w:val="7"/>
+        </w:numPr>
+        <w:spacing w:lineRule="auto" w:line="252" w:before="0" w:after="60"/>
+        <w:rPr/>
+      </w:pPr>
+      <w:r>
+        <w:rPr>
+          <w:rFonts w:ascii="C059" w:hAnsi="C059"/>
+          <w:strike w:val="false"/>
+          <w:dstrike w:val="false"/>
+          <w:position w:val="0"/>
+          <w:sz w:val="18"/>
+          <w:sz w:val="18"/>
+          <w:szCs w:val="18"/>
+          <w:vertAlign w:val="baseline"/>
+        </w:rPr>
+        <w:t xml:space="preserve">Data Science &amp; Analytics / Agile Project Management  —  </w:t>
+      </w:r>
+      <w:r>
+        <w:rPr>
+          <w:rFonts w:ascii="C059" w:hAnsi="C059"/>
+          <w:b/>
+          <w:bCs/>
+          <w:strike w:val="false"/>
+          <w:dstrike w:val="false"/>
+          <w:position w:val="0"/>
+          <w:sz w:val="18"/>
+          <w:sz w:val="18"/>
+          <w:szCs w:val="18"/>
+          <w:vertAlign w:val="baseline"/>
+        </w:rPr>
+        <w:t>HP LIFE</w:t>
+      </w:r>
+    </w:p>
+    <w:p>
+      <w:pPr>
+        <w:pStyle w:val="Normal"/>
+        <w:numPr>
+          <w:ilvl w:val="0"/>
+          <w:numId w:val="7"/>
+        </w:numPr>
+        <w:spacing w:lineRule="auto" w:line="252" w:before="0" w:after="60"/>
+        <w:rPr/>
+      </w:pPr>
+      <w:r>
+        <w:rPr>
+          <w:rFonts w:ascii="C059" w:hAnsi="C059"/>
+          <w:strike w:val="false"/>
+          <w:dstrike w:val="false"/>
+          <w:position w:val="0"/>
+          <w:sz w:val="18"/>
+          <w:sz w:val="18"/>
+          <w:szCs w:val="18"/>
+          <w:vertAlign w:val="baseline"/>
+        </w:rPr>
+        <w:t xml:space="preserve">LFD103: Linux Kernel Development / LFD121: Developing Secure Software  —  </w:t>
+      </w:r>
+      <w:r>
+        <w:rPr>
+          <w:rFonts w:ascii="C059" w:hAnsi="C059"/>
+          <w:b/>
+          <w:bCs/>
+          <w:strike w:val="false"/>
+          <w:dstrike w:val="false"/>
+          <w:position w:val="0"/>
+          <w:sz w:val="18"/>
+          <w:sz w:val="18"/>
+          <w:szCs w:val="18"/>
+          <w:vertAlign w:val="baseline"/>
+        </w:rPr>
+        <w:t>The Linux Foundation</w:t>
+      </w:r>
+    </w:p>
+    <w:p>
+      <w:pPr>
+        <w:pStyle w:val="Normal"/>
+        <w:numPr>
+          <w:ilvl w:val="0"/>
+          <w:numId w:val="7"/>
+        </w:numPr>
+        <w:spacing w:lineRule="auto" w:line="252" w:before="0" w:after="60"/>
+        <w:rPr>
+          <w:b w:val="false"/>
+          <w:bCs w:val="false"/>
+        </w:rPr>
+      </w:pPr>
+      <w:r>
+        <w:rPr>
+          <w:rFonts w:ascii="C059" w:hAnsi="C059"/>
+          <w:b w:val="false"/>
+          <w:bCs w:val="false"/>
+          <w:strike w:val="false"/>
+          <w:dstrike w:val="false"/>
+          <w:position w:val="0"/>
+          <w:sz w:val="18"/>
+          <w:sz w:val="18"/>
+          <w:szCs w:val="18"/>
+          <w:vertAlign w:val="baseline"/>
+        </w:rPr>
+        <w:t xml:space="preserve">Linux Essentials /  Linux Unhatched  —  </w:t>
+      </w:r>
+      <w:r>
+        <w:rPr>
+          <w:rFonts w:ascii="C059" w:hAnsi="C059"/>
+          <w:b/>
+          <w:bCs/>
+          <w:strike w:val="false"/>
+          <w:dstrike w:val="false"/>
+          <w:position w:val="0"/>
+          <w:sz w:val="18"/>
+          <w:sz w:val="18"/>
+          <w:szCs w:val="18"/>
+          <w:vertAlign w:val="baseline"/>
+        </w:rPr>
+        <w:t>NDG</w:t>
+      </w:r>
+    </w:p>
+    <w:p>
+      <w:pPr>
+        <w:pStyle w:val="Normal"/>
+        <w:spacing w:lineRule="auto" w:line="252" w:before="0" w:after="60"/>
+        <w:rPr>
+          <w:rFonts w:ascii="C059" w:hAnsi="C059"/>
+          <w:sz w:val="18"/>
+          <w:szCs w:val="18"/>
+        </w:rPr>
+      </w:pPr>
+      <w:r>
+        <w:rPr>
+          <w:rFonts w:ascii="C059" w:hAnsi="C059"/>
           <w:sz w:val="18"/>
           <w:szCs w:val="18"/>
         </w:rPr>
@@ -357,377 +940,25 @@
           <w:bottom w:val="single" w:sz="6" w:space="3" w:color="111111"/>
         </w:pBdr>
         <w:spacing w:lineRule="auto" w:line="252" w:before="120" w:after="40"/>
-        <w:rPr>
-          <w:sz w:val="18"/>
-          <w:szCs w:val="18"/>
-        </w:rPr>
+        <w:jc w:val="left"/>
+        <w:rPr/>
       </w:pPr>
       <w:r>
         <w:rPr>
+          <w:rFonts w:ascii="C059" w:hAnsi="C059"/>
           <w:b/>
           <w:color w:val="111111"/>
           <w:sz w:val="18"/>
           <w:szCs w:val="18"/>
         </w:rPr>
-        <w:t>SKILLS</w:t>
+        <w:t xml:space="preserve">SELECTED ENGINEERING PROJECTS </w:t>
+        <w:tab/>
+        <w:tab/>
+        <w:tab/>
+        <w:tab/>
+        <w:tab/>
+        <w:tab/>
       </w:r>
-    </w:p>
-    <w:p>
-      <w:pPr>
-        <w:pStyle w:val="Normal"/>
-        <w:spacing w:lineRule="auto" w:line="252" w:before="0" w:after="60"/>
-        <w:rPr>
-          <w:sz w:val="18"/>
-          <w:szCs w:val="18"/>
-        </w:rPr>
-      </w:pPr>
-      <w:r>
-        <w:rPr>
-          <w:b/>
-          <w:sz w:val="18"/>
-          <w:szCs w:val="18"/>
-        </w:rPr>
-        <w:t xml:space="preserve">Programming Languages: </w:t>
-      </w:r>
-      <w:r>
-        <w:rPr>
-          <w:sz w:val="18"/>
-          <w:szCs w:val="18"/>
-        </w:rPr>
-        <w:t>C, C++, Rust, Assembly (x86-64/ARM/MIPS), Java, C#, PHP, Python, JavaScript, Prolog, bash Scripting</w:t>
-      </w:r>
-    </w:p>
-    <w:p>
-      <w:pPr>
-        <w:pStyle w:val="Normal"/>
-        <w:spacing w:lineRule="auto" w:line="252" w:before="0" w:after="60"/>
-        <w:rPr>
-          <w:sz w:val="18"/>
-          <w:szCs w:val="18"/>
-        </w:rPr>
-      </w:pPr>
-      <w:r>
-        <w:rPr>
-          <w:b/>
-          <w:bCs/>
-          <w:sz w:val="18"/>
-          <w:szCs w:val="18"/>
-        </w:rPr>
-        <w:t>Web and Databases</w:t>
-      </w:r>
-      <w:r>
-        <w:rPr>
-          <w:sz w:val="18"/>
-          <w:szCs w:val="18"/>
-        </w:rPr>
-        <w:t>: HTML, CSS, JS/TS, PHP, MERN, .NET Core &amp; WebForms, PL/SQL, PostgreSQL, RDBMS</w:t>
-      </w:r>
-    </w:p>
-    <w:p>
-      <w:pPr>
-        <w:pStyle w:val="Normal"/>
-        <w:spacing w:lineRule="auto" w:line="252" w:before="0" w:after="60"/>
-        <w:rPr>
-          <w:sz w:val="18"/>
-          <w:szCs w:val="18"/>
-        </w:rPr>
-      </w:pPr>
-      <w:r>
-        <w:rPr>
-          <w:b/>
-          <w:sz w:val="18"/>
-          <w:szCs w:val="18"/>
-        </w:rPr>
-        <w:t xml:space="preserve">Technical Stack: </w:t>
-      </w:r>
-      <w:r>
-        <w:rPr>
-          <w:b w:val="false"/>
-          <w:bCs w:val="false"/>
-          <w:sz w:val="18"/>
-          <w:szCs w:val="18"/>
-        </w:rPr>
-        <w:t>Computer Architecture, Web Development, Embedded Systems, AI, Cybersecurity, Data Structures &amp; Algorithms</w:t>
-      </w:r>
-    </w:p>
-    <w:p>
-      <w:pPr>
-        <w:pStyle w:val="Normal"/>
-        <w:spacing w:lineRule="auto" w:line="252" w:before="0" w:after="60"/>
-        <w:rPr>
-          <w:sz w:val="18"/>
-          <w:szCs w:val="18"/>
-        </w:rPr>
-      </w:pPr>
-      <w:r>
-        <w:rPr>
-          <w:b/>
-          <w:sz w:val="18"/>
-          <w:szCs w:val="18"/>
-        </w:rPr>
-        <w:t xml:space="preserve">Languages Spoken: </w:t>
-      </w:r>
-      <w:r>
-        <w:rPr>
-          <w:sz w:val="18"/>
-          <w:szCs w:val="18"/>
-        </w:rPr>
-        <w:t>Arabic (Native), English (Fluent), French (Good)</w:t>
-      </w:r>
-    </w:p>
-    <w:p>
-      <w:pPr>
-        <w:pStyle w:val="Normal"/>
-        <w:spacing w:lineRule="auto" w:line="252" w:before="0" w:after="60"/>
-        <w:rPr>
-          <w:b/>
-          <w:color w:val="111111"/>
-        </w:rPr>
-      </w:pPr>
-      <w:r>
-        <w:rPr>
-          <w:b/>
-          <w:color w:val="111111"/>
-        </w:rPr>
-      </w:r>
-    </w:p>
-    <w:p>
-      <w:pPr>
-        <w:pStyle w:val="Normal"/>
-        <w:pBdr>
-          <w:bottom w:val="single" w:sz="6" w:space="3" w:color="111111"/>
-        </w:pBdr>
-        <w:spacing w:lineRule="auto" w:line="252" w:before="120" w:after="40"/>
-        <w:rPr>
-          <w:sz w:val="18"/>
-          <w:szCs w:val="18"/>
-        </w:rPr>
-      </w:pPr>
-      <w:r>
-        <w:rPr>
-          <w:b/>
-          <w:color w:val="111111"/>
-          <w:sz w:val="18"/>
-          <w:szCs w:val="18"/>
-        </w:rPr>
-        <w:t>CERTIFICATIONS</w:t>
-      </w:r>
-    </w:p>
-    <w:p>
-      <w:pPr>
-        <w:pStyle w:val="Normal"/>
-        <w:spacing w:lineRule="auto" w:line="252" w:before="0" w:after="60"/>
-        <w:rPr>
-          <w:sz w:val="18"/>
-          <w:szCs w:val="18"/>
-        </w:rPr>
-      </w:pPr>
-      <w:r>
-        <w:rPr>
-          <w:sz w:val="18"/>
-          <w:szCs w:val="18"/>
-        </w:rPr>
-        <w:t>Oracle Java Foundations  —  Oracle</w:t>
-        <w:br/>
-        <w:t>Software Engineer  —  HackerRank</w:t>
-      </w:r>
-    </w:p>
-    <w:p>
-      <w:pPr>
-        <w:pStyle w:val="Normal"/>
-        <w:spacing w:lineRule="auto" w:line="252" w:before="0" w:after="60"/>
-        <w:rPr>
-          <w:sz w:val="18"/>
-          <w:szCs w:val="18"/>
-        </w:rPr>
-      </w:pPr>
-      <w:r>
-        <w:rPr>
-          <w:sz w:val="18"/>
-          <w:szCs w:val="18"/>
-        </w:rPr>
-        <w:t>Cisco CCIE Security v6 — Udemy</w:t>
-      </w:r>
-    </w:p>
-    <w:p>
-      <w:pPr>
-        <w:pStyle w:val="BodyText"/>
-        <w:spacing w:lineRule="auto" w:line="252" w:before="0" w:after="60"/>
-        <w:rPr>
-          <w:sz w:val="18"/>
-          <w:szCs w:val="18"/>
-        </w:rPr>
-      </w:pPr>
-      <w:r>
-        <w:rPr>
-          <w:sz w:val="18"/>
-          <w:szCs w:val="18"/>
-        </w:rPr>
-        <w:t>Kanz AI Hackaton — LAU Academy of Continuing Education</w:t>
-      </w:r>
-    </w:p>
-    <w:p>
-      <w:pPr>
-        <w:pStyle w:val="Normal"/>
-        <w:spacing w:lineRule="auto" w:line="252" w:before="0" w:after="60"/>
-        <w:rPr>
-          <w:sz w:val="18"/>
-          <w:szCs w:val="18"/>
-        </w:rPr>
-      </w:pPr>
-      <w:r>
-        <w:rPr>
-          <w:sz w:val="18"/>
-          <w:szCs w:val="18"/>
-        </w:rPr>
-        <w:t>Junior Cybersecurity Analyst  —  Cisco Networking Academy</w:t>
-        <w:br/>
-        <w:t>Data Science &amp; Analytics / Agile Project Management  —  HP LIFE</w:t>
-        <w:br/>
-        <w:t>LFD103: Linux Kernel Development / LFD121: Developing Secure Software  —  The Linux Foundation</w:t>
-        <w:br/>
-        <w:t>Linux Essentials /  Linux Unhatched  —  NDG</w:t>
-        <w:br/>
-        <w:t>CS50: Intro to Cybersecurity / Intro to Computer Science  —  Harvard</w:t>
-      </w:r>
-    </w:p>
-    <w:p>
-      <w:pPr>
-        <w:pStyle w:val="Normal"/>
-        <w:spacing w:lineRule="auto" w:line="252" w:before="0" w:after="60"/>
-        <w:rPr>
-          <w:sz w:val="18"/>
-          <w:szCs w:val="18"/>
-        </w:rPr>
-      </w:pPr>
-      <w:r>
-        <w:rPr>
-          <w:sz w:val="18"/>
-          <w:szCs w:val="18"/>
-        </w:rPr>
-      </w:r>
-    </w:p>
-    <w:p>
-      <w:pPr>
-        <w:pStyle w:val="Normal"/>
-        <w:pBdr>
-          <w:bottom w:val="single" w:sz="6" w:space="3" w:color="111111"/>
-        </w:pBdr>
-        <w:spacing w:lineRule="auto" w:line="252" w:before="120" w:after="40"/>
-        <w:rPr>
-          <w:sz w:val="18"/>
-          <w:szCs w:val="18"/>
-        </w:rPr>
-      </w:pPr>
-      <w:r>
-        <w:rPr>
-          <w:b/>
-          <w:color w:val="111111"/>
-          <w:sz w:val="18"/>
-          <w:szCs w:val="18"/>
-        </w:rPr>
-        <w:t>SELECTED ENGINEERING PROJECTS</w:t>
-      </w:r>
-    </w:p>
-    <w:p>
-      <w:pPr>
-        <w:pStyle w:val="Normal"/>
-        <w:numPr>
-          <w:ilvl w:val="0"/>
-          <w:numId w:val="7"/>
-        </w:numPr>
-        <w:spacing w:lineRule="auto" w:line="252" w:before="0" w:after="30"/>
-        <w:rPr/>
-      </w:pPr>
-      <w:r>
-        <w:rPr>
-          <w:b/>
-          <w:sz w:val="18"/>
-          <w:szCs w:val="18"/>
-        </w:rPr>
-        <w:t xml:space="preserve">MediCare Healthcare Platform [C#, ASP.NET, SQL Server] </w:t>
-      </w:r>
-    </w:p>
-    <w:p>
-      <w:pPr>
-        <w:pStyle w:val="Normal"/>
-        <w:spacing w:lineRule="auto" w:line="252" w:before="0" w:after="30"/>
-        <w:rPr>
-          <w:sz w:val="18"/>
-          <w:szCs w:val="18"/>
-        </w:rPr>
-      </w:pPr>
-      <w:r>
-        <w:rPr>
-          <w:sz w:val="18"/>
-          <w:szCs w:val="18"/>
-        </w:rPr>
-        <w:t xml:space="preserve">An interaction based platform for patients and doctor with medication and nutrition management, real-time chat, and slot-based appointment scheduling. </w:t>
-      </w:r>
-    </w:p>
-    <w:p>
-      <w:pPr>
-        <w:pStyle w:val="Normal"/>
-        <w:spacing w:lineRule="auto" w:line="252" w:before="0" w:after="30"/>
-        <w:rPr/>
-      </w:pPr>
-      <w:hyperlink r:id="rId5">
-        <w:r>
-          <w:rPr>
-            <w:rStyle w:val="Hyperlink"/>
-            <w:sz w:val="18"/>
-            <w:szCs w:val="18"/>
-          </w:rPr>
-          <w:t>https://github.com/moudzx/MediCare</w:t>
-        </w:r>
-      </w:hyperlink>
-    </w:p>
-    <w:p>
-      <w:pPr>
-        <w:pStyle w:val="Normal"/>
-        <w:numPr>
-          <w:ilvl w:val="0"/>
-          <w:numId w:val="7"/>
-        </w:numPr>
-        <w:spacing w:lineRule="auto" w:line="252" w:before="60" w:after="20"/>
-        <w:rPr/>
-      </w:pPr>
-      <w:r>
-        <w:rPr>
-          <w:b/>
-          <w:sz w:val="18"/>
-          <w:szCs w:val="18"/>
-        </w:rPr>
-        <w:t>mOStafa Operating System [C, x86-64 Assembly]</w:t>
-      </w:r>
-    </w:p>
-    <w:p>
-      <w:pPr>
-        <w:pStyle w:val="Normal"/>
-        <w:spacing w:lineRule="auto" w:line="252" w:before="60" w:after="20"/>
-        <w:rPr>
-          <w:b w:val="false"/>
-          <w:bCs w:val="false"/>
-          <w:sz w:val="18"/>
-          <w:szCs w:val="18"/>
-        </w:rPr>
-      </w:pPr>
-      <w:r>
-        <w:rPr>
-          <w:b w:val="false"/>
-          <w:bCs w:val="false"/>
-          <w:sz w:val="18"/>
-          <w:szCs w:val="18"/>
-        </w:rPr>
-        <w:t>An ongoing project, so far consists of a bootable Linux kernel customization, a customized shell environment, a custom logging driver, additional C libraries (string interpolation and integer overflow handling) and re-creations of some command-line tools.</w:t>
-      </w:r>
-    </w:p>
-    <w:p>
-      <w:pPr>
-        <w:pStyle w:val="Normal"/>
-        <w:spacing w:lineRule="auto" w:line="252" w:before="0" w:after="30"/>
-        <w:rPr/>
-      </w:pPr>
       <w:r>
         <w:fldChar w:fldCharType="begin"/>
       </w:r>
@@ -735,103 +966,277 @@
         <w:rPr>
           <w:rStyle w:val="Hyperlink"/>
           <w:sz w:val="18"/>
+          <w:u w:val="none"/>
+          <w:b w:val="false"/>
           <w:szCs w:val="18"/>
+          <w:bCs w:val="false"/>
+          <w:rFonts w:ascii="C059" w:hAnsi="C059"/>
+          <w:color w:val="2A6099"/>
         </w:rPr>
-        <w:instrText xml:space="preserve"> HYPERLINK "https://moudzx.github.io/" \l "projects/mOStafa"</w:instrText>
+        <w:instrText xml:space="preserve"> HYPERLINK "https://moudzx.github.io/" \l "projects"</w:instrText>
       </w:r>
       <w:r>
         <w:rPr>
           <w:rStyle w:val="Hyperlink"/>
           <w:sz w:val="18"/>
+          <w:u w:val="none"/>
+          <w:b w:val="false"/>
           <w:szCs w:val="18"/>
+          <w:bCs w:val="false"/>
+          <w:rFonts w:ascii="C059" w:hAnsi="C059"/>
+          <w:color w:val="2A6099"/>
         </w:rPr>
         <w:fldChar w:fldCharType="separate"/>
       </w:r>
       <w:r>
         <w:rPr>
           <w:rStyle w:val="Hyperlink"/>
+          <w:rFonts w:ascii="C059" w:hAnsi="C059"/>
+          <w:b w:val="false"/>
+          <w:bCs w:val="false"/>
+          <w:color w:val="2A6099"/>
           <w:sz w:val="18"/>
           <w:szCs w:val="18"/>
+          <w:u w:val="none"/>
         </w:rPr>
-        <w:t>https://moudzx.github.io/#projects</w:t>
+        <w:t>https://moudzx.github.io/#project</w:t>
       </w:r>
       <w:r>
         <w:rPr>
           <w:rStyle w:val="Hyperlink"/>
           <w:sz w:val="18"/>
+          <w:u w:val="none"/>
+          <w:b w:val="false"/>
           <w:szCs w:val="18"/>
+          <w:bCs w:val="false"/>
+          <w:rFonts w:ascii="C059" w:hAnsi="C059"/>
+          <w:color w:val="2A6099"/>
         </w:rPr>
         <w:fldChar w:fldCharType="end"/>
       </w:r>
+      <w:r>
+        <w:rPr>
+          <w:rStyle w:val="Hyperlink"/>
+          <w:rFonts w:ascii="C059" w:hAnsi="C059"/>
+          <w:b w:val="false"/>
+          <w:bCs w:val="false"/>
+          <w:color w:val="2A6099"/>
+          <w:sz w:val="18"/>
+          <w:szCs w:val="18"/>
+          <w:u w:val="none"/>
+        </w:rPr>
+        <w:t>s</w:t>
+      </w:r>
     </w:p>
     <w:p>
       <w:pPr>
         <w:pStyle w:val="Normal"/>
         <w:numPr>
           <w:ilvl w:val="0"/>
-          <w:numId w:val="7"/>
+          <w:numId w:val="8"/>
         </w:numPr>
-        <w:spacing w:lineRule="auto" w:line="252" w:before="0" w:after="30"/>
-        <w:rPr/>
+        <w:spacing w:lineRule="auto" w:line="252" w:before="60" w:after="20"/>
+        <w:rPr>
+          <w:u w:val="none"/>
+        </w:rPr>
       </w:pPr>
       <w:r>
         <w:rPr>
+          <w:rFonts w:ascii="C059" w:hAnsi="C059"/>
           <w:b/>
           <w:sz w:val="18"/>
           <w:szCs w:val="18"/>
+          <w:u w:val="none"/>
         </w:rPr>
-        <w:t xml:space="preserve">PHP Software Suite [PHP, Relational Databases] </w:t>
+        <w:t>mOStafa Operating System [C, x86-64 Assembly]</w:t>
       </w:r>
     </w:p>
     <w:p>
       <w:pPr>
         <w:pStyle w:val="Normal"/>
-        <w:spacing w:lineRule="auto" w:line="252" w:before="0" w:after="30"/>
+        <w:numPr>
+          <w:ilvl w:val="0"/>
+          <w:numId w:val="0"/>
+        </w:numPr>
+        <w:spacing w:lineRule="auto" w:line="252" w:before="60" w:after="20"/>
+        <w:ind w:hanging="0" w:left="720"/>
+        <w:rPr/>
+      </w:pPr>
+      <w:r>
         <w:rPr>
+          <w:rFonts w:ascii="C059" w:hAnsi="C059"/>
+          <w:b w:val="false"/>
+          <w:bCs w:val="false"/>
           <w:sz w:val="18"/>
           <w:szCs w:val="18"/>
+          <w:u w:val="none"/>
         </w:rPr>
-      </w:pPr>
-      <w:r>
-        <w:rPr>
-          <w:sz w:val="18"/>
-          <w:szCs w:val="18"/>
-        </w:rPr>
-        <w:t xml:space="preserve">Modular apps including a COVID tracker, library management engine, and course/attendance tools. </w:t>
+        <w:t>An ongoing project, so far consists of a bootable Linux kernel customization, a customized shell environment, a custom logging driver, additional C libraries (string interpolation and integer overflow handling) and re-creations of some command-line tools.</w:t>
       </w:r>
     </w:p>
     <w:p>
       <w:pPr>
         <w:pStyle w:val="Normal"/>
+        <w:numPr>
+          <w:ilvl w:val="0"/>
+          <w:numId w:val="8"/>
+        </w:numPr>
         <w:spacing w:lineRule="auto" w:line="252" w:before="0" w:after="30"/>
-        <w:rPr/>
-      </w:pPr>
-      <w:hyperlink r:id="rId6">
-        <w:r>
-          <w:rPr>
-            <w:rStyle w:val="Hyperlink"/>
-            <w:sz w:val="18"/>
-            <w:szCs w:val="18"/>
-          </w:rPr>
-          <w:t>https://github.com/moudzx/PHP</w:t>
-        </w:r>
-      </w:hyperlink>
+        <w:rPr>
+          <w:u w:val="none"/>
+        </w:rPr>
+      </w:pPr>
+      <w:r>
+        <w:rPr>
+          <w:rFonts w:ascii="C059" w:hAnsi="C059"/>
+          <w:b/>
+          <w:sz w:val="18"/>
+          <w:szCs w:val="18"/>
+          <w:u w:val="none"/>
+        </w:rPr>
+        <w:t xml:space="preserve">MediCare Healthcare Platform [C#, ASP.NET, SQL Server] </w:t>
+      </w:r>
     </w:p>
     <w:p>
       <w:pPr>
         <w:pStyle w:val="Normal"/>
         <w:numPr>
           <w:ilvl w:val="0"/>
-          <w:numId w:val="7"/>
+          <w:numId w:val="0"/>
         </w:numPr>
         <w:spacing w:lineRule="auto" w:line="252" w:before="0" w:after="30"/>
+        <w:ind w:hanging="0" w:left="720"/>
         <w:rPr/>
       </w:pPr>
       <w:r>
         <w:rPr>
+          <w:rStyle w:val="Hyperlink"/>
+          <w:rFonts w:ascii="C059" w:hAnsi="C059"/>
+          <w:color w:val="000000"/>
+          <w:sz w:val="18"/>
+          <w:szCs w:val="18"/>
+          <w:u w:val="none"/>
+        </w:rPr>
+        <w:t>An interaction based platform for patients and doctors with medication/nutrition management, real-time chat, and appointment</w:t>
+      </w:r>
+      <w:r>
+        <w:rPr>
+          <w:rStyle w:val="Hyperlink"/>
+          <w:rFonts w:ascii="C059" w:hAnsi="C059"/>
+          <w:sz w:val="18"/>
+          <w:szCs w:val="18"/>
+          <w:u w:val="none"/>
+        </w:rPr>
+        <w:t xml:space="preserve"> </w:t>
+      </w:r>
+      <w:r>
+        <w:rPr>
+          <w:rStyle w:val="Hyperlink"/>
+          <w:rFonts w:ascii="C059" w:hAnsi="C059"/>
+          <w:color w:val="000000"/>
+          <w:sz w:val="18"/>
+          <w:szCs w:val="18"/>
+          <w:u w:val="none"/>
+        </w:rPr>
+        <w:t>scheduling.</w:t>
+      </w:r>
+    </w:p>
+    <w:p>
+      <w:pPr>
+        <w:pStyle w:val="Normal"/>
+        <w:numPr>
+          <w:ilvl w:val="0"/>
+          <w:numId w:val="8"/>
+        </w:numPr>
+        <w:spacing w:lineRule="auto" w:line="252" w:before="0" w:after="30"/>
+        <w:rPr>
+          <w:u w:val="none"/>
+        </w:rPr>
+      </w:pPr>
+      <w:r>
+        <w:rPr>
+          <w:rFonts w:ascii="C059" w:hAnsi="C059"/>
           <w:b/>
           <w:sz w:val="18"/>
           <w:szCs w:val="18"/>
+          <w:u w:val="none"/>
+        </w:rPr>
+        <w:t>Youtube Dracula [Python Flask, FFmpeg, Docker]</w:t>
+      </w:r>
+    </w:p>
+    <w:p>
+      <w:pPr>
+        <w:pStyle w:val="Normal"/>
+        <w:numPr>
+          <w:ilvl w:val="0"/>
+          <w:numId w:val="0"/>
+        </w:numPr>
+        <w:spacing w:lineRule="auto" w:line="252" w:before="0" w:after="30"/>
+        <w:ind w:hanging="0" w:left="720"/>
+        <w:rPr/>
+      </w:pPr>
+      <w:r>
+        <w:rPr>
+          <w:rStyle w:val="Hyperlink"/>
+          <w:rFonts w:ascii="C059" w:hAnsi="C059"/>
+          <w:color w:val="000000"/>
+          <w:sz w:val="18"/>
+          <w:szCs w:val="18"/>
+          <w:u w:val="none"/>
+        </w:rPr>
+        <w:t>YouTube downloader website for videos and audio: pick quality, trim to a section, convert to MP3, or pull whole playlists as one file</w:t>
+      </w:r>
+      <w:r>
+        <w:rPr>
+          <w:rStyle w:val="Hyperlink"/>
+          <w:rFonts w:ascii="C059" w:hAnsi="C059"/>
+          <w:sz w:val="18"/>
+          <w:szCs w:val="18"/>
+          <w:u w:val="none"/>
+        </w:rPr>
+        <w:t xml:space="preserve"> </w:t>
+      </w:r>
+      <w:r>
+        <w:rPr>
+          <w:rStyle w:val="Hyperlink"/>
+          <w:rFonts w:ascii="C059" w:hAnsi="C059"/>
+          <w:color w:val="000000"/>
+          <w:sz w:val="18"/>
+          <w:szCs w:val="18"/>
+          <w:u w:val="none"/>
+        </w:rPr>
+        <w:t>or a zip</w:t>
+      </w:r>
+      <w:r>
+        <w:rPr>
+          <w:rStyle w:val="Hyperlink"/>
+          <w:rFonts w:ascii="C059" w:hAnsi="C059"/>
+          <w:sz w:val="18"/>
+          <w:szCs w:val="18"/>
+          <w:u w:val="none"/>
+        </w:rPr>
+        <w:t>.</w:t>
+      </w:r>
+    </w:p>
+    <w:p>
+      <w:pPr>
+        <w:pStyle w:val="Normal"/>
+        <w:numPr>
+          <w:ilvl w:val="0"/>
+          <w:numId w:val="8"/>
+        </w:numPr>
+        <w:spacing w:lineRule="auto" w:line="252" w:before="0" w:after="30"/>
+        <w:rPr>
+          <w:u w:val="none"/>
+        </w:rPr>
+      </w:pPr>
+      <w:r>
+        <w:rPr>
+          <w:rFonts w:ascii="C059" w:hAnsi="C059"/>
+          <w:b/>
+          <w:sz w:val="18"/>
+          <w:szCs w:val="18"/>
+          <w:u w:val="none"/>
         </w:rPr>
         <w:t>Dark Shadows [JavaScript]</w:t>
       </w:r>
@@ -839,52 +1244,123 @@
     <w:p>
       <w:pPr>
         <w:pStyle w:val="Normal"/>
+        <w:numPr>
+          <w:ilvl w:val="0"/>
+          <w:numId w:val="0"/>
+        </w:numPr>
         <w:spacing w:lineRule="auto" w:line="252" w:before="0" w:after="30"/>
+        <w:ind w:hanging="0" w:left="720"/>
+        <w:rPr/>
+      </w:pPr>
+      <w:r>
         <w:rPr>
+          <w:rFonts w:ascii="C059" w:hAnsi="C059"/>
           <w:sz w:val="18"/>
           <w:szCs w:val="18"/>
+          <w:u w:val="none"/>
         </w:rPr>
-      </w:pPr>
+        <w:t xml:space="preserve">2D arcade </w:t>
+      </w:r>
       <w:r>
         <w:rPr>
+          <w:rFonts w:ascii="C059" w:hAnsi="C059"/>
           <w:sz w:val="18"/>
           <w:szCs w:val="18"/>
+          <w:u w:val="none"/>
         </w:rPr>
-        <w:t xml:space="preserve">2D arcade game with custom particle physics and a dynamic sine-wave pacing system. </w:t>
+        <w:t>G</w:t>
+      </w:r>
+      <w:r>
+        <w:rPr>
+          <w:rFonts w:ascii="C059" w:hAnsi="C059"/>
+          <w:sz w:val="18"/>
+          <w:szCs w:val="18"/>
+          <w:u w:val="none"/>
+        </w:rPr>
+        <w:t>ame with custom particle physics and a dynamic sine-wave pacing system.</w:t>
       </w:r>
     </w:p>
     <w:p>
       <w:pPr>
         <w:pStyle w:val="Normal"/>
+        <w:numPr>
+          <w:ilvl w:val="0"/>
+          <w:numId w:val="8"/>
+        </w:numPr>
         <w:spacing w:lineRule="auto" w:line="252" w:before="0" w:after="30"/>
-        <w:rPr/>
-      </w:pPr>
-      <w:hyperlink r:id="rId7">
-        <w:r>
-          <w:rPr>
-            <w:rStyle w:val="Hyperlink"/>
-            <w:sz w:val="18"/>
-            <w:szCs w:val="18"/>
-          </w:rPr>
-          <w:t>https://github.com/moudzx/DarkShadows</w:t>
-        </w:r>
-      </w:hyperlink>
+        <w:rPr>
+          <w:b/>
+          <w:bCs/>
+        </w:rPr>
+      </w:pPr>
+      <w:r>
+        <w:rPr>
+          <w:rFonts w:ascii="C059" w:hAnsi="C059"/>
+          <w:b/>
+          <w:bCs/>
+          <w:sz w:val="18"/>
+          <w:szCs w:val="18"/>
+          <w:u w:val="none"/>
+        </w:rPr>
+        <w:t xml:space="preserve">CPU Scheduling Visualiser </w:t>
+      </w:r>
+      <w:r>
+        <w:rPr>
+          <w:rFonts w:ascii="C059" w:hAnsi="C059"/>
+          <w:b/>
+          <w:bCs/>
+          <w:sz w:val="18"/>
+          <w:szCs w:val="18"/>
+          <w:u w:val="none"/>
+        </w:rPr>
+        <w:t>[C, Raylib[</w:t>
+      </w:r>
     </w:p>
     <w:p>
       <w:pPr>
         <w:pStyle w:val="Normal"/>
         <w:numPr>
           <w:ilvl w:val="0"/>
-          <w:numId w:val="7"/>
+          <w:numId w:val="0"/>
         </w:numPr>
         <w:spacing w:lineRule="auto" w:line="252" w:before="0" w:after="30"/>
-        <w:rPr/>
+        <w:ind w:hanging="0" w:left="720"/>
+        <w:rPr>
+          <w:b w:val="false"/>
+          <w:bCs w:val="false"/>
+        </w:rPr>
       </w:pPr>
       <w:r>
         <w:rPr>
+          <w:rFonts w:ascii="C059" w:hAnsi="C059"/>
+          <w:b w:val="false"/>
+          <w:bCs w:val="false"/>
+          <w:sz w:val="18"/>
+          <w:szCs w:val="18"/>
+          <w:u w:val="none"/>
+        </w:rPr>
+        <w:t>An interactive C application built with Raylib that combines a digital countdown of a low-lever timer and a CPU scheduling simulator.</w:t>
+      </w:r>
+    </w:p>
+    <w:p>
+      <w:pPr>
+        <w:pStyle w:val="Normal"/>
+        <w:numPr>
+          <w:ilvl w:val="0"/>
+          <w:numId w:val="8"/>
+        </w:numPr>
+        <w:spacing w:lineRule="auto" w:line="252" w:before="0" w:after="30"/>
+        <w:rPr>
+          <w:u w:val="none"/>
+        </w:rPr>
+      </w:pPr>
+      <w:r>
+        <w:rPr>
+          <w:rFonts w:ascii="C059" w:hAnsi="C059"/>
           <w:b/>
           <w:sz w:val="18"/>
           <w:szCs w:val="18"/>
+          <w:u w:val="none"/>
         </w:rPr>
         <w:t>Helmert 7-Parameter Geodetic Transformer [Java Swing]</w:t>
       </w:r>
@@ -892,96 +1368,34 @@
     <w:p>
       <w:pPr>
         <w:pStyle w:val="Normal"/>
-        <w:spacing w:lineRule="auto" w:line="252" w:before="0" w:after="30"/>
-        <w:rPr>
-          <w:sz w:val="18"/>
-          <w:szCs w:val="18"/>
-        </w:rPr>
-      </w:pPr>
-      <w:r>
-        <w:rPr>
-          <w:sz w:val="18"/>
-          <w:szCs w:val="18"/>
-        </w:rPr>
-        <w:t xml:space="preserve">Coordinate GUI tool performing seven-parameter Helmert transforms between geographic and geocentric systems. </w:t>
-      </w:r>
-    </w:p>
-    <w:p>
-      <w:pPr>
-        <w:pStyle w:val="Normal"/>
-        <w:spacing w:lineRule="auto" w:line="252" w:before="0" w:after="30"/>
-        <w:rPr/>
-      </w:pPr>
-      <w:hyperlink r:id="rId8">
-        <w:r>
-          <w:rPr>
-            <w:rStyle w:val="Hyperlink"/>
-            <w:sz w:val="18"/>
-            <w:szCs w:val="18"/>
-          </w:rPr>
-          <w:t>https://github.com/moudzx/Helmert-transformation</w:t>
-        </w:r>
-      </w:hyperlink>
-    </w:p>
-    <w:p>
-      <w:pPr>
-        <w:pStyle w:val="Normal"/>
         <w:numPr>
           <w:ilvl w:val="0"/>
-          <w:numId w:val="7"/>
+          <w:numId w:val="0"/>
         </w:numPr>
         <w:spacing w:lineRule="auto" w:line="252" w:before="0" w:after="30"/>
+        <w:ind w:hanging="0" w:left="720"/>
         <w:rPr/>
       </w:pPr>
-      <w:r>
-        <w:rPr>
-          <w:b/>
-          <w:sz w:val="18"/>
-          <w:szCs w:val="18"/>
-        </w:rPr>
-        <w:t>Youtube Dracula [Python Flask, FFmpeg, Docker]</w:t>
-      </w:r>
-    </w:p>
-    <w:p>
-      <w:pPr>
-        <w:pStyle w:val="Normal"/>
-        <w:spacing w:lineRule="auto" w:line="252" w:before="0" w:after="30"/>
-        <w:rPr>
-          <w:sz w:val="18"/>
-          <w:szCs w:val="18"/>
-        </w:rPr>
-      </w:pPr>
-      <w:r>
-        <w:rPr>
-          <w:sz w:val="18"/>
-          <w:szCs w:val="18"/>
-        </w:rPr>
-        <w:t>YouTube downloader website for videos and audio: pick quality, trim to a section, convert to MP3, or pull whole playlists as one file or a zip.</w:t>
-      </w:r>
-    </w:p>
-    <w:p>
-      <w:pPr>
-        <w:pStyle w:val="Normal"/>
-        <w:spacing w:lineRule="auto" w:line="252" w:before="0" w:after="30"/>
-        <w:rPr/>
-      </w:pPr>
-      <w:hyperlink r:id="rId9">
-        <w:r>
-          <w:rPr>
-            <w:rStyle w:val="Hyperlink"/>
-            <w:sz w:val="18"/>
-            <w:szCs w:val="18"/>
-          </w:rPr>
-          <w:t>https://github.com/moudzx/</w:t>
-        </w:r>
-      </w:hyperlink>
       <w:r>
         <w:rPr>
           <w:rStyle w:val="Hyperlink"/>
+          <w:rFonts w:ascii="C059" w:hAnsi="C059"/>
+          <w:color w:val="000000"/>
           <w:sz w:val="18"/>
           <w:szCs w:val="18"/>
+          <w:u w:val="none"/>
         </w:rPr>
-        <w:t>YoutubeDracula</w:t>
+        <w:t>Coordinate GUI tool performing seven-parameter Helmert transforms between geographic and geocentric systems</w:t>
+      </w:r>
+      <w:r>
+        <w:rPr>
+          <w:rStyle w:val="Hyperlink"/>
+          <w:rFonts w:ascii="C059" w:hAnsi="C059"/>
+          <w:sz w:val="18"/>
+          <w:szCs w:val="18"/>
+          <w:u w:val="none"/>
+        </w:rPr>
+        <w:t>.</w:t>
       </w:r>
     </w:p>
     <w:sectPr>
@@ -1723,140 +2137,551 @@
     <w:lvl w:ilvl="0">
       <w:start w:val="1"/>
       <w:numFmt w:val="bullet"/>
-      <w:lvlText w:val=""/>
+      <w:lvlText w:val=""/>
       <w:lvlJc w:val="left"/>
       <w:pPr>
         <w:tabs>
-          <w:tab w:val="num" w:pos="227"/>
+          <w:tab w:val="num" w:pos="720"/>
         </w:tabs>
-        <w:ind w:left="227" w:hanging="227"/>
-      </w:pPr>
-      <w:rPr>
-        <w:rFonts w:ascii="Symbol" w:hAnsi="Symbol" w:cs="Symbol" w:hint="default"/>
+        <w:ind w:left="720" w:hanging="360"/>
+      </w:pPr>
+      <w:rPr>
+        <w:rFonts w:ascii="Wingdings" w:hAnsi="Wingdings" w:cs="Wingdings" w:hint="default"/>
       </w:rPr>
     </w:lvl>
     <w:lvl w:ilvl="1">
       <w:start w:val="1"/>
       <w:numFmt w:val="bullet"/>
-      <w:lvlText w:val=""/>
+      <w:lvlText w:val=""/>
       <w:lvlJc w:val="left"/>
       <w:pPr>
         <w:tabs>
-          <w:tab w:val="num" w:pos="454"/>
+          <w:tab w:val="num" w:pos="1080"/>
         </w:tabs>
-        <w:ind w:left="454" w:hanging="227"/>
-      </w:pPr>
-      <w:rPr>
-        <w:rFonts w:ascii="Symbol" w:hAnsi="Symbol" w:cs="Symbol" w:hint="default"/>
+        <w:ind w:left="1080" w:hanging="360"/>
+      </w:pPr>
+      <w:rPr>
+        <w:rFonts w:ascii="Wingdings" w:hAnsi="Wingdings" w:cs="Wingdings" w:hint="default"/>
       </w:rPr>
     </w:lvl>
     <w:lvl w:ilvl="2">
       <w:start w:val="1"/>
       <w:numFmt w:val="bullet"/>
-      <w:lvlText w:val=""/>
+      <w:lvlText w:val=""/>
       <w:lvlJc w:val="left"/>
       <w:pPr>
         <w:tabs>
-          <w:tab w:val="num" w:pos="680"/>
+          <w:tab w:val="num" w:pos="1440"/>
         </w:tabs>
-        <w:ind w:left="680" w:hanging="227"/>
-      </w:pPr>
-      <w:rPr>
-        <w:rFonts w:ascii="Symbol" w:hAnsi="Symbol" w:cs="Symbol" w:hint="default"/>
+        <w:ind w:left="1440" w:hanging="360"/>
+      </w:pPr>
+      <w:rPr>
+        <w:rFonts w:ascii="Wingdings" w:hAnsi="Wingdings" w:cs="Wingdings" w:hint="default"/>
       </w:rPr>
     </w:lvl>
     <w:lvl w:ilvl="3">
       <w:start w:val="1"/>
       <w:numFmt w:val="bullet"/>
-      <w:lvlText w:val=""/>
+      <w:lvlText w:val=""/>
       <w:lvlJc w:val="left"/>
       <w:pPr>
         <w:tabs>
-          <w:tab w:val="num" w:pos="907"/>
+          <w:tab w:val="num" w:pos="1800"/>
         </w:tabs>
-        <w:ind w:left="907" w:hanging="227"/>
-      </w:pPr>
-      <w:rPr>
-        <w:rFonts w:ascii="Symbol" w:hAnsi="Symbol" w:cs="Symbol" w:hint="default"/>
+        <w:ind w:left="1800" w:hanging="360"/>
+      </w:pPr>
+      <w:rPr>
+        <w:rFonts w:ascii="Wingdings" w:hAnsi="Wingdings" w:cs="Wingdings" w:hint="default"/>
       </w:rPr>
     </w:lvl>
     <w:lvl w:ilvl="4">
       <w:start w:val="1"/>
       <w:numFmt w:val="bullet"/>
-      <w:lvlText w:val=""/>
+      <w:lvlText w:val=""/>
       <w:lvlJc w:val="left"/>
       <w:pPr>
         <w:tabs>
-          <w:tab w:val="num" w:pos="1134"/>
+          <w:tab w:val="num" w:pos="2160"/>
         </w:tabs>
-        <w:ind w:left="1134" w:hanging="227"/>
-      </w:pPr>
-      <w:rPr>
-        <w:rFonts w:ascii="Symbol" w:hAnsi="Symbol" w:cs="Symbol" w:hint="default"/>
+        <w:ind w:left="2160" w:hanging="360"/>
+      </w:pPr>
+      <w:rPr>
+        <w:rFonts w:ascii="Wingdings" w:hAnsi="Wingdings" w:cs="Wingdings" w:hint="default"/>
       </w:rPr>
     </w:lvl>
     <w:lvl w:ilvl="5">
       <w:start w:val="1"/>
       <w:numFmt w:val="bullet"/>
-      <w:lvlText w:val=""/>
+      <w:lvlText w:val=""/>
       <w:lvlJc w:val="left"/>
       <w:pPr>
         <w:tabs>
-          <w:tab w:val="num" w:pos="1361"/>
+          <w:tab w:val="num" w:pos="2520"/>
         </w:tabs>
-        <w:ind w:left="1361" w:hanging="227"/>
-      </w:pPr>
-      <w:rPr>
-        <w:rFonts w:ascii="Symbol" w:hAnsi="Symbol" w:cs="Symbol" w:hint="default"/>
+        <w:ind w:left="2520" w:hanging="360"/>
+      </w:pPr>
+      <w:rPr>
+        <w:rFonts w:ascii="Wingdings" w:hAnsi="Wingdings" w:cs="Wingdings" w:hint="default"/>
       </w:rPr>
     </w:lvl>
     <w:lvl w:ilvl="6">
       <w:start w:val="1"/>
       <w:numFmt w:val="bullet"/>
-      <w:lvlText w:val=""/>
+      <w:lvlText w:val=""/>
       <w:lvlJc w:val="left"/>
       <w:pPr>
         <w:tabs>
-          <w:tab w:val="num" w:pos="1587"/>
+          <w:tab w:val="num" w:pos="2880"/>
         </w:tabs>
-        <w:ind w:left="1587" w:hanging="227"/>
-      </w:pPr>
-      <w:rPr>
-        <w:rFonts w:ascii="Symbol" w:hAnsi="Symbol" w:cs="Symbol" w:hint="default"/>
+        <w:ind w:left="2880" w:hanging="360"/>
+      </w:pPr>
+      <w:rPr>
+        <w:rFonts w:ascii="Wingdings" w:hAnsi="Wingdings" w:cs="Wingdings" w:hint="default"/>
       </w:rPr>
     </w:lvl>
     <w:lvl w:ilvl="7">
       <w:start w:val="1"/>
       <w:numFmt w:val="bullet"/>
-      <w:lvlText w:val=""/>
+      <w:lvlText w:val=""/>
       <w:lvlJc w:val="left"/>
       <w:pPr>
         <w:tabs>
-          <w:tab w:val="num" w:pos="1814"/>
+          <w:tab w:val="num" w:pos="3240"/>
         </w:tabs>
-        <w:ind w:left="1814" w:hanging="227"/>
-      </w:pPr>
-      <w:rPr>
-        <w:rFonts w:ascii="Symbol" w:hAnsi="Symbol" w:cs="Symbol" w:hint="default"/>
+        <w:ind w:left="3240" w:hanging="360"/>
+      </w:pPr>
+      <w:rPr>
+        <w:rFonts w:ascii="Wingdings" w:hAnsi="Wingdings" w:cs="Wingdings" w:hint="default"/>
       </w:rPr>
     </w:lvl>
     <w:lvl w:ilvl="8">
       <w:start w:val="1"/>
       <w:numFmt w:val="bullet"/>
-      <w:lvlText w:val=""/>
+      <w:lvlText w:val=""/>
       <w:lvlJc w:val="left"/>
       <w:pPr>
         <w:tabs>
-          <w:tab w:val="num" w:pos="2041"/>
+          <w:tab w:val="num" w:pos="3600"/>
         </w:tabs>
-        <w:ind w:left="2041" w:hanging="227"/>
-      </w:pPr>
-      <w:rPr>
-        <w:rFonts w:ascii="Symbol" w:hAnsi="Symbol" w:cs="Symbol" w:hint="default"/>
+        <w:ind w:left="3600" w:hanging="360"/>
+      </w:pPr>
+      <w:rPr>
+        <w:rFonts w:ascii="Wingdings" w:hAnsi="Wingdings" w:cs="Wingdings" w:hint="default"/>
       </w:rPr>
     </w:lvl>
   </w:abstractNum>
   <w:abstractNum w:abstractNumId="8">
+    <w:lvl w:ilvl="0">
+      <w:start w:val="1"/>
+      <w:numFmt w:val="bullet"/>
+      <w:lvlText w:val=""/>
+      <w:lvlJc w:val="left"/>
+      <w:pPr>
+        <w:tabs>
+          <w:tab w:val="num" w:pos="720"/>
+        </w:tabs>
+        <w:ind w:left="720" w:hanging="360"/>
+      </w:pPr>
+      <w:rPr>
+        <w:rFonts w:ascii="Wingdings" w:hAnsi="Wingdings" w:cs="Wingdings" w:hint="default"/>
+      </w:rPr>
+    </w:lvl>
+    <w:lvl w:ilvl="1">
+      <w:start w:val="1"/>
+      <w:numFmt w:val="bullet"/>
+      <w:lvlText w:val=""/>
+      <w:lvlJc w:val="left"/>
+      <w:pPr>
+        <w:tabs>
+          <w:tab w:val="num" w:pos="1080"/>
+        </w:tabs>
+        <w:ind w:left="1080" w:hanging="360"/>
+      </w:pPr>
+      <w:rPr>
+        <w:rFonts w:ascii="Wingdings" w:hAnsi="Wingdings" w:cs="Wingdings" w:hint="default"/>
+      </w:rPr>
+    </w:lvl>
+    <w:lvl w:ilvl="2">
+      <w:start w:val="1"/>
+      <w:numFmt w:val="bullet"/>
+      <w:lvlText w:val=""/>
+      <w:lvlJc w:val="left"/>
+      <w:pPr>
+        <w:tabs>
+          <w:tab w:val="num" w:pos="1440"/>
+        </w:tabs>
+        <w:ind w:left="1440" w:hanging="360"/>
+      </w:pPr>
+      <w:rPr>
+        <w:rFonts w:ascii="Wingdings" w:hAnsi="Wingdings" w:cs="Wingdings" w:hint="default"/>
+      </w:rPr>
+    </w:lvl>
+    <w:lvl w:ilvl="3">
+      <w:start w:val="1"/>
+      <w:numFmt w:val="bullet"/>
+      <w:lvlText w:val=""/>
+      <w:lvlJc w:val="left"/>
+      <w:pPr>
+        <w:tabs>
+          <w:tab w:val="num" w:pos="1800"/>
+        </w:tabs>
+        <w:ind w:left="1800" w:hanging="360"/>
+      </w:pPr>
+      <w:rPr>
+        <w:rFonts w:ascii="Wingdings" w:hAnsi="Wingdings" w:cs="Wingdings" w:hint="default"/>
+      </w:rPr>
+    </w:lvl>
+    <w:lvl w:ilvl="4">
+      <w:start w:val="1"/>
+      <w:numFmt w:val="bullet"/>
+      <w:lvlText w:val=""/>
+      <w:lvlJc w:val="left"/>
+      <w:pPr>
+        <w:tabs>
+          <w:tab w:val="num" w:pos="2160"/>
+        </w:tabs>
+        <w:ind w:left="2160" w:hanging="360"/>
+      </w:pPr>
+      <w:rPr>
+        <w:rFonts w:ascii="Wingdings" w:hAnsi="Wingdings" w:cs="Wingdings" w:hint="default"/>
+      </w:rPr>
+    </w:lvl>
+    <w:lvl w:ilvl="5">
+      <w:start w:val="1"/>
+      <w:numFmt w:val="bullet"/>
+      <w:lvlText w:val=""/>
+      <w:lvlJc w:val="left"/>
+      <w:pPr>
+        <w:tabs>
+          <w:tab w:val="num" w:pos="2520"/>
+        </w:tabs>
+        <w:ind w:left="2520" w:hanging="360"/>
+      </w:pPr>
+      <w:rPr>
+        <w:rFonts w:ascii="Wingdings" w:hAnsi="Wingdings" w:cs="Wingdings" w:hint="default"/>
+      </w:rPr>
+    </w:lvl>
+    <w:lvl w:ilvl="6">
+      <w:start w:val="1"/>
+      <w:numFmt w:val="bullet"/>
+      <w:lvlText w:val=""/>
+      <w:lvlJc w:val="left"/>
+      <w:pPr>
+        <w:tabs>
+          <w:tab w:val="num" w:pos="2880"/>
+        </w:tabs>
+        <w:ind w:left="2880" w:hanging="360"/>
+      </w:pPr>
+      <w:rPr>
+        <w:rFonts w:ascii="Wingdings" w:hAnsi="Wingdings" w:cs="Wingdings" w:hint="default"/>
+      </w:rPr>
+    </w:lvl>
+    <w:lvl w:ilvl="7">
+      <w:start w:val="1"/>
+      <w:numFmt w:val="bullet"/>
+      <w:lvlText w:val=""/>
+      <w:lvlJc w:val="left"/>
+      <w:pPr>
+        <w:tabs>
+          <w:tab w:val="num" w:pos="3240"/>
+        </w:tabs>
+        <w:ind w:left="3240" w:hanging="360"/>
+      </w:pPr>
+      <w:rPr>
+        <w:rFonts w:ascii="Wingdings" w:hAnsi="Wingdings" w:cs="Wingdings" w:hint="default"/>
+      </w:rPr>
+    </w:lvl>
+    <w:lvl w:ilvl="8">
+      <w:start w:val="1"/>
+      <w:numFmt w:val="bullet"/>
+      <w:lvlText w:val=""/>
+      <w:lvlJc w:val="left"/>
+      <w:pPr>
+        <w:tabs>
+          <w:tab w:val="num" w:pos="3600"/>
+        </w:tabs>
+        <w:ind w:left="3600" w:hanging="360"/>
+      </w:pPr>
+      <w:rPr>
+        <w:rFonts w:ascii="Wingdings" w:hAnsi="Wingdings" w:cs="Wingdings" w:hint="default"/>
+      </w:rPr>
+    </w:lvl>
+  </w:abstractNum>
+  <w:abstractNum w:abstractNumId="9">
+    <w:lvl w:ilvl="0">
+      <w:start w:val="1"/>
+      <w:numFmt w:val="bullet"/>
+      <w:lvlText w:val=""/>
+      <w:lvlJc w:val="left"/>
+      <w:pPr>
+        <w:tabs>
+          <w:tab w:val="num" w:pos="720"/>
+        </w:tabs>
+        <w:ind w:left="720" w:hanging="360"/>
+      </w:pPr>
+      <w:rPr>
+        <w:rFonts w:ascii="Wingdings" w:hAnsi="Wingdings" w:cs="Wingdings" w:hint="default"/>
+      </w:rPr>
+    </w:lvl>
+    <w:lvl w:ilvl="1">
+      <w:start w:val="1"/>
+      <w:numFmt w:val="bullet"/>
+      <w:lvlText w:val=""/>
+      <w:lvlJc w:val="left"/>
+      <w:pPr>
+        <w:tabs>
+          <w:tab w:val="num" w:pos="1080"/>
+        </w:tabs>
+        <w:ind w:left="1080" w:hanging="360"/>
+      </w:pPr>
+      <w:rPr>
+        <w:rFonts w:ascii="Wingdings" w:hAnsi="Wingdings" w:cs="Wingdings" w:hint="default"/>
+      </w:rPr>
+    </w:lvl>
+    <w:lvl w:ilvl="2">
+      <w:start w:val="1"/>
+      <w:numFmt w:val="bullet"/>
+      <w:lvlText w:val=""/>
+      <w:lvlJc w:val="left"/>
+      <w:pPr>
+        <w:tabs>
+          <w:tab w:val="num" w:pos="1440"/>
+        </w:tabs>
+        <w:ind w:left="1440" w:hanging="360"/>
+      </w:pPr>
+      <w:rPr>
+        <w:rFonts w:ascii="Wingdings" w:hAnsi="Wingdings" w:cs="Wingdings" w:hint="default"/>
+      </w:rPr>
+    </w:lvl>
+    <w:lvl w:ilvl="3">
+      <w:start w:val="1"/>
+      <w:numFmt w:val="bullet"/>
+      <w:lvlText w:val=""/>
+      <w:lvlJc w:val="left"/>
+      <w:pPr>
+        <w:tabs>
+          <w:tab w:val="num" w:pos="1800"/>
+        </w:tabs>
+        <w:ind w:left="1800" w:hanging="360"/>
+      </w:pPr>
+      <w:rPr>
+        <w:rFonts w:ascii="Wingdings" w:hAnsi="Wingdings" w:cs="Wingdings" w:hint="default"/>
+      </w:rPr>
+    </w:lvl>
+    <w:lvl w:ilvl="4">
+      <w:start w:val="1"/>
+      <w:numFmt w:val="bullet"/>
+      <w:lvlText w:val=""/>
+      <w:lvlJc w:val="left"/>
+      <w:pPr>
+        <w:tabs>
+          <w:tab w:val="num" w:pos="2160"/>
+        </w:tabs>
+        <w:ind w:left="2160" w:hanging="360"/>
+      </w:pPr>
+      <w:rPr>
+        <w:rFonts w:ascii="Wingdings" w:hAnsi="Wingdings" w:cs="Wingdings" w:hint="default"/>
+      </w:rPr>
+    </w:lvl>
+    <w:lvl w:ilvl="5">
+      <w:start w:val="1"/>
+      <w:numFmt w:val="bullet"/>
+      <w:lvlText w:val=""/>
+      <w:lvlJc w:val="left"/>
+      <w:pPr>
+        <w:tabs>
+          <w:tab w:val="num" w:pos="2520"/>
+        </w:tabs>
+        <w:ind w:left="2520" w:hanging="360"/>
+      </w:pPr>
+      <w:rPr>
+        <w:rFonts w:ascii="Wingdings" w:hAnsi="Wingdings" w:cs="Wingdings" w:hint="default"/>
+      </w:rPr>
+    </w:lvl>
+    <w:lvl w:ilvl="6">
+      <w:start w:val="1"/>
+      <w:numFmt w:val="bullet"/>
+      <w:lvlText w:val=""/>
+      <w:lvlJc w:val="left"/>
+      <w:pPr>
+        <w:tabs>
+          <w:tab w:val="num" w:pos="2880"/>
+        </w:tabs>
+        <w:ind w:left="2880" w:hanging="360"/>
+      </w:pPr>
+      <w:rPr>
+        <w:rFonts w:ascii="Wingdings" w:hAnsi="Wingdings" w:cs="Wingdings" w:hint="default"/>
+      </w:rPr>
+    </w:lvl>
+    <w:lvl w:ilvl="7">
+      <w:start w:val="1"/>
+      <w:numFmt w:val="bullet"/>
+      <w:lvlText w:val=""/>
+      <w:lvlJc w:val="left"/>
+      <w:pPr>
+        <w:tabs>
+          <w:tab w:val="num" w:pos="3240"/>
+        </w:tabs>
+        <w:ind w:left="3240" w:hanging="360"/>
+      </w:pPr>
+      <w:rPr>
+        <w:rFonts w:ascii="Wingdings" w:hAnsi="Wingdings" w:cs="Wingdings" w:hint="default"/>
+      </w:rPr>
+    </w:lvl>
+    <w:lvl w:ilvl="8">
+      <w:start w:val="1"/>
+      <w:numFmt w:val="bullet"/>
+      <w:lvlText w:val=""/>
+      <w:lvlJc w:val="left"/>
+      <w:pPr>
+        <w:tabs>
+          <w:tab w:val="num" w:pos="3600"/>
+        </w:tabs>
+        <w:ind w:left="3600" w:hanging="360"/>
+      </w:pPr>
+      <w:rPr>
+        <w:rFonts w:ascii="Wingdings" w:hAnsi="Wingdings" w:cs="Wingdings" w:hint="default"/>
+      </w:rPr>
+    </w:lvl>
+  </w:abstractNum>
+  <w:abstractNum w:abstractNumId="10">
+    <w:lvl w:ilvl="0">
+      <w:start w:val="1"/>
+      <w:numFmt w:val="bullet"/>
+      <w:lvlText w:val=""/>
+      <w:lvlJc w:val="left"/>
+      <w:pPr>
+        <w:tabs>
+          <w:tab w:val="num" w:pos="720"/>
+        </w:tabs>
+        <w:ind w:left="720" w:hanging="360"/>
+      </w:pPr>
+      <w:rPr>
+        <w:rFonts w:ascii="Wingdings" w:hAnsi="Wingdings" w:cs="Wingdings" w:hint="default"/>
+      </w:rPr>
+    </w:lvl>
+    <w:lvl w:ilvl="1">
+      <w:start w:val="1"/>
+      <w:numFmt w:val="bullet"/>
+      <w:lvlText w:val=""/>
+      <w:lvlJc w:val="left"/>
+      <w:pPr>
+        <w:tabs>
+          <w:tab w:val="num" w:pos="1080"/>
+        </w:tabs>
+        <w:ind w:left="1080" w:hanging="360"/>
+      </w:pPr>
+      <w:rPr>
+        <w:rFonts w:ascii="Wingdings" w:hAnsi="Wingdings" w:cs="Wingdings" w:hint="default"/>
+      </w:rPr>
+    </w:lvl>
+    <w:lvl w:ilvl="2">
+      <w:start w:val="1"/>
+      <w:numFmt w:val="bullet"/>
+      <w:lvlText w:val=""/>
+      <w:lvlJc w:val="left"/>
+      <w:pPr>
+        <w:tabs>
+          <w:tab w:val="num" w:pos="1440"/>
+        </w:tabs>
+        <w:ind w:left="1440" w:hanging="360"/>
+      </w:pPr>
+      <w:rPr>
+        <w:rFonts w:ascii="Wingdings" w:hAnsi="Wingdings" w:cs="Wingdings" w:hint="default"/>
+      </w:rPr>
+    </w:lvl>
+    <w:lvl w:ilvl="3">
+      <w:start w:val="1"/>
+      <w:numFmt w:val="bullet"/>
+      <w:lvlText w:val=""/>
+      <w:lvlJc w:val="left"/>
+      <w:pPr>
+        <w:tabs>
+          <w:tab w:val="num" w:pos="1800"/>
+        </w:tabs>
+        <w:ind w:left="1800" w:hanging="360"/>
+      </w:pPr>
+      <w:rPr>
+        <w:rFonts w:ascii="Wingdings" w:hAnsi="Wingdings" w:cs="Wingdings" w:hint="default"/>
+      </w:rPr>
+    </w:lvl>
+    <w:lvl w:ilvl="4">
+      <w:start w:val="1"/>
+      <w:numFmt w:val="bullet"/>
+      <w:lvlText w:val=""/>
+      <w:lvlJc w:val="left"/>
+      <w:pPr>
+        <w:tabs>
+          <w:tab w:val="num" w:pos="2160"/>
+        </w:tabs>
+        <w:ind w:left="2160" w:hanging="360"/>
+      </w:pPr>
+      <w:rPr>
+        <w:rFonts w:ascii="Wingdings" w:hAnsi="Wingdings" w:cs="Wingdings" w:hint="default"/>
+      </w:rPr>
+    </w:lvl>
+    <w:lvl w:ilvl="5">
+      <w:start w:val="1"/>
+      <w:numFmt w:val="bullet"/>
+      <w:lvlText w:val=""/>
+      <w:lvlJc w:val="left"/>
+      <w:pPr>
+        <w:tabs>
+          <w:tab w:val="num" w:pos="2520"/>
+        </w:tabs>
+        <w:ind w:left="2520" w:hanging="360"/>
+      </w:pPr>
+      <w:rPr>
+        <w:rFonts w:ascii="Wingdings" w:hAnsi="Wingdings" w:cs="Wingdings" w:hint="default"/>
+      </w:rPr>
+    </w:lvl>
+    <w:lvl w:ilvl="6">
+      <w:start w:val="1"/>
+      <w:numFmt w:val="bullet"/>
+      <w:lvlText w:val=""/>
+      <w:lvlJc w:val="left"/>
+      <w:pPr>
+        <w:tabs>
+          <w:tab w:val="num" w:pos="2880"/>
+        </w:tabs>
+        <w:ind w:left="2880" w:hanging="360"/>
+      </w:pPr>
+      <w:rPr>
+        <w:rFonts w:ascii="Wingdings" w:hAnsi="Wingdings" w:cs="Wingdings" w:hint="default"/>
+      </w:rPr>
+    </w:lvl>
+    <w:lvl w:ilvl="7">
+      <w:start w:val="1"/>
+      <w:numFmt w:val="bullet"/>
+      <w:lvlText w:val=""/>
+      <w:lvlJc w:val="left"/>
+      <w:pPr>
+        <w:tabs>
+          <w:tab w:val="num" w:pos="3240"/>
+        </w:tabs>
+        <w:ind w:left="3240" w:hanging="360"/>
+      </w:pPr>
+      <w:rPr>
+        <w:rFonts w:ascii="Wingdings" w:hAnsi="Wingdings" w:cs="Wingdings" w:hint="default"/>
+      </w:rPr>
+    </w:lvl>
+    <w:lvl w:ilvl="8">
+      <w:start w:val="1"/>
+      <w:numFmt w:val="bullet"/>
+      <w:lvlText w:val=""/>
+      <w:lvlJc w:val="left"/>
+      <w:pPr>
+        <w:tabs>
+          <w:tab w:val="num" w:pos="3600"/>
+        </w:tabs>
+        <w:ind w:left="3600" w:hanging="360"/>
+      </w:pPr>
+      <w:rPr>
+        <w:rFonts w:ascii="Wingdings" w:hAnsi="Wingdings" w:cs="Wingdings" w:hint="default"/>
+      </w:rPr>
+    </w:lvl>
+  </w:abstractNum>
+  <w:abstractNum w:abstractNumId="11">
     <w:lvl w:ilvl="0">
       <w:start w:val="1"/>
       <w:numFmt w:val="none"/>
@@ -1998,6 +2823,15 @@
   </w:num>
   <w:num w:numId="8">
     <w:abstractNumId w:val="8"/>
+  </w:num>
+  <w:num w:numId="9">
+    <w:abstractNumId w:val="9"/>
+  </w:num>
+  <w:num w:numId="10">
+    <w:abstractNumId w:val="10"/>
+  </w:num>
+  <w:num w:numId="11">
+    <w:abstractNumId w:val="11"/>
   </w:num>
 </w:numbering>
 </file>
@@ -2780,6 +3614,13 @@
     <w:qFormat/>
     <w:rPr/>
   </w:style>
+  <w:style w:type="character" w:styleId="Bullets">
+    <w:name w:val="Bullets"/>
+    <w:qFormat/>
+    <w:rPr>
+      <w:rFonts w:ascii="OpenSymbol" w:hAnsi="OpenSymbol" w:eastAsia="OpenSymbol" w:cs="OpenSymbol"/>
+    </w:rPr>
+  </w:style>
   <w:style w:type="paragraph" w:styleId="Heading">
     <w:name w:val="Heading"/>
     <w:basedOn w:val="Normal"/>
@@ -14007,9 +14848,9 @@
 </file>
 
 <file path=word/theme/theme1.xml><?xml version="1.0" encoding="utf-8"?>
-<a:theme xmlns:a="http://schemas.openxmlformats.org/drawingml/2006/main" xmlns:r="http://schemas.openxmlformats.org/officeDocument/2006/relationships" name="Office Theme">
+<a:theme xmlns:a="http://schemas.openxmlformats.org/drawingml/2006/main" xmlns:r="http://schemas.openxmlformats.org/officeDocument/2006/relationships" name="Office">
   <a:themeElements>
-    <a:clrScheme name="Office">
+    <a:clrScheme name="LibreOffice">
       <a:dk1>
         <a:srgbClr val="000000"/>
       </a:dk1>
@@ -14017,46 +14858,46 @@
         <a:srgbClr val="ffffff"/>
       </a:lt1>
       <a:dk2>
-        <a:srgbClr val="1f497d"/>
+        <a:srgbClr val="000000"/>
       </a:dk2>
       <a:lt2>
-        <a:srgbClr val="eeece1"/>
+        <a:srgbClr val="ffffff"/>
       </a:lt2>
       <a:accent1>
-        <a:srgbClr val="4f81bd"/>
+        <a:srgbClr val="18a303"/>
       </a:accent1>
       <a:accent2>
-        <a:srgbClr val="c0504d"/>
+        <a:srgbClr val="0369a3"/>
       </a:accent2>
       <a:accent3>
-        <a:srgbClr val="9bbb59"/>
+        <a:srgbClr val="a33e03"/>
       </a:accent3>
       <a:accent4>
-        <a:srgbClr val="8064a2"/>
+        <a:srgbClr val="8e03a3"/>
       </a:accent4>
       <a:accent5>
-        <a:srgbClr val="4bacc6"/>
+        <a:srgbClr val="c99c00"/>
       </a:accent5>
       <a:accent6>
-        <a:srgbClr val="f79646"/>
+        <a:srgbClr val="c9211e"/>
       </a:accent6>
       <a:hlink>
-        <a:srgbClr val="0000ff"/>
+        <a:srgbClr val="0000ee"/>
       </a:hlink>
       <a:folHlink>
-        <a:srgbClr val="800080"/>
+        <a:srgbClr val="551a8b"/>
       </a:folHlink>
     </a:clrScheme>
     <a:fontScheme name="Office">
       <a:majorFont>
-        <a:latin typeface="Calibri" pitchFamily="0" charset="1"/>
-        <a:ea typeface=""/>
-        <a:cs typeface=""/>
+        <a:latin typeface="Arial" pitchFamily="0" charset="1"/>
+        <a:ea typeface="DejaVu Sans" pitchFamily="0" charset="1"/>
+        <a:cs typeface="DejaVu Sans" pitchFamily="0" charset="1"/>
       </a:majorFont>
       <a:minorFont>
-        <a:latin typeface="Cambria" pitchFamily="0" charset="1"/>
-        <a:ea typeface=""/>
-        <a:cs typeface=""/>
+        <a:latin typeface="Arial" pitchFamily="0" charset="1"/>
+        <a:ea typeface="DejaVu Sans" pitchFamily="0" charset="1"/>
+        <a:cs typeface="DejaVu Sans" pitchFamily="0" charset="1"/>
       </a:minorFont>
     </a:fontScheme>
     <a:fmtScheme>
@@ -14064,55 +14905,25 @@
         <a:solidFill>
           <a:schemeClr val="phClr"/>
         </a:solidFill>
-        <a:gradFill>
-          <a:gsLst>
-            <a:gs pos="0">
-              <a:schemeClr val="phClr">
-                <a:tint val="50000"/>
-              </a:schemeClr>
-            </a:gs>
-            <a:gs pos="35000">
-              <a:schemeClr val="phClr">
-                <a:tint val="37000"/>
-              </a:schemeClr>
-            </a:gs>
-            <a:gs pos="100000">
-              <a:schemeClr val="phClr">
-                <a:tint val="15000"/>
-              </a:schemeClr>
-            </a:gs>
-          </a:gsLst>
-          <a:lin ang="16200000" scaled="1"/>
-          <a:tileRect l="0" t="0" r="0" b="0"/>
-        </a:gradFill>
-        <a:gradFill>
-          <a:gsLst>
-            <a:gs pos="0">
-              <a:schemeClr val="phClr">
-                <a:tint val="100000"/>
-                <a:shade val="100000"/>
-              </a:schemeClr>
-            </a:gs>
-            <a:gs pos="100000">
-              <a:schemeClr val="phClr">
-                <a:tint val="50000"/>
-                <a:shade val="100000"/>
-              </a:schemeClr>
-            </a:gs>
-          </a:gsLst>
-          <a:lin ang="16200000" scaled="0"/>
-          <a:tileRect l="0" t="0" r="0" b="0"/>
-        </a:gradFill>
+        <a:solidFill>
+          <a:schemeClr val="phClr"/>
+        </a:solidFill>
+        <a:solidFill>
+          <a:schemeClr val="phClr"/>
+        </a:solidFill>
       </a:fillStyleLst>
       <a:lnStyleLst>
-        <a:ln w="9525" cap="flat" cmpd="sng" algn="ctr">
+        <a:ln w="6350" cap="flat" cmpd="sng" algn="ctr">
           <a:prstDash val="solid"/>
+          <a:miter/>
         </a:ln>
-        <a:ln w="25400" cap="flat" cmpd="sng" algn="ctr">
+        <a:ln w="6350" cap="flat" cmpd="sng" algn="ctr">
           <a:prstDash val="solid"/>
+          <a:miter/>
         </a:ln>
-        <a:ln w="38100" cap="flat" cmpd="sng" algn="ctr">
+        <a:ln w="6350" cap="flat" cmpd="sng" algn="ctr">
           <a:prstDash val="solid"/>
+          <a:miter/>
         </a:ln>
       </a:lnStyleLst>
       <a:effectStyleLst>
@@ -14130,48 +14941,12 @@
         <a:solidFill>
           <a:schemeClr val="phClr"/>
         </a:solidFill>
-        <a:gradFill>
-          <a:gsLst>
-            <a:gs pos="0">
-              <a:schemeClr val="phClr">
-                <a:tint val="40000"/>
-              </a:schemeClr>
-            </a:gs>
-            <a:gs pos="40000">
-              <a:schemeClr val="phClr">
-                <a:tint val="45000"/>
-                <a:shade val="99000"/>
-              </a:schemeClr>
-            </a:gs>
-            <a:gs pos="100000">
-              <a:schemeClr val="phClr">
-                <a:shade val="20000"/>
-              </a:schemeClr>
-            </a:gs>
-          </a:gsLst>
-          <a:path path="circle">
-            <a:fillToRect l="50000" t="-80000" r="50000" b="180000"/>
-          </a:path>
-          <a:tileRect l="0" t="0" r="0" b="0"/>
-        </a:gradFill>
-        <a:gradFill>
-          <a:gsLst>
-            <a:gs pos="0">
-              <a:schemeClr val="phClr">
-                <a:tint val="80000"/>
-              </a:schemeClr>
-            </a:gs>
-            <a:gs pos="100000">
-              <a:schemeClr val="phClr">
-                <a:shade val="30000"/>
-              </a:schemeClr>
-            </a:gs>
-          </a:gsLst>
-          <a:path path="circle">
-            <a:fillToRect l="50000" t="50000" r="50000" b="50000"/>
-          </a:path>
-          <a:tileRect l="0" t="0" r="0" b="0"/>
-        </a:gradFill>
+        <a:solidFill>
+          <a:schemeClr val="phClr"/>
+        </a:solidFill>
+        <a:solidFill>
+          <a:schemeClr val="phClr"/>
+        </a:solidFill>
       </a:bgFillStyleLst>
     </a:fmtScheme>
   </a:themeElements>

--- a/Mohamad_Mostafa_CV.docx
+++ b/Mohamad_Mostafa_CV.docx
@@ -221,23 +221,7 @@
           <w:sz w:val="18"/>
           <w:szCs w:val="18"/>
         </w:rPr>
-        <w:t xml:space="preserve">C, C++, Rust, Assembly, </w:t>
-      </w:r>
-      <w:r>
-        <w:rPr>
-          <w:rFonts w:ascii="C059" w:hAnsi="C059"/>
-          <w:sz w:val="18"/>
-          <w:szCs w:val="18"/>
-        </w:rPr>
-        <w:t xml:space="preserve">shell scripting, </w:t>
-      </w:r>
-      <w:r>
-        <w:rPr>
-          <w:rFonts w:ascii="C059" w:hAnsi="C059"/>
-          <w:sz w:val="18"/>
-          <w:szCs w:val="18"/>
-        </w:rPr>
-        <w:t>Java, Python, C#,  JavaScript</w:t>
+        <w:t>C, C++, Rust, Assembly, shell scripting, Java, Python, C#,  JavaScript</w:t>
       </w:r>
     </w:p>
     <w:p>
@@ -258,17 +242,7 @@
           <w:sz w:val="18"/>
           <w:szCs w:val="18"/>
         </w:rPr>
-        <w:t xml:space="preserve">Web Development </w:t>
-      </w:r>
-      <w:r>
-        <w:rPr>
-          <w:rFonts w:ascii="C059" w:hAnsi="C059"/>
-          <w:b/>
-          <w:bCs/>
-          <w:sz w:val="18"/>
-          <w:szCs w:val="18"/>
-        </w:rPr>
-        <w:t>Stack</w:t>
+        <w:t>Web Development Stack</w:t>
       </w:r>
       <w:r>
         <w:rPr>
@@ -306,27 +280,7 @@
           <w:sz w:val="18"/>
           <w:szCs w:val="18"/>
         </w:rPr>
-        <w:t xml:space="preserve">GUI, </w:t>
-      </w:r>
-      <w:r>
-        <w:rPr>
-          <w:rFonts w:ascii="C059" w:hAnsi="C059"/>
-          <w:b w:val="false"/>
-          <w:bCs w:val="false"/>
-          <w:sz w:val="18"/>
-          <w:szCs w:val="18"/>
-        </w:rPr>
-        <w:t xml:space="preserve">Web, </w:t>
-      </w:r>
-      <w:r>
-        <w:rPr>
-          <w:rFonts w:ascii="C059" w:hAnsi="C059"/>
-          <w:b w:val="false"/>
-          <w:bCs w:val="false"/>
-          <w:sz w:val="18"/>
-          <w:szCs w:val="18"/>
-        </w:rPr>
-        <w:t>AI, Network, Cybersecurity, Computer Architecture, Operating Systems, Robotics</w:t>
+        <w:t>GUI, Web, AI, Network, Cybersecurity, Computer Architecture, Operating Systems, Robotics</w:t>
       </w:r>
     </w:p>
     <w:p>
@@ -407,7 +361,9 @@
         </w:rPr>
       </w:pPr>
       <w:r>
-        <w:rPr/>
+        <w:rPr>
+          <w:rFonts w:ascii="C059" w:hAnsi="C059"/>
+        </w:rPr>
       </w:r>
     </w:p>
     <w:p>
@@ -433,6 +389,81 @@
           <w:sz w:val="18"/>
           <w:szCs w:val="18"/>
         </w:rPr>
+        <w:t>EXPERIENCE</w:t>
+      </w:r>
+    </w:p>
+    <w:p>
+      <w:pPr>
+        <w:pStyle w:val="Normal"/>
+        <w:numPr>
+          <w:ilvl w:val="0"/>
+          <w:numId w:val="8"/>
+        </w:numPr>
+        <w:spacing w:lineRule="auto" w:line="252" w:before="60" w:after="20"/>
+        <w:rPr>
+          <w:u w:val="none"/>
+        </w:rPr>
+      </w:pPr>
+      <w:r>
+        <w:rPr>
+          <w:rFonts w:ascii="C059" w:hAnsi="C059"/>
+          <w:b/>
+          <w:sz w:val="18"/>
+          <w:szCs w:val="18"/>
+          <w:u w:val="none"/>
+        </w:rPr>
+        <w:t>NASA Space Apps Challenge, Tripoli: Technical Lead &amp; Mentor</w:t>
+        <w:tab/>
+        <w:tab/>
+        <w:tab/>
+        <w:tab/>
+        <w:t xml:space="preserve">    2026 – Present</w:t>
+      </w:r>
+    </w:p>
+    <w:p>
+      <w:pPr>
+        <w:pStyle w:val="Normal"/>
+        <w:numPr>
+          <w:ilvl w:val="0"/>
+          <w:numId w:val="0"/>
+        </w:numPr>
+        <w:spacing w:lineRule="auto" w:line="252" w:before="0" w:after="60"/>
+        <w:ind w:hanging="0" w:left="720"/>
+        <w:rPr/>
+      </w:pPr>
+      <w:r>
+        <w:rPr>
+          <w:rFonts w:ascii="C059" w:hAnsi="C059"/>
+          <w:sz w:val="18"/>
+          <w:szCs w:val="18"/>
+          <w:u w:val="none"/>
+        </w:rPr>
+        <w:t>Own technical operations for Tripoli's first NASA Space Apps Challenge chapter, including building and maintaining the event website. Mentor participating teams on web, data, and software challenges throughout the hackathon.</w:t>
+      </w:r>
+    </w:p>
+    <w:p>
+      <w:pPr>
+        <w:pStyle w:val="Normal"/>
+        <w:pBdr>
+          <w:bottom w:val="single" w:sz="6" w:space="3" w:color="111111"/>
+        </w:pBdr>
+        <w:spacing w:lineRule="auto" w:line="252" w:before="120" w:after="40"/>
+        <w:rPr>
+          <w:rFonts w:ascii="C059" w:hAnsi="C059"/>
+          <w:b/>
+          <w:color w:val="111111"/>
+          <w:sz w:val="18"/>
+          <w:szCs w:val="18"/>
+        </w:rPr>
+      </w:pPr>
+      <w:r>
+        <w:rPr>
+          <w:rFonts w:ascii="C059" w:hAnsi="C059"/>
+          <w:b/>
+          <w:color w:val="111111"/>
+          <w:sz w:val="18"/>
+          <w:szCs w:val="18"/>
+        </w:rPr>
         <w:t>EDUCATION</w:t>
       </w:r>
     </w:p>
@@ -458,26 +489,9 @@
         <w:tab/>
         <w:tab/>
         <w:tab/>
+        <w:t xml:space="preserve">  </w:t>
         <w:tab/>
-        <w:tab/>
-      </w:r>
-      <w:r>
-        <w:rPr>
-          <w:rFonts w:ascii="C059" w:hAnsi="C059"/>
-          <w:b/>
-          <w:sz w:val="18"/>
-          <w:szCs w:val="18"/>
-        </w:rPr>
-        <w:t>2023 –</w:t>
-      </w:r>
-      <w:r>
-        <w:rPr>
-          <w:rFonts w:ascii="C059" w:hAnsi="C059"/>
-          <w:b/>
-          <w:sz w:val="18"/>
-          <w:szCs w:val="18"/>
-        </w:rPr>
-        <w:t>2026</w:t>
+        <w:t xml:space="preserve">          2023 – 2026</w:t>
       </w:r>
     </w:p>
     <w:p>
@@ -517,7 +531,7 @@
           <w:sz w:val="18"/>
           <w:szCs w:val="18"/>
         </w:rPr>
-        <w:t>GPA: 82/100 (4/4)</w:t>
+        <w:t>GPA: 82/100</w:t>
       </w:r>
     </w:p>
     <w:p>
@@ -573,29 +587,7 @@
           <w:sz w:val="18"/>
           <w:szCs w:val="18"/>
         </w:rPr>
-        <w:t>https://</w:t>
-      </w:r>
-      <w:r>
-        <w:rPr>
-          <w:rFonts w:ascii="C059" w:hAnsi="C059"/>
-          <w:b w:val="false"/>
-          <w:bCs w:val="false"/>
-          <w:color w:val="2A6099"/>
-          <w:sz w:val="18"/>
-          <w:szCs w:val="18"/>
-        </w:rPr>
-        <w:t>l</w:t>
-      </w:r>
-      <w:r>
-        <w:rPr>
-          <w:rFonts w:ascii="C059" w:hAnsi="C059"/>
-          <w:b w:val="false"/>
-          <w:bCs w:val="false"/>
-          <w:color w:val="2A6099"/>
-          <w:sz w:val="18"/>
-          <w:szCs w:val="18"/>
-        </w:rPr>
-        <w:t>inkedin.com/in/moudzx/details/certifications</w:t>
+        <w:t>https://linkedin.com/in/moudzx/details/certifications</w:t>
       </w:r>
     </w:p>
     <w:p>
@@ -650,6 +642,122 @@
       <w:r>
         <w:rPr>
           <w:rFonts w:ascii="C059" w:hAnsi="C059"/>
+          <w:b w:val="false"/>
+          <w:bCs w:val="false"/>
+          <w:strike w:val="false"/>
+          <w:dstrike w:val="false"/>
+          <w:position w:val="0"/>
+          <w:sz w:val="18"/>
+          <w:sz w:val="18"/>
+          <w:szCs w:val="18"/>
+          <w:vertAlign w:val="baseline"/>
+        </w:rPr>
+        <w:t>CS50</w:t>
+      </w:r>
+      <w:r>
+        <w:rPr>
+          <w:rFonts w:ascii="C059" w:hAnsi="C059"/>
+          <w:b w:val="false"/>
+          <w:bCs w:val="false"/>
+          <w:strike w:val="false"/>
+          <w:dstrike w:val="false"/>
+          <w:position w:val="0"/>
+          <w:sz w:val="18"/>
+          <w:sz w:val="18"/>
+          <w:szCs w:val="18"/>
+          <w:vertAlign w:val="baseline"/>
+        </w:rPr>
+        <w:t>x</w:t>
+      </w:r>
+      <w:r>
+        <w:rPr>
+          <w:rFonts w:ascii="C059" w:hAnsi="C059"/>
+          <w:b w:val="false"/>
+          <w:bCs w:val="false"/>
+          <w:strike w:val="false"/>
+          <w:dstrike w:val="false"/>
+          <w:position w:val="0"/>
+          <w:sz w:val="18"/>
+          <w:sz w:val="18"/>
+          <w:szCs w:val="18"/>
+          <w:vertAlign w:val="baseline"/>
+        </w:rPr>
+        <w:t xml:space="preserve"> Computer Science</w:t>
+      </w:r>
+      <w:r>
+        <w:rPr>
+          <w:rFonts w:ascii="C059" w:hAnsi="C059"/>
+          <w:b/>
+          <w:bCs/>
+          <w:strike w:val="false"/>
+          <w:dstrike w:val="false"/>
+          <w:position w:val="0"/>
+          <w:sz w:val="18"/>
+          <w:sz w:val="18"/>
+          <w:szCs w:val="18"/>
+          <w:vertAlign w:val="baseline"/>
+        </w:rPr>
+        <w:t xml:space="preserve">  </w:t>
+      </w:r>
+      <w:r>
+        <w:rPr>
+          <w:rFonts w:ascii="C059" w:hAnsi="C059"/>
+          <w:b w:val="false"/>
+          <w:bCs w:val="false"/>
+          <w:strike w:val="false"/>
+          <w:dstrike w:val="false"/>
+          <w:position w:val="0"/>
+          <w:sz w:val="18"/>
+          <w:sz w:val="18"/>
+          <w:szCs w:val="18"/>
+          <w:vertAlign w:val="baseline"/>
+        </w:rPr>
+        <w:t>—</w:t>
+      </w:r>
+      <w:r>
+        <w:rPr>
+          <w:rFonts w:ascii="C059" w:hAnsi="C059"/>
+          <w:b/>
+          <w:bCs/>
+          <w:strike w:val="false"/>
+          <w:dstrike w:val="false"/>
+          <w:position w:val="0"/>
+          <w:sz w:val="18"/>
+          <w:sz w:val="18"/>
+          <w:szCs w:val="18"/>
+          <w:vertAlign w:val="baseline"/>
+        </w:rPr>
+        <w:t xml:space="preserve"> Harvard </w:t>
+      </w:r>
+      <w:r>
+        <w:rPr>
+          <w:rFonts w:ascii="C059" w:hAnsi="C059"/>
+          <w:b/>
+          <w:bCs/>
+          <w:strike w:val="false"/>
+          <w:dstrike w:val="false"/>
+          <w:position w:val="0"/>
+          <w:sz w:val="18"/>
+          <w:sz w:val="18"/>
+          <w:szCs w:val="18"/>
+          <w:vertAlign w:val="baseline"/>
+        </w:rPr>
+        <w:t>University</w:t>
+      </w:r>
+    </w:p>
+    <w:p>
+      <w:pPr>
+        <w:pStyle w:val="Normal"/>
+        <w:numPr>
+          <w:ilvl w:val="0"/>
+          <w:numId w:val="7"/>
+        </w:numPr>
+        <w:spacing w:lineRule="auto" w:line="252" w:before="0" w:after="60"/>
+        <w:rPr/>
+      </w:pPr>
+      <w:r>
+        <w:rPr>
+          <w:rFonts w:ascii="C059" w:hAnsi="C059"/>
           <w:strike w:val="false"/>
           <w:dstrike w:val="false"/>
           <w:position w:val="0"/>
@@ -673,7 +781,22 @@
           <w:szCs w:val="18"/>
           <w:vertAlign w:val="baseline"/>
         </w:rPr>
-        <w:t>Harvard</w:t>
+        <w:t xml:space="preserve">Harvard </w:t>
+      </w:r>
+      <w:r>
+        <w:rPr>
+          <w:rFonts w:ascii="C059" w:hAnsi="C059"/>
+          <w:b/>
+          <w:bCs/>
+          <w:strike w:val="false"/>
+          <w:dstrike w:val="false"/>
+          <w:position w:val="0"/>
+          <w:sz w:val="18"/>
+          <w:sz w:val="18"/>
+          <w:szCs w:val="18"/>
+          <w:vertAlign w:val="baseline"/>
+        </w:rPr>
+        <w:t>University</w:t>
       </w:r>
     </w:p>
     <w:p>
@@ -790,7 +913,22 @@
           <w:szCs w:val="18"/>
           <w:vertAlign w:val="baseline"/>
         </w:rPr>
-        <w:t>Cisco</w:t>
+        <w:t xml:space="preserve">Cisco </w:t>
+      </w:r>
+      <w:r>
+        <w:rPr>
+          <w:rFonts w:ascii="C059" w:hAnsi="C059"/>
+          <w:b/>
+          <w:bCs/>
+          <w:strike w:val="false"/>
+          <w:dstrike w:val="false"/>
+          <w:position w:val="0"/>
+          <w:sz w:val="18"/>
+          <w:sz w:val="18"/>
+          <w:szCs w:val="18"/>
+          <w:vertAlign w:val="baseline"/>
+        </w:rPr>
+        <w:t>Networking Academy</w:t>
       </w:r>
     </w:p>
     <w:p>
@@ -1071,7 +1209,18 @@
           <w:szCs w:val="18"/>
           <w:u w:val="none"/>
         </w:rPr>
-        <w:t>An ongoing project, so far consists of a bootable Linux kernel customization, a customized shell environment, a custom logging driver, additional C libraries (string interpolation and integer overflow handling) and re-creations of some command-line tools.</w:t>
+        <w:t xml:space="preserve">An ongoing project, so far consists of a bootable Linux kernel customization, a customized shell environment, a custom logging driver, additional C libraries (string interpolation and integer overflow handling) and re-creations of some command-line tools </w:t>
+      </w:r>
+      <w:r>
+        <w:rPr>
+          <w:rFonts w:ascii="C059" w:hAnsi="C059"/>
+          <w:b w:val="false"/>
+          <w:bCs w:val="false"/>
+          <w:sz w:val="18"/>
+          <w:szCs w:val="18"/>
+          <w:u w:val="none"/>
+        </w:rPr>
+        <w:t>and built-in apps such as a CPU scheduling visualizer.</w:t>
       </w:r>
     </w:p>
     <w:p>
@@ -1094,7 +1243,7 @@
           <w:szCs w:val="18"/>
           <w:u w:val="none"/>
         </w:rPr>
-        <w:t xml:space="preserve">MediCare Healthcare Platform [C#, ASP.NET, SQL Server] </w:t>
+        <w:t xml:space="preserve">MediCare Healthcare Platform [C#, ASP.NET] </w:t>
       </w:r>
     </w:p>
     <w:p>
@@ -1161,7 +1310,7 @@
           <w:szCs w:val="18"/>
           <w:u w:val="none"/>
         </w:rPr>
-        <w:t>Youtube Dracula [Python Flask, FFmpeg, Docker]</w:t>
+        <w:t>Youtube Dracula [Python, Flask]</w:t>
       </w:r>
     </w:p>
     <w:p>
@@ -1184,7 +1333,161 @@
           <w:szCs w:val="18"/>
           <w:u w:val="none"/>
         </w:rPr>
-        <w:t>YouTube downloader website for videos and audio: pick quality, trim to a section, convert to MP3, or pull whole playlists as one file</w:t>
+        <w:t xml:space="preserve">YouTube downloader website for videos and audio </w:t>
+      </w:r>
+      <w:r>
+        <w:rPr>
+          <w:rStyle w:val="Hyperlink"/>
+          <w:rFonts w:ascii="C059" w:hAnsi="C059"/>
+          <w:color w:val="000000"/>
+          <w:sz w:val="18"/>
+          <w:szCs w:val="18"/>
+          <w:u w:val="none"/>
+        </w:rPr>
+        <w:t>with multiple features</w:t>
+      </w:r>
+      <w:r>
+        <w:rPr>
+          <w:rStyle w:val="Hyperlink"/>
+          <w:rFonts w:ascii="C059" w:hAnsi="C059"/>
+          <w:color w:val="000000"/>
+          <w:sz w:val="18"/>
+          <w:szCs w:val="18"/>
+          <w:u w:val="none"/>
+        </w:rPr>
+        <w:t>: quality/</w:t>
+      </w:r>
+      <w:r>
+        <w:rPr>
+          <w:rStyle w:val="Hyperlink"/>
+          <w:rFonts w:ascii="C059" w:hAnsi="C059"/>
+          <w:color w:val="000000"/>
+          <w:sz w:val="18"/>
+          <w:szCs w:val="18"/>
+          <w:u w:val="none"/>
+        </w:rPr>
+        <w:t>type</w:t>
+      </w:r>
+      <w:r>
+        <w:rPr>
+          <w:rStyle w:val="Hyperlink"/>
+          <w:rFonts w:ascii="C059" w:hAnsi="C059"/>
+          <w:color w:val="000000"/>
+          <w:sz w:val="18"/>
+          <w:szCs w:val="18"/>
+          <w:u w:val="none"/>
+        </w:rPr>
+        <w:t xml:space="preserve"> </w:t>
+      </w:r>
+      <w:r>
+        <w:rPr>
+          <w:rStyle w:val="Hyperlink"/>
+          <w:rFonts w:ascii="C059" w:hAnsi="C059"/>
+          <w:color w:val="000000"/>
+          <w:sz w:val="18"/>
+          <w:szCs w:val="18"/>
+          <w:u w:val="none"/>
+        </w:rPr>
+        <w:t>picking</w:t>
+      </w:r>
+      <w:r>
+        <w:rPr>
+          <w:rStyle w:val="Hyperlink"/>
+          <w:rFonts w:ascii="C059" w:hAnsi="C059"/>
+          <w:color w:val="000000"/>
+          <w:sz w:val="18"/>
+          <w:szCs w:val="18"/>
+          <w:u w:val="none"/>
+        </w:rPr>
+        <w:t xml:space="preserve">, </w:t>
+      </w:r>
+      <w:r>
+        <w:rPr>
+          <w:rStyle w:val="Hyperlink"/>
+          <w:rFonts w:ascii="C059" w:hAnsi="C059"/>
+          <w:color w:val="000000"/>
+          <w:sz w:val="18"/>
+          <w:szCs w:val="18"/>
+          <w:u w:val="none"/>
+        </w:rPr>
+        <w:t>section trimming</w:t>
+      </w:r>
+      <w:r>
+        <w:rPr>
+          <w:rStyle w:val="Hyperlink"/>
+          <w:rFonts w:ascii="C059" w:hAnsi="C059"/>
+          <w:color w:val="000000"/>
+          <w:sz w:val="18"/>
+          <w:szCs w:val="18"/>
+          <w:u w:val="none"/>
+        </w:rPr>
+        <w:t>, convert to MP3,</w:t>
+      </w:r>
+      <w:r>
+        <w:rPr>
+          <w:rStyle w:val="Hyperlink"/>
+          <w:rFonts w:ascii="C059" w:hAnsi="C059"/>
+          <w:color w:val="000000"/>
+          <w:sz w:val="18"/>
+          <w:szCs w:val="18"/>
+          <w:u w:val="none"/>
+        </w:rPr>
+        <w:t xml:space="preserve"> playlists pulling support</w:t>
+      </w:r>
+      <w:r>
+        <w:rPr>
+          <w:rStyle w:val="Hyperlink"/>
+          <w:rFonts w:ascii="C059" w:hAnsi="C059"/>
+          <w:color w:val="000000"/>
+          <w:sz w:val="18"/>
+          <w:szCs w:val="18"/>
+          <w:u w:val="none"/>
+        </w:rPr>
+        <w:t xml:space="preserve"> as </w:t>
+      </w:r>
+      <w:r>
+        <w:rPr>
+          <w:rStyle w:val="Hyperlink"/>
+          <w:rFonts w:ascii="C059" w:hAnsi="C059"/>
+          <w:color w:val="000000"/>
+          <w:sz w:val="18"/>
+          <w:szCs w:val="18"/>
+          <w:u w:val="none"/>
+        </w:rPr>
+        <w:t xml:space="preserve">a zip or </w:t>
+      </w:r>
+      <w:r>
+        <w:rPr>
+          <w:rStyle w:val="Hyperlink"/>
+          <w:rFonts w:ascii="C059" w:hAnsi="C059"/>
+          <w:color w:val="000000"/>
+          <w:sz w:val="18"/>
+          <w:szCs w:val="18"/>
+          <w:u w:val="none"/>
+        </w:rPr>
+        <w:t xml:space="preserve">one </w:t>
+      </w:r>
+      <w:r>
+        <w:rPr>
+          <w:rStyle w:val="Hyperlink"/>
+          <w:rFonts w:ascii="C059" w:hAnsi="C059"/>
+          <w:color w:val="000000"/>
+          <w:sz w:val="18"/>
+          <w:szCs w:val="18"/>
+          <w:u w:val="none"/>
+        </w:rPr>
+        <w:t xml:space="preserve">continuous combined </w:t>
+      </w:r>
+      <w:r>
+        <w:rPr>
+          <w:rStyle w:val="Hyperlink"/>
+          <w:rFonts w:ascii="C059" w:hAnsi="C059"/>
+          <w:color w:val="000000"/>
+          <w:sz w:val="18"/>
+          <w:szCs w:val="18"/>
+          <w:u w:val="none"/>
+        </w:rPr>
+        <w:t>file</w:t>
       </w:r>
       <w:r>
         <w:rPr>
@@ -1205,7 +1508,7 @@
           <w:szCs w:val="18"/>
           <w:u w:val="none"/>
         </w:rPr>
-        <w:t>or a zip</w:t>
+        <w:t>(useful for movies, courses and music albums)</w:t>
       </w:r>
       <w:r>
         <w:rPr>
@@ -1259,7 +1562,7 @@
           <w:szCs w:val="18"/>
           <w:u w:val="none"/>
         </w:rPr>
-        <w:t xml:space="preserve">2D arcade </w:t>
+        <w:t>Ar</w:t>
       </w:r>
       <w:r>
         <w:rPr>
@@ -1268,78 +1571,7 @@
           <w:szCs w:val="18"/>
           <w:u w:val="none"/>
         </w:rPr>
-        <w:t>G</w:t>
-      </w:r>
-      <w:r>
-        <w:rPr>
-          <w:rFonts w:ascii="C059" w:hAnsi="C059"/>
-          <w:sz w:val="18"/>
-          <w:szCs w:val="18"/>
-          <w:u w:val="none"/>
-        </w:rPr>
-        <w:t>ame with custom particle physics and a dynamic sine-wave pacing system.</w:t>
-      </w:r>
-    </w:p>
-    <w:p>
-      <w:pPr>
-        <w:pStyle w:val="Normal"/>
-        <w:numPr>
-          <w:ilvl w:val="0"/>
-          <w:numId w:val="8"/>
-        </w:numPr>
-        <w:spacing w:lineRule="auto" w:line="252" w:before="0" w:after="30"/>
-        <w:rPr>
-          <w:b/>
-          <w:bCs/>
-        </w:rPr>
-      </w:pPr>
-      <w:r>
-        <w:rPr>
-          <w:rFonts w:ascii="C059" w:hAnsi="C059"/>
-          <w:b/>
-          <w:bCs/>
-          <w:sz w:val="18"/>
-          <w:szCs w:val="18"/>
-          <w:u w:val="none"/>
-        </w:rPr>
-        <w:t xml:space="preserve">CPU Scheduling Visualiser </w:t>
-      </w:r>
-      <w:r>
-        <w:rPr>
-          <w:rFonts w:ascii="C059" w:hAnsi="C059"/>
-          <w:b/>
-          <w:bCs/>
-          <w:sz w:val="18"/>
-          <w:szCs w:val="18"/>
-          <w:u w:val="none"/>
-        </w:rPr>
-        <w:t>[C, Raylib[</w:t>
-      </w:r>
-    </w:p>
-    <w:p>
-      <w:pPr>
-        <w:pStyle w:val="Normal"/>
-        <w:numPr>
-          <w:ilvl w:val="0"/>
-          <w:numId w:val="0"/>
-        </w:numPr>
-        <w:spacing w:lineRule="auto" w:line="252" w:before="0" w:after="30"/>
-        <w:ind w:hanging="0" w:left="720"/>
-        <w:rPr>
-          <w:b w:val="false"/>
-          <w:bCs w:val="false"/>
-        </w:rPr>
-      </w:pPr>
-      <w:r>
-        <w:rPr>
-          <w:rFonts w:ascii="C059" w:hAnsi="C059"/>
-          <w:b w:val="false"/>
-          <w:bCs w:val="false"/>
-          <w:sz w:val="18"/>
-          <w:szCs w:val="18"/>
-          <w:u w:val="none"/>
-        </w:rPr>
-        <w:t>An interactive C application built with Raylib that combines a digital countdown of a low-lever timer and a CPU scheduling simulator.</w:t>
+        <w:t>cade Game with custom particle physics and a dynamic sine-wave pacing system.</w:t>
       </w:r>
     </w:p>
     <w:p>
@@ -1362,7 +1594,7 @@
           <w:szCs w:val="18"/>
           <w:u w:val="none"/>
         </w:rPr>
-        <w:t>Helmert 7-Parameter Geodetic Transformer [Java Swing]</w:t>
+        <w:t>Helmert 7-Parameter Geodetic Transformer [Java]</w:t>
       </w:r>
     </w:p>
     <w:p>
@@ -1385,7 +1617,29 @@
           <w:szCs w:val="18"/>
           <w:u w:val="none"/>
         </w:rPr>
-        <w:t>Coordinate GUI tool performing seven-parameter Helmert transforms between geographic and geocentric systems</w:t>
+        <w:t xml:space="preserve">Coordinate GUI </w:t>
+      </w:r>
+      <w:r>
+        <w:rPr>
+          <w:rStyle w:val="Hyperlink"/>
+          <w:rFonts w:ascii="C059" w:hAnsi="C059"/>
+          <w:color w:val="000000"/>
+          <w:sz w:val="18"/>
+          <w:szCs w:val="18"/>
+          <w:u w:val="none"/>
+        </w:rPr>
+        <w:t xml:space="preserve">(Swing) </w:t>
+      </w:r>
+      <w:r>
+        <w:rPr>
+          <w:rStyle w:val="Hyperlink"/>
+          <w:rFonts w:ascii="C059" w:hAnsi="C059"/>
+          <w:color w:val="000000"/>
+          <w:sz w:val="18"/>
+          <w:szCs w:val="18"/>
+          <w:u w:val="none"/>
+        </w:rPr>
+        <w:t>tool performing seven-parameter Helmert transforms between geographic and geocentric systems</w:t>
       </w:r>
       <w:r>
         <w:rPr>
@@ -2841,7 +3095,7 @@
   <w:docDefaults>
     <w:rPrDefault>
       <w:rPr>
-        <w:rFonts w:ascii="Cambria" w:hAnsi="Cambria" w:eastAsia="" w:cs="" w:asciiTheme="minorHAnsi" w:cstheme="minorBidi" w:eastAsiaTheme="minorEastAsia" w:hAnsiTheme="minorHAnsi"/>
+        <w:rFonts w:ascii="Arial" w:hAnsi="Arial" w:eastAsia="DejaVu Sans" w:cs="DejaVu Sans" w:asciiTheme="minorHAnsi" w:cstheme="minorBidi" w:eastAsiaTheme="minorEastAsia" w:hAnsiTheme="minorHAnsi"/>
         <w:sz w:val="22"/>
         <w:szCs w:val="22"/>
         <w:lang w:val="en-US" w:eastAsia="en-US" w:bidi="ar-SA"/>
@@ -3027,7 +3281,7 @@
       <w:outlineLvl w:val="0"/>
     </w:pPr>
     <w:rPr>
-      <w:rFonts w:ascii="Calibri" w:hAnsi="Calibri" w:eastAsia="" w:cs="" w:asciiTheme="majorHAnsi" w:cstheme="majorBidi" w:eastAsiaTheme="majorEastAsia" w:hAnsiTheme="majorHAnsi"/>
+      <w:rFonts w:ascii="Arial" w:hAnsi="Arial" w:eastAsia="DejaVu Sans" w:cs="DejaVu Sans" w:asciiTheme="majorHAnsi" w:cstheme="majorBidi" w:eastAsiaTheme="majorEastAsia" w:hAnsiTheme="majorHAnsi"/>
       <w:b/>
       <w:bCs/>
       <w:color w:themeColor="accent1" w:themeShade="bf" w:val="365F91"/>
@@ -3051,7 +3305,7 @@
       <w:outlineLvl w:val="1"/>
     </w:pPr>
     <w:rPr>
-      <w:rFonts w:ascii="Calibri" w:hAnsi="Calibri" w:eastAsia="" w:cs="" w:asciiTheme="majorHAnsi" w:cstheme="majorBidi" w:eastAsiaTheme="majorEastAsia" w:hAnsiTheme="majorHAnsi"/>
+      <w:rFonts w:ascii="Arial" w:hAnsi="Arial" w:eastAsia="DejaVu Sans" w:cs="DejaVu Sans" w:asciiTheme="majorHAnsi" w:cstheme="majorBidi" w:eastAsiaTheme="majorEastAsia" w:hAnsiTheme="majorHAnsi"/>
       <w:b/>
       <w:bCs/>
       <w:color w:themeColor="accent1" w:val="4F81BD"/>
@@ -3075,7 +3329,7 @@
       <w:outlineLvl w:val="2"/>
     </w:pPr>
     <w:rPr>
-      <w:rFonts w:ascii="Calibri" w:hAnsi="Calibri" w:eastAsia="" w:cs="" w:asciiTheme="majorHAnsi" w:cstheme="majorBidi" w:eastAsiaTheme="majorEastAsia" w:hAnsiTheme="majorHAnsi"/>
+      <w:rFonts w:ascii="Arial" w:hAnsi="Arial" w:eastAsia="DejaVu Sans" w:cs="DejaVu Sans" w:asciiTheme="majorHAnsi" w:cstheme="majorBidi" w:eastAsiaTheme="majorEastAsia" w:hAnsiTheme="majorHAnsi"/>
       <w:b/>
       <w:bCs/>
       <w:color w:themeColor="accent1" w:val="4F81BD"/>
@@ -3098,7 +3352,7 @@
       <w:outlineLvl w:val="3"/>
     </w:pPr>
     <w:rPr>
-      <w:rFonts w:ascii="Calibri" w:hAnsi="Calibri" w:eastAsia="" w:cs="" w:asciiTheme="majorHAnsi" w:cstheme="majorBidi" w:eastAsiaTheme="majorEastAsia" w:hAnsiTheme="majorHAnsi"/>
+      <w:rFonts w:ascii="Arial" w:hAnsi="Arial" w:eastAsia="DejaVu Sans" w:cs="DejaVu Sans" w:asciiTheme="majorHAnsi" w:cstheme="majorBidi" w:eastAsiaTheme="majorEastAsia" w:hAnsiTheme="majorHAnsi"/>
       <w:b/>
       <w:bCs/>
       <w:i/>
@@ -3123,7 +3377,7 @@
       <w:outlineLvl w:val="4"/>
     </w:pPr>
     <w:rPr>
-      <w:rFonts w:ascii="Calibri" w:hAnsi="Calibri" w:eastAsia="" w:cs="" w:asciiTheme="majorHAnsi" w:cstheme="majorBidi" w:eastAsiaTheme="majorEastAsia" w:hAnsiTheme="majorHAnsi"/>
+      <w:rFonts w:ascii="Arial" w:hAnsi="Arial" w:eastAsia="DejaVu Sans" w:cs="DejaVu Sans" w:asciiTheme="majorHAnsi" w:cstheme="majorBidi" w:eastAsiaTheme="majorEastAsia" w:hAnsiTheme="majorHAnsi"/>
       <w:color w:themeColor="accent1" w:themeShade="7f" w:val="243F60"/>
     </w:rPr>
   </w:style>
@@ -3144,7 +3398,7 @@
       <w:outlineLvl w:val="5"/>
     </w:pPr>
     <w:rPr>
-      <w:rFonts w:ascii="Calibri" w:hAnsi="Calibri" w:eastAsia="" w:cs="" w:asciiTheme="majorHAnsi" w:cstheme="majorBidi" w:eastAsiaTheme="majorEastAsia" w:hAnsiTheme="majorHAnsi"/>
+      <w:rFonts w:ascii="Arial" w:hAnsi="Arial" w:eastAsia="DejaVu Sans" w:cs="DejaVu Sans" w:asciiTheme="majorHAnsi" w:cstheme="majorBidi" w:eastAsiaTheme="majorEastAsia" w:hAnsiTheme="majorHAnsi"/>
       <w:i/>
       <w:iCs/>
       <w:color w:themeColor="accent1" w:themeShade="7f" w:val="243F60"/>
@@ -3167,7 +3421,7 @@
       <w:outlineLvl w:val="6"/>
     </w:pPr>
     <w:rPr>
-      <w:rFonts w:ascii="Calibri" w:hAnsi="Calibri" w:eastAsia="" w:cs="" w:asciiTheme="majorHAnsi" w:cstheme="majorBidi" w:eastAsiaTheme="majorEastAsia" w:hAnsiTheme="majorHAnsi"/>
+      <w:rFonts w:ascii="Arial" w:hAnsi="Arial" w:eastAsia="DejaVu Sans" w:cs="DejaVu Sans" w:asciiTheme="majorHAnsi" w:cstheme="majorBidi" w:eastAsiaTheme="majorEastAsia" w:hAnsiTheme="majorHAnsi"/>
       <w:i/>
       <w:iCs/>
       <w:color w:themeColor="text1" w:themeTint="bf" w:val="404040"/>
@@ -3190,7 +3444,7 @@
       <w:outlineLvl w:val="7"/>
     </w:pPr>
     <w:rPr>
-      <w:rFonts w:ascii="Calibri" w:hAnsi="Calibri" w:eastAsia="" w:cs="" w:asciiTheme="majorHAnsi" w:cstheme="majorBidi" w:eastAsiaTheme="majorEastAsia" w:hAnsiTheme="majorHAnsi"/>
+      <w:rFonts w:ascii="Arial" w:hAnsi="Arial" w:eastAsia="DejaVu Sans" w:cs="DejaVu Sans" w:asciiTheme="majorHAnsi" w:cstheme="majorBidi" w:eastAsiaTheme="majorEastAsia" w:hAnsiTheme="majorHAnsi"/>
       <w:color w:themeColor="accent1" w:val="4F81BD"/>
       <w:sz w:val="20"/>
       <w:szCs w:val="20"/>
@@ -3213,7 +3467,7 @@
       <w:outlineLvl w:val="8"/>
     </w:pPr>
     <w:rPr>
-      <w:rFonts w:ascii="Calibri" w:hAnsi="Calibri" w:eastAsia="" w:cs="" w:asciiTheme="majorHAnsi" w:cstheme="majorBidi" w:eastAsiaTheme="majorEastAsia" w:hAnsiTheme="majorHAnsi"/>
+      <w:rFonts w:ascii="Arial" w:hAnsi="Arial" w:eastAsia="DejaVu Sans" w:cs="DejaVu Sans" w:asciiTheme="majorHAnsi" w:cstheme="majorBidi" w:eastAsiaTheme="majorEastAsia" w:hAnsiTheme="majorHAnsi"/>
       <w:i/>
       <w:iCs/>
       <w:color w:themeColor="text1" w:themeTint="bf" w:val="404040"/>
@@ -3255,7 +3509,7 @@
     <w:qFormat/>
     <w:rsid w:val="00fc693f"/>
     <w:rPr>
-      <w:rFonts w:ascii="Calibri" w:hAnsi="Calibri" w:eastAsia="" w:cs="" w:asciiTheme="majorHAnsi" w:cstheme="majorBidi" w:eastAsiaTheme="majorEastAsia" w:hAnsiTheme="majorHAnsi"/>
+      <w:rFonts w:ascii="Arial" w:hAnsi="Arial" w:eastAsia="DejaVu Sans" w:cs="DejaVu Sans" w:asciiTheme="majorHAnsi" w:cstheme="majorBidi" w:eastAsiaTheme="majorEastAsia" w:hAnsiTheme="majorHAnsi"/>
       <w:b/>
       <w:bCs/>
       <w:color w:themeColor="accent1" w:themeShade="bf" w:val="365F91"/>
@@ -3271,7 +3525,7 @@
     <w:qFormat/>
     <w:rsid w:val="00fc693f"/>
     <w:rPr>
-      <w:rFonts w:ascii="Calibri" w:hAnsi="Calibri" w:eastAsia="" w:cs="" w:asciiTheme="majorHAnsi" w:cstheme="majorBidi" w:eastAsiaTheme="majorEastAsia" w:hAnsiTheme="majorHAnsi"/>
+      <w:rFonts w:ascii="Arial" w:hAnsi="Arial" w:eastAsia="DejaVu Sans" w:cs="DejaVu Sans" w:asciiTheme="majorHAnsi" w:cstheme="majorBidi" w:eastAsiaTheme="majorEastAsia" w:hAnsiTheme="majorHAnsi"/>
       <w:b/>
       <w:bCs/>
       <w:color w:themeColor="accent1" w:val="4F81BD"/>
@@ -3287,7 +3541,7 @@
     <w:qFormat/>
     <w:rsid w:val="00fc693f"/>
     <w:rPr>
-      <w:rFonts w:ascii="Calibri" w:hAnsi="Calibri" w:eastAsia="" w:cs="" w:asciiTheme="majorHAnsi" w:cstheme="majorBidi" w:eastAsiaTheme="majorEastAsia" w:hAnsiTheme="majorHAnsi"/>
+      <w:rFonts w:ascii="Arial" w:hAnsi="Arial" w:eastAsia="DejaVu Sans" w:cs="DejaVu Sans" w:asciiTheme="majorHAnsi" w:cstheme="majorBidi" w:eastAsiaTheme="majorEastAsia" w:hAnsiTheme="majorHAnsi"/>
       <w:b/>
       <w:bCs/>
       <w:color w:themeColor="accent1" w:val="4F81BD"/>
@@ -3301,7 +3555,7 @@
     <w:qFormat/>
     <w:rsid w:val="00fc693f"/>
     <w:rPr>
-      <w:rFonts w:ascii="Calibri" w:hAnsi="Calibri" w:eastAsia="" w:cs="" w:asciiTheme="majorHAnsi" w:cstheme="majorBidi" w:eastAsiaTheme="majorEastAsia" w:hAnsiTheme="majorHAnsi"/>
+      <w:rFonts w:ascii="Arial" w:hAnsi="Arial" w:eastAsia="DejaVu Sans" w:cs="DejaVu Sans" w:asciiTheme="majorHAnsi" w:cstheme="majorBidi" w:eastAsiaTheme="majorEastAsia" w:hAnsiTheme="majorHAnsi"/>
       <w:color w:themeColor="text2" w:themeShade="bf" w:val="17365D"/>
       <w:spacing w:val="5"/>
       <w:kern w:val="2"/>
@@ -3317,7 +3571,7 @@
     <w:qFormat/>
     <w:rsid w:val="00fc693f"/>
     <w:rPr>
-      <w:rFonts w:ascii="Calibri" w:hAnsi="Calibri" w:eastAsia="" w:cs="" w:asciiTheme="majorHAnsi" w:cstheme="majorBidi" w:eastAsiaTheme="majorEastAsia" w:hAnsiTheme="majorHAnsi"/>
+      <w:rFonts w:ascii="Arial" w:hAnsi="Arial" w:eastAsia="DejaVu Sans" w:cs="DejaVu Sans" w:asciiTheme="majorHAnsi" w:cstheme="majorBidi" w:eastAsiaTheme="majorEastAsia" w:hAnsiTheme="majorHAnsi"/>
       <w:i/>
       <w:iCs/>
       <w:color w:themeColor="accent1" w:val="4F81BD"/>
@@ -3390,7 +3644,7 @@
     <w:qFormat/>
     <w:rsid w:val="00fc693f"/>
     <w:rPr>
-      <w:rFonts w:ascii="Calibri" w:hAnsi="Calibri" w:eastAsia="" w:cs="" w:asciiTheme="majorHAnsi" w:cstheme="majorBidi" w:eastAsiaTheme="majorEastAsia" w:hAnsiTheme="majorHAnsi"/>
+      <w:rFonts w:ascii="Arial" w:hAnsi="Arial" w:eastAsia="DejaVu Sans" w:cs="DejaVu Sans" w:asciiTheme="majorHAnsi" w:cstheme="majorBidi" w:eastAsiaTheme="majorEastAsia" w:hAnsiTheme="majorHAnsi"/>
       <w:b/>
       <w:bCs/>
       <w:i/>
@@ -3407,7 +3661,7 @@
     <w:qFormat/>
     <w:rsid w:val="00fc693f"/>
     <w:rPr>
-      <w:rFonts w:ascii="Calibri" w:hAnsi="Calibri" w:eastAsia="" w:cs="" w:asciiTheme="majorHAnsi" w:cstheme="majorBidi" w:eastAsiaTheme="majorEastAsia" w:hAnsiTheme="majorHAnsi"/>
+      <w:rFonts w:ascii="Arial" w:hAnsi="Arial" w:eastAsia="DejaVu Sans" w:cs="DejaVu Sans" w:asciiTheme="majorHAnsi" w:cstheme="majorBidi" w:eastAsiaTheme="majorEastAsia" w:hAnsiTheme="majorHAnsi"/>
       <w:color w:themeColor="accent1" w:themeShade="7f" w:val="243F60"/>
     </w:rPr>
   </w:style>
@@ -3420,7 +3674,7 @@
     <w:qFormat/>
     <w:rsid w:val="00fc693f"/>
     <w:rPr>
-      <w:rFonts w:ascii="Calibri" w:hAnsi="Calibri" w:eastAsia="" w:cs="" w:asciiTheme="majorHAnsi" w:cstheme="majorBidi" w:eastAsiaTheme="majorEastAsia" w:hAnsiTheme="majorHAnsi"/>
+      <w:rFonts w:ascii="Arial" w:hAnsi="Arial" w:eastAsia="DejaVu Sans" w:cs="DejaVu Sans" w:asciiTheme="majorHAnsi" w:cstheme="majorBidi" w:eastAsiaTheme="majorEastAsia" w:hAnsiTheme="majorHAnsi"/>
       <w:i/>
       <w:iCs/>
       <w:color w:themeColor="accent1" w:themeShade="7f" w:val="243F60"/>
@@ -3435,7 +3689,7 @@
     <w:qFormat/>
     <w:rsid w:val="00fc693f"/>
     <w:rPr>
-      <w:rFonts w:ascii="Calibri" w:hAnsi="Calibri" w:eastAsia="" w:cs="" w:asciiTheme="majorHAnsi" w:cstheme="majorBidi" w:eastAsiaTheme="majorEastAsia" w:hAnsiTheme="majorHAnsi"/>
+      <w:rFonts w:ascii="Arial" w:hAnsi="Arial" w:eastAsia="DejaVu Sans" w:cs="DejaVu Sans" w:asciiTheme="majorHAnsi" w:cstheme="majorBidi" w:eastAsiaTheme="majorEastAsia" w:hAnsiTheme="majorHAnsi"/>
       <w:i/>
       <w:iCs/>
       <w:color w:themeColor="text1" w:themeTint="bf" w:val="404040"/>
@@ -3450,7 +3704,7 @@
     <w:qFormat/>
     <w:rsid w:val="00fc693f"/>
     <w:rPr>
-      <w:rFonts w:ascii="Calibri" w:hAnsi="Calibri" w:eastAsia="" w:cs="" w:asciiTheme="majorHAnsi" w:cstheme="majorBidi" w:eastAsiaTheme="majorEastAsia" w:hAnsiTheme="majorHAnsi"/>
+      <w:rFonts w:ascii="Arial" w:hAnsi="Arial" w:eastAsia="DejaVu Sans" w:cs="DejaVu Sans" w:asciiTheme="majorHAnsi" w:cstheme="majorBidi" w:eastAsiaTheme="majorEastAsia" w:hAnsiTheme="majorHAnsi"/>
       <w:color w:themeColor="accent1" w:val="4F81BD"/>
       <w:sz w:val="20"/>
       <w:szCs w:val="20"/>
@@ -3465,7 +3719,7 @@
     <w:qFormat/>
     <w:rsid w:val="00fc693f"/>
     <w:rPr>
-      <w:rFonts w:ascii="Calibri" w:hAnsi="Calibri" w:eastAsia="" w:cs="" w:asciiTheme="majorHAnsi" w:cstheme="majorBidi" w:eastAsiaTheme="majorEastAsia" w:hAnsiTheme="majorHAnsi"/>
+      <w:rFonts w:ascii="Arial" w:hAnsi="Arial" w:eastAsia="DejaVu Sans" w:cs="DejaVu Sans" w:asciiTheme="majorHAnsi" w:cstheme="majorBidi" w:eastAsiaTheme="majorEastAsia" w:hAnsiTheme="majorHAnsi"/>
       <w:i/>
       <w:iCs/>
       <w:color w:themeColor="text1" w:themeTint="bf" w:val="404040"/>
@@ -3746,7 +4000,7 @@
       <w:jc w:val="left"/>
     </w:pPr>
     <w:rPr>
-      <w:rFonts w:ascii="Cambria" w:hAnsi="Cambria" w:eastAsia="" w:cs="" w:asciiTheme="minorHAnsi" w:cstheme="minorBidi" w:eastAsiaTheme="minorEastAsia" w:hAnsiTheme="minorHAnsi"/>
+      <w:rFonts w:ascii="Arial" w:hAnsi="Arial" w:eastAsia="DejaVu Sans" w:cs="DejaVu Sans" w:asciiTheme="minorHAnsi" w:cstheme="minorBidi" w:eastAsiaTheme="minorEastAsia" w:hAnsiTheme="minorHAnsi"/>
       <w:color w:val="auto"/>
       <w:kern w:val="0"/>
       <w:sz w:val="22"/>
@@ -3770,7 +4024,7 @@
       <w:contextualSpacing/>
     </w:pPr>
     <w:rPr>
-      <w:rFonts w:ascii="Calibri" w:hAnsi="Calibri" w:eastAsia="" w:cs="" w:asciiTheme="majorHAnsi" w:cstheme="majorBidi" w:eastAsiaTheme="majorEastAsia" w:hAnsiTheme="majorHAnsi"/>
+      <w:rFonts w:ascii="Arial" w:hAnsi="Arial" w:eastAsia="DejaVu Sans" w:cs="DejaVu Sans" w:asciiTheme="majorHAnsi" w:cstheme="majorBidi" w:eastAsiaTheme="majorEastAsia" w:hAnsiTheme="majorHAnsi"/>
       <w:color w:themeColor="text2" w:themeShade="bf" w:val="17365D"/>
       <w:spacing w:val="5"/>
       <w:kern w:val="2"/>
@@ -3788,7 +4042,7 @@
     <w:rsid w:val="00fc693f"/>
     <w:pPr/>
     <w:rPr>
-      <w:rFonts w:ascii="Calibri" w:hAnsi="Calibri" w:eastAsia="" w:cs="" w:asciiTheme="majorHAnsi" w:cstheme="majorBidi" w:eastAsiaTheme="majorEastAsia" w:hAnsiTheme="majorHAnsi"/>
+      <w:rFonts w:ascii="Arial" w:hAnsi="Arial" w:eastAsia="DejaVu Sans" w:cs="DejaVu Sans" w:asciiTheme="majorHAnsi" w:cstheme="majorBidi" w:eastAsiaTheme="majorEastAsia" w:hAnsiTheme="majorHAnsi"/>
       <w:i/>
       <w:iCs/>
       <w:color w:themeColor="accent1" w:val="4F81BD"/>
@@ -4027,7 +4281,7 @@
       <w:jc w:val="left"/>
     </w:pPr>
     <w:rPr>
-      <w:rFonts w:ascii="Courier" w:hAnsi="Courier" w:eastAsia="" w:cs="" w:cstheme="minorBidi" w:eastAsiaTheme="minorEastAsia"/>
+      <w:rFonts w:ascii="Courier" w:hAnsi="Courier" w:eastAsia="DejaVu Sans" w:cs="DejaVu Sans" w:cstheme="minorBidi" w:eastAsiaTheme="minorEastAsia"/>
       <w:color w:val="auto"/>
       <w:kern w:val="0"/>
       <w:sz w:val="20"/>

--- a/Mohamad_Mostafa_CV.docx
+++ b/Mohamad_Mostafa_CV.docx
@@ -69,6 +69,7 @@
             <w:rFonts w:ascii="C059" w:hAnsi="C059"/>
             <w:sz w:val="18"/>
             <w:szCs w:val="18"/>
+            <w:u w:val="none"/>
           </w:rPr>
           <w:t>github.com/moudzx</w:t>
         </w:r>
@@ -88,6 +89,7 @@
             <w:rFonts w:ascii="C059" w:hAnsi="C059"/>
             <w:sz w:val="18"/>
             <w:szCs w:val="18"/>
+            <w:u w:val="none"/>
           </w:rPr>
           <w:t>linkedin.com/in/moudzx</w:t>
         </w:r>
@@ -107,6 +109,7 @@
             <w:rFonts w:ascii="C059" w:hAnsi="C059"/>
             <w:sz w:val="18"/>
             <w:szCs w:val="18"/>
+            <w:u w:val="none"/>
           </w:rPr>
           <w:t>moudzx.github.io</w:t>
         </w:r>
@@ -350,25 +353,6 @@
     <w:p>
       <w:pPr>
         <w:pStyle w:val="Normal"/>
-        <w:numPr>
-          <w:ilvl w:val="0"/>
-          <w:numId w:val="0"/>
-        </w:numPr>
-        <w:spacing w:lineRule="auto" w:line="252" w:before="0" w:after="60"/>
-        <w:ind w:hanging="0" w:left="720"/>
-        <w:rPr>
-          <w:rFonts w:ascii="C059" w:hAnsi="C059"/>
-        </w:rPr>
-      </w:pPr>
-      <w:r>
-        <w:rPr>
-          <w:rFonts w:ascii="C059" w:hAnsi="C059"/>
-        </w:rPr>
-      </w:r>
-    </w:p>
-    <w:p>
-      <w:pPr>
-        <w:pStyle w:val="Normal"/>
         <w:pBdr>
           <w:bottom w:val="single" w:sz="6" w:space="3" w:color="111111"/>
         </w:pBdr>
@@ -412,7 +396,27 @@
           <w:szCs w:val="18"/>
           <w:u w:val="none"/>
         </w:rPr>
-        <w:t>NASA Space Apps Challenge, Tripoli: Technical Lead &amp; Mentor</w:t>
+        <w:t xml:space="preserve">NASA Space Apps Challenge, Tripoli: </w:t>
+      </w:r>
+      <w:r>
+        <w:rPr>
+          <w:rFonts w:ascii="C059" w:hAnsi="C059"/>
+          <w:b/>
+          <w:sz w:val="18"/>
+          <w:szCs w:val="18"/>
+          <w:u w:val="none"/>
+        </w:rPr>
+        <w:t>Web Developmnet</w:t>
+      </w:r>
+      <w:r>
+        <w:rPr>
+          <w:rFonts w:ascii="C059" w:hAnsi="C059"/>
+          <w:b/>
+          <w:sz w:val="18"/>
+          <w:szCs w:val="18"/>
+          <w:u w:val="none"/>
+        </w:rPr>
+        <w:tab/>
         <w:tab/>
         <w:tab/>
         <w:tab/>
@@ -438,8 +442,32 @@
           <w:szCs w:val="18"/>
           <w:u w:val="none"/>
         </w:rPr>
-        <w:t>Own technical operations for Tripoli's first NASA Space Apps Challenge chapter, including building and maintaining the event website. Mentor participating teams on web, data, and software challenges throughout the hackathon.</w:t>
+        <w:t>Own technical operations for Tripoli's first NASA Space Apps Challenge chapter, including building and maintaining the event website.</w:t>
       </w:r>
+    </w:p>
+    <w:p>
+      <w:pPr>
+        <w:pStyle w:val="Normal"/>
+        <w:numPr>
+          <w:ilvl w:val="0"/>
+          <w:numId w:val="0"/>
+        </w:numPr>
+        <w:spacing w:lineRule="auto" w:line="252" w:before="0" w:after="60"/>
+        <w:ind w:hanging="0" w:left="720"/>
+        <w:rPr/>
+      </w:pPr>
+      <w:hyperlink r:id="rId5">
+        <w:r>
+          <w:rPr>
+            <w:rStyle w:val="Hyperlink"/>
+            <w:rFonts w:ascii="C059" w:hAnsi="C059"/>
+            <w:sz w:val="18"/>
+            <w:szCs w:val="18"/>
+            <w:u w:val="none"/>
+          </w:rPr>
+          <w:t>https://spaceapps-tripoli.pages.dev/</w:t>
+        </w:r>
+      </w:hyperlink>
     </w:p>
     <w:p>
       <w:pPr>
@@ -537,24 +565,6 @@
     <w:p>
       <w:pPr>
         <w:pStyle w:val="Normal"/>
-        <w:spacing w:lineRule="auto" w:line="252" w:before="0" w:after="60"/>
-        <w:rPr>
-          <w:rFonts w:ascii="C059" w:hAnsi="C059"/>
-          <w:b/>
-          <w:color w:val="111111"/>
-        </w:rPr>
-      </w:pPr>
-      <w:r>
-        <w:rPr>
-          <w:rFonts w:ascii="C059" w:hAnsi="C059"/>
-          <w:b/>
-          <w:color w:val="111111"/>
-        </w:rPr>
-      </w:r>
-    </w:p>
-    <w:p>
-      <w:pPr>
-        <w:pStyle w:val="Normal"/>
         <w:pBdr>
           <w:bottom w:val="single" w:sz="6" w:space="3" w:color="111111"/>
         </w:pBdr>
@@ -578,17 +588,21 @@
         <w:tab/>
         <w:tab/>
       </w:r>
-      <w:r>
-        <w:rPr>
-          <w:rFonts w:ascii="C059" w:hAnsi="C059"/>
-          <w:b w:val="false"/>
-          <w:bCs w:val="false"/>
-          <w:color w:val="2A6099"/>
-          <w:sz w:val="18"/>
-          <w:szCs w:val="18"/>
-        </w:rPr>
-        <w:t>https://linkedin.com/in/moudzx/details/certifications</w:t>
-      </w:r>
+      <w:hyperlink r:id="rId6">
+        <w:r>
+          <w:rPr>
+            <w:rStyle w:val="Hyperlink"/>
+            <w:rFonts w:ascii="C059" w:hAnsi="C059"/>
+            <w:b w:val="false"/>
+            <w:bCs w:val="false"/>
+            <w:color w:val="2A6099"/>
+            <w:sz w:val="18"/>
+            <w:szCs w:val="18"/>
+            <w:u w:val="none"/>
+          </w:rPr>
+          <w:t>https://linkedin.com/in/moudzx/details/certifications</w:t>
+        </w:r>
+      </w:hyperlink>
     </w:p>
     <w:p>
       <w:pPr>
@@ -652,37 +666,7 @@
           <w:szCs w:val="18"/>
           <w:vertAlign w:val="baseline"/>
         </w:rPr>
-        <w:t>CS50</w:t>
-      </w:r>
-      <w:r>
-        <w:rPr>
-          <w:rFonts w:ascii="C059" w:hAnsi="C059"/>
-          <w:b w:val="false"/>
-          <w:bCs w:val="false"/>
-          <w:strike w:val="false"/>
-          <w:dstrike w:val="false"/>
-          <w:position w:val="0"/>
-          <w:sz w:val="18"/>
-          <w:sz w:val="18"/>
-          <w:szCs w:val="18"/>
-          <w:vertAlign w:val="baseline"/>
-        </w:rPr>
-        <w:t>x</w:t>
-      </w:r>
-      <w:r>
-        <w:rPr>
-          <w:rFonts w:ascii="C059" w:hAnsi="C059"/>
-          <w:b w:val="false"/>
-          <w:bCs w:val="false"/>
-          <w:strike w:val="false"/>
-          <w:dstrike w:val="false"/>
-          <w:position w:val="0"/>
-          <w:sz w:val="18"/>
-          <w:sz w:val="18"/>
-          <w:szCs w:val="18"/>
-          <w:vertAlign w:val="baseline"/>
-        </w:rPr>
-        <w:t xml:space="preserve"> Computer Science</w:t>
+        <w:t>CS50x Computer Science</w:t>
       </w:r>
       <w:r>
         <w:rPr>
@@ -727,22 +711,7 @@
           <w:szCs w:val="18"/>
           <w:vertAlign w:val="baseline"/>
         </w:rPr>
-        <w:t xml:space="preserve"> Harvard </w:t>
-      </w:r>
-      <w:r>
-        <w:rPr>
-          <w:rFonts w:ascii="C059" w:hAnsi="C059"/>
-          <w:b/>
-          <w:bCs/>
-          <w:strike w:val="false"/>
-          <w:dstrike w:val="false"/>
-          <w:position w:val="0"/>
-          <w:sz w:val="18"/>
-          <w:sz w:val="18"/>
-          <w:szCs w:val="18"/>
-          <w:vertAlign w:val="baseline"/>
-        </w:rPr>
-        <w:t>University</w:t>
+        <w:t xml:space="preserve"> Harvard University</w:t>
       </w:r>
     </w:p>
     <w:p>
@@ -781,22 +750,7 @@
           <w:szCs w:val="18"/>
           <w:vertAlign w:val="baseline"/>
         </w:rPr>
-        <w:t xml:space="preserve">Harvard </w:t>
-      </w:r>
-      <w:r>
-        <w:rPr>
-          <w:rFonts w:ascii="C059" w:hAnsi="C059"/>
-          <w:b/>
-          <w:bCs/>
-          <w:strike w:val="false"/>
-          <w:dstrike w:val="false"/>
-          <w:position w:val="0"/>
-          <w:sz w:val="18"/>
-          <w:sz w:val="18"/>
-          <w:szCs w:val="18"/>
-          <w:vertAlign w:val="baseline"/>
-        </w:rPr>
-        <w:t>University</w:t>
+        <w:t>Harvard University</w:t>
       </w:r>
     </w:p>
     <w:p>
@@ -913,22 +867,7 @@
           <w:szCs w:val="18"/>
           <w:vertAlign w:val="baseline"/>
         </w:rPr>
-        <w:t xml:space="preserve">Cisco </w:t>
-      </w:r>
-      <w:r>
-        <w:rPr>
-          <w:rFonts w:ascii="C059" w:hAnsi="C059"/>
-          <w:b/>
-          <w:bCs/>
-          <w:strike w:val="false"/>
-          <w:dstrike w:val="false"/>
-          <w:position w:val="0"/>
-          <w:sz w:val="18"/>
-          <w:sz w:val="18"/>
-          <w:szCs w:val="18"/>
-          <w:vertAlign w:val="baseline"/>
-        </w:rPr>
-        <w:t>Networking Academy</w:t>
+        <w:t>Cisco Networking Academy</w:t>
       </w:r>
     </w:p>
     <w:p>
@@ -1051,24 +990,6 @@
           <w:vertAlign w:val="baseline"/>
         </w:rPr>
         <w:t>NDG</w:t>
-      </w:r>
-    </w:p>
-    <w:p>
-      <w:pPr>
-        <w:pStyle w:val="Normal"/>
-        <w:spacing w:lineRule="auto" w:line="252" w:before="0" w:after="60"/>
-        <w:rPr>
-          <w:rFonts w:ascii="C059" w:hAnsi="C059"/>
-          <w:sz w:val="18"/>
-          <w:szCs w:val="18"/>
-        </w:rPr>
-      </w:pPr>
-      <w:r>
-        <w:rPr>
-          <w:rFonts w:ascii="C059" w:hAnsi="C059"/>
-          <w:sz w:val="18"/>
-          <w:szCs w:val="18"/>
-        </w:rPr>
       </w:r>
     </w:p>
     <w:p>
@@ -1137,7 +1058,7 @@
           <w:szCs w:val="18"/>
           <w:u w:val="none"/>
         </w:rPr>
-        <w:t>https://moudzx.github.io/#project</w:t>
+        <w:t>https://moudzx.github.io/#projects</w:t>
       </w:r>
       <w:r>
         <w:rPr>
@@ -1152,19 +1073,6 @@
         </w:rPr>
         <w:fldChar w:fldCharType="end"/>
       </w:r>
-      <w:r>
-        <w:rPr>
-          <w:rStyle w:val="Hyperlink"/>
-          <w:rFonts w:ascii="C059" w:hAnsi="C059"/>
-          <w:b w:val="false"/>
-          <w:bCs w:val="false"/>
-          <w:color w:val="2A6099"/>
-          <w:sz w:val="18"/>
-          <w:szCs w:val="18"/>
-          <w:u w:val="none"/>
-        </w:rPr>
-        <w:t>s</w:t>
-      </w:r>
     </w:p>
     <w:p>
       <w:pPr>
@@ -1209,18 +1117,7 @@
           <w:szCs w:val="18"/>
           <w:u w:val="none"/>
         </w:rPr>
-        <w:t xml:space="preserve">An ongoing project, so far consists of a bootable Linux kernel customization, a customized shell environment, a custom logging driver, additional C libraries (string interpolation and integer overflow handling) and re-creations of some command-line tools </w:t>
-      </w:r>
-      <w:r>
-        <w:rPr>
-          <w:rFonts w:ascii="C059" w:hAnsi="C059"/>
-          <w:b w:val="false"/>
-          <w:bCs w:val="false"/>
-          <w:sz w:val="18"/>
-          <w:szCs w:val="18"/>
-          <w:u w:val="none"/>
-        </w:rPr>
-        <w:t>and built-in apps such as a CPU scheduling visualizer.</w:t>
+        <w:t>An ongoing project, so far consists of a bootable Linux kernel customization, a customized shell environment, a custom logging driver, additional C libraries (string interpolation and integer overflow handling) and re-creations of some command-line tools and built-in apps such as a CPU scheduling visualizer.</w:t>
       </w:r>
     </w:p>
     <w:p>
@@ -1333,161 +1230,7 @@
           <w:szCs w:val="18"/>
           <w:u w:val="none"/>
         </w:rPr>
-        <w:t xml:space="preserve">YouTube downloader website for videos and audio </w:t>
-      </w:r>
-      <w:r>
-        <w:rPr>
-          <w:rStyle w:val="Hyperlink"/>
-          <w:rFonts w:ascii="C059" w:hAnsi="C059"/>
-          <w:color w:val="000000"/>
-          <w:sz w:val="18"/>
-          <w:szCs w:val="18"/>
-          <w:u w:val="none"/>
-        </w:rPr>
-        <w:t>with multiple features</w:t>
-      </w:r>
-      <w:r>
-        <w:rPr>
-          <w:rStyle w:val="Hyperlink"/>
-          <w:rFonts w:ascii="C059" w:hAnsi="C059"/>
-          <w:color w:val="000000"/>
-          <w:sz w:val="18"/>
-          <w:szCs w:val="18"/>
-          <w:u w:val="none"/>
-        </w:rPr>
-        <w:t>: quality/</w:t>
-      </w:r>
-      <w:r>
-        <w:rPr>
-          <w:rStyle w:val="Hyperlink"/>
-          <w:rFonts w:ascii="C059" w:hAnsi="C059"/>
-          <w:color w:val="000000"/>
-          <w:sz w:val="18"/>
-          <w:szCs w:val="18"/>
-          <w:u w:val="none"/>
-        </w:rPr>
-        <w:t>type</w:t>
-      </w:r>
-      <w:r>
-        <w:rPr>
-          <w:rStyle w:val="Hyperlink"/>
-          <w:rFonts w:ascii="C059" w:hAnsi="C059"/>
-          <w:color w:val="000000"/>
-          <w:sz w:val="18"/>
-          <w:szCs w:val="18"/>
-          <w:u w:val="none"/>
-        </w:rPr>
-        <w:t xml:space="preserve"> </w:t>
-      </w:r>
-      <w:r>
-        <w:rPr>
-          <w:rStyle w:val="Hyperlink"/>
-          <w:rFonts w:ascii="C059" w:hAnsi="C059"/>
-          <w:color w:val="000000"/>
-          <w:sz w:val="18"/>
-          <w:szCs w:val="18"/>
-          <w:u w:val="none"/>
-        </w:rPr>
-        <w:t>picking</w:t>
-      </w:r>
-      <w:r>
-        <w:rPr>
-          <w:rStyle w:val="Hyperlink"/>
-          <w:rFonts w:ascii="C059" w:hAnsi="C059"/>
-          <w:color w:val="000000"/>
-          <w:sz w:val="18"/>
-          <w:szCs w:val="18"/>
-          <w:u w:val="none"/>
-        </w:rPr>
-        <w:t xml:space="preserve">, </w:t>
-      </w:r>
-      <w:r>
-        <w:rPr>
-          <w:rStyle w:val="Hyperlink"/>
-          <w:rFonts w:ascii="C059" w:hAnsi="C059"/>
-          <w:color w:val="000000"/>
-          <w:sz w:val="18"/>
-          <w:szCs w:val="18"/>
-          <w:u w:val="none"/>
-        </w:rPr>
-        <w:t>section trimming</w:t>
-      </w:r>
-      <w:r>
-        <w:rPr>
-          <w:rStyle w:val="Hyperlink"/>
-          <w:rFonts w:ascii="C059" w:hAnsi="C059"/>
-          <w:color w:val="000000"/>
-          <w:sz w:val="18"/>
-          <w:szCs w:val="18"/>
-          <w:u w:val="none"/>
-        </w:rPr>
-        <w:t>, convert to MP3,</w:t>
-      </w:r>
-      <w:r>
-        <w:rPr>
-          <w:rStyle w:val="Hyperlink"/>
-          <w:rFonts w:ascii="C059" w:hAnsi="C059"/>
-          <w:color w:val="000000"/>
-          <w:sz w:val="18"/>
-          <w:szCs w:val="18"/>
-          <w:u w:val="none"/>
-        </w:rPr>
-        <w:t xml:space="preserve"> playlists pulling support</w:t>
-      </w:r>
-      <w:r>
-        <w:rPr>
-          <w:rStyle w:val="Hyperlink"/>
-          <w:rFonts w:ascii="C059" w:hAnsi="C059"/>
-          <w:color w:val="000000"/>
-          <w:sz w:val="18"/>
-          <w:szCs w:val="18"/>
-          <w:u w:val="none"/>
-        </w:rPr>
-        <w:t xml:space="preserve"> as </w:t>
-      </w:r>
-      <w:r>
-        <w:rPr>
-          <w:rStyle w:val="Hyperlink"/>
-          <w:rFonts w:ascii="C059" w:hAnsi="C059"/>
-          <w:color w:val="000000"/>
-          <w:sz w:val="18"/>
-          <w:szCs w:val="18"/>
-          <w:u w:val="none"/>
-        </w:rPr>
-        <w:t xml:space="preserve">a zip or </w:t>
-      </w:r>
-      <w:r>
-        <w:rPr>
-          <w:rStyle w:val="Hyperlink"/>
-          <w:rFonts w:ascii="C059" w:hAnsi="C059"/>
-          <w:color w:val="000000"/>
-          <w:sz w:val="18"/>
-          <w:szCs w:val="18"/>
-          <w:u w:val="none"/>
-        </w:rPr>
-        <w:t xml:space="preserve">one </w:t>
-      </w:r>
-      <w:r>
-        <w:rPr>
-          <w:rStyle w:val="Hyperlink"/>
-          <w:rFonts w:ascii="C059" w:hAnsi="C059"/>
-          <w:color w:val="000000"/>
-          <w:sz w:val="18"/>
-          <w:szCs w:val="18"/>
-          <w:u w:val="none"/>
-        </w:rPr>
-        <w:t xml:space="preserve">continuous combined </w:t>
-      </w:r>
-      <w:r>
-        <w:rPr>
-          <w:rStyle w:val="Hyperlink"/>
-          <w:rFonts w:ascii="C059" w:hAnsi="C059"/>
-          <w:color w:val="000000"/>
-          <w:sz w:val="18"/>
-          <w:szCs w:val="18"/>
-          <w:u w:val="none"/>
-        </w:rPr>
-        <w:t>file</w:t>
+        <w:t>YouTube downloader website for videos and audio with multiple features: quality/type picking, section trimming, convert to MP3, playlists pulling support as a zip or one continuous combined file</w:t>
       </w:r>
       <w:r>
         <w:rPr>
@@ -1562,16 +1305,7 @@
           <w:szCs w:val="18"/>
           <w:u w:val="none"/>
         </w:rPr>
-        <w:t>Ar</w:t>
-      </w:r>
-      <w:r>
-        <w:rPr>
-          <w:rFonts w:ascii="C059" w:hAnsi="C059"/>
-          <w:sz w:val="18"/>
-          <w:szCs w:val="18"/>
-          <w:u w:val="none"/>
-        </w:rPr>
-        <w:t>cade Game with custom particle physics and a dynamic sine-wave pacing system.</w:t>
+        <w:t>Arcade Game with custom particle physics and a dynamic sine-wave pacing system.</w:t>
       </w:r>
     </w:p>
     <w:p>
@@ -1617,29 +1351,7 @@
           <w:szCs w:val="18"/>
           <w:u w:val="none"/>
         </w:rPr>
-        <w:t xml:space="preserve">Coordinate GUI </w:t>
-      </w:r>
-      <w:r>
-        <w:rPr>
-          <w:rStyle w:val="Hyperlink"/>
-          <w:rFonts w:ascii="C059" w:hAnsi="C059"/>
-          <w:color w:val="000000"/>
-          <w:sz w:val="18"/>
-          <w:szCs w:val="18"/>
-          <w:u w:val="none"/>
-        </w:rPr>
-        <w:t xml:space="preserve">(Swing) </w:t>
-      </w:r>
-      <w:r>
-        <w:rPr>
-          <w:rStyle w:val="Hyperlink"/>
-          <w:rFonts w:ascii="C059" w:hAnsi="C059"/>
-          <w:color w:val="000000"/>
-          <w:sz w:val="18"/>
-          <w:szCs w:val="18"/>
-          <w:u w:val="none"/>
-        </w:rPr>
-        <w:t>tool performing seven-parameter Helmert transforms between geographic and geocentric systems</w:t>
+        <w:t>Coordinate GUI (Swing) tool performing seven-parameter Helmert transforms between geographic and geocentric systems</w:t>
       </w:r>
       <w:r>
         <w:rPr>

--- a/Mohamad_Mostafa_CV.docx
+++ b/Mohamad_Mostafa_CV.docx
@@ -8,12 +8,13 @@
         <w:spacing w:lineRule="auto" w:line="252" w:before="0" w:after="20"/>
         <w:jc w:val="center"/>
         <w:rPr>
-          <w:rFonts w:ascii="C059" w:hAnsi="C059"/>
+          <w:rFonts w:ascii="Noto Serif CJK HK" w:hAnsi="Noto Serif CJK HK"/>
+          <w:color w:val="000000"/>
         </w:rPr>
       </w:pPr>
       <w:r>
         <w:rPr>
-          <w:rFonts w:ascii="C059" w:hAnsi="C059"/>
+          <w:rFonts w:ascii="Noto Serif CJK HK" w:hAnsi="Noto Serif CJK HK"/>
           <w:b/>
           <w:i w:val="false"/>
           <w:iCs w:val="false"/>
@@ -31,14 +32,15 @@
         <w:spacing w:lineRule="auto" w:line="252" w:before="0" w:after="20"/>
         <w:jc w:val="center"/>
         <w:rPr>
-          <w:rFonts w:ascii="C059" w:hAnsi="C059"/>
+          <w:rFonts w:ascii="Noto Serif CJK HK" w:hAnsi="Noto Serif CJK HK"/>
+          <w:color w:val="000000"/>
         </w:rPr>
       </w:pPr>
       <w:r>
         <w:rPr>
-          <w:rFonts w:ascii="C059" w:hAnsi="C059"/>
+          <w:rFonts w:ascii="Noto Serif CJK HK" w:hAnsi="Noto Serif CJK HK"/>
           <w:b/>
-          <w:color w:val="1C1C1C"/>
+          <w:color w:val="000000"/>
           <w:sz w:val="24"/>
           <w:szCs w:val="24"/>
         </w:rPr>
@@ -58,9 +60,39 @@
           <w:sz w:val="18"/>
           <w:szCs w:val="18"/>
         </w:rPr>
-        <w:t xml:space="preserve">mohamadmostafa79@gmail.com  |  +96179160283  |  Lebanon </w:t>
-        <w:br/>
-        <w:t xml:space="preserve">GitHub: </w:t>
+        <w:t>mohamadmostafa79@gmail.com  |  +96179160283</w:t>
+      </w:r>
+    </w:p>
+    <w:p>
+      <w:pPr>
+        <w:pStyle w:val="Normal"/>
+        <w:spacing w:lineRule="auto" w:line="252" w:before="0" w:after="80"/>
+        <w:jc w:val="center"/>
+        <w:rPr/>
+      </w:pPr>
+      <w:r>
+        <w:rPr>
+          <w:rFonts w:ascii="C059" w:hAnsi="C059"/>
+          <w:sz w:val="18"/>
+          <w:szCs w:val="18"/>
+        </w:rPr>
+        <w:t>Git</w:t>
+      </w:r>
+      <w:r>
+        <w:rPr>
+          <w:rFonts w:ascii="C059" w:hAnsi="C059"/>
+          <w:sz w:val="18"/>
+          <w:szCs w:val="18"/>
+        </w:rPr>
+        <w:t>h</w:t>
+      </w:r>
+      <w:r>
+        <w:rPr>
+          <w:rFonts w:ascii="C059" w:hAnsi="C059"/>
+          <w:sz w:val="18"/>
+          <w:szCs w:val="18"/>
+        </w:rPr>
+        <w:t xml:space="preserve">ub: </w:t>
       </w:r>
       <w:hyperlink r:id="rId2">
         <w:r>
@@ -121,17 +153,15 @@
         <w:spacing w:lineRule="auto" w:line="252" w:before="0" w:after="80"/>
         <w:jc w:val="center"/>
         <w:rPr>
+          <w:rStyle w:val="Hyperlink"/>
           <w:rFonts w:ascii="C059" w:hAnsi="C059"/>
           <w:sz w:val="18"/>
           <w:szCs w:val="18"/>
+          <w:u w:val="none"/>
         </w:rPr>
       </w:pPr>
       <w:r>
-        <w:rPr>
-          <w:rFonts w:ascii="C059" w:hAnsi="C059"/>
-          <w:sz w:val="18"/>
-          <w:szCs w:val="18"/>
-        </w:rPr>
+        <w:rPr/>
       </w:r>
     </w:p>
     <w:p>
@@ -174,7 +204,55 @@
           <w:sz w:val="18"/>
           <w:szCs w:val="18"/>
         </w:rPr>
-        <w:t>Software Engineer with a Bachelor's degree in Computer Science and industry-recognized certifications. Experienced in full-stack architecture, database optimization, and secure software development. Combines low-level systems programming depth with full-stack versatility to design reliable, infrastructure-aware software.</w:t>
+        <w:t xml:space="preserve">Software Engineer with a </w:t>
+      </w:r>
+      <w:r>
+        <w:rPr>
+          <w:rFonts w:ascii="C059" w:hAnsi="C059"/>
+          <w:sz w:val="18"/>
+          <w:szCs w:val="18"/>
+        </w:rPr>
+        <w:t>B.Sc.</w:t>
+      </w:r>
+      <w:r>
+        <w:rPr>
+          <w:rFonts w:ascii="C059" w:hAnsi="C059"/>
+          <w:sz w:val="18"/>
+          <w:szCs w:val="18"/>
+        </w:rPr>
+        <w:t xml:space="preserve"> in Computer Science and expertise in </w:t>
+      </w:r>
+      <w:r>
+        <w:rPr>
+          <w:rFonts w:ascii="C059" w:hAnsi="C059"/>
+          <w:sz w:val="18"/>
+          <w:szCs w:val="18"/>
+        </w:rPr>
+        <w:t>system design</w:t>
+      </w:r>
+      <w:r>
+        <w:rPr>
+          <w:rFonts w:ascii="C059" w:hAnsi="C059"/>
+          <w:sz w:val="18"/>
+          <w:szCs w:val="18"/>
+        </w:rPr>
+        <w:t xml:space="preserve"> and full-stack development. </w:t>
+      </w:r>
+      <w:r>
+        <w:rPr>
+          <w:rFonts w:ascii="C059" w:hAnsi="C059"/>
+          <w:sz w:val="18"/>
+          <w:szCs w:val="18"/>
+        </w:rPr>
+        <w:t>D</w:t>
+      </w:r>
+      <w:r>
+        <w:rPr>
+          <w:rFonts w:ascii="C059" w:hAnsi="C059"/>
+          <w:sz w:val="18"/>
+          <w:szCs w:val="18"/>
+        </w:rPr>
+        <w:t>eveloped production-grade healthcare and media platforms, Built a bootable Linux kernel with custom drivers, and led technical operations for a NASA-affiliated event. Seeking Software Engineering roles in systems infrastructure, backend development, or full-stack engineering.</w:t>
       </w:r>
     </w:p>
     <w:p>
@@ -224,7 +302,63 @@
           <w:sz w:val="18"/>
           <w:szCs w:val="18"/>
         </w:rPr>
-        <w:t>C, C++, Rust, Assembly, shell scripting, Java, Python, C#,  JavaScript</w:t>
+        <w:t xml:space="preserve">C, Java, Python, C#, C++, </w:t>
+      </w:r>
+      <w:r>
+        <w:rPr>
+          <w:rFonts w:ascii="C059" w:hAnsi="C059"/>
+          <w:sz w:val="18"/>
+          <w:szCs w:val="18"/>
+        </w:rPr>
+        <w:t>x86-64</w:t>
+      </w:r>
+      <w:r>
+        <w:rPr>
+          <w:rFonts w:ascii="C059" w:hAnsi="C059"/>
+          <w:sz w:val="18"/>
+          <w:szCs w:val="18"/>
+        </w:rPr>
+        <w:t xml:space="preserve"> Assembly, </w:t>
+      </w:r>
+      <w:r>
+        <w:rPr>
+          <w:rFonts w:ascii="C059" w:hAnsi="C059"/>
+          <w:sz w:val="18"/>
+          <w:szCs w:val="18"/>
+        </w:rPr>
+        <w:t>S</w:t>
+      </w:r>
+      <w:r>
+        <w:rPr>
+          <w:rFonts w:ascii="C059" w:hAnsi="C059"/>
+          <w:sz w:val="18"/>
+          <w:szCs w:val="18"/>
+        </w:rPr>
+        <w:t xml:space="preserve">hell </w:t>
+      </w:r>
+      <w:r>
+        <w:rPr>
+          <w:rFonts w:ascii="C059" w:hAnsi="C059"/>
+          <w:sz w:val="18"/>
+          <w:szCs w:val="18"/>
+        </w:rPr>
+        <w:t>S</w:t>
+      </w:r>
+      <w:r>
+        <w:rPr>
+          <w:rFonts w:ascii="C059" w:hAnsi="C059"/>
+          <w:sz w:val="18"/>
+          <w:szCs w:val="18"/>
+        </w:rPr>
+        <w:t xml:space="preserve">cripting, </w:t>
+      </w:r>
+      <w:r>
+        <w:rPr>
+          <w:rFonts w:ascii="C059" w:hAnsi="C059"/>
+          <w:sz w:val="18"/>
+          <w:szCs w:val="18"/>
+        </w:rPr>
+        <w:t>Prolog</w:t>
       </w:r>
     </w:p>
     <w:p>
@@ -253,37 +387,15 @@
           <w:sz w:val="18"/>
           <w:szCs w:val="18"/>
         </w:rPr>
-        <w:t>: SQL, R-Databases, Python Frameworks, PHP, MERN, ASP.NET</w:t>
-      </w:r>
-    </w:p>
-    <w:p>
-      <w:pPr>
-        <w:pStyle w:val="Normal"/>
-        <w:numPr>
-          <w:ilvl w:val="0"/>
-          <w:numId w:val="9"/>
-        </w:numPr>
-        <w:spacing w:lineRule="auto" w:line="252" w:before="0" w:after="60"/>
-        <w:rPr/>
-      </w:pPr>
-      <w:r>
-        <w:rPr>
-          <w:rFonts w:ascii="C059" w:hAnsi="C059"/>
-          <w:b/>
-          <w:sz w:val="18"/>
-          <w:szCs w:val="18"/>
-        </w:rPr>
-        <w:t xml:space="preserve">Technical Domains:  </w:t>
+        <w:t xml:space="preserve">: </w:t>
       </w:r>
       <w:r>
         <w:rPr>
           <w:rFonts w:ascii="C059" w:hAnsi="C059"/>
-          <w:b w:val="false"/>
-          <w:bCs w:val="false"/>
           <w:sz w:val="18"/>
           <w:szCs w:val="18"/>
         </w:rPr>
-        <w:t>GUI, Web, AI, Network, Cybersecurity, Computer Architecture, Operating Systems, Robotics</w:t>
+        <w:t>PHP, .NET Framework, Python (Flask, Django), HTML, CSS, JavaScript, SQL, R-Databases</w:t>
       </w:r>
     </w:p>
     <w:p>
@@ -295,15 +407,13 @@
         </w:numPr>
         <w:spacing w:lineRule="auto" w:line="252" w:before="0" w:after="60"/>
         <w:rPr>
-          <w:b/>
-          <w:bCs/>
+          <w:rFonts w:ascii="C059" w:hAnsi="C059"/>
         </w:rPr>
       </w:pPr>
       <w:r>
         <w:rPr>
           <w:rFonts w:ascii="C059" w:hAnsi="C059"/>
           <w:b/>
-          <w:bCs/>
           <w:sz w:val="18"/>
           <w:szCs w:val="18"/>
         </w:rPr>
@@ -317,7 +427,77 @@
           <w:sz w:val="18"/>
           <w:szCs w:val="18"/>
         </w:rPr>
-        <w:t>Git/Github, Docker, Figma UI/UX, Visual Paradigm, Office, ArcGIS, VS/VSCode, Cisco Packet Tracer, Wireshark</w:t>
+        <w:t xml:space="preserve">Git, Docker, </w:t>
+      </w:r>
+      <w:r>
+        <w:rPr>
+          <w:rFonts w:ascii="C059" w:hAnsi="C059"/>
+          <w:b w:val="false"/>
+          <w:bCs w:val="false"/>
+          <w:sz w:val="18"/>
+          <w:szCs w:val="18"/>
+        </w:rPr>
+        <w:t>Visual Paradigm,</w:t>
+      </w:r>
+      <w:r>
+        <w:rPr>
+          <w:rFonts w:ascii="C059" w:hAnsi="C059"/>
+          <w:b w:val="false"/>
+          <w:bCs w:val="false"/>
+          <w:sz w:val="18"/>
+          <w:szCs w:val="18"/>
+        </w:rPr>
+        <w:t xml:space="preserve"> Wire</w:t>
+      </w:r>
+      <w:r>
+        <w:rPr>
+          <w:rFonts w:ascii="C059" w:hAnsi="C059"/>
+          <w:b w:val="false"/>
+          <w:bCs w:val="false"/>
+          <w:sz w:val="18"/>
+          <w:szCs w:val="18"/>
+        </w:rPr>
+        <w:t>s</w:t>
+      </w:r>
+      <w:r>
+        <w:rPr>
+          <w:rFonts w:ascii="C059" w:hAnsi="C059"/>
+          <w:b w:val="false"/>
+          <w:bCs w:val="false"/>
+          <w:sz w:val="18"/>
+          <w:szCs w:val="18"/>
+        </w:rPr>
+        <w:t xml:space="preserve">hark, Packet Tracer, </w:t>
+      </w:r>
+      <w:r>
+        <w:rPr>
+          <w:rFonts w:ascii="C059" w:hAnsi="C059"/>
+          <w:b w:val="false"/>
+          <w:bCs w:val="false"/>
+          <w:sz w:val="18"/>
+          <w:szCs w:val="18"/>
+        </w:rPr>
+        <w:t>A</w:t>
+      </w:r>
+      <w:r>
+        <w:rPr>
+          <w:rFonts w:ascii="C059" w:hAnsi="C059"/>
+          <w:b w:val="false"/>
+          <w:bCs w:val="false"/>
+          <w:sz w:val="18"/>
+          <w:szCs w:val="18"/>
+        </w:rPr>
+        <w:t>rcGIS, Office, V</w:t>
+      </w:r>
+      <w:r>
+        <w:rPr>
+          <w:rFonts w:ascii="C059" w:hAnsi="C059"/>
+          <w:b w:val="false"/>
+          <w:bCs w:val="false"/>
+          <w:sz w:val="18"/>
+          <w:szCs w:val="18"/>
+        </w:rPr>
+        <w:t>im</w:t>
       </w:r>
     </w:p>
     <w:p>
@@ -347,7 +527,23 @@
           <w:sz w:val="18"/>
           <w:szCs w:val="18"/>
         </w:rPr>
-        <w:t>Arabic (Native), English (Fluent), French (Good)</w:t>
+        <w:t>Arabic (Native), English (Fluent), French (</w:t>
+      </w:r>
+      <w:r>
+        <w:rPr>
+          <w:rFonts w:ascii="C059" w:hAnsi="C059"/>
+          <w:sz w:val="18"/>
+          <w:szCs w:val="18"/>
+        </w:rPr>
+        <w:t>Academic</w:t>
+      </w:r>
+      <w:r>
+        <w:rPr>
+          <w:rFonts w:ascii="C059" w:hAnsi="C059"/>
+          <w:sz w:val="18"/>
+          <w:szCs w:val="18"/>
+        </w:rPr>
+        <w:t>)</w:t>
       </w:r>
     </w:p>
     <w:p>
@@ -396,7 +592,7 @@
           <w:szCs w:val="18"/>
           <w:u w:val="none"/>
         </w:rPr>
-        <w:t xml:space="preserve">NASA Space Apps Challenge, Tripoli: </w:t>
+        <w:t xml:space="preserve">NASA Space Apps </w:t>
       </w:r>
       <w:r>
         <w:rPr>
@@ -406,22 +602,48 @@
           <w:szCs w:val="18"/>
           <w:u w:val="none"/>
         </w:rPr>
-        <w:t>Web Developmnet</w:t>
+        <w:t xml:space="preserve">| </w:t>
       </w:r>
       <w:r>
         <w:rPr>
           <w:rFonts w:ascii="C059" w:hAnsi="C059"/>
-          <w:b/>
+          <w:b w:val="false"/>
+          <w:bCs w:val="false"/>
+          <w:i w:val="false"/>
+          <w:iCs w:val="false"/>
           <w:sz w:val="18"/>
           <w:szCs w:val="18"/>
           <w:u w:val="none"/>
         </w:rPr>
-        <w:tab/>
-        <w:tab/>
-        <w:tab/>
-        <w:tab/>
-        <w:tab/>
-        <w:t xml:space="preserve">    2026 – Present</w:t>
+        <w:t xml:space="preserve">Web Developmnet </w:t>
+      </w:r>
+      <w:r>
+        <w:rPr>
+          <w:rStyle w:val="Emphasis"/>
+          <w:rFonts w:ascii="C059" w:hAnsi="C059"/>
+          <w:b w:val="false"/>
+          <w:bCs w:val="false"/>
+          <w:i w:val="false"/>
+          <w:iCs w:val="false"/>
+          <w:sz w:val="18"/>
+          <w:szCs w:val="18"/>
+          <w:u w:val="none"/>
+        </w:rPr>
+        <w:t xml:space="preserve">Lead </w:t>
+      </w:r>
+      <w:r>
+        <w:rPr>
+          <w:rStyle w:val="Emphasis"/>
+          <w:rFonts w:ascii="C059" w:hAnsi="C059"/>
+          <w:b w:val="false"/>
+          <w:bCs w:val="false"/>
+          <w:i w:val="false"/>
+          <w:iCs w:val="false"/>
+          <w:sz w:val="18"/>
+          <w:szCs w:val="18"/>
+          <w:u w:val="none"/>
+        </w:rPr>
+        <w:t>| 2026- (Seasonal)</w:t>
       </w:r>
     </w:p>
     <w:p>
@@ -442,32 +664,89 @@
           <w:szCs w:val="18"/>
           <w:u w:val="none"/>
         </w:rPr>
-        <w:t>Own technical operations for Tripoli's first NASA Space Apps Challenge chapter, including building and maintaining the event website.</w:t>
+        <w:t xml:space="preserve">Coordinated with the local organizers to ensure readiness for </w:t>
       </w:r>
-    </w:p>
-    <w:p>
-      <w:pPr>
-        <w:pStyle w:val="Normal"/>
-        <w:numPr>
-          <w:ilvl w:val="0"/>
-          <w:numId w:val="0"/>
-        </w:numPr>
-        <w:spacing w:lineRule="auto" w:line="252" w:before="0" w:after="60"/>
-        <w:ind w:hanging="0" w:left="720"/>
-        <w:rPr/>
-      </w:pPr>
-      <w:hyperlink r:id="rId5">
-        <w:r>
-          <w:rPr>
-            <w:rStyle w:val="Hyperlink"/>
-            <w:rFonts w:ascii="C059" w:hAnsi="C059"/>
-            <w:sz w:val="18"/>
-            <w:szCs w:val="18"/>
-            <w:u w:val="none"/>
-          </w:rPr>
-          <w:t>https://spaceapps-tripoli.pages.dev/</w:t>
-        </w:r>
-      </w:hyperlink>
+      <w:r>
+        <w:rPr>
+          <w:rFonts w:ascii="C059" w:hAnsi="C059"/>
+          <w:sz w:val="18"/>
+          <w:szCs w:val="18"/>
+          <w:u w:val="none"/>
+        </w:rPr>
+        <w:t xml:space="preserve">NASA’s </w:t>
+      </w:r>
+      <w:r>
+        <w:rPr>
+          <w:rFonts w:ascii="C059" w:hAnsi="C059"/>
+          <w:sz w:val="18"/>
+          <w:szCs w:val="18"/>
+          <w:u w:val="none"/>
+        </w:rPr>
+        <w:t xml:space="preserve">first Space Apps Challenge hackathon infrastructure </w:t>
+      </w:r>
+      <w:r>
+        <w:rPr>
+          <w:rFonts w:ascii="C059" w:hAnsi="C059"/>
+          <w:sz w:val="18"/>
+          <w:szCs w:val="18"/>
+          <w:u w:val="none"/>
+        </w:rPr>
+        <w:t>in Tripoli. And o</w:t>
+      </w:r>
+      <w:r>
+        <w:rPr>
+          <w:rFonts w:ascii="C059" w:hAnsi="C059"/>
+          <w:sz w:val="18"/>
+          <w:szCs w:val="18"/>
+          <w:u w:val="none"/>
+        </w:rPr>
+        <w:t>wned</w:t>
+      </w:r>
+      <w:r>
+        <w:rPr>
+          <w:rFonts w:ascii="C059" w:hAnsi="C059"/>
+          <w:sz w:val="18"/>
+          <w:szCs w:val="18"/>
+          <w:u w:val="none"/>
+        </w:rPr>
+        <w:t xml:space="preserve"> technical operations, including building, maintainin</w:t>
+      </w:r>
+      <w:r>
+        <w:rPr>
+          <w:rFonts w:ascii="C059" w:hAnsi="C059"/>
+          <w:sz w:val="18"/>
+          <w:szCs w:val="18"/>
+          <w:u w:val="none"/>
+        </w:rPr>
+        <w:t xml:space="preserve">g </w:t>
+      </w:r>
+      <w:r>
+        <w:rPr>
+          <w:rFonts w:ascii="C059" w:hAnsi="C059"/>
+          <w:sz w:val="18"/>
+          <w:szCs w:val="18"/>
+          <w:u w:val="none"/>
+        </w:rPr>
+        <w:t xml:space="preserve">and </w:t>
+      </w:r>
+      <w:r>
+        <w:rPr>
+          <w:rFonts w:ascii="C059" w:hAnsi="C059"/>
+          <w:sz w:val="18"/>
+          <w:szCs w:val="18"/>
+          <w:u w:val="none"/>
+        </w:rPr>
+        <w:t xml:space="preserve">deploying </w:t>
+      </w:r>
+      <w:r>
+        <w:rPr>
+          <w:rFonts w:ascii="C059" w:hAnsi="C059"/>
+          <w:sz w:val="18"/>
+          <w:szCs w:val="18"/>
+          <w:u w:val="none"/>
+        </w:rPr>
+        <w:t>the event website.</w:t>
+      </w:r>
     </w:p>
     <w:p>
       <w:pPr>
@@ -512,14 +791,45 @@
           <w:sz w:val="18"/>
           <w:szCs w:val="18"/>
         </w:rPr>
-        <w:t>Lebanese University — Faculty of Sciences, 3rd Branch</w:t>
-        <w:tab/>
-        <w:tab/>
-        <w:tab/>
-        <w:tab/>
-        <w:t xml:space="preserve">  </w:t>
-        <w:tab/>
-        <w:t xml:space="preserve">          2023 – 2026</w:t>
+        <w:t>Lebanese University, Faculty of Sciences</w:t>
+      </w:r>
+      <w:r>
+        <w:rPr>
+          <w:rFonts w:ascii="C059" w:hAnsi="C059"/>
+          <w:b/>
+          <w:sz w:val="18"/>
+          <w:szCs w:val="18"/>
+        </w:rPr>
+        <w:t xml:space="preserve"> </w:t>
+      </w:r>
+      <w:r>
+        <w:rPr>
+          <w:rFonts w:ascii="C059" w:hAnsi="C059"/>
+          <w:b w:val="false"/>
+          <w:bCs w:val="false"/>
+          <w:sz w:val="18"/>
+          <w:szCs w:val="18"/>
+        </w:rPr>
+        <w:t>|</w:t>
+      </w:r>
+      <w:r>
+        <w:rPr>
+          <w:rFonts w:ascii="C059" w:hAnsi="C059"/>
+          <w:b/>
+          <w:sz w:val="18"/>
+          <w:szCs w:val="18"/>
+        </w:rPr>
+        <w:t xml:space="preserve"> </w:t>
+      </w:r>
+      <w:r>
+        <w:rPr>
+          <w:rFonts w:ascii="C059" w:hAnsi="C059"/>
+          <w:b w:val="false"/>
+          <w:bCs w:val="false"/>
+          <w:sz w:val="18"/>
+          <w:szCs w:val="18"/>
+        </w:rPr>
+        <w:t>2023 – 2026</w:t>
       </w:r>
     </w:p>
     <w:p>
@@ -558,8 +868,127 @@
           <w:rFonts w:ascii="C059" w:hAnsi="C059"/>
           <w:sz w:val="18"/>
           <w:szCs w:val="18"/>
+          <w:u w:val="single"/>
         </w:rPr>
-        <w:t>GPA: 82/100</w:t>
+        <w:t xml:space="preserve">GPA: </w:t>
+      </w:r>
+      <w:r>
+        <w:rPr>
+          <w:rFonts w:ascii="C059" w:hAnsi="C059"/>
+          <w:sz w:val="18"/>
+          <w:szCs w:val="18"/>
+        </w:rPr>
+        <w:tab/>
+        <w:tab/>
+        <w:t>82/100</w:t>
+      </w:r>
+    </w:p>
+    <w:p>
+      <w:pPr>
+        <w:pStyle w:val="Normal"/>
+        <w:numPr>
+          <w:ilvl w:val="0"/>
+          <w:numId w:val="0"/>
+        </w:numPr>
+        <w:spacing w:lineRule="auto" w:line="252" w:before="0" w:after="60"/>
+        <w:ind w:hanging="0" w:left="720"/>
+        <w:rPr/>
+      </w:pPr>
+      <w:r>
+        <w:rPr>
+          <w:rFonts w:ascii="C059" w:hAnsi="C059"/>
+          <w:sz w:val="18"/>
+          <w:szCs w:val="18"/>
+          <w:u w:val="single"/>
+        </w:rPr>
+        <w:t>Coursework</w:t>
+      </w:r>
+      <w:r>
+        <w:rPr>
+          <w:rFonts w:ascii="C059" w:hAnsi="C059"/>
+          <w:sz w:val="18"/>
+          <w:szCs w:val="18"/>
+          <w:u w:val="single"/>
+        </w:rPr>
+        <w:t xml:space="preserve">: </w:t>
+      </w:r>
+      <w:r>
+        <w:rPr>
+          <w:rFonts w:ascii="C059" w:hAnsi="C059"/>
+          <w:sz w:val="18"/>
+          <w:szCs w:val="18"/>
+        </w:rPr>
+        <w:tab/>
+      </w:r>
+      <w:r>
+        <w:rPr>
+          <w:rFonts w:ascii="C059" w:hAnsi="C059"/>
+          <w:sz w:val="18"/>
+          <w:szCs w:val="18"/>
+        </w:rPr>
+        <w:t>Full-Stack W</w:t>
+      </w:r>
+      <w:r>
+        <w:rPr>
+          <w:rFonts w:ascii="C059" w:hAnsi="C059"/>
+          <w:sz w:val="18"/>
+          <w:szCs w:val="18"/>
+        </w:rPr>
+        <w:t xml:space="preserve">eb Development, GUI Development, Software Engineering, </w:t>
+      </w:r>
+      <w:r>
+        <w:rPr>
+          <w:rFonts w:ascii="C059" w:hAnsi="C059"/>
+          <w:sz w:val="18"/>
+          <w:szCs w:val="18"/>
+        </w:rPr>
+        <w:t>Data Structures &amp; Algorithms</w:t>
+      </w:r>
+      <w:r>
+        <w:rPr>
+          <w:rFonts w:ascii="C059" w:hAnsi="C059"/>
+          <w:sz w:val="18"/>
+          <w:szCs w:val="18"/>
+        </w:rPr>
+        <w:t xml:space="preserve">, </w:t>
+      </w:r>
+    </w:p>
+    <w:p>
+      <w:pPr>
+        <w:pStyle w:val="Normal"/>
+        <w:numPr>
+          <w:ilvl w:val="0"/>
+          <w:numId w:val="0"/>
+        </w:numPr>
+        <w:spacing w:lineRule="auto" w:line="252" w:before="0" w:after="60"/>
+        <w:ind w:hanging="0" w:left="720"/>
+        <w:rPr/>
+      </w:pPr>
+      <w:r>
+        <w:rPr>
+          <w:rFonts w:ascii="C059" w:hAnsi="C059"/>
+          <w:sz w:val="18"/>
+          <w:szCs w:val="18"/>
+        </w:rPr>
+        <w:tab/>
+        <w:tab/>
+        <w:t xml:space="preserve">Operating Systems, Computer Architecture, </w:t>
+      </w:r>
+      <w:r>
+        <w:rPr>
+          <w:rFonts w:ascii="C059" w:hAnsi="C059"/>
+          <w:sz w:val="18"/>
+          <w:szCs w:val="18"/>
+        </w:rPr>
+        <w:t>AI, Discrete Mathematics,</w:t>
+      </w:r>
+      <w:r>
+        <w:rPr>
+          <w:rFonts w:ascii="C059" w:hAnsi="C059"/>
+          <w:sz w:val="18"/>
+          <w:szCs w:val="18"/>
+        </w:rPr>
+        <w:t xml:space="preserve"> Networking, Cybersecurity</w:t>
       </w:r>
     </w:p>
     <w:p>
@@ -580,29 +1009,7 @@
           <w:szCs w:val="18"/>
         </w:rPr>
         <w:t xml:space="preserve">CERTIFICATIONS </w:t>
-        <w:tab/>
-        <w:tab/>
-        <w:tab/>
-        <w:tab/>
-        <w:tab/>
-        <w:tab/>
-        <w:tab/>
       </w:r>
-      <w:hyperlink r:id="rId6">
-        <w:r>
-          <w:rPr>
-            <w:rStyle w:val="Hyperlink"/>
-            <w:rFonts w:ascii="C059" w:hAnsi="C059"/>
-            <w:b w:val="false"/>
-            <w:bCs w:val="false"/>
-            <w:color w:val="2A6099"/>
-            <w:sz w:val="18"/>
-            <w:szCs w:val="18"/>
-            <w:u w:val="none"/>
-          </w:rPr>
-          <w:t>https://linkedin.com/in/moudzx/details/certifications</w:t>
-        </w:r>
-      </w:hyperlink>
     </w:p>
     <w:p>
       <w:pPr>
@@ -617,6 +1024,8 @@
       <w:r>
         <w:rPr>
           <w:rFonts w:ascii="C059" w:hAnsi="C059"/>
+          <w:b w:val="false"/>
+          <w:bCs w:val="false"/>
           <w:strike w:val="false"/>
           <w:dstrike w:val="false"/>
           <w:position w:val="0"/>
@@ -625,7 +1034,22 @@
           <w:szCs w:val="18"/>
           <w:vertAlign w:val="baseline"/>
         </w:rPr>
-        <w:t xml:space="preserve">Oracle Java Foundations — </w:t>
+        <w:t xml:space="preserve">Java </w:t>
+      </w:r>
+      <w:r>
+        <w:rPr>
+          <w:rFonts w:ascii="C059" w:hAnsi="C059"/>
+          <w:b w:val="false"/>
+          <w:bCs w:val="false"/>
+          <w:strike w:val="false"/>
+          <w:dstrike w:val="false"/>
+          <w:position w:val="0"/>
+          <w:sz w:val="18"/>
+          <w:sz w:val="18"/>
+          <w:szCs w:val="18"/>
+          <w:vertAlign w:val="baseline"/>
+        </w:rPr>
+        <w:t>Foundations</w:t>
       </w:r>
       <w:r>
         <w:rPr>
@@ -640,19 +1064,8 @@
           <w:szCs w:val="18"/>
           <w:vertAlign w:val="baseline"/>
         </w:rPr>
-        <w:t>Oracle</w:t>
+        <w:t xml:space="preserve"> </w:t>
       </w:r>
-    </w:p>
-    <w:p>
-      <w:pPr>
-        <w:pStyle w:val="Normal"/>
-        <w:numPr>
-          <w:ilvl w:val="0"/>
-          <w:numId w:val="7"/>
-        </w:numPr>
-        <w:spacing w:lineRule="auto" w:line="252" w:before="0" w:after="60"/>
-        <w:rPr/>
-      </w:pPr>
       <w:r>
         <w:rPr>
           <w:rFonts w:ascii="C059" w:hAnsi="C059"/>
@@ -666,7 +1079,7 @@
           <w:szCs w:val="18"/>
           <w:vertAlign w:val="baseline"/>
         </w:rPr>
-        <w:t>CS50x Computer Science</w:t>
+        <w:t>—</w:t>
       </w:r>
       <w:r>
         <w:rPr>
@@ -681,7 +1094,87 @@
           <w:szCs w:val="18"/>
           <w:vertAlign w:val="baseline"/>
         </w:rPr>
-        <w:t xml:space="preserve">  </w:t>
+        <w:t xml:space="preserve"> Oracle</w:t>
+      </w:r>
+    </w:p>
+    <w:p>
+      <w:pPr>
+        <w:pStyle w:val="Normal"/>
+        <w:numPr>
+          <w:ilvl w:val="0"/>
+          <w:numId w:val="7"/>
+        </w:numPr>
+        <w:spacing w:lineRule="auto" w:line="252" w:before="0" w:after="60"/>
+        <w:rPr/>
+      </w:pPr>
+      <w:r>
+        <w:rPr>
+          <w:rFonts w:ascii="C059" w:hAnsi="C059"/>
+          <w:strike w:val="false"/>
+          <w:dstrike w:val="false"/>
+          <w:position w:val="0"/>
+          <w:sz w:val="18"/>
+          <w:sz w:val="18"/>
+          <w:szCs w:val="18"/>
+          <w:vertAlign w:val="baseline"/>
+        </w:rPr>
+        <w:t xml:space="preserve">Software Engineer  —  </w:t>
+      </w:r>
+      <w:r>
+        <w:rPr>
+          <w:rFonts w:ascii="C059" w:hAnsi="C059"/>
+          <w:b/>
+          <w:bCs/>
+          <w:strike w:val="false"/>
+          <w:dstrike w:val="false"/>
+          <w:position w:val="0"/>
+          <w:sz w:val="18"/>
+          <w:sz w:val="18"/>
+          <w:szCs w:val="18"/>
+          <w:vertAlign w:val="baseline"/>
+        </w:rPr>
+        <w:t>HackerRank</w:t>
+      </w:r>
+    </w:p>
+    <w:p>
+      <w:pPr>
+        <w:pStyle w:val="Normal"/>
+        <w:numPr>
+          <w:ilvl w:val="0"/>
+          <w:numId w:val="7"/>
+        </w:numPr>
+        <w:spacing w:lineRule="auto" w:line="252" w:before="0" w:after="60"/>
+        <w:rPr/>
+      </w:pPr>
+      <w:r>
+        <w:rPr>
+          <w:rFonts w:ascii="C059" w:hAnsi="C059"/>
+          <w:b w:val="false"/>
+          <w:bCs w:val="false"/>
+          <w:strike w:val="false"/>
+          <w:dstrike w:val="false"/>
+          <w:position w:val="0"/>
+          <w:sz w:val="18"/>
+          <w:sz w:val="18"/>
+          <w:szCs w:val="18"/>
+          <w:vertAlign w:val="baseline"/>
+        </w:rPr>
+        <w:t>CS50 Computer Science</w:t>
+      </w:r>
+      <w:r>
+        <w:rPr>
+          <w:rFonts w:ascii="C059" w:hAnsi="C059"/>
+          <w:b/>
+          <w:bCs/>
+          <w:strike w:val="false"/>
+          <w:dstrike w:val="false"/>
+          <w:position w:val="0"/>
+          <w:sz w:val="18"/>
+          <w:sz w:val="18"/>
+          <w:szCs w:val="18"/>
+          <w:vertAlign w:val="baseline"/>
+        </w:rPr>
+        <w:t xml:space="preserve"> </w:t>
       </w:r>
       <w:r>
         <w:rPr>
@@ -727,6 +1220,8 @@
       <w:r>
         <w:rPr>
           <w:rFonts w:ascii="C059" w:hAnsi="C059"/>
+          <w:b w:val="false"/>
+          <w:bCs w:val="false"/>
           <w:strike w:val="false"/>
           <w:dstrike w:val="false"/>
           <w:position w:val="0"/>
@@ -735,7 +1230,67 @@
           <w:szCs w:val="18"/>
           <w:vertAlign w:val="baseline"/>
         </w:rPr>
-        <w:t xml:space="preserve">CS50: Cybersecurity / Computer Science  — </w:t>
+        <w:t xml:space="preserve">Data Science </w:t>
+      </w:r>
+      <w:r>
+        <w:rPr>
+          <w:rFonts w:ascii="C059" w:hAnsi="C059"/>
+          <w:b w:val="false"/>
+          <w:bCs w:val="false"/>
+          <w:strike w:val="false"/>
+          <w:dstrike w:val="false"/>
+          <w:position w:val="0"/>
+          <w:sz w:val="18"/>
+          <w:sz w:val="18"/>
+          <w:szCs w:val="18"/>
+          <w:vertAlign w:val="baseline"/>
+        </w:rPr>
+        <w:t>and</w:t>
+      </w:r>
+      <w:r>
+        <w:rPr>
+          <w:rFonts w:ascii="C059" w:hAnsi="C059"/>
+          <w:b w:val="false"/>
+          <w:bCs w:val="false"/>
+          <w:strike w:val="false"/>
+          <w:dstrike w:val="false"/>
+          <w:position w:val="0"/>
+          <w:sz w:val="18"/>
+          <w:sz w:val="18"/>
+          <w:szCs w:val="18"/>
+          <w:vertAlign w:val="baseline"/>
+        </w:rPr>
+        <w:t xml:space="preserve"> Analytics </w:t>
+      </w:r>
+      <w:r>
+        <w:rPr>
+          <w:rFonts w:ascii="C059" w:hAnsi="C059"/>
+          <w:b w:val="false"/>
+          <w:bCs w:val="false"/>
+          <w:strike w:val="false"/>
+          <w:dstrike w:val="false"/>
+          <w:position w:val="0"/>
+          <w:sz w:val="18"/>
+          <w:sz w:val="18"/>
+          <w:szCs w:val="18"/>
+          <w:vertAlign w:val="baseline"/>
+        </w:rPr>
+        <w:t>&amp;</w:t>
+      </w:r>
+      <w:r>
+        <w:rPr>
+          <w:rFonts w:ascii="C059" w:hAnsi="C059"/>
+          <w:b w:val="false"/>
+          <w:bCs w:val="false"/>
+          <w:strike w:val="false"/>
+          <w:dstrike w:val="false"/>
+          <w:position w:val="0"/>
+          <w:sz w:val="18"/>
+          <w:sz w:val="18"/>
+          <w:szCs w:val="18"/>
+          <w:vertAlign w:val="baseline"/>
+        </w:rPr>
+        <w:t xml:space="preserve"> Agile Project Management  —</w:t>
       </w:r>
       <w:r>
         <w:rPr>
@@ -750,7 +1305,7 @@
           <w:szCs w:val="18"/>
           <w:vertAlign w:val="baseline"/>
         </w:rPr>
-        <w:t>Harvard University</w:t>
+        <w:t xml:space="preserve">  HP LIFE</w:t>
       </w:r>
     </w:p>
     <w:p>
@@ -774,34 +1329,8 @@
           <w:szCs w:val="18"/>
           <w:vertAlign w:val="baseline"/>
         </w:rPr>
-        <w:t xml:space="preserve">Software Engineer  —  </w:t>
+        <w:t xml:space="preserve">Junior Cybersecurity Analyst </w:t>
       </w:r>
-      <w:r>
-        <w:rPr>
-          <w:rFonts w:ascii="C059" w:hAnsi="C059"/>
-          <w:b/>
-          <w:bCs/>
-          <w:strike w:val="false"/>
-          <w:dstrike w:val="false"/>
-          <w:position w:val="0"/>
-          <w:sz w:val="18"/>
-          <w:sz w:val="18"/>
-          <w:szCs w:val="18"/>
-          <w:vertAlign w:val="baseline"/>
-        </w:rPr>
-        <w:t>HackerRank</w:t>
-      </w:r>
-    </w:p>
-    <w:p>
-      <w:pPr>
-        <w:pStyle w:val="Normal"/>
-        <w:numPr>
-          <w:ilvl w:val="0"/>
-          <w:numId w:val="7"/>
-        </w:numPr>
-        <w:spacing w:lineRule="auto" w:line="252" w:before="0" w:after="60"/>
-        <w:rPr/>
-      </w:pPr>
       <w:r>
         <w:rPr>
           <w:rFonts w:ascii="C059" w:hAnsi="C059"/>
@@ -813,34 +1342,8 @@
           <w:szCs w:val="18"/>
           <w:vertAlign w:val="baseline"/>
         </w:rPr>
-        <w:t xml:space="preserve">Cisco CCIE Security v6 — </w:t>
+        <w:t xml:space="preserve">&amp; NDG Linux </w:t>
       </w:r>
-      <w:r>
-        <w:rPr>
-          <w:rFonts w:ascii="C059" w:hAnsi="C059"/>
-          <w:b/>
-          <w:bCs/>
-          <w:strike w:val="false"/>
-          <w:dstrike w:val="false"/>
-          <w:position w:val="0"/>
-          <w:sz w:val="18"/>
-          <w:sz w:val="18"/>
-          <w:szCs w:val="18"/>
-          <w:vertAlign w:val="baseline"/>
-        </w:rPr>
-        <w:t>Udemy</w:t>
-      </w:r>
-    </w:p>
-    <w:p>
-      <w:pPr>
-        <w:pStyle w:val="Normal"/>
-        <w:numPr>
-          <w:ilvl w:val="0"/>
-          <w:numId w:val="7"/>
-        </w:numPr>
-        <w:spacing w:lineRule="auto" w:line="252" w:before="0" w:after="60"/>
-        <w:rPr/>
-      </w:pPr>
       <w:r>
         <w:rPr>
           <w:rFonts w:ascii="C059" w:hAnsi="C059"/>
@@ -852,7 +1355,7 @@
           <w:szCs w:val="18"/>
           <w:vertAlign w:val="baseline"/>
         </w:rPr>
-        <w:t xml:space="preserve">Junior Cybersecurity Analyst  —  </w:t>
+        <w:t xml:space="preserve">  —  </w:t>
       </w:r>
       <w:r>
         <w:rPr>
@@ -891,34 +1394,8 @@
           <w:szCs w:val="18"/>
           <w:vertAlign w:val="baseline"/>
         </w:rPr>
-        <w:t xml:space="preserve">Data Science &amp; Analytics / Agile Project Management  —  </w:t>
+        <w:t xml:space="preserve">LFD103: Linux Kernel Development </w:t>
       </w:r>
-      <w:r>
-        <w:rPr>
-          <w:rFonts w:ascii="C059" w:hAnsi="C059"/>
-          <w:b/>
-          <w:bCs/>
-          <w:strike w:val="false"/>
-          <w:dstrike w:val="false"/>
-          <w:position w:val="0"/>
-          <w:sz w:val="18"/>
-          <w:sz w:val="18"/>
-          <w:szCs w:val="18"/>
-          <w:vertAlign w:val="baseline"/>
-        </w:rPr>
-        <w:t>HP LIFE</w:t>
-      </w:r>
-    </w:p>
-    <w:p>
-      <w:pPr>
-        <w:pStyle w:val="Normal"/>
-        <w:numPr>
-          <w:ilvl w:val="0"/>
-          <w:numId w:val="7"/>
-        </w:numPr>
-        <w:spacing w:lineRule="auto" w:line="252" w:before="0" w:after="60"/>
-        <w:rPr/>
-      </w:pPr>
       <w:r>
         <w:rPr>
           <w:rFonts w:ascii="C059" w:hAnsi="C059"/>
@@ -930,7 +1407,20 @@
           <w:szCs w:val="18"/>
           <w:vertAlign w:val="baseline"/>
         </w:rPr>
-        <w:t xml:space="preserve">LFD103: Linux Kernel Development / LFD121: Developing Secure Software  —  </w:t>
+        <w:t>&amp;</w:t>
+      </w:r>
+      <w:r>
+        <w:rPr>
+          <w:rFonts w:ascii="C059" w:hAnsi="C059"/>
+          <w:strike w:val="false"/>
+          <w:dstrike w:val="false"/>
+          <w:position w:val="0"/>
+          <w:sz w:val="18"/>
+          <w:sz w:val="18"/>
+          <w:szCs w:val="18"/>
+          <w:vertAlign w:val="baseline"/>
+        </w:rPr>
+        <w:t xml:space="preserve"> LFD121: Developing Secure Software  —  </w:t>
       </w:r>
       <w:r>
         <w:rPr>
@@ -953,30 +1443,10 @@
         <w:pStyle w:val="Normal"/>
         <w:numPr>
           <w:ilvl w:val="0"/>
-          <w:numId w:val="7"/>
+          <w:numId w:val="0"/>
         </w:numPr>
         <w:spacing w:lineRule="auto" w:line="252" w:before="0" w:after="60"/>
-        <w:rPr>
-          <w:b w:val="false"/>
-          <w:bCs w:val="false"/>
-        </w:rPr>
-      </w:pPr>
-      <w:r>
-        <w:rPr>
-          <w:rFonts w:ascii="C059" w:hAnsi="C059"/>
-          <w:b w:val="false"/>
-          <w:bCs w:val="false"/>
-          <w:strike w:val="false"/>
-          <w:dstrike w:val="false"/>
-          <w:position w:val="0"/>
-          <w:sz w:val="18"/>
-          <w:sz w:val="18"/>
-          <w:szCs w:val="18"/>
-          <w:vertAlign w:val="baseline"/>
-        </w:rPr>
-        <w:t xml:space="preserve">Linux Essentials /  Linux Unhatched  —  </w:t>
-      </w:r>
-      <w:r>
+        <w:ind w:hanging="0" w:left="720"/>
         <w:rPr>
           <w:rFonts w:ascii="C059" w:hAnsi="C059"/>
           <w:b/>
@@ -989,7 +1459,9 @@
           <w:szCs w:val="18"/>
           <w:vertAlign w:val="baseline"/>
         </w:rPr>
-        <w:t>NDG</w:t>
+      </w:pPr>
+      <w:r>
+        <w:rPr/>
       </w:r>
     </w:p>
     <w:p>
@@ -1010,68 +1482,7 @@
           <w:sz w:val="18"/>
           <w:szCs w:val="18"/>
         </w:rPr>
-        <w:t xml:space="preserve">SELECTED ENGINEERING PROJECTS </w:t>
-        <w:tab/>
-        <w:tab/>
-        <w:tab/>
-        <w:tab/>
-        <w:tab/>
-        <w:tab/>
-      </w:r>
-      <w:r>
-        <w:fldChar w:fldCharType="begin"/>
-      </w:r>
-      <w:r>
-        <w:rPr>
-          <w:rStyle w:val="Hyperlink"/>
-          <w:sz w:val="18"/>
-          <w:u w:val="none"/>
-          <w:b w:val="false"/>
-          <w:szCs w:val="18"/>
-          <w:bCs w:val="false"/>
-          <w:rFonts w:ascii="C059" w:hAnsi="C059"/>
-          <w:color w:val="2A6099"/>
-        </w:rPr>
-        <w:instrText xml:space="preserve"> HYPERLINK "https://moudzx.github.io/" \l "projects"</w:instrText>
-      </w:r>
-      <w:r>
-        <w:rPr>
-          <w:rStyle w:val="Hyperlink"/>
-          <w:sz w:val="18"/>
-          <w:u w:val="none"/>
-          <w:b w:val="false"/>
-          <w:szCs w:val="18"/>
-          <w:bCs w:val="false"/>
-          <w:rFonts w:ascii="C059" w:hAnsi="C059"/>
-          <w:color w:val="2A6099"/>
-        </w:rPr>
-        <w:fldChar w:fldCharType="separate"/>
-      </w:r>
-      <w:r>
-        <w:rPr>
-          <w:rStyle w:val="Hyperlink"/>
-          <w:rFonts w:ascii="C059" w:hAnsi="C059"/>
-          <w:b w:val="false"/>
-          <w:bCs w:val="false"/>
-          <w:color w:val="2A6099"/>
-          <w:sz w:val="18"/>
-          <w:szCs w:val="18"/>
-          <w:u w:val="none"/>
-        </w:rPr>
-        <w:t>https://moudzx.github.io/#projects</w:t>
-      </w:r>
-      <w:r>
-        <w:rPr>
-          <w:rStyle w:val="Hyperlink"/>
-          <w:sz w:val="18"/>
-          <w:u w:val="none"/>
-          <w:b w:val="false"/>
-          <w:szCs w:val="18"/>
-          <w:bCs w:val="false"/>
-          <w:rFonts w:ascii="C059" w:hAnsi="C059"/>
-          <w:color w:val="2A6099"/>
-        </w:rPr>
-        <w:fldChar w:fldCharType="end"/>
+        <w:t xml:space="preserve">SELECTED PROJECTS </w:t>
       </w:r>
     </w:p>
     <w:p>
@@ -1117,7 +1528,29 @@
           <w:szCs w:val="18"/>
           <w:u w:val="none"/>
         </w:rPr>
-        <w:t>An ongoing project, so far consists of a bootable Linux kernel customization, a customized shell environment, a custom logging driver, additional C libraries (string interpolation and integer overflow handling) and re-creations of some command-line tools and built-in apps such as a CPU scheduling visualizer.</w:t>
+        <w:t xml:space="preserve">An ongoing project, </w:t>
+      </w:r>
+      <w:r>
+        <w:rPr>
+          <w:rFonts w:ascii="C059" w:hAnsi="C059"/>
+          <w:b w:val="false"/>
+          <w:bCs w:val="false"/>
+          <w:sz w:val="18"/>
+          <w:szCs w:val="18"/>
+          <w:u w:val="none"/>
+        </w:rPr>
+        <w:t xml:space="preserve">consisting </w:t>
+      </w:r>
+      <w:r>
+        <w:rPr>
+          <w:rFonts w:ascii="C059" w:hAnsi="C059"/>
+          <w:b w:val="false"/>
+          <w:bCs w:val="false"/>
+          <w:sz w:val="18"/>
+          <w:szCs w:val="18"/>
+          <w:u w:val="none"/>
+        </w:rPr>
+        <w:t>of a bootable Linux kernel customization, a customized shell environment, a custom logging driver, additional C libraries (string interpolation and integer overflow handling) and re-creations of some command-line tools and built-in apps such as a CPU scheduling visualizer.</w:t>
       </w:r>
     </w:p>
     <w:p>
@@ -1163,17 +1596,7 @@
           <w:szCs w:val="18"/>
           <w:u w:val="none"/>
         </w:rPr>
-        <w:t>An interaction based platform for patients and doctors with medication/nutrition management, real-time chat, and appointment</w:t>
-      </w:r>
-      <w:r>
-        <w:rPr>
-          <w:rStyle w:val="Hyperlink"/>
-          <w:rFonts w:ascii="C059" w:hAnsi="C059"/>
-          <w:sz w:val="18"/>
-          <w:szCs w:val="18"/>
-          <w:u w:val="none"/>
-        </w:rPr>
-        <w:t xml:space="preserve"> </w:t>
+        <w:t>F</w:t>
       </w:r>
       <w:r>
         <w:rPr>
@@ -1184,7 +1607,7 @@
           <w:szCs w:val="18"/>
           <w:u w:val="none"/>
         </w:rPr>
-        <w:t>scheduling.</w:t>
+        <w:t>ull-stack healthcare platform connecting patients and doctors with real-time chat, a medication/nutrition management system with dosage tracking and refill reminders, appointment scheduling with calendar integration and automated email/SMS notifications.</w:t>
       </w:r>
     </w:p>
     <w:p>
@@ -1328,7 +1751,27 @@
           <w:szCs w:val="18"/>
           <w:u w:val="none"/>
         </w:rPr>
-        <w:t>Helmert 7-Parameter Geodetic Transformer [Java]</w:t>
+        <w:t xml:space="preserve">Helmert 7-Parameter Geodetic Transformer [Java, </w:t>
+      </w:r>
+      <w:r>
+        <w:rPr>
+          <w:rFonts w:ascii="C059" w:hAnsi="C059"/>
+          <w:b/>
+          <w:sz w:val="18"/>
+          <w:szCs w:val="18"/>
+          <w:u w:val="none"/>
+        </w:rPr>
+        <w:t>Swing</w:t>
+      </w:r>
+      <w:r>
+        <w:rPr>
+          <w:rFonts w:ascii="C059" w:hAnsi="C059"/>
+          <w:b/>
+          <w:sz w:val="18"/>
+          <w:szCs w:val="18"/>
+          <w:u w:val="none"/>
+        </w:rPr>
+        <w:t>]</w:t>
       </w:r>
     </w:p>
     <w:p>
@@ -1351,7 +1794,29 @@
           <w:szCs w:val="18"/>
           <w:u w:val="none"/>
         </w:rPr>
-        <w:t>Coordinate GUI (Swing) tool performing seven-parameter Helmert transforms between geographic and geocentric systems</w:t>
+        <w:t xml:space="preserve">GUI </w:t>
+      </w:r>
+      <w:r>
+        <w:rPr>
+          <w:rStyle w:val="Hyperlink"/>
+          <w:rFonts w:ascii="C059" w:hAnsi="C059"/>
+          <w:color w:val="000000"/>
+          <w:sz w:val="18"/>
+          <w:szCs w:val="18"/>
+          <w:u w:val="none"/>
+        </w:rPr>
+        <w:t>application</w:t>
+      </w:r>
+      <w:r>
+        <w:rPr>
+          <w:rStyle w:val="Hyperlink"/>
+          <w:rFonts w:ascii="C059" w:hAnsi="C059"/>
+          <w:color w:val="000000"/>
+          <w:sz w:val="18"/>
+          <w:szCs w:val="18"/>
+          <w:u w:val="none"/>
+        </w:rPr>
+        <w:t xml:space="preserve"> performing seven-parameter Helmert transforms between geographic and geocentric systems</w:t>
       </w:r>
       <w:r>
         <w:rPr>

--- a/Mohamad_Mostafa_CV.docx
+++ b/Mohamad_Mostafa_CV.docx
@@ -76,23 +76,7 @@
           <w:sz w:val="18"/>
           <w:szCs w:val="18"/>
         </w:rPr>
-        <w:t>Git</w:t>
-      </w:r>
-      <w:r>
-        <w:rPr>
-          <w:rFonts w:ascii="C059" w:hAnsi="C059"/>
-          <w:sz w:val="18"/>
-          <w:szCs w:val="18"/>
-        </w:rPr>
-        <w:t>h</w:t>
-      </w:r>
-      <w:r>
-        <w:rPr>
-          <w:rFonts w:ascii="C059" w:hAnsi="C059"/>
-          <w:sz w:val="18"/>
-          <w:szCs w:val="18"/>
-        </w:rPr>
-        <w:t xml:space="preserve">ub: </w:t>
+        <w:t xml:space="preserve">Github: </w:t>
       </w:r>
       <w:hyperlink r:id="rId2">
         <w:r>
@@ -161,7 +145,12 @@
         </w:rPr>
       </w:pPr>
       <w:r>
-        <w:rPr/>
+        <w:rPr>
+          <w:rFonts w:ascii="C059" w:hAnsi="C059"/>
+          <w:sz w:val="18"/>
+          <w:szCs w:val="18"/>
+          <w:u w:val="none"/>
+        </w:rPr>
       </w:r>
     </w:p>
     <w:p>
@@ -204,55 +193,7 @@
           <w:sz w:val="18"/>
           <w:szCs w:val="18"/>
         </w:rPr>
-        <w:t xml:space="preserve">Software Engineer with a </w:t>
-      </w:r>
-      <w:r>
-        <w:rPr>
-          <w:rFonts w:ascii="C059" w:hAnsi="C059"/>
-          <w:sz w:val="18"/>
-          <w:szCs w:val="18"/>
-        </w:rPr>
-        <w:t>B.Sc.</w:t>
-      </w:r>
-      <w:r>
-        <w:rPr>
-          <w:rFonts w:ascii="C059" w:hAnsi="C059"/>
-          <w:sz w:val="18"/>
-          <w:szCs w:val="18"/>
-        </w:rPr>
-        <w:t xml:space="preserve"> in Computer Science and expertise in </w:t>
-      </w:r>
-      <w:r>
-        <w:rPr>
-          <w:rFonts w:ascii="C059" w:hAnsi="C059"/>
-          <w:sz w:val="18"/>
-          <w:szCs w:val="18"/>
-        </w:rPr>
-        <w:t>system design</w:t>
-      </w:r>
-      <w:r>
-        <w:rPr>
-          <w:rFonts w:ascii="C059" w:hAnsi="C059"/>
-          <w:sz w:val="18"/>
-          <w:szCs w:val="18"/>
-        </w:rPr>
-        <w:t xml:space="preserve"> and full-stack development. </w:t>
-      </w:r>
-      <w:r>
-        <w:rPr>
-          <w:rFonts w:ascii="C059" w:hAnsi="C059"/>
-          <w:sz w:val="18"/>
-          <w:szCs w:val="18"/>
-        </w:rPr>
-        <w:t>D</w:t>
-      </w:r>
-      <w:r>
-        <w:rPr>
-          <w:rFonts w:ascii="C059" w:hAnsi="C059"/>
-          <w:sz w:val="18"/>
-          <w:szCs w:val="18"/>
-        </w:rPr>
-        <w:t>eveloped production-grade healthcare and media platforms, Built a bootable Linux kernel with custom drivers, and led technical operations for a NASA-affiliated event. Seeking Software Engineering roles in systems infrastructure, backend development, or full-stack engineering.</w:t>
+        <w:t>Software Engineer with a B.Sc. in Computer Science and expertise in system design and full-stack development. Developed production-grade healthcare and media platforms, Built a bootable Linux kernel with custom drivers, and led technical operations for a NASA-affiliated event. Seeking Software Engineering roles in systems infrastructure, backend development, or full-stack engineering.</w:t>
       </w:r>
     </w:p>
     <w:p>
@@ -302,63 +243,7 @@
           <w:sz w:val="18"/>
           <w:szCs w:val="18"/>
         </w:rPr>
-        <w:t xml:space="preserve">C, Java, Python, C#, C++, </w:t>
-      </w:r>
-      <w:r>
-        <w:rPr>
-          <w:rFonts w:ascii="C059" w:hAnsi="C059"/>
-          <w:sz w:val="18"/>
-          <w:szCs w:val="18"/>
-        </w:rPr>
-        <w:t>x86-64</w:t>
-      </w:r>
-      <w:r>
-        <w:rPr>
-          <w:rFonts w:ascii="C059" w:hAnsi="C059"/>
-          <w:sz w:val="18"/>
-          <w:szCs w:val="18"/>
-        </w:rPr>
-        <w:t xml:space="preserve"> Assembly, </w:t>
-      </w:r>
-      <w:r>
-        <w:rPr>
-          <w:rFonts w:ascii="C059" w:hAnsi="C059"/>
-          <w:sz w:val="18"/>
-          <w:szCs w:val="18"/>
-        </w:rPr>
-        <w:t>S</w:t>
-      </w:r>
-      <w:r>
-        <w:rPr>
-          <w:rFonts w:ascii="C059" w:hAnsi="C059"/>
-          <w:sz w:val="18"/>
-          <w:szCs w:val="18"/>
-        </w:rPr>
-        <w:t xml:space="preserve">hell </w:t>
-      </w:r>
-      <w:r>
-        <w:rPr>
-          <w:rFonts w:ascii="C059" w:hAnsi="C059"/>
-          <w:sz w:val="18"/>
-          <w:szCs w:val="18"/>
-        </w:rPr>
-        <w:t>S</w:t>
-      </w:r>
-      <w:r>
-        <w:rPr>
-          <w:rFonts w:ascii="C059" w:hAnsi="C059"/>
-          <w:sz w:val="18"/>
-          <w:szCs w:val="18"/>
-        </w:rPr>
-        <w:t xml:space="preserve">cripting, </w:t>
-      </w:r>
-      <w:r>
-        <w:rPr>
-          <w:rFonts w:ascii="C059" w:hAnsi="C059"/>
-          <w:sz w:val="18"/>
-          <w:szCs w:val="18"/>
-        </w:rPr>
-        <w:t>Prolog</w:t>
+        <w:t>C, Java, Python, C#, C++, x86-64 Assembly, Shell Scripting, Prolog</w:t>
       </w:r>
     </w:p>
     <w:p>
@@ -387,15 +272,7 @@
           <w:sz w:val="18"/>
           <w:szCs w:val="18"/>
         </w:rPr>
-        <w:t xml:space="preserve">: </w:t>
-      </w:r>
-      <w:r>
-        <w:rPr>
-          <w:rFonts w:ascii="C059" w:hAnsi="C059"/>
-          <w:sz w:val="18"/>
-          <w:szCs w:val="18"/>
-        </w:rPr>
-        <w:t>PHP, .NET Framework, Python (Flask, Django), HTML, CSS, JavaScript, SQL, R-Databases</w:t>
+        <w:t>: PHP, .NET Framework, Python (Flask, Django), HTML, CSS, JavaScript, SQL, R-Databases</w:t>
       </w:r>
     </w:p>
     <w:p>
@@ -427,77 +304,7 @@
           <w:sz w:val="18"/>
           <w:szCs w:val="18"/>
         </w:rPr>
-        <w:t xml:space="preserve">Git, Docker, </w:t>
-      </w:r>
-      <w:r>
-        <w:rPr>
-          <w:rFonts w:ascii="C059" w:hAnsi="C059"/>
-          <w:b w:val="false"/>
-          <w:bCs w:val="false"/>
-          <w:sz w:val="18"/>
-          <w:szCs w:val="18"/>
-        </w:rPr>
-        <w:t>Visual Paradigm,</w:t>
-      </w:r>
-      <w:r>
-        <w:rPr>
-          <w:rFonts w:ascii="C059" w:hAnsi="C059"/>
-          <w:b w:val="false"/>
-          <w:bCs w:val="false"/>
-          <w:sz w:val="18"/>
-          <w:szCs w:val="18"/>
-        </w:rPr>
-        <w:t xml:space="preserve"> Wire</w:t>
-      </w:r>
-      <w:r>
-        <w:rPr>
-          <w:rFonts w:ascii="C059" w:hAnsi="C059"/>
-          <w:b w:val="false"/>
-          <w:bCs w:val="false"/>
-          <w:sz w:val="18"/>
-          <w:szCs w:val="18"/>
-        </w:rPr>
-        <w:t>s</w:t>
-      </w:r>
-      <w:r>
-        <w:rPr>
-          <w:rFonts w:ascii="C059" w:hAnsi="C059"/>
-          <w:b w:val="false"/>
-          <w:bCs w:val="false"/>
-          <w:sz w:val="18"/>
-          <w:szCs w:val="18"/>
-        </w:rPr>
-        <w:t xml:space="preserve">hark, Packet Tracer, </w:t>
-      </w:r>
-      <w:r>
-        <w:rPr>
-          <w:rFonts w:ascii="C059" w:hAnsi="C059"/>
-          <w:b w:val="false"/>
-          <w:bCs w:val="false"/>
-          <w:sz w:val="18"/>
-          <w:szCs w:val="18"/>
-        </w:rPr>
-        <w:t>A</w:t>
-      </w:r>
-      <w:r>
-        <w:rPr>
-          <w:rFonts w:ascii="C059" w:hAnsi="C059"/>
-          <w:b w:val="false"/>
-          <w:bCs w:val="false"/>
-          <w:sz w:val="18"/>
-          <w:szCs w:val="18"/>
-        </w:rPr>
-        <w:t>rcGIS, Office, V</w:t>
-      </w:r>
-      <w:r>
-        <w:rPr>
-          <w:rFonts w:ascii="C059" w:hAnsi="C059"/>
-          <w:b w:val="false"/>
-          <w:bCs w:val="false"/>
-          <w:sz w:val="18"/>
-          <w:szCs w:val="18"/>
-        </w:rPr>
-        <w:t>im</w:t>
+        <w:t>Git, Docker, Visual Paradigm, Wireshark, Packet Tracer, ArcGIS, Office, Vim</w:t>
       </w:r>
     </w:p>
     <w:p>
@@ -527,23 +334,7 @@
           <w:sz w:val="18"/>
           <w:szCs w:val="18"/>
         </w:rPr>
-        <w:t>Arabic (Native), English (Fluent), French (</w:t>
-      </w:r>
-      <w:r>
-        <w:rPr>
-          <w:rFonts w:ascii="C059" w:hAnsi="C059"/>
-          <w:sz w:val="18"/>
-          <w:szCs w:val="18"/>
-        </w:rPr>
-        <w:t>Academic</w:t>
-      </w:r>
-      <w:r>
-        <w:rPr>
-          <w:rFonts w:ascii="C059" w:hAnsi="C059"/>
-          <w:sz w:val="18"/>
-          <w:szCs w:val="18"/>
-        </w:rPr>
-        <w:t>)</w:t>
+        <w:t>Arabic (Native), English (Fluent), French (Academic)</w:t>
       </w:r>
     </w:p>
     <w:p>
@@ -592,17 +383,7 @@
           <w:szCs w:val="18"/>
           <w:u w:val="none"/>
         </w:rPr>
-        <w:t xml:space="preserve">NASA Space Apps </w:t>
-      </w:r>
-      <w:r>
-        <w:rPr>
-          <w:rFonts w:ascii="C059" w:hAnsi="C059"/>
-          <w:b/>
-          <w:sz w:val="18"/>
-          <w:szCs w:val="18"/>
-          <w:u w:val="none"/>
-        </w:rPr>
-        <w:t xml:space="preserve">| </w:t>
+        <w:t xml:space="preserve">NASA Space Apps | </w:t>
       </w:r>
       <w:r>
         <w:rPr>
@@ -629,21 +410,7 @@
           <w:szCs w:val="18"/>
           <w:u w:val="none"/>
         </w:rPr>
-        <w:t xml:space="preserve">Lead </w:t>
-      </w:r>
-      <w:r>
-        <w:rPr>
-          <w:rStyle w:val="Emphasis"/>
-          <w:rFonts w:ascii="C059" w:hAnsi="C059"/>
-          <w:b w:val="false"/>
-          <w:bCs w:val="false"/>
-          <w:i w:val="false"/>
-          <w:iCs w:val="false"/>
-          <w:sz w:val="18"/>
-          <w:szCs w:val="18"/>
-          <w:u w:val="none"/>
-        </w:rPr>
-        <w:t>| 2026- (Seasonal)</w:t>
+        <w:t>Lead | 2026- (Seasonal)</w:t>
       </w:r>
     </w:p>
     <w:p>
@@ -664,88 +431,7 @@
           <w:szCs w:val="18"/>
           <w:u w:val="none"/>
         </w:rPr>
-        <w:t xml:space="preserve">Coordinated with the local organizers to ensure readiness for </w:t>
-      </w:r>
-      <w:r>
-        <w:rPr>
-          <w:rFonts w:ascii="C059" w:hAnsi="C059"/>
-          <w:sz w:val="18"/>
-          <w:szCs w:val="18"/>
-          <w:u w:val="none"/>
-        </w:rPr>
-        <w:t xml:space="preserve">NASA’s </w:t>
-      </w:r>
-      <w:r>
-        <w:rPr>
-          <w:rFonts w:ascii="C059" w:hAnsi="C059"/>
-          <w:sz w:val="18"/>
-          <w:szCs w:val="18"/>
-          <w:u w:val="none"/>
-        </w:rPr>
-        <w:t xml:space="preserve">first Space Apps Challenge hackathon infrastructure </w:t>
-      </w:r>
-      <w:r>
-        <w:rPr>
-          <w:rFonts w:ascii="C059" w:hAnsi="C059"/>
-          <w:sz w:val="18"/>
-          <w:szCs w:val="18"/>
-          <w:u w:val="none"/>
-        </w:rPr>
-        <w:t>in Tripoli. And o</w:t>
-      </w:r>
-      <w:r>
-        <w:rPr>
-          <w:rFonts w:ascii="C059" w:hAnsi="C059"/>
-          <w:sz w:val="18"/>
-          <w:szCs w:val="18"/>
-          <w:u w:val="none"/>
-        </w:rPr>
-        <w:t>wned</w:t>
-      </w:r>
-      <w:r>
-        <w:rPr>
-          <w:rFonts w:ascii="C059" w:hAnsi="C059"/>
-          <w:sz w:val="18"/>
-          <w:szCs w:val="18"/>
-          <w:u w:val="none"/>
-        </w:rPr>
-        <w:t xml:space="preserve"> technical operations, including building, maintainin</w:t>
-      </w:r>
-      <w:r>
-        <w:rPr>
-          <w:rFonts w:ascii="C059" w:hAnsi="C059"/>
-          <w:sz w:val="18"/>
-          <w:szCs w:val="18"/>
-          <w:u w:val="none"/>
-        </w:rPr>
-        <w:t xml:space="preserve">g </w:t>
-      </w:r>
-      <w:r>
-        <w:rPr>
-          <w:rFonts w:ascii="C059" w:hAnsi="C059"/>
-          <w:sz w:val="18"/>
-          <w:szCs w:val="18"/>
-          <w:u w:val="none"/>
-        </w:rPr>
-        <w:t xml:space="preserve">and </w:t>
-      </w:r>
-      <w:r>
-        <w:rPr>
-          <w:rFonts w:ascii="C059" w:hAnsi="C059"/>
-          <w:sz w:val="18"/>
-          <w:szCs w:val="18"/>
-          <w:u w:val="none"/>
-        </w:rPr>
-        <w:t xml:space="preserve">deploying </w:t>
-      </w:r>
-      <w:r>
-        <w:rPr>
-          <w:rFonts w:ascii="C059" w:hAnsi="C059"/>
-          <w:sz w:val="18"/>
-          <w:szCs w:val="18"/>
-          <w:u w:val="none"/>
-        </w:rPr>
-        <w:t>the event website.</w:t>
+        <w:t>Coordinated with the local organizers to ensure readiness for NASA’s first Space Apps Challenge hackathon infrastructure in Tripoli. And owned technical operations, including building, maintaining and deploying the event website.</w:t>
       </w:r>
     </w:p>
     <w:p>
@@ -791,16 +477,7 @@
           <w:sz w:val="18"/>
           <w:szCs w:val="18"/>
         </w:rPr>
-        <w:t>Lebanese University, Faculty of Sciences</w:t>
-      </w:r>
-      <w:r>
-        <w:rPr>
-          <w:rFonts w:ascii="C059" w:hAnsi="C059"/>
-          <w:b/>
-          <w:sz w:val="18"/>
-          <w:szCs w:val="18"/>
-        </w:rPr>
-        <w:t xml:space="preserve"> </w:t>
+        <w:t xml:space="preserve">Lebanese University, Faculty of Sciences </w:t>
       </w:r>
       <w:r>
         <w:rPr>
@@ -901,16 +578,7 @@
           <w:szCs w:val="18"/>
           <w:u w:val="single"/>
         </w:rPr>
-        <w:t>Coursework</w:t>
-      </w:r>
-      <w:r>
-        <w:rPr>
-          <w:rFonts w:ascii="C059" w:hAnsi="C059"/>
-          <w:sz w:val="18"/>
-          <w:szCs w:val="18"/>
-          <w:u w:val="single"/>
-        </w:rPr>
-        <w:t xml:space="preserve">: </w:t>
+        <w:t xml:space="preserve">Coursework: </w:t>
       </w:r>
       <w:r>
         <w:rPr>
@@ -919,38 +587,7 @@
           <w:szCs w:val="18"/>
         </w:rPr>
         <w:tab/>
-      </w:r>
-      <w:r>
-        <w:rPr>
-          <w:rFonts w:ascii="C059" w:hAnsi="C059"/>
-          <w:sz w:val="18"/>
-          <w:szCs w:val="18"/>
-        </w:rPr>
-        <w:t>Full-Stack W</w:t>
-      </w:r>
-      <w:r>
-        <w:rPr>
-          <w:rFonts w:ascii="C059" w:hAnsi="C059"/>
-          <w:sz w:val="18"/>
-          <w:szCs w:val="18"/>
-        </w:rPr>
-        <w:t xml:space="preserve">eb Development, GUI Development, Software Engineering, </w:t>
-      </w:r>
-      <w:r>
-        <w:rPr>
-          <w:rFonts w:ascii="C059" w:hAnsi="C059"/>
-          <w:sz w:val="18"/>
-          <w:szCs w:val="18"/>
-        </w:rPr>
-        <w:t>Data Structures &amp; Algorithms</w:t>
-      </w:r>
-      <w:r>
-        <w:rPr>
-          <w:rFonts w:ascii="C059" w:hAnsi="C059"/>
-          <w:sz w:val="18"/>
-          <w:szCs w:val="18"/>
-        </w:rPr>
-        <w:t xml:space="preserve">, </w:t>
+        <w:t xml:space="preserve">Full-Stack Web Development, GUI Development, Software Engineering, Data Structures &amp; Algorithms, </w:t>
       </w:r>
     </w:p>
     <w:p>
@@ -972,23 +609,7 @@
         </w:rPr>
         <w:tab/>
         <w:tab/>
-        <w:t xml:space="preserve">Operating Systems, Computer Architecture, </w:t>
-      </w:r>
-      <w:r>
-        <w:rPr>
-          <w:rFonts w:ascii="C059" w:hAnsi="C059"/>
-          <w:sz w:val="18"/>
-          <w:szCs w:val="18"/>
-        </w:rPr>
-        <w:t>AI, Discrete Mathematics,</w:t>
-      </w:r>
-      <w:r>
-        <w:rPr>
-          <w:rFonts w:ascii="C059" w:hAnsi="C059"/>
-          <w:sz w:val="18"/>
-          <w:szCs w:val="18"/>
-        </w:rPr>
-        <w:t xml:space="preserve"> Networking, Cybersecurity</w:t>
+        <w:t>Operating Systems, Computer Architecture, AI, Discrete Mathematics, Networking, Cybersecurity</w:t>
       </w:r>
     </w:p>
     <w:p>
@@ -1034,22 +655,7 @@
           <w:szCs w:val="18"/>
           <w:vertAlign w:val="baseline"/>
         </w:rPr>
-        <w:t xml:space="preserve">Java </w:t>
-      </w:r>
-      <w:r>
-        <w:rPr>
-          <w:rFonts w:ascii="C059" w:hAnsi="C059"/>
-          <w:b w:val="false"/>
-          <w:bCs w:val="false"/>
-          <w:strike w:val="false"/>
-          <w:dstrike w:val="false"/>
-          <w:position w:val="0"/>
-          <w:sz w:val="18"/>
-          <w:sz w:val="18"/>
-          <w:szCs w:val="18"/>
-          <w:vertAlign w:val="baseline"/>
-        </w:rPr>
-        <w:t>Foundations</w:t>
+        <w:t>Java Foundations</w:t>
       </w:r>
       <w:r>
         <w:rPr>
@@ -1230,67 +836,7 @@
           <w:szCs w:val="18"/>
           <w:vertAlign w:val="baseline"/>
         </w:rPr>
-        <w:t xml:space="preserve">Data Science </w:t>
-      </w:r>
-      <w:r>
-        <w:rPr>
-          <w:rFonts w:ascii="C059" w:hAnsi="C059"/>
-          <w:b w:val="false"/>
-          <w:bCs w:val="false"/>
-          <w:strike w:val="false"/>
-          <w:dstrike w:val="false"/>
-          <w:position w:val="0"/>
-          <w:sz w:val="18"/>
-          <w:sz w:val="18"/>
-          <w:szCs w:val="18"/>
-          <w:vertAlign w:val="baseline"/>
-        </w:rPr>
-        <w:t>and</w:t>
-      </w:r>
-      <w:r>
-        <w:rPr>
-          <w:rFonts w:ascii="C059" w:hAnsi="C059"/>
-          <w:b w:val="false"/>
-          <w:bCs w:val="false"/>
-          <w:strike w:val="false"/>
-          <w:dstrike w:val="false"/>
-          <w:position w:val="0"/>
-          <w:sz w:val="18"/>
-          <w:sz w:val="18"/>
-          <w:szCs w:val="18"/>
-          <w:vertAlign w:val="baseline"/>
-        </w:rPr>
-        <w:t xml:space="preserve"> Analytics </w:t>
-      </w:r>
-      <w:r>
-        <w:rPr>
-          <w:rFonts w:ascii="C059" w:hAnsi="C059"/>
-          <w:b w:val="false"/>
-          <w:bCs w:val="false"/>
-          <w:strike w:val="false"/>
-          <w:dstrike w:val="false"/>
-          <w:position w:val="0"/>
-          <w:sz w:val="18"/>
-          <w:sz w:val="18"/>
-          <w:szCs w:val="18"/>
-          <w:vertAlign w:val="baseline"/>
-        </w:rPr>
-        <w:t>&amp;</w:t>
-      </w:r>
-      <w:r>
-        <w:rPr>
-          <w:rFonts w:ascii="C059" w:hAnsi="C059"/>
-          <w:b w:val="false"/>
-          <w:bCs w:val="false"/>
-          <w:strike w:val="false"/>
-          <w:dstrike w:val="false"/>
-          <w:position w:val="0"/>
-          <w:sz w:val="18"/>
-          <w:sz w:val="18"/>
-          <w:szCs w:val="18"/>
-          <w:vertAlign w:val="baseline"/>
-        </w:rPr>
-        <w:t xml:space="preserve"> Agile Project Management  —</w:t>
+        <w:t>Data Science and Analytics &amp; Agile Project Management  —</w:t>
       </w:r>
       <w:r>
         <w:rPr>
@@ -1329,33 +875,7 @@
           <w:szCs w:val="18"/>
           <w:vertAlign w:val="baseline"/>
         </w:rPr>
-        <w:t xml:space="preserve">Junior Cybersecurity Analyst </w:t>
-      </w:r>
-      <w:r>
-        <w:rPr>
-          <w:rFonts w:ascii="C059" w:hAnsi="C059"/>
-          <w:strike w:val="false"/>
-          <w:dstrike w:val="false"/>
-          <w:position w:val="0"/>
-          <w:sz w:val="18"/>
-          <w:sz w:val="18"/>
-          <w:szCs w:val="18"/>
-          <w:vertAlign w:val="baseline"/>
-        </w:rPr>
-        <w:t xml:space="preserve">&amp; NDG Linux </w:t>
-      </w:r>
-      <w:r>
-        <w:rPr>
-          <w:rFonts w:ascii="C059" w:hAnsi="C059"/>
-          <w:strike w:val="false"/>
-          <w:dstrike w:val="false"/>
-          <w:position w:val="0"/>
-          <w:sz w:val="18"/>
-          <w:sz w:val="18"/>
-          <w:szCs w:val="18"/>
-          <w:vertAlign w:val="baseline"/>
-        </w:rPr>
-        <w:t xml:space="preserve">  —  </w:t>
+        <w:t xml:space="preserve">Junior Cybersecurity Analyst &amp; NDG Linux   —  </w:t>
       </w:r>
       <w:r>
         <w:rPr>
@@ -1394,33 +914,7 @@
           <w:szCs w:val="18"/>
           <w:vertAlign w:val="baseline"/>
         </w:rPr>
-        <w:t xml:space="preserve">LFD103: Linux Kernel Development </w:t>
-      </w:r>
-      <w:r>
-        <w:rPr>
-          <w:rFonts w:ascii="C059" w:hAnsi="C059"/>
-          <w:strike w:val="false"/>
-          <w:dstrike w:val="false"/>
-          <w:position w:val="0"/>
-          <w:sz w:val="18"/>
-          <w:sz w:val="18"/>
-          <w:szCs w:val="18"/>
-          <w:vertAlign w:val="baseline"/>
-        </w:rPr>
-        <w:t>&amp;</w:t>
-      </w:r>
-      <w:r>
-        <w:rPr>
-          <w:rFonts w:ascii="C059" w:hAnsi="C059"/>
-          <w:strike w:val="false"/>
-          <w:dstrike w:val="false"/>
-          <w:position w:val="0"/>
-          <w:sz w:val="18"/>
-          <w:sz w:val="18"/>
-          <w:szCs w:val="18"/>
-          <w:vertAlign w:val="baseline"/>
-        </w:rPr>
-        <w:t xml:space="preserve"> LFD121: Developing Secure Software  —  </w:t>
+        <w:t xml:space="preserve">LFD103: Linux Kernel Development &amp; LFD121: Developing Secure Software  —  </w:t>
       </w:r>
       <w:r>
         <w:rPr>
@@ -1441,32 +935,6 @@
     <w:p>
       <w:pPr>
         <w:pStyle w:val="Normal"/>
-        <w:numPr>
-          <w:ilvl w:val="0"/>
-          <w:numId w:val="0"/>
-        </w:numPr>
-        <w:spacing w:lineRule="auto" w:line="252" w:before="0" w:after="60"/>
-        <w:ind w:hanging="0" w:left="720"/>
-        <w:rPr>
-          <w:rFonts w:ascii="C059" w:hAnsi="C059"/>
-          <w:b/>
-          <w:bCs/>
-          <w:strike w:val="false"/>
-          <w:dstrike w:val="false"/>
-          <w:position w:val="0"/>
-          <w:sz w:val="18"/>
-          <w:sz w:val="18"/>
-          <w:szCs w:val="18"/>
-          <w:vertAlign w:val="baseline"/>
-        </w:rPr>
-      </w:pPr>
-      <w:r>
-        <w:rPr/>
-      </w:r>
-    </w:p>
-    <w:p>
-      <w:pPr>
-        <w:pStyle w:val="Normal"/>
         <w:pBdr>
           <w:bottom w:val="single" w:sz="6" w:space="3" w:color="111111"/>
         </w:pBdr>
@@ -1528,29 +996,7 @@
           <w:szCs w:val="18"/>
           <w:u w:val="none"/>
         </w:rPr>
-        <w:t xml:space="preserve">An ongoing project, </w:t>
-      </w:r>
-      <w:r>
-        <w:rPr>
-          <w:rFonts w:ascii="C059" w:hAnsi="C059"/>
-          <w:b w:val="false"/>
-          <w:bCs w:val="false"/>
-          <w:sz w:val="18"/>
-          <w:szCs w:val="18"/>
-          <w:u w:val="none"/>
-        </w:rPr>
-        <w:t xml:space="preserve">consisting </w:t>
-      </w:r>
-      <w:r>
-        <w:rPr>
-          <w:rFonts w:ascii="C059" w:hAnsi="C059"/>
-          <w:b w:val="false"/>
-          <w:bCs w:val="false"/>
-          <w:sz w:val="18"/>
-          <w:szCs w:val="18"/>
-          <w:u w:val="none"/>
-        </w:rPr>
-        <w:t>of a bootable Linux kernel customization, a customized shell environment, a custom logging driver, additional C libraries (string interpolation and integer overflow handling) and re-creations of some command-line tools and built-in apps such as a CPU scheduling visualizer.</w:t>
+        <w:t>An ongoing project, consisting of a bootable Linux kernel customization, a customized shell environment, a custom logging driver, additional C libraries (string interpolation and integer overflow handling) and re-creations of some command-line tools and built-in apps such as a CPU scheduling visualizer.</w:t>
       </w:r>
     </w:p>
     <w:p>
@@ -1596,18 +1042,7 @@
           <w:szCs w:val="18"/>
           <w:u w:val="none"/>
         </w:rPr>
-        <w:t>F</w:t>
-      </w:r>
-      <w:r>
-        <w:rPr>
-          <w:rStyle w:val="Hyperlink"/>
-          <w:rFonts w:ascii="C059" w:hAnsi="C059"/>
-          <w:color w:val="000000"/>
-          <w:sz w:val="18"/>
-          <w:szCs w:val="18"/>
-          <w:u w:val="none"/>
-        </w:rPr>
-        <w:t>ull-stack healthcare platform connecting patients and doctors with real-time chat, a medication/nutrition management system with dosage tracking and refill reminders, appointment scheduling with calendar integration and automated email/SMS notifications.</w:t>
+        <w:t>Full-stack healthcare platform connecting patients and doctors with real-time chat, a medication/nutrition management system with dosage tracking and refill reminders, appointment scheduling with calendar integration and automated email/SMS notifications.</w:t>
       </w:r>
     </w:p>
     <w:p>
@@ -1751,7 +1186,63 @@
           <w:szCs w:val="18"/>
           <w:u w:val="none"/>
         </w:rPr>
-        <w:t xml:space="preserve">Helmert 7-Parameter Geodetic Transformer [Java, </w:t>
+        <w:t>Helmert 7-Parameter Geodetic Transformer [Java, Swing]</w:t>
+      </w:r>
+    </w:p>
+    <w:p>
+      <w:pPr>
+        <w:pStyle w:val="Normal"/>
+        <w:numPr>
+          <w:ilvl w:val="0"/>
+          <w:numId w:val="0"/>
+        </w:numPr>
+        <w:spacing w:lineRule="auto" w:line="252" w:before="0" w:after="30"/>
+        <w:ind w:hanging="0" w:left="720"/>
+        <w:rPr/>
+      </w:pPr>
+      <w:r>
+        <w:rPr>
+          <w:rStyle w:val="Hyperlink"/>
+          <w:rFonts w:ascii="C059" w:hAnsi="C059"/>
+          <w:color w:val="000000"/>
+          <w:sz w:val="18"/>
+          <w:szCs w:val="18"/>
+          <w:u w:val="none"/>
+        </w:rPr>
+        <w:t>GUI application performing seven-parameter Helmert transforms between geographic and geocentric systems</w:t>
+      </w:r>
+      <w:r>
+        <w:rPr>
+          <w:rStyle w:val="Hyperlink"/>
+          <w:rFonts w:ascii="C059" w:hAnsi="C059"/>
+          <w:sz w:val="18"/>
+          <w:szCs w:val="18"/>
+          <w:u w:val="none"/>
+        </w:rPr>
+        <w:t>.</w:t>
+      </w:r>
+    </w:p>
+    <w:p>
+      <w:pPr>
+        <w:pStyle w:val="Normal"/>
+        <w:numPr>
+          <w:ilvl w:val="0"/>
+          <w:numId w:val="8"/>
+        </w:numPr>
+        <w:spacing w:lineRule="auto" w:line="252" w:before="0" w:after="30"/>
+        <w:rPr>
+          <w:u w:val="none"/>
+        </w:rPr>
+      </w:pPr>
+      <w:r>
+        <w:rPr>
+          <w:rFonts w:ascii="C059" w:hAnsi="C059"/>
+          <w:b/>
+          <w:sz w:val="18"/>
+          <w:szCs w:val="18"/>
+          <w:u w:val="none"/>
+        </w:rPr>
+        <w:t>RegexBuilder</w:t>
       </w:r>
       <w:r>
         <w:rPr>
@@ -1761,7 +1252,7 @@
           <w:szCs w:val="18"/>
           <w:u w:val="none"/>
         </w:rPr>
-        <w:t>Swing</w:t>
+        <w:t xml:space="preserve"> [Java</w:t>
       </w:r>
       <w:r>
         <w:rPr>
@@ -1794,7 +1285,7 @@
           <w:szCs w:val="18"/>
           <w:u w:val="none"/>
         </w:rPr>
-        <w:t xml:space="preserve">GUI </w:t>
+        <w:t xml:space="preserve">A chainable </w:t>
       </w:r>
       <w:r>
         <w:rPr>
@@ -1805,7 +1296,7 @@
           <w:szCs w:val="18"/>
           <w:u w:val="none"/>
         </w:rPr>
-        <w:t>application</w:t>
+        <w:t>Java library for building regular expression</w:t>
       </w:r>
       <w:r>
         <w:rPr>
@@ -1816,7 +1307,7 @@
           <w:szCs w:val="18"/>
           <w:u w:val="none"/>
         </w:rPr>
-        <w:t xml:space="preserve"> performing seven-parameter Helmert transforms between geographic and geocentric systems</w:t>
+        <w:t>s</w:t>
       </w:r>
       <w:r>
         <w:rPr>
